--- a/Individuals/final_reports/P2518507-HannahHow-CA2_Individual.docx
+++ b/Individuals/final_reports/P2518507-HannahHow-CA2_Individual.docx
@@ -1142,7 +1142,7 @@
                                   <w:pStyle w:val="NoSpacing"/>
                                   <w:jc w:val="right"/>
                                   <w:rPr>
-                                    <w:color w:val="FFFFFF" w:themeColor="background1"/>
+                                    <w:color w:val="1C1C1C"/>
                                     <w:sz w:val="28"/>
                                     <w:szCs w:val="28"/>
                                   </w:rPr>
@@ -1189,7 +1189,7 @@
                             <w:pStyle w:val="NoSpacing"/>
                             <w:jc w:val="right"/>
                             <w:rPr>
-                              <w:color w:val="FFFFFF" w:themeColor="background1"/>
+                              <w:color w:val="1C1C1C"/>
                               <w:sz w:val="28"/>
                               <w:szCs w:val="28"/>
                             </w:rPr>
@@ -1830,7 +1830,7 @@
               <w:rPr>
                 <w:rFonts w:ascii="Carlito" w:eastAsia="Carlito" w:hAnsi="Carlito"/>
                 <w:b/>
-                <w:color w:val="FFFFFF"/>
+                <w:color w:val="1C1C1C"/>
                 <w:sz w:val="18"/>
               </w:rPr>
               <w:t>Collection</w:t>
@@ -1863,7 +1863,7 @@
               <w:rPr>
                 <w:rFonts w:ascii="Carlito" w:eastAsia="Carlito" w:hAnsi="Carlito"/>
                 <w:b/>
-                <w:color w:val="FFFFFF"/>
+                <w:color w:val="1C1C1C"/>
                 <w:sz w:val="18"/>
               </w:rPr>
               <w:t>SQL</w:t>
@@ -2800,7 +2800,7 @@
               <w:rPr>
                 <w:rFonts w:ascii="Carlito" w:eastAsia="Carlito" w:hAnsi="Carlito"/>
                 <w:b/>
-                <w:color w:val="FFFFFF"/>
+                <w:color w:val="1C1C1C"/>
                 <w:sz w:val="18"/>
               </w:rPr>
               <w:t>Collection</w:t>
@@ -2833,7 +2833,7 @@
               <w:rPr>
                 <w:rFonts w:ascii="Carlito" w:eastAsia="Carlito" w:hAnsi="Carlito"/>
                 <w:b/>
-                <w:color w:val="FFFFFF"/>
+                <w:color w:val="1C1C1C"/>
                 <w:sz w:val="18"/>
               </w:rPr>
               <w:t>Number of Documents</w:t>
@@ -2986,7 +2986,7 @@
               <w:rPr>
                 <w:rFonts w:ascii="Carlito" w:eastAsia="Carlito" w:hAnsi="Carlito"/>
                 <w:b/>
-                <w:color w:val="FFFFFF"/>
+                <w:color w:val="1C1C1C"/>
                 <w:sz w:val="17"/>
               </w:rPr>
               <w:t>Question</w:t>
@@ -3019,7 +3019,7 @@
               <w:rPr>
                 <w:rFonts w:ascii="Carlito" w:eastAsia="Carlito" w:hAnsi="Carlito"/>
                 <w:b/>
-                <w:color w:val="FFFFFF"/>
+                <w:color w:val="1C1C1C"/>
                 <w:sz w:val="17"/>
               </w:rPr>
               <w:t>Mongo Command</w:t>
@@ -3052,7 +3052,7 @@
               <w:rPr>
                 <w:rFonts w:ascii="Carlito" w:eastAsia="Carlito" w:hAnsi="Carlito"/>
                 <w:b/>
-                <w:color w:val="FFFFFF"/>
+                <w:color w:val="1C1C1C"/>
                 <w:sz w:val="17"/>
               </w:rPr>
               <w:t>Result</w:t>
@@ -7212,7 +7212,7 @@
               <w:rPr>
                 <w:rFonts w:ascii="Carlito" w:eastAsia="Carlito" w:hAnsi="Carlito"/>
                 <w:b/>
-                <w:color w:val="FFFFFF"/>
+                <w:color w:val="1C1C1C"/>
                 <w:sz w:val="19"/>
               </w:rPr>
               <w:t>LoanID</w:t>
@@ -7246,7 +7246,7 @@
               <w:rPr>
                 <w:rFonts w:ascii="Carlito" w:eastAsia="Carlito" w:hAnsi="Carlito"/>
                 <w:b/>
-                <w:color w:val="FFFFFF"/>
+                <w:color w:val="1C1C1C"/>
                 <w:sz w:val="19"/>
               </w:rPr>
               <w:t>Source state</w:t>
@@ -7280,7 +7280,7 @@
               <w:rPr>
                 <w:rFonts w:ascii="Carlito" w:eastAsia="Carlito" w:hAnsi="Carlito"/>
                 <w:b/>
-                <w:color w:val="FFFFFF"/>
+                <w:color w:val="1C1C1C"/>
                 <w:sz w:val="19"/>
               </w:rPr>
               <w:t>UpdatedAt</w:t>
@@ -7314,7 +7314,7 @@
               <w:rPr>
                 <w:rFonts w:ascii="Carlito" w:eastAsia="Carlito" w:hAnsi="Carlito"/>
                 <w:b/>
-                <w:color w:val="FFFFFF"/>
+                <w:color w:val="1C1C1C"/>
                 <w:sz w:val="19"/>
               </w:rPr>
               <w:t xml:space="preserve">Target before </w:t>
@@ -7324,7 +7324,7 @@
               <w:rPr>
                 <w:rFonts w:ascii="Carlito" w:eastAsia="Carlito" w:hAnsi="Carlito"/>
                 <w:b/>
-                <w:color w:val="FFFFFF"/>
+                <w:color w:val="1C1C1C"/>
                 <w:sz w:val="19"/>
               </w:rPr>
               <w:t>run</w:t>
@@ -7787,7 +7787,7 @@
               <w:rPr>
                 <w:rFonts w:ascii="Carlito" w:eastAsia="Carlito" w:hAnsi="Carlito"/>
                 <w:b/>
-                <w:color w:val="FFFFFF"/>
+                <w:color w:val="1C1C1C"/>
                 <w:sz w:val="19"/>
               </w:rPr>
               <w:t>Test</w:t>
@@ -7820,7 +7820,7 @@
               <w:rPr>
                 <w:rFonts w:ascii="Carlito" w:eastAsia="Carlito" w:hAnsi="Carlito"/>
                 <w:b/>
-                <w:color w:val="FFFFFF"/>
+                <w:color w:val="1C1C1C"/>
                 <w:sz w:val="19"/>
               </w:rPr>
               <w:t>Rows staged</w:t>
@@ -7853,7 +7853,7 @@
               <w:rPr>
                 <w:rFonts w:ascii="Carlito" w:eastAsia="Carlito" w:hAnsi="Carlito"/>
                 <w:b/>
-                <w:color w:val="FFFFFF"/>
+                <w:color w:val="1C1C1C"/>
                 <w:sz w:val="19"/>
               </w:rPr>
               <w:t>Target rows</w:t>
@@ -7886,7 +7886,7 @@
               <w:rPr>
                 <w:rFonts w:ascii="Carlito" w:eastAsia="Carlito" w:hAnsi="Carlito"/>
                 <w:b/>
-                <w:color w:val="FFFFFF"/>
+                <w:color w:val="1C1C1C"/>
                 <w:sz w:val="19"/>
               </w:rPr>
               <w:t>Loan 7003</w:t>
@@ -7919,7 +7919,7 @@
               <w:rPr>
                 <w:rFonts w:ascii="Carlito" w:eastAsia="Carlito" w:hAnsi="Carlito"/>
                 <w:b/>
-                <w:color w:val="FFFFFF"/>
+                <w:color w:val="1C1C1C"/>
                 <w:sz w:val="19"/>
               </w:rPr>
               <w:t>Watermark</w:t>
@@ -8327,7 +8327,7 @@
               <w:rPr>
                 <w:rFonts w:ascii="Carlito" w:eastAsia="Carlito" w:hAnsi="Carlito"/>
                 <w:b/>
-                <w:color w:val="FFFFFF"/>
+                <w:color w:val="1C1C1C"/>
                 <w:sz w:val="19"/>
               </w:rPr>
               <w:t>Failure point</w:t>
@@ -8360,7 +8360,7 @@
               <w:rPr>
                 <w:rFonts w:ascii="Carlito" w:eastAsia="Carlito" w:hAnsi="Carlito"/>
                 <w:b/>
-                <w:color w:val="FFFFFF"/>
+                <w:color w:val="1C1C1C"/>
                 <w:sz w:val="19"/>
               </w:rPr>
               <w:t>Expected recovery</w:t>

--- a/Individuals/final_reports/P2518507-HannahHow-CA2_Individual.docx
+++ b/Individuals/final_reports/P2518507-HannahHow-CA2_Individual.docx
@@ -1,6 +1,6606 @@
 
-<file path=word/document.xml><?xml version="1.0" encoding="UTF-8" standalone="yes"?>
-<w:document xmlns:wpc="http://schemas.microsoft.com/office/word/2010/wordprocessingCanvas" xmlns:cx="http://schemas.microsoft.com/office/drawing/2014/chartex" xmlns:cx1="http://schemas.microsoft.com/office/drawing/2015/9/8/chartex" xmlns:cx2="http://schemas.microsoft.com/office/drawing/2015/10/21/chartex" xmlns:cx3="http://schemas.microsoft.com/office/drawing/2016/5/9/chartex" xmlns:cx4="http://schemas.microsoft.com/office/drawing/2016/5/10/chartex" xmlns:cx5="http://schemas.microsoft.com/office/drawing/2016/5/11/chartex" xmlns:cx6="http://schemas.microsoft.com/office/drawing/2016/5/12/chartex" xmlns:cx7="http://schemas.microsoft.com/office/drawing/2016/5/13/chartex" xmlns:cx8="http://schemas.microsoft.com/office/drawing/2016/5/14/chartex" xmlns:mc="http://schemas.openxmlformats.org/markup-compatibility/2006" xmlns:aink="http://schemas.microsoft.com/office/drawing/2016/ink" xmlns:am3d="http://schemas.microsoft.com/office/drawing/2017/model3d" xmlns:o="urn:schemas-microsoft-com:office:office" xmlns:oel="http://schemas.microsoft.com/office/2019/extlst" xmlns:r="http://schemas.openxmlformats.org/officeDocument/2006/relationships" xmlns:m="http://schemas.openxmlformats.org/officeDocument/2006/math" xmlns:v="urn:schemas-microsoft-com:vml" xmlns:wp14="http://schemas.microsoft.com/office/word/2010/wordprocessingDrawing" xmlns:wp="http://schemas.openxmlformats.org/drawingml/2006/wordprocessingDrawing" xmlns:w10="urn:schemas-microsoft-com:office:word" xmlns:w="http://schemas.openxmlformats.org/wordprocessingml/2006/main" xmlns:w14="http://schemas.microsoft.com/office/word/2010/wordml" xmlns:w15="http://schemas.microsoft.com/office/word/2012/wordml" xmlns:w16cei="http://schemas.microsoft.com/office/word/2026/wordml/cei" xmlns:w16cex="http://schemas.microsoft.com/office/word/2018/wordml/cex" xmlns:w16cid="http://schemas.microsoft.com/office/word/2016/wordml/cid" xmlns:w16="http://schemas.microsoft.com/office/word/2018/wordml" xmlns:w16du="http://schemas.microsoft.com/office/word/2023/wordml/word16du" xmlns:w16sdtdh="http://schemas.microsoft.com/office/word/2020/wordml/sdtdatahash" xmlns:w16sdtfl="http://schemas.microsoft.com/office/word/2024/wordml/sdtformatlock" xmlns:w16se="http://schemas.microsoft.com/office/word/2015/wordml/symex" xmlns:wpg="http://schemas.microsoft.com/office/word/2010/wordprocessingGroup" xmlns:wpi="http://schemas.microsoft.com/office/word/2010/wordprocessingInk" xmlns:wne="http://schemas.microsoft.com/office/word/2006/wordml" xmlns:wps="http://schemas.microsoft.com/office/word/2010/wordprocessingShape" mc:Ignorable="w14 w15 w16se w16cid w16 w16cex w16sdtdh w16sdtfl w16du wp14"><w:body><w:p><w:pPr><w:pStyle w:val="NoSpacing" /><w:ind w:left="-567" /><w:rPr><w:rFonts w:eastAsia="Times New Roman" w:cs="Times New Roman" /><w:noProof /><w:sz w:val="24" /><w:szCs w:val="24" /><w:lang w:eastAsia="en-SG" w:bidi="th-TH" /></w:rPr></w:pPr><w:r><w:rPr><w:noProof /><w:lang w:val="en-SG" w:eastAsia="en-SG" /></w:rPr><mc:AlternateContent><mc:Choice Requires="wps"><w:drawing><wp:anchor distT="0" distB="0" distL="114300" distR="114300" simplePos="0" relativeHeight="251658240" behindDoc="1" locked="0" layoutInCell="1" allowOverlap="1" wp14:anchorId="75BA97E1" wp14:editId="3F011274"><wp:simplePos x="0" y="0" /><wp:positionH relativeFrom="column"><wp:posOffset>-352425</wp:posOffset></wp:positionH><wp:positionV relativeFrom="paragraph"><wp:posOffset>-238125</wp:posOffset></wp:positionV><wp:extent cx="632460" cy="9839325" /><wp:effectExtent l="0" t="0" r="0" b="9525" /><wp:wrapNone /><wp:docPr id="4" name="Rectangle 4" /><wp:cNvGraphicFramePr /><a:graphic xmlns:a="http://schemas.openxmlformats.org/drawingml/2006/main"><a:graphicData uri="http://schemas.microsoft.com/office/word/2010/wordprocessingShape"><wps:wsp><wps:cNvSpPr /><wps:spPr><a:xfrm><a:off x="0" y="0" /><a:ext cx="632460" cy="9839325" /></a:xfrm><a:prstGeom prst="rect"><a:avLst /></a:prstGeom><a:solidFill><a:srgbClr val="92D050" /></a:solidFill><a:ln><a:noFill /></a:ln></wps:spPr><wps:style><a:lnRef idx="2"><a:schemeClr val="accent1"><a:shade val="50000" /></a:schemeClr></a:lnRef><a:fillRef idx="1"><a:schemeClr val="accent1" /></a:fillRef><a:effectRef idx="0"><a:schemeClr val="accent1" /></a:effectRef><a:fontRef idx="minor"><a:schemeClr val="lt1" /></a:fontRef></wps:style><wps:bodyPr rot="0" spcFirstLastPara="0" vert="horz" wrap="square" lIns="91440" tIns="45720" rIns="91440" bIns="45720" numCol="1" spcCol="0" rtlCol="0" fromWordArt="0" anchor="ctr" anchorCtr="0" forceAA="0" compatLnSpc="1"><a:prstTxWarp prst="textNoShape"><a:avLst /></a:prstTxWarp><a:noAutofit /></wps:bodyPr></wps:wsp></a:graphicData></a:graphic><wp14:sizeRelH relativeFrom="margin"><wp14:pctWidth>0</wp14:pctWidth></wp14:sizeRelH><wp14:sizeRelV relativeFrom="margin"><wp14:pctHeight>0</wp14:pctHeight></wp14:sizeRelV></wp:anchor></w:drawing></mc:Choice><mc:Fallback><w:pict><v:rect w14:anchorId="442B718D" id="Rectangle 4" o:spid="_x0000_s1026" style="position:absolute;margin-left:-27.75pt;margin-top:-18.75pt;width:49.8pt;height:774.75pt;z-index:-251658240;visibility:visible;mso-wrap-style:square;mso-width-percent:0;mso-height-percent:0;mso-wrap-distance-left:9pt;mso-wrap-distance-top:0;mso-wrap-distance-right:9pt;mso-wrap-distance-bottom:0;mso-position-horizontal:absolute;mso-position-horizontal-relative:text;mso-position-vertical:absolute;mso-position-vertical-relative:text;mso-width-percent:0;mso-height-percent:0;mso-width-relative:margin;mso-height-relative:margin;v-text-anchor:middle" o:gfxdata="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" fillcolor="#92d050" stroked="f" strokeweight="2pt" /></w:pict></mc:Fallback></mc:AlternateContent></w:r></w:p><w:p><w:pPr><w:pStyle w:val="NoSpacing" /><w:rPr><w:rFonts w:eastAsia="Times New Roman" w:cs="Times New Roman" /><w:noProof /><w:sz w:val="24" /><w:szCs w:val="24" /><w:lang w:eastAsia="en-SG" w:bidi="th-TH" /></w:rPr></w:pPr><w:r><w:rPr><w:noProof /><w:lang w:val="en-SG" w:eastAsia="en-SG" /></w:rPr><mc:AlternateContent><mc:Choice Requires="wps"><w:drawing><wp:anchor distT="0" distB="0" distL="114300" distR="114300" simplePos="0" relativeHeight="251658242" behindDoc="0" locked="0" layoutInCell="1" allowOverlap="1" wp14:anchorId="314475A8" wp14:editId="50BC4734"><wp:simplePos x="0" y="0" /><wp:positionH relativeFrom="page"><wp:posOffset>941070</wp:posOffset></wp:positionH><wp:positionV relativeFrom="page"><wp:posOffset>1266825</wp:posOffset></wp:positionV><wp:extent cx="5913120" cy="274320" /><wp:effectExtent l="0" t="0" r="11430" b="11430" /><wp:wrapNone /><wp:docPr id="38" name="Text Box 38" /><wp:cNvGraphicFramePr /><a:graphic xmlns:a="http://schemas.openxmlformats.org/drawingml/2006/main"><a:graphicData uri="http://schemas.microsoft.com/office/word/2010/wordprocessingShape"><wps:wsp><wps:cNvSpPr txBox="1" /><wps:spPr><a:xfrm><a:off x="0" y="0" /><a:ext cx="5913120" cy="274320" /></a:xfrm><a:prstGeom prst="rect"><a:avLst /></a:prstGeom><a:noFill /><a:ln w="6350"><a:noFill /></a:ln><a:effectLst /></wps:spPr><wps:style><a:lnRef idx="0"><a:schemeClr val="accent1" /></a:lnRef><a:fillRef idx="0"><a:schemeClr val="accent1" /></a:fillRef><a:effectRef idx="0"><a:schemeClr val="accent1" /></a:effectRef><a:fontRef idx="minor"><a:schemeClr val="dk1" /></a:fontRef></wps:style><wps:txbx><w:txbxContent><w:p><w:pPr><w:pStyle w:val="NoSpacing" /><w:jc w:val="center" /><w:rPr><w:b /><w:color w:val="B2A1C7" w:themeColor="accent4" w:themeTint="99" /><w:sz w:val="32" /><w:szCs w:val="32" /></w:rPr></w:pPr><w:sdt><w:sdtPr><w:rPr><w:b /><w:caps /><w:color w:val="B2A1C7" w:themeColor="accent4" w:themeTint="99" /><w:sz w:val="32" /><w:szCs w:val="32" /></w:rPr><w:alias w:val="Company" /><w:tag w:val="" /><w:id w:val="1410883653" /><w:dataBinding w:prefixMappings="xmlns:ns0='http://schemas.openxmlformats.org/officeDocument/2006/extended-properties' " w:xpath="/ns0:Properties[1]/ns0:Company[1]" w:storeItemID="{6668398D-A668-4E3E-A5EB-62B293D839F1}" /><w:text /></w:sdtPr><w:sdtContent><w:r><w:rPr><w:b /><w:caps /><w:color w:val="B2A1C7" w:themeColor="accent4" w:themeTint="99" /><w:sz w:val="32" /><w:szCs w:val="32" /><w:lang w:val="en-SG" /></w:rPr><w:t xml:space="preserve">SCHOOL OF </w:t></w:r><w:r><w:rPr><w:b /><w:caps /><w:color w:val="B2A1C7" w:themeColor="accent4" w:themeTint="99" /><w:sz w:val="32" /><w:szCs w:val="32" /><w:lang w:val="en-SG" /></w:rPr><w:t xml:space="preserve">COMPUTING </w:t></w:r><w:r><w:rPr><w:b /><w:caps /><w:color w:val="B2A1C7" w:themeColor="accent4" w:themeTint="99" /><w:sz w:val="32" /><w:szCs w:val="32" /><w:lang w:val="en-SG" /></w:rPr><w:t>(</w:t></w:r><w:r><w:rPr><w:b /><w:caps /><w:color w:val="B2A1C7" w:themeColor="accent4" w:themeTint="99" /><w:sz w:val="32" /><w:szCs w:val="32" /><w:lang w:val="en-SG" /></w:rPr><w:t>SOC</w:t></w:r><w:r><w:rPr><w:b /><w:caps /><w:color w:val="B2A1C7" w:themeColor="accent4" w:themeTint="99" /><w:sz w:val="32" /><w:szCs w:val="32" /><w:lang w:val="en-SG" /></w:rPr><w:t>)</w:t></w:r></w:sdtContent></w:sdt></w:p></w:txbxContent></wps:txbx><wps:bodyPr rot="0" spcFirstLastPara="0" vertOverflow="overflow" horzOverflow="overflow" vert="horz" wrap="square" lIns="0" tIns="0" rIns="0" bIns="0" numCol="1" spcCol="0" rtlCol="0" fromWordArt="0" anchor="b" anchorCtr="0" forceAA="0" compatLnSpc="1"><a:prstTxWarp prst="textNoShape"><a:avLst /></a:prstTxWarp><a:noAutofit /></wps:bodyPr></wps:wsp></a:graphicData></a:graphic><wp14:sizeRelH relativeFrom="page"><wp14:pctWidth>0</wp14:pctWidth></wp14:sizeRelH><wp14:sizeRelV relativeFrom="margin"><wp14:pctHeight>0</wp14:pctHeight></wp14:sizeRelV></wp:anchor></w:drawing></mc:Choice><mc:Fallback><w:pict><v:shapetype w14:anchorId="314475A8" id="_x0000_t202" coordsize="21600,21600" o:spt="202" path="m,l,21600r21600,l21600,xe"><v:stroke joinstyle="miter" /><v:path gradientshapeok="t" o:connecttype="rect" /></v:shapetype><v:shape id="Text Box 38" o:spid="_x0000_s1026" type="#_x0000_t202" style="position:absolute;margin-left:74.1pt;margin-top:99.75pt;width:465.6pt;height:21.6pt;z-index:251658242;visibility:visible;mso-wrap-style:square;mso-width-percent:0;mso-height-percent:0;mso-wrap-distance-left:9pt;mso-wrap-distance-top:0;mso-wrap-distance-right:9pt;mso-wrap-distance-bottom:0;mso-position-horizontal:absolute;mso-position-horizontal-relative:page;mso-position-vertical:absolute;mso-position-vertical-relative:page;mso-width-percent:0;mso-height-percent:0;mso-width-relative:page;mso-height-relative:margin;v-text-anchor:bottom" o:gfxdata="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" filled="f" stroked="f" strokeweight=".5pt"><v:textbox inset="0,0,0,0"><w:txbxContent><w:p><w:pPr><w:pStyle w:val="NoSpacing" /><w:jc w:val="center" /><w:rPr><w:b /><w:color w:val="B2A1C7" w:themeColor="accent4" w:themeTint="99" /><w:sz w:val="32" /><w:szCs w:val="32" /></w:rPr></w:pPr><w:sdt><w:sdtPr><w:rPr><w:b /><w:caps /><w:color w:val="B2A1C7" w:themeColor="accent4" w:themeTint="99" /><w:sz w:val="32" /><w:szCs w:val="32" /></w:rPr><w:alias w:val="Company" /><w:tag w:val="" /><w:id w:val="1410883653" /><w:dataBinding w:prefixMappings="xmlns:ns0='http://schemas.openxmlformats.org/officeDocument/2006/extended-properties' " w:xpath="/ns0:Properties[1]/ns0:Company[1]" w:storeItemID="{6668398D-A668-4E3E-A5EB-62B293D839F1}" /><w:text /></w:sdtPr><w:sdtContent><w:r><w:rPr><w:b /><w:caps /><w:color w:val="B2A1C7" w:themeColor="accent4" w:themeTint="99" /><w:sz w:val="32" /><w:szCs w:val="32" /><w:lang w:val="en-SG" /></w:rPr><w:t xml:space="preserve">SCHOOL OF </w:t></w:r><w:r><w:rPr><w:b /><w:caps /><w:color w:val="B2A1C7" w:themeColor="accent4" w:themeTint="99" /><w:sz w:val="32" /><w:szCs w:val="32" /><w:lang w:val="en-SG" /></w:rPr><w:t xml:space="preserve">COMPUTING </w:t></w:r><w:r><w:rPr><w:b /><w:caps /><w:color w:val="B2A1C7" w:themeColor="accent4" w:themeTint="99" /><w:sz w:val="32" /><w:szCs w:val="32" /><w:lang w:val="en-SG" /></w:rPr><w:t>(</w:t></w:r><w:r><w:rPr><w:b /><w:caps /><w:color w:val="B2A1C7" w:themeColor="accent4" w:themeTint="99" /><w:sz w:val="32" /><w:szCs w:val="32" /><w:lang w:val="en-SG" /></w:rPr><w:t>SOC</w:t></w:r><w:r><w:rPr><w:b /><w:caps /><w:color w:val="B2A1C7" w:themeColor="accent4" w:themeTint="99" /><w:sz w:val="32" /><w:szCs w:val="32" /><w:lang w:val="en-SG" /></w:rPr><w:t>)</w:t></w:r></w:sdtContent></w:sdt></w:p></w:txbxContent></v:textbox><w10:wrap anchorx="page" anchory="page" /></v:shape></w:pict></mc:Fallback></mc:AlternateContent></w:r></w:p><w:sdt><w:sdtPr><w:rPr><w:rFonts w:eastAsia="Times New Roman" w:cs="Times New Roman" /><w:noProof /><w:sz w:val="24" /><w:szCs w:val="24" /><w:lang w:eastAsia="en-SG" w:bidi="th-TH" /></w:rPr><w:id w:val="951902355" /><w:docPartObj><w:docPartGallery w:val="Cover Pages" /><w:docPartUnique /></w:docPartObj></w:sdtPr><w:sdtEndPr><w:rPr><w:noProof w:val="0" /></w:rPr></w:sdtEndPr><w:sdtContent><w:p><w:pPr><w:pStyle w:val="NoSpacing" /></w:pPr></w:p><w:p><w:r><w:rPr><w:noProof /><w:lang w:val="en-SG" w:bidi="ar-SA" /></w:rPr><mc:AlternateContent><mc:Choice Requires="wps"><w:drawing><wp:anchor distT="0" distB="0" distL="114300" distR="114300" simplePos="0" relativeHeight="251658243" behindDoc="0" locked="0" layoutInCell="1" allowOverlap="1" wp14:anchorId="3D62382C" wp14:editId="52F02CE1"><wp:simplePos x="0" y="0" /><wp:positionH relativeFrom="page"><wp:posOffset>2190750</wp:posOffset></wp:positionH><wp:positionV relativeFrom="page"><wp:posOffset>1990725</wp:posOffset></wp:positionV><wp:extent cx="4665345" cy="2924175" /><wp:effectExtent l="0" t="0" r="1905" b="9525" /><wp:wrapNone /><wp:docPr id="39" name="Text Box 39" /><wp:cNvGraphicFramePr /><a:graphic xmlns:a="http://schemas.openxmlformats.org/drawingml/2006/main"><a:graphicData uri="http://schemas.microsoft.com/office/word/2010/wordprocessingShape"><wps:wsp><wps:cNvSpPr txBox="1" /><wps:spPr><a:xfrm><a:off x="0" y="0" /><a:ext cx="4665345" cy="2924175" /></a:xfrm><a:prstGeom prst="rect"><a:avLst /></a:prstGeom><a:noFill /><a:ln w="6350"><a:noFill /></a:ln><a:effectLst /></wps:spPr><wps:style><a:lnRef idx="0"><a:schemeClr val="accent1" /></a:lnRef><a:fillRef idx="0"><a:schemeClr val="accent1" /></a:fillRef><a:effectRef idx="0"><a:schemeClr val="accent1" /></a:effectRef><a:fontRef idx="minor"><a:schemeClr val="dk1" /></a:fontRef></wps:style><wps:txbx><w:txbxContent><w:p><w:pPr><w:pStyle w:val="NoSpacing" /><w:rPr><w:rFonts w:ascii="Arial" w:eastAsiaTheme="majorEastAsia" w:hAnsi="Arial" w:cs="Arial" /><w:b /><w:color w:val="403152" w:themeColor="accent4" w:themeShade="80" /><w:sz w:val="72" /><w:szCs w:val="72" /><w:lang w:val="en-SG" /></w:rPr></w:pPr><w:r><w:rPr><w:rFonts w:ascii="Arial" w:eastAsiaTheme="majorEastAsia" w:hAnsi="Arial" w:cs="Arial" /><w:b /><w:color w:val="403152" w:themeColor="accent4" w:themeShade="80" /><w:sz w:val="72" /><w:szCs w:val="72" /><w:lang w:val="en-SG" /></w:rPr><w:t>CA</w:t></w:r><w:r><w:rPr><w:rFonts w:ascii="Arial" w:eastAsiaTheme="majorEastAsia" w:hAnsi="Arial" w:cs="Arial" /><w:b /><w:color w:val="403152" w:themeColor="accent4" w:themeShade="80" /><w:sz w:val="72" /><w:szCs w:val="72" /><w:lang w:val="en-SG" /></w:rPr><w:t>2 Individual</w:t></w:r><w:r><w:rPr><w:rFonts w:ascii="Arial" w:eastAsiaTheme="majorEastAsia" w:hAnsi="Arial" w:cs="Arial" /><w:b /><w:color w:val="403152" w:themeColor="accent4" w:themeShade="80" /><w:sz w:val="72" /><w:szCs w:val="72" /><w:lang w:val="en-SG" /></w:rPr><w:t xml:space="preserve"> </w:t></w:r><w:r><w:rPr><w:rFonts w:ascii="Arial" w:eastAsiaTheme="majorEastAsia" w:hAnsi="Arial" w:cs="Arial" /><w:b /><w:color w:val="403152" w:themeColor="accent4" w:themeShade="80" /><w:sz w:val="72" /><w:szCs w:val="72" /><w:lang w:val="en-SG" /></w:rPr><w:t>Template</w:t></w:r></w:p><w:p><w:pPr><w:pStyle w:val="NoSpacing" /><w:rPr><w:rFonts w:ascii="Times New Roman" w:eastAsiaTheme="majorEastAsia" w:hAnsi="Times New Roman" w:cs="Times New Roman" /><w:b /><w:color w:val="7030A0" /><w:sz w:val="28" /><w:szCs w:val="72" /><w:u w:val="double" /><w:lang w:val="en-SG" /></w:rPr></w:pPr><w:r><w:rPr><w:rFonts w:ascii="Times New Roman" w:eastAsiaTheme="majorEastAsia" w:hAnsi="Times New Roman" w:cs="Times New Roman" /><w:b /><w:color w:val="7030A0" /><w:sz w:val="48" /><w:szCs w:val="72" /><w:lang w:val="en-SG" /></w:rPr><w:br /></w:r><w:r><w:rPr><w:rFonts w:ascii="Times New Roman" w:eastAsiaTheme="majorEastAsia" w:hAnsi="Times New Roman" w:cs="Times New Roman" /><w:b /><w:color w:val="5F497A" w:themeColor="accent4" w:themeShade="BF" /><w:sz w:val="28" /><w:szCs w:val="72" /><w:lang w:val="en-SG" /></w:rPr><w:t>Diploma in Applied AI &amp; Analytics</w:t></w:r></w:p><w:p><w:pPr><w:pStyle w:val="NoSpacing" /><w:rPr><w:rFonts w:ascii="Arial" w:eastAsiaTheme="majorEastAsia" w:hAnsi="Arial" w:cs="Arial" /><w:b /><w:color w:val="7030A0" /><w:sz w:val="28" /><w:szCs w:val="72" /><w:lang w:val="en-SG" /></w:rPr></w:pPr><w:r><w:rPr><w:rFonts w:ascii="Times New Roman" w:eastAsiaTheme="majorEastAsia" w:hAnsi="Times New Roman" w:cs="Times New Roman" /><w:b /><w:color w:val="7030A0" /><w:sz w:val="36" /><w:szCs w:val="72" /><w:lang w:val="en-SG" /></w:rPr><w:br /></w:r><w:r><w:rPr><w:rFonts w:ascii="Arial" w:eastAsiaTheme="majorEastAsia" w:hAnsi="Arial" w:cs="Arial" /><w:b /><w:color w:val="7030A0" /><w:sz w:val="28" /><w:szCs w:val="72" /><w:lang w:val="en-SG" /></w:rPr><w:t>ST1501</w:t></w:r></w:p><w:p><w:pPr><w:pStyle w:val="NoSpacing" /><w:rPr><w:rFonts w:ascii="Arial" w:eastAsiaTheme="majorEastAsia" w:hAnsi="Arial" w:cs="Arial" /><w:b /><w:color w:val="7030A0" /><w:sz w:val="36" /><w:szCs w:val="72" /><w:lang w:val="en-SG" /></w:rPr></w:pPr><w:r><w:rPr><w:rFonts w:ascii="Arial" w:eastAsiaTheme="majorEastAsia" w:hAnsi="Arial" w:cs="Arial" /><w:b /><w:color w:val="7030A0" /><w:sz w:val="28" /><w:szCs w:val="72" /><w:lang w:val="en-SG" /></w:rPr><w:t>Data Engineering</w:t></w:r></w:p><w:p><w:pPr><w:pStyle w:val="NoSpacing" /><w:rPr><w:rFonts w:ascii="Arial" w:eastAsiaTheme="majorEastAsia" w:hAnsi="Arial" w:cs="Arial" /><w:b /><w:color w:val="7030A0" /><w:sz w:val="32" /><w:szCs w:val="72" /><w:lang w:val="en-SG" /></w:rPr></w:pPr></w:p><w:p><w:pPr><w:pStyle w:val="NoSpacing" /><w:rPr><w:rFonts w:ascii="Arial" w:eastAsiaTheme="majorEastAsia" w:hAnsi="Arial" w:cs="Arial" /><w:b /><w:color w:val="5F497A" w:themeColor="accent4" w:themeShade="BF" /><w:sz w:val="28" /></w:rPr></w:pPr><w:r><w:rPr><w:rFonts w:ascii="Arial" w:eastAsiaTheme="majorEastAsia" w:hAnsi="Arial" w:cs="Arial" /><w:b /><w:color w:val="5F497A" w:themeColor="accent4" w:themeShade="BF" /><w:sz w:val="28" /><w:szCs w:val="72" /><w:lang w:val="en-SG" /></w:rPr><w:t>20</w:t></w:r><w:r><w:rPr><w:rFonts w:ascii="Arial" w:eastAsiaTheme="majorEastAsia" w:hAnsi="Arial" w:cs="Arial" /><w:b /><w:color w:val="5F497A" w:themeColor="accent4" w:themeShade="BF" /><w:sz w:val="28" /><w:szCs w:val="72" /><w:lang w:val="en-SG" /></w:rPr><w:t>2</w:t></w:r><w:r><w:rPr><w:rFonts w:ascii="Arial" w:eastAsiaTheme="majorEastAsia" w:hAnsi="Arial" w:cs="Arial" /><w:b /><w:color w:val="5F497A" w:themeColor="accent4" w:themeShade="BF" /><w:sz w:val="28" /><w:szCs w:val="72" /><w:lang w:val="en-SG" /></w:rPr><w:t>6</w:t></w:r><w:r><w:rPr><w:rFonts w:ascii="Arial" w:eastAsiaTheme="majorEastAsia" w:hAnsi="Arial" w:cs="Arial" /><w:b /><w:color w:val="5F497A" w:themeColor="accent4" w:themeShade="BF" /><w:sz w:val="28" /><w:szCs w:val="72" /><w:lang w:val="en-SG" /></w:rPr><w:t>/</w:t></w:r><w:r><w:rPr><w:rFonts w:ascii="Arial" w:eastAsiaTheme="majorEastAsia" w:hAnsi="Arial" w:cs="Arial" /><w:b /><w:color w:val="5F497A" w:themeColor="accent4" w:themeShade="BF" /><w:sz w:val="28" /><w:szCs w:val="72" /><w:lang w:val="en-SG" /></w:rPr><w:t>20</w:t></w:r><w:r><w:rPr><w:rFonts w:ascii="Arial" w:eastAsiaTheme="majorEastAsia" w:hAnsi="Arial" w:cs="Arial" /><w:b /><w:color w:val="5F497A" w:themeColor="accent4" w:themeShade="BF" /><w:sz w:val="28" /><w:szCs w:val="72" /><w:lang w:val="en-SG" /></w:rPr><w:t>2</w:t></w:r><w:r><w:rPr><w:rFonts w:ascii="Arial" w:eastAsiaTheme="majorEastAsia" w:hAnsi="Arial" w:cs="Arial" /><w:b /><w:color w:val="5F497A" w:themeColor="accent4" w:themeShade="BF" /><w:sz w:val="28" /><w:szCs w:val="72" /><w:lang w:val="en-SG" /></w:rPr><w:t>7</w:t></w:r><w:r><w:rPr><w:rFonts w:ascii="Arial" w:eastAsiaTheme="majorEastAsia" w:hAnsi="Arial" w:cs="Arial" /><w:b /><w:color w:val="5F497A" w:themeColor="accent4" w:themeShade="BF" /><w:sz w:val="28" /><w:szCs w:val="72" /><w:lang w:val="en-SG" /></w:rPr><w:t xml:space="preserve"> </w:t></w:r><w:r><w:rPr><w:rFonts w:ascii="Arial" w:eastAsiaTheme="majorEastAsia" w:hAnsi="Arial" w:cs="Arial" /><w:b /><w:color w:val="5F497A" w:themeColor="accent4" w:themeShade="BF" /><w:sz w:val="28" /><w:szCs w:val="72" /><w:lang w:val="en-SG" /></w:rPr><w:t>Semester</w:t></w:r><w:r><w:rPr><w:rFonts w:ascii="Arial" w:eastAsiaTheme="majorEastAsia" w:hAnsi="Arial" w:cs="Arial" /><w:b /><w:color w:val="5F497A" w:themeColor="accent4" w:themeShade="BF" /><w:sz w:val="28" /><w:szCs w:val="72" /><w:lang w:val="en-SG" /></w:rPr><w:t xml:space="preserve"> </w:t></w:r><w:r><w:rPr><w:rFonts w:ascii="Arial" w:eastAsiaTheme="majorEastAsia" w:hAnsi="Arial" w:cs="Arial" /><w:b /><w:color w:val="5F497A" w:themeColor="accent4" w:themeShade="BF" /><w:sz w:val="28" /><w:szCs w:val="72" /><w:lang w:val="en-SG" /></w:rPr><w:t>1</w:t></w:r></w:p></w:txbxContent></wps:txbx><wps:bodyPr rot="0" spcFirstLastPara="0" vertOverflow="overflow" horzOverflow="overflow" vert="horz" wrap="square" lIns="0" tIns="0" rIns="0" bIns="0" numCol="1" spcCol="0" rtlCol="0" fromWordArt="0" anchor="t" anchorCtr="0" forceAA="0" compatLnSpc="1"><a:prstTxWarp prst="textNoShape"><a:avLst /></a:prstTxWarp><a:noAutofit /></wps:bodyPr></wps:wsp></a:graphicData></a:graphic><wp14:sizeRelH relativeFrom="page"><wp14:pctWidth>0</wp14:pctWidth></wp14:sizeRelH><wp14:sizeRelV relativeFrom="margin"><wp14:pctHeight>0</wp14:pctHeight></wp14:sizeRelV></wp:anchor></w:drawing></mc:Choice><mc:Fallback><w:pict><v:shape w14:anchorId="3D62382C" id="Text Box 39" o:spid="_x0000_s1027" type="#_x0000_t202" style="position:absolute;margin-left:172.5pt;margin-top:156.75pt;width:367.35pt;height:230.25pt;z-index:251658243;visibility:visible;mso-wrap-style:square;mso-width-percent:0;mso-height-percent:0;mso-wrap-distance-left:9pt;mso-wrap-distance-top:0;mso-wrap-distance-right:9pt;mso-wrap-distance-bottom:0;mso-position-horizontal:absolute;mso-position-horizontal-relative:page;mso-position-vertical:absolute;mso-position-vertical-relative:page;mso-width-percent:0;mso-height-percent:0;mso-width-relative:page;mso-height-relative:margin;v-text-anchor:top" o:gfxdata="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" filled="f" stroked="f" strokeweight=".5pt"><v:textbox inset="0,0,0,0"><w:txbxContent><w:p><w:pPr><w:pStyle w:val="NoSpacing" /><w:rPr><w:rFonts w:ascii="Arial" w:eastAsiaTheme="majorEastAsia" w:hAnsi="Arial" w:cs="Arial" /><w:b /><w:color w:val="403152" w:themeColor="accent4" w:themeShade="80" /><w:sz w:val="72" /><w:szCs w:val="72" /><w:lang w:val="en-SG" /></w:rPr></w:pPr><w:r><w:rPr><w:rFonts w:ascii="Arial" w:eastAsiaTheme="majorEastAsia" w:hAnsi="Arial" w:cs="Arial" /><w:b /><w:color w:val="403152" w:themeColor="accent4" w:themeShade="80" /><w:sz w:val="72" /><w:szCs w:val="72" /><w:lang w:val="en-SG" /></w:rPr><w:t>CA</w:t></w:r><w:r><w:rPr><w:rFonts w:ascii="Arial" w:eastAsiaTheme="majorEastAsia" w:hAnsi="Arial" w:cs="Arial" /><w:b /><w:color w:val="403152" w:themeColor="accent4" w:themeShade="80" /><w:sz w:val="72" /><w:szCs w:val="72" /><w:lang w:val="en-SG" /></w:rPr><w:t>2 Individual</w:t></w:r><w:r><w:rPr><w:rFonts w:ascii="Arial" w:eastAsiaTheme="majorEastAsia" w:hAnsi="Arial" w:cs="Arial" /><w:b /><w:color w:val="403152" w:themeColor="accent4" w:themeShade="80" /><w:sz w:val="72" /><w:szCs w:val="72" /><w:lang w:val="en-SG" /></w:rPr><w:t xml:space="preserve"> </w:t></w:r><w:r><w:rPr><w:rFonts w:ascii="Arial" w:eastAsiaTheme="majorEastAsia" w:hAnsi="Arial" w:cs="Arial" /><w:b /><w:color w:val="403152" w:themeColor="accent4" w:themeShade="80" /><w:sz w:val="72" /><w:szCs w:val="72" /><w:lang w:val="en-SG" /></w:rPr><w:t>Template</w:t></w:r></w:p><w:p><w:pPr><w:pStyle w:val="NoSpacing" /><w:rPr><w:rFonts w:ascii="Times New Roman" w:eastAsiaTheme="majorEastAsia" w:hAnsi="Times New Roman" w:cs="Times New Roman" /><w:b /><w:color w:val="7030A0" /><w:sz w:val="28" /><w:szCs w:val="72" /><w:u w:val="double" /><w:lang w:val="en-SG" /></w:rPr></w:pPr><w:r><w:rPr><w:rFonts w:ascii="Times New Roman" w:eastAsiaTheme="majorEastAsia" w:hAnsi="Times New Roman" w:cs="Times New Roman" /><w:b /><w:color w:val="7030A0" /><w:sz w:val="48" /><w:szCs w:val="72" /><w:lang w:val="en-SG" /></w:rPr><w:br /></w:r><w:r><w:rPr><w:rFonts w:ascii="Times New Roman" w:eastAsiaTheme="majorEastAsia" w:hAnsi="Times New Roman" w:cs="Times New Roman" /><w:b /><w:color w:val="5F497A" w:themeColor="accent4" w:themeShade="BF" /><w:sz w:val="28" /><w:szCs w:val="72" /><w:lang w:val="en-SG" /></w:rPr><w:t>Diploma in Applied AI &amp; Analytics</w:t></w:r></w:p><w:p><w:pPr><w:pStyle w:val="NoSpacing" /><w:rPr><w:rFonts w:ascii="Arial" w:eastAsiaTheme="majorEastAsia" w:hAnsi="Arial" w:cs="Arial" /><w:b /><w:color w:val="7030A0" /><w:sz w:val="28" /><w:szCs w:val="72" /><w:lang w:val="en-SG" /></w:rPr></w:pPr><w:r><w:rPr><w:rFonts w:ascii="Times New Roman" w:eastAsiaTheme="majorEastAsia" w:hAnsi="Times New Roman" w:cs="Times New Roman" /><w:b /><w:color w:val="7030A0" /><w:sz w:val="36" /><w:szCs w:val="72" /><w:lang w:val="en-SG" /></w:rPr><w:br /></w:r><w:r><w:rPr><w:rFonts w:ascii="Arial" w:eastAsiaTheme="majorEastAsia" w:hAnsi="Arial" w:cs="Arial" /><w:b /><w:color w:val="7030A0" /><w:sz w:val="28" /><w:szCs w:val="72" /><w:lang w:val="en-SG" /></w:rPr><w:t>ST1501</w:t></w:r></w:p><w:p><w:pPr><w:pStyle w:val="NoSpacing" /><w:rPr><w:rFonts w:ascii="Arial" w:eastAsiaTheme="majorEastAsia" w:hAnsi="Arial" w:cs="Arial" /><w:b /><w:color w:val="7030A0" /><w:sz w:val="36" /><w:szCs w:val="72" /><w:lang w:val="en-SG" /></w:rPr></w:pPr><w:r><w:rPr><w:rFonts w:ascii="Arial" w:eastAsiaTheme="majorEastAsia" w:hAnsi="Arial" w:cs="Arial" /><w:b /><w:color w:val="7030A0" /><w:sz w:val="28" /><w:szCs w:val="72" /><w:lang w:val="en-SG" /></w:rPr><w:t>Data Engineering</w:t></w:r></w:p><w:p><w:pPr><w:pStyle w:val="NoSpacing" /><w:rPr><w:rFonts w:ascii="Arial" w:eastAsiaTheme="majorEastAsia" w:hAnsi="Arial" w:cs="Arial" /><w:b /><w:color w:val="7030A0" /><w:sz w:val="32" /><w:szCs w:val="72" /><w:lang w:val="en-SG" /></w:rPr></w:pPr></w:p><w:p><w:pPr><w:pStyle w:val="NoSpacing" /><w:rPr><w:rFonts w:ascii="Arial" w:eastAsiaTheme="majorEastAsia" w:hAnsi="Arial" w:cs="Arial" /><w:b /><w:color w:val="5F497A" w:themeColor="accent4" w:themeShade="BF" /><w:sz w:val="28" /></w:rPr></w:pPr><w:r><w:rPr><w:rFonts w:ascii="Arial" w:eastAsiaTheme="majorEastAsia" w:hAnsi="Arial" w:cs="Arial" /><w:b /><w:color w:val="5F497A" w:themeColor="accent4" w:themeShade="BF" /><w:sz w:val="28" /><w:szCs w:val="72" /><w:lang w:val="en-SG" /></w:rPr><w:t>20</w:t></w:r><w:r><w:rPr><w:rFonts w:ascii="Arial" w:eastAsiaTheme="majorEastAsia" w:hAnsi="Arial" w:cs="Arial" /><w:b /><w:color w:val="5F497A" w:themeColor="accent4" w:themeShade="BF" /><w:sz w:val="28" /><w:szCs w:val="72" /><w:lang w:val="en-SG" /></w:rPr><w:t>2</w:t></w:r><w:r><w:rPr><w:rFonts w:ascii="Arial" w:eastAsiaTheme="majorEastAsia" w:hAnsi="Arial" w:cs="Arial" /><w:b /><w:color w:val="5F497A" w:themeColor="accent4" w:themeShade="BF" /><w:sz w:val="28" /><w:szCs w:val="72" /><w:lang w:val="en-SG" /></w:rPr><w:t>6</w:t></w:r><w:r><w:rPr><w:rFonts w:ascii="Arial" w:eastAsiaTheme="majorEastAsia" w:hAnsi="Arial" w:cs="Arial" /><w:b /><w:color w:val="5F497A" w:themeColor="accent4" w:themeShade="BF" /><w:sz w:val="28" /><w:szCs w:val="72" /><w:lang w:val="en-SG" /></w:rPr><w:t>/</w:t></w:r><w:r><w:rPr><w:rFonts w:ascii="Arial" w:eastAsiaTheme="majorEastAsia" w:hAnsi="Arial" w:cs="Arial" /><w:b /><w:color w:val="5F497A" w:themeColor="accent4" w:themeShade="BF" /><w:sz w:val="28" /><w:szCs w:val="72" /><w:lang w:val="en-SG" /></w:rPr><w:t>20</w:t></w:r><w:r><w:rPr><w:rFonts w:ascii="Arial" w:eastAsiaTheme="majorEastAsia" w:hAnsi="Arial" w:cs="Arial" /><w:b /><w:color w:val="5F497A" w:themeColor="accent4" w:themeShade="BF" /><w:sz w:val="28" /><w:szCs w:val="72" /><w:lang w:val="en-SG" /></w:rPr><w:t>2</w:t></w:r><w:r><w:rPr><w:rFonts w:ascii="Arial" w:eastAsiaTheme="majorEastAsia" w:hAnsi="Arial" w:cs="Arial" /><w:b /><w:color w:val="5F497A" w:themeColor="accent4" w:themeShade="BF" /><w:sz w:val="28" /><w:szCs w:val="72" /><w:lang w:val="en-SG" /></w:rPr><w:t>7</w:t></w:r><w:r><w:rPr><w:rFonts w:ascii="Arial" w:eastAsiaTheme="majorEastAsia" w:hAnsi="Arial" w:cs="Arial" /><w:b /><w:color w:val="5F497A" w:themeColor="accent4" w:themeShade="BF" /><w:sz w:val="28" /><w:szCs w:val="72" /><w:lang w:val="en-SG" /></w:rPr><w:t xml:space="preserve"> </w:t></w:r><w:r><w:rPr><w:rFonts w:ascii="Arial" w:eastAsiaTheme="majorEastAsia" w:hAnsi="Arial" w:cs="Arial" /><w:b /><w:color w:val="5F497A" w:themeColor="accent4" w:themeShade="BF" /><w:sz w:val="28" /><w:szCs w:val="72" /><w:lang w:val="en-SG" /></w:rPr><w:t>Semester</w:t></w:r><w:r><w:rPr><w:rFonts w:ascii="Arial" w:eastAsiaTheme="majorEastAsia" w:hAnsi="Arial" w:cs="Arial" /><w:b /><w:color w:val="5F497A" w:themeColor="accent4" w:themeShade="BF" /><w:sz w:val="28" /><w:szCs w:val="72" /><w:lang w:val="en-SG" /></w:rPr><w:t xml:space="preserve"> </w:t></w:r><w:r><w:rPr><w:rFonts w:ascii="Arial" w:eastAsiaTheme="majorEastAsia" w:hAnsi="Arial" w:cs="Arial" /><w:b /><w:color w:val="5F497A" w:themeColor="accent4" w:themeShade="BF" /><w:sz w:val="28" /><w:szCs w:val="72" /><w:lang w:val="en-SG" /></w:rPr><w:t>1</w:t></w:r></w:p></w:txbxContent></v:textbox><w10:wrap anchorx="page" anchory="page" /></v:shape></w:pict></mc:Fallback></mc:AlternateContent></w:r><w:r><w:rPr><w:noProof /><w:lang w:val="en-SG" w:bidi="ar-SA" /></w:rPr><mc:AlternateContent><mc:Choice Requires="wps"><w:drawing><wp:anchor distT="0" distB="0" distL="114300" distR="114300" simplePos="0" relativeHeight="251658241" behindDoc="1" locked="0" layoutInCell="1" allowOverlap="1" wp14:anchorId="48561284" wp14:editId="2CE87EB3"><wp:simplePos x="0" y="0" /><wp:positionH relativeFrom="column"><wp:posOffset>19050</wp:posOffset></wp:positionH><wp:positionV relativeFrom="paragraph"><wp:posOffset>648335</wp:posOffset></wp:positionV><wp:extent cx="1409041" cy="885825" /><wp:effectExtent l="0" t="0" r="1270" b="9525" /><wp:wrapNone /><wp:docPr id="9" name="Pentagon 9" /><wp:cNvGraphicFramePr /><a:graphic xmlns:a="http://schemas.openxmlformats.org/drawingml/2006/main"><a:graphicData uri="http://schemas.microsoft.com/office/word/2010/wordprocessingShape"><wps:wsp><wps:cNvSpPr /><wps:spPr><a:xfrm><a:off x="0" y="0" /><a:ext cx="1409041" cy="885825" /></a:xfrm><a:prstGeom prst="homePlate"><a:avLst /></a:prstGeom><a:solidFill><a:srgbClr val="92D050" /></a:solidFill><a:ln><a:noFill /></a:ln></wps:spPr><wps:style><a:lnRef idx="2"><a:schemeClr val="accent1"><a:shade val="50000" /></a:schemeClr></a:lnRef><a:fillRef idx="1"><a:schemeClr val="accent1" /></a:fillRef><a:effectRef idx="0"><a:schemeClr val="accent1" /></a:effectRef><a:fontRef idx="minor"><a:schemeClr val="lt1" /></a:fontRef></wps:style><wps:txbx><w:txbxContent><w:p><w:pPr><w:pStyle w:val="NoSpacing" /><w:jc w:val="right" /><w:rPr><w:color w:val="1C1C1C" /><w:sz w:val="28" /><w:szCs w:val="28" /></w:rPr></w:pPr></w:p></w:txbxContent></wps:txbx><wps:bodyPr rot="0" spcFirstLastPara="0" vert="horz" wrap="square" lIns="91440" tIns="0" rIns="182880" bIns="0" numCol="1" spcCol="0" rtlCol="0" fromWordArt="0" anchor="ctr" anchorCtr="0" forceAA="0" compatLnSpc="1"><a:prstTxWarp prst="textNoShape"><a:avLst /></a:prstTxWarp><a:noAutofit /></wps:bodyPr></wps:wsp></a:graphicData></a:graphic><wp14:sizeRelH relativeFrom="margin"><wp14:pctWidth>0</wp14:pctWidth></wp14:sizeRelH><wp14:sizeRelV relativeFrom="margin"><wp14:pctHeight>0</wp14:pctHeight></wp14:sizeRelV></wp:anchor></w:drawing></mc:Choice><mc:Fallback><w:pict><v:shapetype w14:anchorId="48561284" id="_x0000_t15" coordsize="21600,21600" o:spt="15" adj="16200" path="m@0,l,,,21600@0,21600,21600,10800xe"><v:stroke joinstyle="miter" /><v:formulas><v:f eqn="val #0" /><v:f eqn="prod #0 1 2" /></v:formulas><v:path gradientshapeok="t" o:connecttype="custom" o:connectlocs="@1,0;0,10800;@1,21600;21600,10800" o:connectangles="270,180,90,0" textboxrect="0,0,10800,21600;0,0,16200,21600;0,0,21600,21600" /><v:handles><v:h position="#0,topLeft" xrange="0,21600" /></v:handles></v:shapetype><v:shape id="Pentagon 9" o:spid="_x0000_s1028" type="#_x0000_t15" style="position:absolute;margin-left:1.5pt;margin-top:51.05pt;width:110.95pt;height:69.75pt;z-index:-251658239;visibility:visible;mso-wrap-style:square;mso-width-percent:0;mso-height-percent:0;mso-wrap-distance-left:9pt;mso-wrap-distance-top:0;mso-wrap-distance-right:9pt;mso-wrap-distance-bottom:0;mso-position-horizontal:absolute;mso-position-horizontal-relative:text;mso-position-vertical:absolute;mso-position-vertical-relative:text;mso-width-percent:0;mso-height-percent:0;mso-width-relative:margin;mso-height-relative:margin;v-text-anchor:middle" o:gfxdata="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" adj="14810" fillcolor="#92d050" stroked="f" strokeweight="2pt"><v:textbox inset=",0,14.4pt,0"><w:txbxContent><w:p><w:pPr><w:pStyle w:val="NoSpacing" /><w:jc w:val="right" /><w:rPr><w:color w:val="1C1C1C" /><w:sz w:val="28" /><w:szCs w:val="28" /></w:rPr></w:pPr></w:p></w:txbxContent></v:textbox></v:shape></w:pict></mc:Fallback></mc:AlternateContent></w:r><w:r><w:rPr><w:noProof /><w:lang w:val="en-SG" w:bidi="ar-SA" /></w:rPr><mc:AlternateContent><mc:Choice Requires="wps"><w:drawing><wp:anchor distT="45720" distB="45720" distL="114300" distR="114300" simplePos="0" relativeHeight="251658244" behindDoc="0" locked="0" layoutInCell="1" allowOverlap="1" wp14:anchorId="613D5061" wp14:editId="7A8EF19B"><wp:simplePos x="0" y="0" /><wp:positionH relativeFrom="column"><wp:posOffset>685800</wp:posOffset></wp:positionH><wp:positionV relativeFrom="paragraph"><wp:posOffset>4581525</wp:posOffset></wp:positionV><wp:extent cx="5387340" cy="2771775" /><wp:effectExtent l="0" t="0" r="22860" b="28575" /><wp:wrapSquare wrapText="bothSides" /><wp:docPr id="217" name="Text Box 2" /><wp:cNvGraphicFramePr><a:graphicFrameLocks xmlns:a="http://schemas.openxmlformats.org/drawingml/2006/main" /></wp:cNvGraphicFramePr><a:graphic xmlns:a="http://schemas.openxmlformats.org/drawingml/2006/main"><a:graphicData uri="http://schemas.microsoft.com/office/word/2010/wordprocessingShape"><wps:wsp><wps:cNvSpPr txBox="1"><a:spLocks noChangeArrowheads="1" /></wps:cNvSpPr><wps:spPr bwMode="auto"><a:xfrm><a:off x="0" y="0" /><a:ext cx="5387340" cy="2771775" /></a:xfrm><a:prstGeom prst="rect"><a:avLst /></a:prstGeom><a:noFill /><a:ln w="9525"><a:solidFill><a:schemeClr val="accent3"><a:lumMod val="50000" /></a:schemeClr></a:solidFill><a:prstDash val="dash" /><a:miter lim="800000" /><a:headEnd /><a:tailEnd /></a:ln></wps:spPr><wps:txbx><w:txbxContent><w:p><w:pPr><w:rPr><w:b /><w:sz w:val="32" /><w:lang w:val="en-SG" /></w:rPr></w:pPr><w:r><w:rPr><w:b /><w:sz w:val="32" /><w:lang w:val="en-SG" /></w:rPr><w:t>This is the submission template</w:t></w:r><w:r><w:rPr><w:b /><w:sz w:val="32" /><w:lang w:val="en-SG" /></w:rPr><w:t xml:space="preserve"> for CA</w:t></w:r><w:r><w:rPr><w:b /><w:sz w:val="32" /><w:lang w:val="en-SG" /></w:rPr><w:t>2 task e)</w:t></w:r><w:r><w:rPr><w:b /><w:sz w:val="32" /><w:lang w:val="en-SG" /></w:rPr><w:t xml:space="preserve"> and f)</w:t></w:r><w:r><w:rPr><w:b /><w:sz w:val="32" /><w:lang w:val="en-SG" /></w:rPr><w:t>.</w:t></w:r><w:r><w:rPr><w:b /><w:sz w:val="32" /><w:lang w:val="en-SG" /></w:rPr><w:t xml:space="preserve"> </w:t></w:r><w:r><w:rPr><w:b /><w:sz w:val="32" /><w:lang w:val="en-SG" /></w:rPr><w:t>Fill your name and student ID below</w:t></w:r><w:r><w:rPr><w:b /><w:sz w:val="32" /><w:lang w:val="en-SG" /></w:rPr><w:t>, and your answers to respective tasks in subsequent pages.</w:t></w:r></w:p><w:p><w:pPr><w:rPr><w:b /><w:sz w:val="32" /><w:lang w:val="en-SG" /></w:rPr></w:pPr></w:p><w:p><w:pPr><w:rPr><w:b /><w:sz w:val="32" /><w:lang w:val="en-SG" /></w:rPr></w:pPr></w:p><w:p><w:pPr><w:rPr><w:b /><w:sz w:val="32" /><w:lang w:val="en-SG" /></w:rPr></w:pPr></w:p><w:p><w:pPr><w:rPr><w:b /><w:sz w:val="32" /><w:u w:val="single" /><w:lang w:val="en-SG" /></w:rPr></w:pPr><w:r><w:rPr><w:b /><w:sz w:val="32" /><w:lang w:val="en-SG" /></w:rPr><w:t>Name:                 Hannah How</w:t></w:r><w:r><w:rPr><w:b /><w:sz w:val="32" /><w:lang w:val="en-SG" /></w:rPr><w:tab /></w:r><w:r><w:rPr><w:b /><w:sz w:val="32" /><w:lang w:val="en-SG" /></w:rPr><w:tab /></w:r><w:r><w:rPr><w:b /><w:sz w:val="32" /><w:u w:val="single" /><w:lang w:val="en-SG" /></w:rPr><w:tab /></w:r><w:r><w:rPr><w:b /><w:sz w:val="32" /><w:u w:val="single" /><w:lang w:val="en-SG" /></w:rPr><w:tab /></w:r><w:r><w:rPr><w:b /><w:sz w:val="32" /><w:u w:val="single" /><w:lang w:val="en-SG" /></w:rPr><w:tab /></w:r><w:r><w:rPr><w:b /><w:sz w:val="32" /><w:u w:val="single" /><w:lang w:val="en-SG" /></w:rPr><w:tab /></w:r></w:p><w:p><w:pPr><w:rPr><w:lang w:val="en-SG" /></w:rPr></w:pPr><w:r><w:rPr><w:b /><w:sz w:val="32" /><w:lang w:val="en-SG" /></w:rPr><w:t>Student ID:         P2518507</w:t></w:r><w:r><w:rPr><w:b /><w:sz w:val="32" /><w:lang w:val="en-SG" /></w:rPr><w:tab /></w:r><w:r><w:rPr><w:b /><w:sz w:val="32" /><w:u w:val="single" /><w:lang w:val="en-SG" /></w:rPr><w:tab /></w:r><w:r><w:rPr><w:b /><w:sz w:val="32" /><w:u w:val="single" /><w:lang w:val="en-SG" /></w:rPr><w:tab /></w:r><w:r><w:rPr><w:b /><w:sz w:val="32" /><w:u w:val="single" /><w:lang w:val="en-SG" /></w:rPr><w:tab /></w:r><w:r><w:rPr><w:b /><w:sz w:val="32" /><w:u w:val="single" /><w:lang w:val="en-SG" /></w:rPr><w:tab /></w:r></w:p></w:txbxContent></wps:txbx><wps:bodyPr rot="0" vert="horz" wrap="square" lIns="108000" tIns="108000" rIns="108000" bIns="108000" anchor="t" anchorCtr="0"><a:noAutofit /></wps:bodyPr></wps:wsp></a:graphicData></a:graphic><wp14:sizeRelH relativeFrom="margin"><wp14:pctWidth>0</wp14:pctWidth></wp14:sizeRelH><wp14:sizeRelV relativeFrom="margin"><wp14:pctHeight>0</wp14:pctHeight></wp14:sizeRelV></wp:anchor></w:drawing></mc:Choice><mc:Fallback><w:pict><v:shape w14:anchorId="613D5061" id="Text Box 2" o:spid="_x0000_s1029" type="#_x0000_t202" style="position:absolute;margin-left:54pt;margin-top:360.75pt;width:424.2pt;height:218.25pt;z-index:251658244;visibility:visible;mso-wrap-style:square;mso-width-percent:0;mso-height-percent:0;mso-wrap-distance-left:9pt;mso-wrap-distance-top:3.6pt;mso-wrap-distance-right:9pt;mso-wrap-distance-bottom:3.6pt;mso-position-horizontal:absolute;mso-position-horizontal-relative:text;mso-position-vertical:absolute;mso-position-vertical-relative:text;mso-width-percent:0;mso-height-percent:0;mso-width-relative:margin;mso-height-relative:margin;v-text-anchor:top" o:gfxdata="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" filled="f" strokecolor="#4e6128 [1606]"><v:stroke dashstyle="dash" /><v:textbox inset="3mm,3mm,3mm,3mm"><w:txbxContent><w:p><w:pPr><w:rPr><w:b /><w:sz w:val="32" /><w:lang w:val="en-SG" /></w:rPr></w:pPr><w:r><w:rPr><w:b /><w:sz w:val="32" /><w:lang w:val="en-SG" /></w:rPr><w:t>This is the submission template</w:t></w:r><w:r><w:rPr><w:b /><w:sz w:val="32" /><w:lang w:val="en-SG" /></w:rPr><w:t xml:space="preserve"> for CA</w:t></w:r><w:r><w:rPr><w:b /><w:sz w:val="32" /><w:lang w:val="en-SG" /></w:rPr><w:t>2 task e)</w:t></w:r><w:r><w:rPr><w:b /><w:sz w:val="32" /><w:lang w:val="en-SG" /></w:rPr><w:t xml:space="preserve"> and f)</w:t></w:r><w:r><w:rPr><w:b /><w:sz w:val="32" /><w:lang w:val="en-SG" /></w:rPr><w:t>.</w:t></w:r><w:r><w:rPr><w:b /><w:sz w:val="32" /><w:lang w:val="en-SG" /></w:rPr><w:t xml:space="preserve"> </w:t></w:r><w:r><w:rPr><w:b /><w:sz w:val="32" /><w:lang w:val="en-SG" /></w:rPr><w:t>Fill your name and student ID below</w:t></w:r><w:r><w:rPr><w:b /><w:sz w:val="32" /><w:lang w:val="en-SG" /></w:rPr><w:t>, and your answers to respective tasks in subsequent pages.</w:t></w:r></w:p><w:p><w:pPr><w:rPr><w:b /><w:sz w:val="32" /><w:lang w:val="en-SG" /></w:rPr></w:pPr></w:p><w:p><w:pPr><w:rPr><w:b /><w:sz w:val="32" /><w:lang w:val="en-SG" /></w:rPr></w:pPr></w:p><w:p><w:pPr><w:rPr><w:b /><w:sz w:val="32" /><w:lang w:val="en-SG" /></w:rPr></w:pPr></w:p><w:p><w:pPr><w:rPr><w:b /><w:sz w:val="32" /><w:u w:val="single" /><w:lang w:val="en-SG" /></w:rPr></w:pPr><w:r><w:rPr><w:b /><w:sz w:val="32" /><w:lang w:val="en-SG" /></w:rPr><w:t>Name:                 Hannah How</w:t></w:r><w:r><w:rPr><w:b /><w:sz w:val="32" /><w:lang w:val="en-SG" /></w:rPr><w:tab /></w:r><w:r><w:rPr><w:b /><w:sz w:val="32" /><w:lang w:val="en-SG" /></w:rPr><w:tab /></w:r><w:r><w:rPr><w:b /><w:sz w:val="32" /><w:u w:val="single" /><w:lang w:val="en-SG" /></w:rPr><w:tab /></w:r><w:r><w:rPr><w:b /><w:sz w:val="32" /><w:u w:val="single" /><w:lang w:val="en-SG" /></w:rPr><w:tab /></w:r><w:r><w:rPr><w:b /><w:sz w:val="32" /><w:u w:val="single" /><w:lang w:val="en-SG" /></w:rPr><w:tab /></w:r><w:r><w:rPr><w:b /><w:sz w:val="32" /><w:u w:val="single" /><w:lang w:val="en-SG" /></w:rPr><w:tab /></w:r></w:p><w:p><w:pPr><w:rPr><w:lang w:val="en-SG" /></w:rPr></w:pPr><w:r><w:rPr><w:b /><w:sz w:val="32" /><w:lang w:val="en-SG" /></w:rPr><w:t>Student ID:         P2518507</w:t></w:r><w:r><w:rPr><w:b /><w:sz w:val="32" /><w:lang w:val="en-SG" /></w:rPr><w:tab /></w:r><w:r><w:rPr><w:b /><w:sz w:val="32" /><w:u w:val="single" /><w:lang w:val="en-SG" /></w:rPr><w:tab /></w:r><w:r><w:rPr><w:b /><w:sz w:val="32" /><w:u w:val="single" /><w:lang w:val="en-SG" /></w:rPr><w:tab /></w:r><w:r><w:rPr><w:b /><w:sz w:val="32" /><w:u w:val="single" /><w:lang w:val="en-SG" /></w:rPr><w:tab /></w:r><w:r><w:rPr><w:b /><w:sz w:val="32" /><w:u w:val="single" /><w:lang w:val="en-SG" /></w:rPr><w:tab /></w:r></w:p></w:txbxContent></v:textbox><w10:wrap type="square" /></v:shape></w:pict></mc:Fallback></mc:AlternateContent></w:r><w:r><w:br w:type="page" /></w:r></w:p></w:sdtContent></w:sdt><w:p><w:pPr><w:pStyle w:val="ListParagraph" /><w:numPr><w:ilvl w:val="0" /><w:numId w:val="45" /></w:numPr><w:spacing w:after="80" w:line="240" w:lineRule="auto" /></w:pPr><w:proofErr w:type="spellStart" /><w:r><w:rPr><w:rFonts w:ascii="Carlito" w:eastAsia="Carlito" w:hAnsi="Carlito" /><w:color w:val="252525" /><w:sz w:val="21" /></w:rPr><w:lastRenderedPageBreak /><w:t>i</w:t></w:r><w:proofErr w:type="spellEnd" /><w:r><w:rPr><w:rFonts w:ascii="Carlito" w:eastAsia="Carlito" w:hAnsi="Carlito" /><w:color w:val="252525" /><w:sz w:val="21" /></w:rPr><w:t>) Paste the SQL statement used to extract the Book collection data from the OLTP tables.</w:t></w:r></w:p><w:tbl><w:tblPr><w:tblStyle w:val="TableGrid" /><w:tblW w:w="0" w:type="auto" /><w:jc w:val="center" /><w:tblBorders><w:top w:val="single" w:sz="6" w:space="0" w:color="7F7F7F" /><w:left w:val="single" w:sz="6" w:space="0" w:color="7F7F7F" /><w:bottom w:val="single" w:sz="6" w:space="0" w:color="7F7F7F" /><w:right w:val="single" w:sz="6" w:space="0" w:color="7F7F7F" /><w:insideH w:val="single" w:sz="6" w:space="0" w:color="7F7F7F" /><w:insideV w:val="single" w:sz="6" w:space="0" w:color="7F7F7F" /></w:tblBorders><w:tblLayout w:type="fixed" /><w:tblLook w:val="04A0" w:firstRow="1" w:lastRow="0" w:firstColumn="1" w:lastColumn="0" w:noHBand="0" w:noVBand="1" /></w:tblPr><w:tblGrid><w:gridCol w:w="1224" /><w:gridCol w:w="8712" /></w:tblGrid><w:tr><w:trPr><w:cantSplit /><w:tblHeader /><w:jc w:val="center" /></w:trPr><w:tc><w:tcPr><w:tcW w:w="1224" w:type="dxa" /><w:tcBorders><w:top w:val="single" w:sz="5" w:space="0" w:color="8D7B9B" /><w:left w:val="single" w:sz="5" w:space="0" w:color="8D7B9B" /><w:bottom w:val="single" w:sz="5" w:space="0" w:color="8D7B9B" /><w:right w:val="single" w:sz="5" w:space="0" w:color="8D7B9B" /></w:tcBorders><w:tcMar><w:top w:w="70" w:type="dxa" /><w:left w:w="90" w:type="dxa" /><w:bottom w:w="70" w:type="dxa" /><w:right w:w="90" w:type="dxa" /></w:tcMar><w:vAlign w:val="center" /></w:tcPr><w:p><w:pPr><w:spacing w:after="0" w:line="240" w:lineRule="auto" /><w:jc w:val="center" /></w:pPr><w:r><w:rPr><w:rFonts w:ascii="Carlito" w:eastAsia="Carlito" w:hAnsi="Carlito" /><w:b /><w:color w:val="1C1C1C" /><w:sz w:val="18" /></w:rPr><w:t>Collection</w:t></w:r></w:p></w:tc><w:tc><w:tcPr><w:tcW w:w="8712" w:type="dxa" /><w:tcBorders><w:top w:val="single" w:sz="5" w:space="0" w:color="8D7B9B" /><w:left w:val="single" w:sz="5" w:space="0" w:color="8D7B9B" /><w:bottom w:val="single" w:sz="5" w:space="0" w:color="8D7B9B" /><w:right w:val="single" w:sz="5" w:space="0" w:color="8D7B9B" /></w:tcBorders><w:tcMar><w:top w:w="70" w:type="dxa" /><w:left w:w="90" w:type="dxa" /><w:bottom w:w="70" w:type="dxa" /><w:right w:w="90" w:type="dxa" /></w:tcMar><w:vAlign w:val="center" /></w:tcPr><w:p><w:pPr><w:spacing w:after="0" w:line="240" w:lineRule="auto" /><w:jc w:val="center" /></w:pPr><w:r><w:rPr><w:rFonts w:ascii="Carlito" w:eastAsia="Carlito" w:hAnsi="Carlito" /><w:b /><w:color w:val="1C1C1C" /><w:sz w:val="18" /></w:rPr><w:t>SQL</w:t></w:r></w:p></w:tc></w:tr><w:tr><w:trPr><w:cantSplit /><w:jc w:val="center" /></w:trPr><w:tc><w:tcPr><w:tcW w:w="1224" w:type="dxa" /><w:tcBorders><w:top w:val="single" w:sz="5" w:space="0" w:color="8D7B9B" /><w:left w:val="single" w:sz="5" w:space="0" w:color="8D7B9B" /><w:bottom w:val="single" w:sz="5" w:space="0" w:color="8D7B9B" /><w:right w:val="single" w:sz="5" w:space="0" w:color="8D7B9B" /></w:tcBorders><w:tcMar><w:top w:w="70" w:type="dxa" /><w:left w:w="90" w:type="dxa" /><w:bottom w:w="70" w:type="dxa" /><w:right w:w="90" w:type="dxa" /></w:tcMar><w:vAlign w:val="center" /></w:tcPr><w:p><w:pPr><w:spacing w:after="0" w:line="240" w:lineRule="auto" /><w:jc w:val="center" /></w:pPr><w:r><w:rPr><w:rFonts w:ascii="Carlito" w:eastAsia="Carlito" w:hAnsi="Carlito" /><w:color w:val="252525" /><w:sz w:val="18" /></w:rPr><w:t>Book</w:t></w:r></w:p></w:tc><w:tc><w:tcPr><w:tcW w:w="8712" w:type="dxa" /><w:tcBorders><w:top w:val="single" w:sz="5" w:space="0" w:color="8D7B9B" /><w:left w:val="single" w:sz="5" w:space="0" w:color="8D7B9B" /><w:bottom w:val="single" w:sz="5" w:space="0" w:color="8D7B9B" /><w:right w:val="single" w:sz="5" w:space="0" w:color="8D7B9B" /></w:tcBorders><w:tcMar><w:top w:w="70" w:type="dxa" /><w:left w:w="90" w:type="dxa" /><w:bottom w:w="70" w:type="dxa" /><w:right w:w="90" w:type="dxa" /></w:tcMar><w:vAlign w:val="center" /></w:tcPr><w:p><w:pPr><w:spacing w:after="0" w:line="221" w:lineRule="auto" /></w:pPr><w:r><w:rPr><w:rFonts w:ascii="Liberation Mono" w:eastAsia="Liberation Mono" w:hAnsi="Liberation Mono" /><w:color w:val="252525" /><w:sz w:val="14" /></w:rPr><w:t d8p1:space="preserve" xmlns:d8p1="http://www.w3.org/XML/1998/namespace">-- Task e)(i): extract one document per book from the OLTP database</w:t><w:br /></w:r><w:r><w:rPr><w:rFonts w:ascii="Liberation Mono" w:eastAsia="Liberation Mono" w:hAnsi="Liberation Mono" /><w:color w:val="252525" /><w:sz w:val="14" /></w:rPr><w:br /></w:r><w:r><w:rPr><w:rFonts w:ascii="Liberation Mono" w:eastAsia="Liberation Mono" w:hAnsi="Liberation Mono" /><w:color w:val="252525" /><w:sz w:val="14" /></w:rPr><w:t>USE CA22B2104;</w:t></w:r><w:r><w:br /></w:r><w:r><w:br /></w:r><w:r><w:rPr><w:rFonts w:ascii="Liberation Mono" w:eastAsia="Liberation Mono" w:hAnsi="Liberation Mono" /><w:color w:val="252525" /><w:sz w:val="14" /></w:rPr><w:t d8p1:space="preserve" xmlns:d8p1="http://www.w3.org/XML/1998/namespace">-- Start from Book so every book appears, even if it has no copies or loans.</w:t><w:br /></w:r><w:r><w:rPr><w:rFonts w:ascii="Liberation Mono" w:eastAsia="Liberation Mono" w:hAnsi="Liberation Mono" /><w:color w:val="252525" /><w:sz w:val="14" /></w:rPr><w:t d8p1:space="preserve" xmlns:d8p1="http://www.w3.org/XML/1998/namespace">-- The two derived tables pre-calculate copy and loan totals before they are joined.</w:t><w:br /></w:r><w:r><w:rPr><w:rFonts w:ascii="Liberation Mono" w:eastAsia="Liberation Mono" w:hAnsi="Liberation Mono" /><w:color w:val="252525" /><w:sz w:val="14" /></w:rPr><w:t>SELECT</w:t></w:r><w:r><w:br /></w:r><w:r><w:rPr><w:rFonts w:ascii="Liberation Mono" w:eastAsia="Liberation Mono" w:hAnsi="Liberation Mono" /><w:color w:val="252525" /><w:sz w:val="14" /></w:rPr><w:t xml:space="preserve">    </w:t></w:r><w:proofErr w:type="spellStart" /><w:r><w:rPr><w:rFonts w:ascii="Liberation Mono" w:eastAsia="Liberation Mono" w:hAnsi="Liberation Mono" /><w:color w:val="252525" /><w:sz w:val="14" /></w:rPr><w:t>b.BookID</w:t></w:r><w:proofErr w:type="spellEnd" /><w:r><w:rPr><w:rFonts w:ascii="Liberation Mono" w:eastAsia="Liberation Mono" w:hAnsi="Liberation Mono" /><w:color w:val="252525" /><w:sz w:val="14" /></w:rPr><w:t xml:space="preserve"> AS </w:t></w:r><w:proofErr w:type="spellStart" /><w:r><w:rPr><w:rFonts w:ascii="Liberation Mono" w:eastAsia="Liberation Mono" w:hAnsi="Liberation Mono" /><w:color w:val="252525" /><w:sz w:val="14" /></w:rPr><w:t>bookId</w:t></w:r><w:proofErr w:type="spellEnd" /><w:r><w:rPr><w:rFonts w:ascii="Liberation Mono" w:eastAsia="Liberation Mono" w:hAnsi="Liberation Mono" /><w:color w:val="252525" /><w:sz w:val="14" /></w:rPr><w:t>,</w:t></w:r><w:r><w:br /></w:r><w:r><w:rPr><w:rFonts w:ascii="Liberation Mono" w:eastAsia="Liberation Mono" w:hAnsi="Liberation Mono" /><w:color w:val="252525" /><w:sz w:val="14" /></w:rPr><w:t xml:space="preserve">    </w:t></w:r><w:proofErr w:type="spellStart" /><w:r><w:rPr><w:rFonts w:ascii="Liberation Mono" w:eastAsia="Liberation Mono" w:hAnsi="Liberation Mono" /><w:color w:val="252525" /><w:sz w:val="14" /></w:rPr><w:t>b.Title</w:t></w:r><w:proofErr w:type="spellEnd" /><w:r><w:rPr><w:rFonts w:ascii="Liberation Mono" w:eastAsia="Liberation Mono" w:hAnsi="Liberation Mono" /><w:color w:val="252525" /><w:sz w:val="14" /></w:rPr><w:t xml:space="preserve"> AS title,</w:t></w:r><w:r><w:br /></w:r><w:r><w:rPr><w:rFonts w:ascii="Liberation Mono" w:eastAsia="Liberation Mono" w:hAnsi="Liberation Mono" /><w:color w:val="252525" /><w:sz w:val="14" /></w:rPr><w:t xml:space="preserve">    </w:t></w:r><w:proofErr w:type="spellStart" /><w:r><w:rPr><w:rFonts w:ascii="Liberation Mono" w:eastAsia="Liberation Mono" w:hAnsi="Liberation Mono" /><w:color w:val="252525" /><w:sz w:val="14" /></w:rPr><w:t>b.Author</w:t></w:r><w:proofErr w:type="spellEnd" /><w:r><w:rPr><w:rFonts w:ascii="Liberation Mono" w:eastAsia="Liberation Mono" w:hAnsi="Liberation Mono" /><w:color w:val="252525" /><w:sz w:val="14" /></w:rPr><w:t xml:space="preserve"> AS author,</w:t></w:r><w:r><w:br /></w:r><w:r><w:rPr><w:rFonts w:ascii="Liberation Mono" w:eastAsia="Liberation Mono" w:hAnsi="Liberation Mono" /><w:color w:val="252525" /><w:sz w:val="14" /></w:rPr><w:t xml:space="preserve">    </w:t></w:r><w:proofErr w:type="spellStart" /><w:r><w:rPr><w:rFonts w:ascii="Liberation Mono" w:eastAsia="Liberation Mono" w:hAnsi="Liberation Mono" /><w:color w:val="252525" /><w:sz w:val="14" /></w:rPr><w:t>b.Genre</w:t></w:r><w:proofErr w:type="spellEnd" /><w:r><w:rPr><w:rFonts w:ascii="Liberation Mono" w:eastAsia="Liberation Mono" w:hAnsi="Liberation Mono" /><w:color w:val="252525" /><w:sz w:val="14" /></w:rPr><w:t xml:space="preserve"> AS genre,</w:t></w:r><w:r><w:br /></w:r><w:r><w:rPr><w:rFonts w:ascii="Liberation Mono" w:eastAsia="Liberation Mono" w:hAnsi="Liberation Mono" /><w:color w:val="252525" /><w:sz w:val="14" /></w:rPr><w:t xml:space="preserve">    </w:t></w:r><w:proofErr w:type="spellStart" /><w:r><w:rPr><w:rFonts w:ascii="Liberation Mono" w:eastAsia="Liberation Mono" w:hAnsi="Liberation Mono" /><w:color w:val="252525" /><w:sz w:val="14" /></w:rPr><w:t>mt.TierName</w:t></w:r><w:proofErr w:type="spellEnd" /><w:r><w:rPr><w:rFonts w:ascii="Liberation Mono" w:eastAsia="Liberation Mono" w:hAnsi="Liberation Mono" /><w:color w:val="252525" /><w:sz w:val="14" /></w:rPr><w:t xml:space="preserve"> AS </w:t></w:r><w:proofErr w:type="spellStart" /><w:r><w:rPr><w:rFonts w:ascii="Liberation Mono" w:eastAsia="Liberation Mono" w:hAnsi="Liberation Mono" /><w:color w:val="252525" /><w:sz w:val="14" /></w:rPr><w:t>minimumMembershipTier</w:t></w:r><w:proofErr w:type="spellEnd" /><w:r><w:rPr><w:rFonts w:ascii="Liberation Mono" w:eastAsia="Liberation Mono" w:hAnsi="Liberation Mono" /><w:color w:val="252525" /><w:sz w:val="14" /></w:rPr><w:t>,</w:t></w:r><w:r><w:br /></w:r><w:r><w:rPr><w:rFonts w:ascii="Liberation Mono" w:eastAsia="Liberation Mono" w:hAnsi="Liberation Mono" /><w:color w:val="252525" /><w:sz w:val="14" /></w:rPr><w:t xml:space="preserve">    IFNULL(</w:t></w:r><w:proofErr w:type="spellStart" /><w:r><w:rPr><w:rFonts w:ascii="Liberation Mono" w:eastAsia="Liberation Mono" w:hAnsi="Liberation Mono" /><w:color w:val="252525" /><w:sz w:val="14" /></w:rPr><w:t>c.totalCopies</w:t></w:r><w:proofErr w:type="spellEnd" /><w:r><w:rPr><w:rFonts w:ascii="Liberation Mono" w:eastAsia="Liberation Mono" w:hAnsi="Liberation Mono" /><w:color w:val="252525" /><w:sz w:val="14" /></w:rPr><w:t xml:space="preserve">, 0) AS </w:t></w:r><w:proofErr w:type="spellStart" /><w:r><w:rPr><w:rFonts w:ascii="Liberation Mono" w:eastAsia="Liberation Mono" w:hAnsi="Liberation Mono" /><w:color w:val="252525" /><w:sz w:val="14" /></w:rPr><w:t>totalCopies</w:t></w:r><w:proofErr w:type="spellEnd" /><w:r><w:rPr><w:rFonts w:ascii="Liberation Mono" w:eastAsia="Liberation Mono" w:hAnsi="Liberation Mono" /><w:color w:val="252525" /><w:sz w:val="14" /></w:rPr><w:t>,</w:t></w:r><w:r><w:br /></w:r><w:r><w:rPr><w:rFonts w:ascii="Liberation Mono" w:eastAsia="Liberation Mono" w:hAnsi="Liberation Mono" /><w:color w:val="252525" /><w:sz w:val="14" /></w:rPr><w:t xml:space="preserve">    IFNULL(</w:t></w:r><w:proofErr w:type="spellStart" /><w:r><w:rPr><w:rFonts w:ascii="Liberation Mono" w:eastAsia="Liberation Mono" w:hAnsi="Liberation Mono" /><w:color w:val="252525" /><w:sz w:val="14" /></w:rPr><w:t>c.lostCopies</w:t></w:r><w:proofErr w:type="spellEnd" /><w:r><w:rPr><w:rFonts w:ascii="Liberation Mono" w:eastAsia="Liberation Mono" w:hAnsi="Liberation Mono" /><w:color w:val="252525" /><w:sz w:val="14" /></w:rPr><w:t xml:space="preserve">, 0) AS </w:t></w:r><w:proofErr w:type="spellStart" /><w:r><w:rPr><w:rFonts w:ascii="Liberation Mono" w:eastAsia="Liberation Mono" w:hAnsi="Liberation Mono" /><w:color w:val="252525" /><w:sz w:val="14" /></w:rPr><w:t>lostCopies</w:t></w:r><w:proofErr w:type="spellEnd" /><w:r><w:rPr><w:rFonts w:ascii="Liberation Mono" w:eastAsia="Liberation Mono" w:hAnsi="Liberation Mono" /><w:color w:val="252525" /><w:sz w:val="14" /></w:rPr><w:t>,</w:t></w:r><w:r><w:br /></w:r><w:r><w:rPr><w:rFonts w:ascii="Liberation Mono" w:eastAsia="Liberation Mono" w:hAnsi="Liberation Mono" /><w:color w:val="252525" /><w:sz w:val="14" /></w:rPr><w:t xml:space="preserve">    IFNULL(</w:t></w:r><w:proofErr w:type="spellStart" /><w:r><w:rPr><w:rFonts w:ascii="Liberation Mono" w:eastAsia="Liberation Mono" w:hAnsi="Liberation Mono" /><w:color w:val="252525" /><w:sz w:val="14" /></w:rPr><w:t>l.totalLoanTransactions</w:t></w:r><w:proofErr w:type="spellEnd" /><w:r><w:rPr><w:rFonts w:ascii="Liberation Mono" w:eastAsia="Liberation Mono" w:hAnsi="Liberation Mono" /><w:color w:val="252525" /><w:sz w:val="14" /></w:rPr><w:t xml:space="preserve">, 0) AS </w:t></w:r><w:proofErr w:type="spellStart" /><w:r><w:rPr><w:rFonts w:ascii="Liberation Mono" w:eastAsia="Liberation Mono" w:hAnsi="Liberation Mono" /><w:color w:val="252525" /><w:sz w:val="14" /></w:rPr><w:t>totalLoanTransactions</w:t></w:r><w:proofErr w:type="spellEnd" /><w:r><w:br /></w:r><w:r><w:rPr><w:rFonts w:ascii="Liberation Mono" w:eastAsia="Liberation Mono" w:hAnsi="Liberation Mono" /><w:color w:val="252525" /><w:sz w:val="14" /></w:rPr><w:t>FROM Book AS b</w:t></w:r><w:r><w:br /></w:r><w:r><w:rPr><w:rFonts w:ascii="Liberation Mono" w:eastAsia="Liberation Mono" w:hAnsi="Liberation Mono" /><w:color w:val="252525" /><w:sz w:val="14" /></w:rPr><w:t xml:space="preserve">JOIN </w:t></w:r><w:proofErr w:type="spellStart" /><w:r><w:rPr><w:rFonts w:ascii="Liberation Mono" w:eastAsia="Liberation Mono" w:hAnsi="Liberation Mono" /><w:color w:val="252525" /><w:sz w:val="14" /></w:rPr><w:t>MembershipTier</w:t></w:r><w:proofErr w:type="spellEnd" /><w:r><w:rPr><w:rFonts w:ascii="Liberation Mono" w:eastAsia="Liberation Mono" w:hAnsi="Liberation Mono" /><w:color w:val="252525" /><w:sz w:val="14" /></w:rPr><w:t xml:space="preserve"> AS mt</w:t></w:r><w:r><w:br /></w:r><w:r><w:rPr><w:rFonts w:ascii="Liberation Mono" w:eastAsia="Liberation Mono" w:hAnsi="Liberation Mono" /><w:color w:val="252525" /><w:sz w:val="14" /></w:rPr><w:t xml:space="preserve">  ON </w:t></w:r><w:proofErr w:type="spellStart" /><w:r><w:rPr><w:rFonts w:ascii="Liberation Mono" w:eastAsia="Liberation Mono" w:hAnsi="Liberation Mono" /><w:color w:val="252525" /><w:sz w:val="14" /></w:rPr><w:t>mt.TierID</w:t></w:r><w:proofErr w:type="spellEnd" /><w:r><w:rPr><w:rFonts w:ascii="Liberation Mono" w:eastAsia="Liberation Mono" w:hAnsi="Liberation Mono" /><w:color w:val="252525" /><w:sz w:val="14" /></w:rPr><w:t xml:space="preserve"> = </w:t></w:r><w:proofErr w:type="spellStart" /><w:r><w:rPr><w:rFonts w:ascii="Liberation Mono" w:eastAsia="Liberation Mono" w:hAnsi="Liberation Mono" /><w:color w:val="252525" /><w:sz w:val="14" /></w:rPr><w:t>b.MinTierID</w:t></w:r><w:proofErr w:type="spellEnd" /><w:r><w:br /></w:r><w:r><w:rPr><w:rFonts w:ascii="Liberation Mono" w:eastAsia="Liberation Mono" w:hAnsi="Liberation Mono" /><w:color w:val="252525" /><w:sz w:val="14" /></w:rPr><w:t>LEFT JOIN (</w:t></w:r><w:r><w:br /></w:r><w:r><w:rPr><w:rFonts w:ascii="Liberation Mono" w:eastAsia="Liberation Mono" w:hAnsi="Liberation Mono" /><w:color w:val="252525" /><w:sz w:val="14" /></w:rPr><w:t d8p1:space="preserve" xmlns:d8p1="http://www.w3.org/XML/1998/namespace">    -- One row per book: total copies and copies currently marked Lost.</w:t><w:br /></w:r><w:r><w:rPr><w:rFonts w:ascii="Liberation Mono" w:eastAsia="Liberation Mono" w:hAnsi="Liberation Mono" /><w:color w:val="252525" /><w:sz w:val="14" /></w:rPr><w:t xml:space="preserve">    SELECT</w:t></w:r><w:r><w:br /></w:r><w:r><w:rPr><w:rFonts w:ascii="Liberation Mono" w:eastAsia="Liberation Mono" w:hAnsi="Liberation Mono" /><w:color w:val="252525" /><w:sz w:val="14" /></w:rPr><w:t xml:space="preserve">        </w:t></w:r><w:proofErr w:type="spellStart" /><w:r><w:rPr><w:rFonts w:ascii="Liberation Mono" w:eastAsia="Liberation Mono" w:hAnsi="Liberation Mono" /><w:color w:val="252525" /><w:sz w:val="14" /></w:rPr><w:t>BookID</w:t></w:r><w:proofErr w:type="spellEnd" /><w:r><w:rPr><w:rFonts w:ascii="Liberation Mono" w:eastAsia="Liberation Mono" w:hAnsi="Liberation Mono" /><w:color w:val="252525" /><w:sz w:val="14" /></w:rPr><w:t>,</w:t></w:r><w:r><w:br /></w:r><w:r><w:rPr><w:rFonts w:ascii="Liberation Mono" w:eastAsia="Liberation Mono" w:hAnsi="Liberation Mono" /><w:color w:val="252525" /><w:sz w:val="14" /></w:rPr><w:t xml:space="preserve">        COUNT(*) AS </w:t></w:r><w:proofErr w:type="spellStart" /><w:r><w:rPr><w:rFonts w:ascii="Liberation Mono" w:eastAsia="Liberation Mono" w:hAnsi="Liberation Mono" /><w:color w:val="252525" /><w:sz w:val="14" /></w:rPr><w:t>totalCopies</w:t></w:r><w:proofErr w:type="spellEnd" /><w:r><w:rPr><w:rFonts w:ascii="Liberation Mono" w:eastAsia="Liberation Mono" w:hAnsi="Liberation Mono" /><w:color w:val="252525" /><w:sz w:val="14" /></w:rPr><w:t>,</w:t></w:r><w:r><w:br /></w:r><w:r><w:rPr><w:rFonts w:ascii="Liberation Mono" w:eastAsia="Liberation Mono" w:hAnsi="Liberation Mono" /><w:color w:val="252525" /><w:sz w:val="14" /></w:rPr><w:t xml:space="preserve">        SUM(CASE WHEN Status = 'Lost' THEN 1 ELSE 0 END) AS </w:t></w:r><w:proofErr w:type="spellStart" /><w:r><w:rPr><w:rFonts w:ascii="Liberation Mono" w:eastAsia="Liberation Mono" w:hAnsi="Liberation Mono" /><w:color w:val="252525" /><w:sz w:val="14" /></w:rPr><w:t>lostCopies</w:t></w:r><w:proofErr w:type="spellEnd" /><w:r><w:br /></w:r><w:r><w:rPr><w:rFonts w:ascii="Liberation Mono" w:eastAsia="Liberation Mono" w:hAnsi="Liberation Mono" /><w:color w:val="252525" /><w:sz w:val="14" /></w:rPr><w:t xml:space="preserve">    FROM </w:t></w:r><w:proofErr w:type="spellStart" /><w:r><w:rPr><w:rFonts w:ascii="Liberation Mono" w:eastAsia="Liberation Mono" w:hAnsi="Liberation Mono" /><w:color w:val="252525" /><w:sz w:val="14" /></w:rPr><w:t>BookCopy</w:t></w:r><w:proofErr w:type="spellEnd" /><w:r><w:br /></w:r><w:r><w:rPr><w:rFonts w:ascii="Liberation Mono" w:eastAsia="Liberation Mono" w:hAnsi="Liberation Mono" /><w:color w:val="252525" /><w:sz w:val="14" /></w:rPr><w:t xml:space="preserve">    GROUP BY </w:t></w:r><w:proofErr w:type="spellStart" /><w:r><w:rPr><w:rFonts w:ascii="Liberation Mono" w:eastAsia="Liberation Mono" w:hAnsi="Liberation Mono" /><w:color w:val="252525" /><w:sz w:val="14" /></w:rPr><w:t>BookID</w:t></w:r><w:proofErr w:type="spellEnd" /><w:r><w:br /></w:r><w:r><w:rPr><w:rFonts w:ascii="Liberation Mono" w:eastAsia="Liberation Mono" w:hAnsi="Liberation Mono" /><w:color w:val="252525" /><w:sz w:val="14" /></w:rPr><w:t>) AS c</w:t></w:r><w:r><w:br /></w:r><w:r><w:rPr><w:rFonts w:ascii="Liberation Mono" w:eastAsia="Liberation Mono" w:hAnsi="Liberation Mono" /><w:color w:val="252525" /><w:sz w:val="14" /></w:rPr><w:t xml:space="preserve">  ON </w:t></w:r><w:proofErr w:type="spellStart" /><w:r><w:rPr><w:rFonts w:ascii="Liberation Mono" w:eastAsia="Liberation Mono" w:hAnsi="Liberation Mono" /><w:color w:val="252525" /><w:sz w:val="14" /></w:rPr><w:t>c.BookID</w:t></w:r><w:proofErr w:type="spellEnd" /><w:r><w:rPr><w:rFonts w:ascii="Liberation Mono" w:eastAsia="Liberation Mono" w:hAnsi="Liberation Mono" /><w:color w:val="252525" /><w:sz w:val="14" /></w:rPr><w:t xml:space="preserve"> = </w:t></w:r><w:proofErr w:type="spellStart" /><w:r><w:rPr><w:rFonts w:ascii="Liberation Mono" w:eastAsia="Liberation Mono" w:hAnsi="Liberation Mono" /><w:color w:val="252525" /><w:sz w:val="14" /></w:rPr><w:t>b.BookID</w:t></w:r><w:proofErr w:type="spellEnd" /><w:r><w:br /></w:r><w:r><w:rPr><w:rFonts w:ascii="Liberation Mono" w:eastAsia="Liberation Mono" w:hAnsi="Liberation Mono" /><w:color w:val="252525" /><w:sz w:val="14" /></w:rPr><w:t>LEFT JOIN (</w:t></w:r><w:r><w:br /></w:r><w:r><w:rPr><w:rFonts w:ascii="Liberation Mono" w:eastAsia="Liberation Mono" w:hAnsi="Liberation Mono" /><w:color w:val="252525" /><w:sz w:val="14" /></w:rPr><w:t d8p1:space="preserve" xmlns:d8p1="http://www.w3.org/XML/1998/namespace">    -- One row per book: total borrowing transactions across all its copies.</w:t><w:br /></w:r><w:r><w:rPr><w:rFonts w:ascii="Liberation Mono" w:eastAsia="Liberation Mono" w:hAnsi="Liberation Mono" /><w:color w:val="252525" /><w:sz w:val="14" /></w:rPr><w:t xml:space="preserve">    SELECT</w:t></w:r><w:r><w:br /></w:r><w:r><w:rPr><w:rFonts w:ascii="Liberation Mono" w:eastAsia="Liberation Mono" w:hAnsi="Liberation Mono" /><w:color w:val="252525" /><w:sz w:val="14" /></w:rPr><w:t xml:space="preserve">        </w:t></w:r><w:proofErr w:type="spellStart" /><w:r><w:rPr><w:rFonts w:ascii="Liberation Mono" w:eastAsia="Liberation Mono" w:hAnsi="Liberation Mono" /><w:color w:val="252525" /><w:sz w:val="14" /></w:rPr><w:t>BookID</w:t></w:r><w:proofErr w:type="spellEnd" /><w:r><w:rPr><w:rFonts w:ascii="Liberation Mono" w:eastAsia="Liberation Mono" w:hAnsi="Liberation Mono" /><w:color w:val="252525" /><w:sz w:val="14" /></w:rPr><w:t>,</w:t></w:r><w:r><w:br /></w:r><w:r><w:rPr><w:rFonts w:ascii="Liberation Mono" w:eastAsia="Liberation Mono" w:hAnsi="Liberation Mono" /><w:color w:val="252525" /><w:sz w:val="14" /></w:rPr><w:t xml:space="preserve">        COUNT(*) AS </w:t></w:r><w:proofErr w:type="spellStart" /><w:r><w:rPr><w:rFonts w:ascii="Liberation Mono" w:eastAsia="Liberation Mono" w:hAnsi="Liberation Mono" /><w:color w:val="252525" /><w:sz w:val="14" /></w:rPr><w:t>totalLoanTransactions</w:t></w:r><w:proofErr w:type="spellEnd" /><w:r><w:br /></w:r><w:r><w:rPr><w:rFonts w:ascii="Liberation Mono" w:eastAsia="Liberation Mono" w:hAnsi="Liberation Mono" /><w:color w:val="252525" /><w:sz w:val="14" /></w:rPr><w:t xml:space="preserve">    FROM Loan</w:t></w:r><w:r><w:br /></w:r><w:r><w:rPr><w:rFonts w:ascii="Liberation Mono" w:eastAsia="Liberation Mono" w:hAnsi="Liberation Mono" /><w:color w:val="252525" /><w:sz w:val="14" /></w:rPr><w:t xml:space="preserve">    GROUP BY </w:t></w:r><w:proofErr w:type="spellStart" /><w:r><w:rPr><w:rFonts w:ascii="Liberation Mono" w:eastAsia="Liberation Mono" w:hAnsi="Liberation Mono" /><w:color w:val="252525" /><w:sz w:val="14" /></w:rPr><w:t>BookID</w:t></w:r><w:proofErr w:type="spellEnd" /><w:r><w:br /></w:r><w:r><w:rPr><w:rFonts w:ascii="Liberation Mono" w:eastAsia="Liberation Mono" w:hAnsi="Liberation Mono" /><w:color w:val="252525" /><w:sz w:val="14" /></w:rPr><w:t>) AS l</w:t></w:r><w:r><w:br /></w:r><w:r><w:rPr><w:rFonts w:ascii="Liberation Mono" w:eastAsia="Liberation Mono" w:hAnsi="Liberation Mono" /><w:color w:val="252525" /><w:sz w:val="14" /></w:rPr><w:t xml:space="preserve">  ON </w:t></w:r><w:proofErr w:type="spellStart" /><w:r><w:rPr><w:rFonts w:ascii="Liberation Mono" w:eastAsia="Liberation Mono" w:hAnsi="Liberation Mono" /><w:color w:val="252525" /><w:sz w:val="14" /></w:rPr><w:t>l.BookID</w:t></w:r><w:proofErr w:type="spellEnd" /><w:r><w:rPr><w:rFonts w:ascii="Liberation Mono" w:eastAsia="Liberation Mono" w:hAnsi="Liberation Mono" /><w:color w:val="252525" /><w:sz w:val="14" /></w:rPr><w:t xml:space="preserve"> = </w:t></w:r><w:proofErr w:type="spellStart" /><w:r><w:rPr><w:rFonts w:ascii="Liberation Mono" w:eastAsia="Liberation Mono" w:hAnsi="Liberation Mono" /><w:color w:val="252525" /><w:sz w:val="14" /></w:rPr><w:t>b.BookID</w:t></w:r><w:proofErr w:type="spellEnd" /><w:r><w:br /></w:r><w:r><w:rPr><w:rFonts w:ascii="Liberation Mono" w:eastAsia="Liberation Mono" w:hAnsi="Liberation Mono" /><w:color w:val="252525" /><w:sz w:val="14" /></w:rPr><w:t xml:space="preserve">ORDER BY </w:t></w:r><w:proofErr w:type="spellStart" /><w:r><w:rPr><w:rFonts w:ascii="Liberation Mono" w:eastAsia="Liberation Mono" w:hAnsi="Liberation Mono" /><w:color w:val="252525" /><w:sz w:val="14" /></w:rPr><w:t>b.BookID</w:t></w:r><w:proofErr w:type="spellEnd" /><w:r><w:rPr><w:rFonts w:ascii="Liberation Mono" w:eastAsia="Liberation Mono" w:hAnsi="Liberation Mono" /><w:color w:val="252525" /><w:sz w:val="14" /></w:rPr><w:t>;</w:t></w:r></w:p></w:tc></w:tr></w:tbl><w:p><w:pPr><w:pStyle w:val="ListParagraph" /></w:pPr></w:p><w:p><w:pPr><w:pStyle w:val="ListParagraph" /><w:spacing w:after="80" w:line="240" w:lineRule="auto" /></w:pPr><w:r><w:rPr><w:rFonts w:ascii="Carlito" w:eastAsia="Carlito" w:hAnsi="Carlito" /><w:color w:val="252525" /><w:sz w:val="21" /></w:rPr><w:t>Count the documents after the Book collection has been loaded.</w:t></w:r></w:p><w:p><w:pPr><w:pStyle w:val="ListParagraph" /></w:pPr></w:p><w:tbl><w:tblPr><w:tblStyle w:val="TableGrid" /><w:tblW w:w="0" w:type="auto" /><w:jc w:val="center" /><w:tblBorders><w:top w:val="single" w:sz="6" w:space="0" w:color="7F7F7F" /><w:left w:val="single" w:sz="6" w:space="0" w:color="7F7F7F" /><w:bottom w:val="single" w:sz="6" w:space="0" w:color="7F7F7F" /><w:right w:val="single" w:sz="6" w:space="0" w:color="7F7F7F" /><w:insideH w:val="single" w:sz="6" w:space="0" w:color="7F7F7F" /><w:insideV w:val="single" w:sz="6" w:space="0" w:color="7F7F7F" /></w:tblBorders><w:tblLayout w:type="fixed" /><w:tblLook w:val="04A0" w:firstRow="1" w:lastRow="0" w:firstColumn="1" w:lastColumn="0" w:noHBand="0" w:noVBand="1" /></w:tblPr><w:tblGrid><w:gridCol w:w="2880" /><w:gridCol w:w="7056" /></w:tblGrid><w:tr><w:trPr><w:cantSplit /><w:tblHeader /><w:jc w:val="center" /></w:trPr><w:tc><w:tcPr><w:tcW w:w="2880" w:type="dxa" /><w:tcBorders><w:top w:val="single" w:sz="5" w:space="0" w:color="8D7B9B" /><w:left w:val="single" w:sz="5" w:space="0" w:color="8D7B9B" /><w:bottom w:val="single" w:sz="5" w:space="0" w:color="8D7B9B" /><w:right w:val="single" w:sz="5" w:space="0" w:color="8D7B9B" /></w:tcBorders><w:tcMar><w:top w:w="70" w:type="dxa" /><w:left w:w="90" w:type="dxa" /><w:bottom w:w="70" w:type="dxa" /><w:right w:w="90" w:type="dxa" /></w:tcMar><w:vAlign w:val="center" /></w:tcPr><w:p><w:pPr><w:spacing w:after="0" w:line="240" w:lineRule="auto" /><w:jc w:val="center" /></w:pPr><w:r><w:rPr><w:rFonts w:ascii="Carlito" w:eastAsia="Carlito" w:hAnsi="Carlito" /><w:b /><w:color w:val="1C1C1C" /><w:sz w:val="18" /></w:rPr><w:t>Collection</w:t></w:r></w:p></w:tc><w:tc><w:tcPr><w:tcW w:w="7056" w:type="dxa" /><w:tcBorders><w:top w:val="single" w:sz="5" w:space="0" w:color="8D7B9B" /><w:left w:val="single" w:sz="5" w:space="0" w:color="8D7B9B" /><w:bottom w:val="single" w:sz="5" w:space="0" w:color="8D7B9B" /><w:right w:val="single" w:sz="5" w:space="0" w:color="8D7B9B" /></w:tcBorders><w:tcMar><w:top w:w="70" w:type="dxa" /><w:left w:w="90" w:type="dxa" /><w:bottom w:w="70" w:type="dxa" /><w:right w:w="90" w:type="dxa" /></w:tcMar><w:vAlign w:val="center" /></w:tcPr><w:p><w:pPr><w:spacing w:after="0" w:line="240" w:lineRule="auto" /><w:jc w:val="center" /></w:pPr><w:r><w:rPr><w:rFonts w:ascii="Carlito" w:eastAsia="Carlito" w:hAnsi="Carlito" /><w:b /><w:color w:val="1C1C1C" /><w:sz w:val="18" /></w:rPr><w:t>Number of Documents</w:t></w:r></w:p></w:tc></w:tr><w:tr><w:trPr><w:cantSplit /><w:jc w:val="center" /></w:trPr><w:tc><w:tcPr><w:tcW w:w="2880" w:type="dxa" /><w:tcBorders><w:top w:val="single" w:sz="5" w:space="0" w:color="8D7B9B" /><w:left w:val="single" w:sz="5" w:space="0" w:color="8D7B9B" /><w:bottom w:val="single" w:sz="5" w:space="0" w:color="8D7B9B" /><w:right w:val="single" w:sz="5" w:space="0" w:color="8D7B9B" /></w:tcBorders><w:tcMar><w:top w:w="70" w:type="dxa" /><w:left w:w="90" w:type="dxa" /><w:bottom w:w="70" w:type="dxa" /><w:right w:w="90" w:type="dxa" /></w:tcMar><w:vAlign w:val="center" /></w:tcPr><w:p><w:pPr><w:spacing w:after="0" w:line="240" w:lineRule="auto" /></w:pPr><w:r><w:rPr><w:rFonts w:ascii="Carlito" w:eastAsia="Carlito" w:hAnsi="Carlito" /><w:color w:val="252525" /><w:sz w:val="18" /></w:rPr><w:t>Book</w:t></w:r></w:p></w:tc><w:tc><w:tcPr><w:tcW w:w="7056" w:type="dxa" /><w:tcBorders><w:top w:val="single" w:sz="5" w:space="0" w:color="8D7B9B" /><w:left w:val="single" w:sz="5" w:space="0" w:color="8D7B9B" /><w:bottom w:val="single" w:sz="5" w:space="0" w:color="8D7B9B" /><w:right w:val="single" w:sz="5" w:space="0" w:color="8D7B9B" /></w:tcBorders><w:tcMar><w:top w:w="70" w:type="dxa" /><w:left w:w="90" w:type="dxa" /><w:bottom w:w="70" w:type="dxa" /><w:right w:w="90" w:type="dxa" /></w:tcMar><w:vAlign w:val="center" /></w:tcPr><w:p><w:pPr><w:spacing w:after="0" w:line="240" w:lineRule="auto" /><w:jc w:val="center" /></w:pPr><w:r><w:rPr><w:rFonts w:ascii="Carlito" w:eastAsia="Carlito" w:hAnsi="Carlito" /><w:b /><w:color w:val="5D8F2B" /><w:sz w:val="19" /></w:rPr><w:t>500</w:t></w:r></w:p></w:tc></w:tr></w:tbl><w:p><w:pPr><w:pStyle w:val="ListParagraph" /></w:pPr></w:p><w:p><w:pPr><w:pageBreakBefore /><w:spacing w:after="80" w:line="240" w:lineRule="auto" /><w:ind w:left="720" /></w:pPr><w:r><w:rPr><w:rFonts w:ascii="Carlito" w:eastAsia="Carlito" w:hAnsi="Carlito" /><w:color w:val="252525" /><w:sz w:val="21" /></w:rPr><w:lastRenderedPageBreak /><w:t>ii) Paste the MongoDB commands and results for the two questions below.</w:t></w:r></w:p><w:tbl><w:tblPr><w:tblStyle w:val="TableGrid" /><w:tblW w:w="0" w:type="auto" /><w:jc w:val="center" /><w:tblBorders><w:top w:val="single" w:sz="6" w:space="0" w:color="7F7F7F" /><w:left w:val="single" w:sz="6" w:space="0" w:color="7F7F7F" /><w:bottom w:val="single" w:sz="6" w:space="0" w:color="7F7F7F" /><w:right w:val="single" w:sz="6" w:space="0" w:color="7F7F7F" /><w:insideH w:val="single" w:sz="6" w:space="0" w:color="7F7F7F" /><w:insideV w:val="single" w:sz="6" w:space="0" w:color="7F7F7F" /></w:tblBorders><w:tblLayout w:type="fixed" /><w:tblLook w:val="04A0" w:firstRow="1" w:lastRow="0" w:firstColumn="1" w:lastColumn="0" w:noHBand="0" w:noVBand="1" /></w:tblPr><w:tblGrid><w:gridCol w:w="691" /><w:gridCol w:w="4608" /><w:gridCol w:w="4636" /></w:tblGrid><w:tr><w:trPr><w:cantSplit /><w:tblHeader /><w:jc w:val="center" /></w:trPr><w:tc><w:tcPr><w:tcW w:w="691" w:type="dxa" /><w:tcBorders><w:top w:val="single" w:sz="5" w:space="0" w:color="8D7B9B" /><w:left w:val="single" w:sz="5" w:space="0" w:color="8D7B9B" /><w:bottom w:val="single" w:sz="5" w:space="0" w:color="8D7B9B" /><w:right w:val="single" w:sz="5" w:space="0" w:color="8D7B9B" /></w:tcBorders><w:tcMar><w:top w:w="70" w:type="dxa" /><w:left w:w="90" w:type="dxa" /><w:bottom w:w="70" w:type="dxa" /><w:right w:w="90" w:type="dxa" /></w:tcMar><w:vAlign w:val="center" /></w:tcPr><w:p><w:pPr><w:spacing w:after="0" w:line="240" w:lineRule="auto" /><w:jc w:val="center" /></w:pPr><w:r><w:rPr><w:rFonts w:ascii="Carlito" w:eastAsia="Carlito" w:hAnsi="Carlito" /><w:b /><w:color w:val="1C1C1C" /><w:sz w:val="17" /></w:rPr><w:t>Question</w:t></w:r></w:p></w:tc><w:tc><w:tcPr><w:tcW w:w="4608" w:type="dxa" /><w:tcBorders><w:top w:val="single" w:sz="5" w:space="0" w:color="8D7B9B" /><w:left w:val="single" w:sz="5" w:space="0" w:color="8D7B9B" /><w:bottom w:val="single" w:sz="5" w:space="0" w:color="8D7B9B" /><w:right w:val="single" w:sz="5" w:space="0" w:color="8D7B9B" /></w:tcBorders><w:tcMar><w:top w:w="70" w:type="dxa" /><w:left w:w="90" w:type="dxa" /><w:bottom w:w="70" w:type="dxa" /><w:right w:w="90" w:type="dxa" /></w:tcMar><w:vAlign w:val="center" /></w:tcPr><w:p><w:pPr><w:spacing w:after="0" w:line="240" w:lineRule="auto" /><w:jc w:val="center" /></w:pPr><w:r><w:rPr><w:rFonts w:ascii="Carlito" w:eastAsia="Carlito" w:hAnsi="Carlito" /><w:b /><w:color w:val="1C1C1C" /><w:sz w:val="17" /></w:rPr><w:t>Mongo Command</w:t></w:r></w:p></w:tc><w:tc><w:tcPr><w:tcW w:w="4636" w:type="dxa" /><w:tcBorders><w:top w:val="single" w:sz="5" w:space="0" w:color="8D7B9B" /><w:left w:val="single" w:sz="5" w:space="0" w:color="8D7B9B" /><w:bottom w:val="single" w:sz="5" w:space="0" w:color="8D7B9B" /><w:right w:val="single" w:sz="5" w:space="0" w:color="8D7B9B" /></w:tcBorders><w:tcMar><w:top w:w="70" w:type="dxa" /><w:left w:w="90" w:type="dxa" /><w:bottom w:w="70" w:type="dxa" /><w:right w:w="90" w:type="dxa" /></w:tcMar><w:vAlign w:val="center" /></w:tcPr><w:p><w:pPr><w:spacing w:after="0" w:line="240" w:lineRule="auto" /><w:jc w:val="center" /></w:pPr><w:r><w:rPr><w:rFonts w:ascii="Carlito" w:eastAsia="Carlito" w:hAnsi="Carlito" /><w:b /><w:color w:val="1C1C1C" /><w:sz w:val="17" /></w:rPr><w:t>Result</w:t></w:r></w:p></w:tc></w:tr><w:tr><w:trPr><w:cantSplit /><w:jc w:val="center" /></w:trPr><w:tc><w:tcPr><w:tcW w:w="691" w:type="dxa" /><w:tcBorders><w:top w:val="single" w:sz="5" w:space="0" w:color="8D7B9B" /><w:left w:val="single" w:sz="5" w:space="0" w:color="8D7B9B" /><w:bottom w:val="single" w:sz="5" w:space="0" w:color="8D7B9B" /><w:right w:val="single" w:sz="5" w:space="0" w:color="8D7B9B" /></w:tcBorders><w:tcMar><w:top w:w="70" w:type="dxa" /><w:left w:w="90" w:type="dxa" /><w:bottom w:w="70" w:type="dxa" /><w:right w:w="90" w:type="dxa" /></w:tcMar><w:vAlign w:val="center" /></w:tcPr><w:p><w:pPr><w:spacing w:after="0" w:line="240" w:lineRule="auto" /><w:jc w:val="center" /></w:pPr><w:r><w:rPr><w:rFonts w:ascii="Carlito" w:eastAsia="Carlito" w:hAnsi="Carlito" /><w:b /><w:color w:val="252525" /><w:sz w:val="17" /></w:rPr><w:t>1</w:t></w:r></w:p></w:tc><w:tc><w:tcPr><w:tcW w:w="4608" w:type="dxa" /><w:tcBorders><w:top w:val="single" w:sz="5" w:space="0" w:color="8D7B9B" /><w:left w:val="single" w:sz="5" w:space="0" w:color="8D7B9B" /><w:bottom w:val="single" w:sz="5" w:space="0" w:color="8D7B9B" /><w:right w:val="single" w:sz="5" w:space="0" w:color="8D7B9B" /></w:tcBorders><w:tcMar><w:top w:w="70" w:type="dxa" /><w:left w:w="90" w:type="dxa" /><w:bottom w:w="70" w:type="dxa" /><w:right w:w="90" w:type="dxa" /></w:tcMar><w:vAlign w:val="center" /></w:tcPr><w:p><w:pPr><w:spacing w:after="0" w:line="216" w:lineRule="auto" /></w:pPr><w:proofErr w:type="spellStart" /><w:proofErr w:type="gramStart" /><w:r><w:rPr><w:rFonts w:ascii="Liberation Mono" w:eastAsia="Liberation Mono" w:hAnsi="Liberation Mono" /><w:color w:val="252525" /><w:sz w:val="14" /></w:rPr><w:t>db.Book.find</w:t></w:r><w:proofErr w:type="spellEnd" /><w:proofErr w:type="gramEnd" /><w:r><w:rPr><w:rFonts w:ascii="Liberation Mono" w:eastAsia="Liberation Mono" w:hAnsi="Liberation Mono" /><w:color w:val="252525" /><w:sz w:val="14" /></w:rPr><w:t>(</w:t></w:r><w:r><w:br /></w:r><w:r><w:rPr><w:rFonts w:ascii="Liberation Mono" w:eastAsia="Liberation Mono" w:hAnsi="Liberation Mono" /><w:color w:val="252525" /><w:sz w:val="14" /></w:rPr><w:t xml:space="preserve">  { </w:t></w:r><w:proofErr w:type="spellStart" /><w:r><w:rPr><w:rFonts w:ascii="Liberation Mono" w:eastAsia="Liberation Mono" w:hAnsi="Liberation Mono" /><w:color w:val="252525" /><w:sz w:val="14" /></w:rPr><w:t>totalLoanTransactions</w:t></w:r><w:proofErr w:type="spellEnd" /><w:r><w:rPr><w:rFonts w:ascii="Liberation Mono" w:eastAsia="Liberation Mono" w:hAnsi="Liberation Mono" /><w:color w:val="252525" /><w:sz w:val="14" /></w:rPr><w:t xml:space="preserve">: </w:t></w:r><w:proofErr w:type="gramStart" /><w:r><w:rPr><w:rFonts w:ascii="Liberation Mono" w:eastAsia="Liberation Mono" w:hAnsi="Liberation Mono" /><w:color w:val="252525" /><w:sz w:val="14" /></w:rPr><w:t>{ $</w:t></w:r><w:proofErr w:type="spellStart" /><w:proofErr w:type="gramEnd" /><w:r><w:rPr><w:rFonts w:ascii="Liberation Mono" w:eastAsia="Liberation Mono" w:hAnsi="Liberation Mono" /><w:color w:val="252525" /><w:sz w:val="14" /></w:rPr><w:t>gt</w:t></w:r><w:proofErr w:type="spellEnd" /><w:r><w:rPr><w:rFonts w:ascii="Liberation Mono" w:eastAsia="Liberation Mono" w:hAnsi="Liberation Mono" /><w:color w:val="252525" /><w:sz w:val="14" /></w:rPr><w:t xml:space="preserve">: </w:t></w:r><w:proofErr w:type="gramStart" /><w:r><w:rPr><w:rFonts w:ascii="Liberation Mono" w:eastAsia="Liberation Mono" w:hAnsi="Liberation Mono" /><w:color w:val="252525" /><w:sz w:val="14" /></w:rPr><w:t>400 }</w:t></w:r><w:proofErr w:type="gramEnd" /><w:r><w:rPr><w:rFonts w:ascii="Liberation Mono" w:eastAsia="Liberation Mono" w:hAnsi="Liberation Mono" /><w:color w:val="252525" /><w:sz w:val="14" /></w:rPr><w:t xml:space="preserve"> },</w:t></w:r><w:r><w:br /></w:r><w:r><w:rPr><w:rFonts w:ascii="Liberation Mono" w:eastAsia="Liberation Mono" w:hAnsi="Liberation Mono" /><w:color w:val="252525" /><w:sz w:val="14" /></w:rPr><w:t xml:space="preserve">  {</w:t></w:r><w:r><w:br /></w:r><w:r><w:rPr><w:rFonts w:ascii="Liberation Mono" w:eastAsia="Liberation Mono" w:hAnsi="Liberation Mono" /><w:color w:val="252525" /><w:sz w:val="14" /></w:rPr><w:t xml:space="preserve">    _id: 0,</w:t></w:r><w:r><w:br /></w:r><w:r><w:rPr><w:rFonts w:ascii="Liberation Mono" w:eastAsia="Liberation Mono" w:hAnsi="Liberation Mono" /><w:color w:val="252525" /><w:sz w:val="14" /></w:rPr><w:t xml:space="preserve">    title: 1,</w:t></w:r><w:r><w:br /></w:r><w:r><w:rPr><w:rFonts w:ascii="Liberation Mono" w:eastAsia="Liberation Mono" w:hAnsi="Liberation Mono" /><w:color w:val="252525" /><w:sz w:val="14" /></w:rPr><w:t xml:space="preserve">    genre: 1,</w:t></w:r><w:r><w:br /></w:r><w:r><w:rPr><w:rFonts w:ascii="Liberation Mono" w:eastAsia="Liberation Mono" w:hAnsi="Liberation Mono" /><w:color w:val="252525" /><w:sz w:val="14" /></w:rPr><w:t xml:space="preserve">    </w:t></w:r><w:proofErr w:type="spellStart" /><w:r><w:rPr><w:rFonts w:ascii="Liberation Mono" w:eastAsia="Liberation Mono" w:hAnsi="Liberation Mono" /><w:color w:val="252525" /><w:sz w:val="14" /></w:rPr><w:t>totalLoanTransactions</w:t></w:r><w:proofErr w:type="spellEnd" /><w:r><w:rPr><w:rFonts w:ascii="Liberation Mono" w:eastAsia="Liberation Mono" w:hAnsi="Liberation Mono" /><w:color w:val="252525" /><w:sz w:val="14" /></w:rPr><w:t>: 1</w:t></w:r><w:r><w:br /></w:r><w:r><w:rPr><w:rFonts w:ascii="Liberation Mono" w:eastAsia="Liberation Mono" w:hAnsi="Liberation Mono" /><w:color w:val="252525" /><w:sz w:val="14" /></w:rPr><w:t xml:space="preserve">  }</w:t></w:r><w:r><w:br /></w:r><w:proofErr w:type="gramStart" /><w:r><w:rPr><w:rFonts w:ascii="Liberation Mono" w:eastAsia="Liberation Mono" w:hAnsi="Liberation Mono" /><w:color w:val="252525" /><w:sz w:val="14" /></w:rPr><w:t>).sort</w:t></w:r><w:proofErr w:type="gramEnd" /><w:r><w:rPr><w:rFonts w:ascii="Liberation Mono" w:eastAsia="Liberation Mono" w:hAnsi="Liberation Mono" /><w:color w:val="252525" /><w:sz w:val="14" /></w:rPr><w:t>({</w:t></w:r><w:r><w:br /></w:r><w:r><w:rPr><w:rFonts w:ascii="Liberation Mono" w:eastAsia="Liberation Mono" w:hAnsi="Liberation Mono" /><w:color w:val="252525" /><w:sz w:val="14" /></w:rPr><w:t xml:space="preserve">  </w:t></w:r><w:proofErr w:type="spellStart" /><w:r><w:rPr><w:rFonts w:ascii="Liberation Mono" w:eastAsia="Liberation Mono" w:hAnsi="Liberation Mono" /><w:color w:val="252525" /><w:sz w:val="14" /></w:rPr><w:t>totalLoanTransactions</w:t></w:r><w:proofErr w:type="spellEnd" /><w:r><w:rPr><w:rFonts w:ascii="Liberation Mono" w:eastAsia="Liberation Mono" w:hAnsi="Liberation Mono" /><w:color w:val="252525" /><w:sz w:val="14" /></w:rPr><w:t>: -1,</w:t></w:r><w:r><w:br /></w:r><w:r><w:rPr><w:rFonts w:ascii="Liberation Mono" w:eastAsia="Liberation Mono" w:hAnsi="Liberation Mono" /><w:color w:val="252525" /><w:sz w:val="14" /></w:rPr><w:t xml:space="preserve">  title: 1</w:t></w:r><w:r><w:br /></w:r><w:r><w:rPr><w:rFonts w:ascii="Liberation Mono" w:eastAsia="Liberation Mono" w:hAnsi="Liberation Mono" /><w:color w:val="252525" /><w:sz w:val="14" /></w:rPr><w:t>}</w:t></w:r><w:proofErr w:type="gramStart" /><w:r><w:rPr><w:rFonts w:ascii="Liberation Mono" w:eastAsia="Liberation Mono" w:hAnsi="Liberation Mono" /><w:color w:val="252525" /><w:sz w:val="14" /></w:rPr><w:t>).</w:t></w:r><w:proofErr w:type="spellStart" /><w:r><w:rPr><w:rFonts w:ascii="Liberation Mono" w:eastAsia="Liberation Mono" w:hAnsi="Liberation Mono" /><w:color w:val="252525" /><w:sz w:val="14" /></w:rPr><w:t>toArray</w:t></w:r><w:proofErr w:type="spellEnd" /><w:proofErr w:type="gramEnd" /><w:r><w:rPr><w:rFonts w:ascii="Liberation Mono" w:eastAsia="Liberation Mono" w:hAnsi="Liberation Mono" /><w:color w:val="252525" /><w:sz w:val="14" /></w:rPr><w:t>()</w:t></w:r></w:p></w:tc><w:tc><w:tcPr><w:tcW w:w="4636" w:type="dxa" /><w:tcBorders><w:top w:val="single" w:sz="5" w:space="0" w:color="8D7B9B" /><w:left w:val="single" w:sz="5" w:space="0" w:color="8D7B9B" /><w:bottom w:val="single" w:sz="5" w:space="0" w:color="8D7B9B" /><w:right w:val="single" w:sz="5" w:space="0" w:color="8D7B9B" /></w:tcBorders><w:tcMar><w:top w:w="70" w:type="dxa" /><w:left w:w="90" w:type="dxa" /><w:bottom w:w="70" w:type="dxa" /><w:right w:w="90" w:type="dxa" /></w:tcMar><w:vAlign w:val="center" /></w:tcPr><w:p><w:pPr><w:spacing w:after="0" w:line="230" w:lineRule="auto" /></w:pPr><w:r><w:t>None</w:t></w:r></w:p></w:tc></w:tr><w:tr><w:trPr><w:cantSplit /><w:jc w:val="center" /></w:trPr><w:tc><w:tcPr><w:tcW w:w="691" w:type="dxa" /><w:tcBorders><w:top w:val="single" w:sz="5" w:space="0" w:color="8D7B9B" /><w:left w:val="single" w:sz="5" w:space="0" w:color="8D7B9B" /><w:bottom w:val="single" w:sz="5" w:space="0" w:color="8D7B9B" /><w:right w:val="single" w:sz="5" w:space="0" w:color="8D7B9B" /></w:tcBorders><w:tcMar><w:top w:w="70" w:type="dxa" /><w:left w:w="90" w:type="dxa" /><w:bottom w:w="70" w:type="dxa" /><w:right w:w="90" w:type="dxa" /></w:tcMar><w:vAlign w:val="center" /></w:tcPr><w:p><w:pPr><w:spacing w:after="0" w:line="240" w:lineRule="auto" /><w:jc w:val="center" /></w:pPr><w:r><w:rPr><w:rFonts w:ascii="Carlito" w:eastAsia="Carlito" w:hAnsi="Carlito" /><w:b /><w:color w:val="252525" /><w:sz w:val="17" /></w:rPr><w:t>2</w:t></w:r></w:p></w:tc><w:tc><w:tcPr><w:tcW w:w="4608" w:type="dxa" /><w:tcBorders><w:top w:val="single" w:sz="5" w:space="0" w:color="8D7B9B" /><w:left w:val="single" w:sz="5" w:space="0" w:color="8D7B9B" /><w:bottom w:val="single" w:sz="5" w:space="0" w:color="8D7B9B" /><w:right w:val="single" w:sz="5" w:space="0" w:color="8D7B9B" /></w:tcBorders><w:tcMar><w:top w:w="70" w:type="dxa" /><w:left w:w="90" w:type="dxa" /><w:bottom w:w="70" w:type="dxa" /><w:right w:w="90" w:type="dxa" /></w:tcMar><w:vAlign w:val="center" /></w:tcPr><w:p><w:pPr><w:spacing w:after="0" w:line="211" w:lineRule="auto" /></w:pPr><w:proofErr w:type="spellStart" /><w:r><w:rPr><w:rFonts w:ascii="Liberation Mono" w:eastAsia="Liberation Mono" w:hAnsi="Liberation Mono" /><w:color w:val="252525" /><w:sz w:val="13" /></w:rPr><w:t>db.Book.aggregate</w:t></w:r><w:proofErr w:type="spellEnd" /><w:r><w:rPr><w:rFonts w:ascii="Liberation Mono" w:eastAsia="Liberation Mono" w:hAnsi="Liberation Mono" /><w:color w:val="252525" /><w:sz w:val="13" /></w:rPr><w:t>([</w:t></w:r><w:r><w:br /></w:r><w:r><w:rPr><w:rFonts w:ascii="Liberation Mono" w:eastAsia="Liberation Mono" w:hAnsi="Liberation Mono" /><w:color w:val="252525" /><w:sz w:val="13" /></w:rPr><w:t xml:space="preserve">  {</w:t></w:r><w:r><w:br /></w:r><w:r><w:rPr><w:rFonts w:ascii="Liberation Mono" w:eastAsia="Liberation Mono" w:hAnsi="Liberation Mono" /><w:color w:val="252525" /><w:sz w:val="13" /></w:rPr><w:t xml:space="preserve">    $group: {</w:t></w:r><w:r><w:br /></w:r><w:r><w:rPr><w:rFonts w:ascii="Liberation Mono" w:eastAsia="Liberation Mono" w:hAnsi="Liberation Mono" /><w:color w:val="252525" /><w:sz w:val="13" /></w:rPr><w:t xml:space="preserve">      _id: "$genre",</w:t></w:r><w:r><w:br /></w:r><w:r><w:rPr><w:rFonts w:ascii="Liberation Mono" w:eastAsia="Liberation Mono" w:hAnsi="Liberation Mono" /><w:color w:val="252525" /><w:sz w:val="13" /></w:rPr><w:t xml:space="preserve">      </w:t></w:r><w:proofErr w:type="spellStart" /><w:r><w:rPr><w:rFonts w:ascii="Liberation Mono" w:eastAsia="Liberation Mono" w:hAnsi="Liberation Mono" /><w:color w:val="252525" /><w:sz w:val="13" /></w:rPr><w:t>numberOfBooks</w:t></w:r><w:proofErr w:type="spellEnd" /><w:r><w:rPr><w:rFonts w:ascii="Liberation Mono" w:eastAsia="Liberation Mono" w:hAnsi="Liberation Mono" /><w:color w:val="252525" /><w:sz w:val="13" /></w:rPr><w:t>: { $sum: 1 },</w:t></w:r><w:r><w:br /></w:r><w:r><w:rPr><w:rFonts w:ascii="Liberation Mono" w:eastAsia="Liberation Mono" w:hAnsi="Liberation Mono" /><w:color w:val="252525" /><w:sz w:val="13" /></w:rPr><w:t xml:space="preserve">      </w:t></w:r><w:proofErr w:type="spellStart" /><w:r><w:rPr><w:rFonts w:ascii="Liberation Mono" w:eastAsia="Liberation Mono" w:hAnsi="Liberation Mono" /><w:color w:val="252525" /><w:sz w:val="13" /></w:rPr><w:t>averageLoansPerBook</w:t></w:r><w:proofErr w:type="spellEnd" /><w:r><w:rPr><w:rFonts w:ascii="Liberation Mono" w:eastAsia="Liberation Mono" w:hAnsi="Liberation Mono" /><w:color w:val="252525" /><w:sz w:val="13" /></w:rPr><w:t>: {</w:t></w:r><w:r><w:br /></w:r><w:r><w:rPr><w:rFonts w:ascii="Liberation Mono" w:eastAsia="Liberation Mono" w:hAnsi="Liberation Mono" /><w:color w:val="252525" /><w:sz w:val="13" /></w:rPr><w:t xml:space="preserve">        $avg: "$</w:t></w:r><w:proofErr w:type="spellStart" /><w:r><w:rPr><w:rFonts w:ascii="Liberation Mono" w:eastAsia="Liberation Mono" w:hAnsi="Liberation Mono" /><w:color w:val="252525" /><w:sz w:val="13" /></w:rPr><w:t>totalLoanTransactions</w:t></w:r><w:proofErr w:type="spellEnd" /><w:r><w:rPr><w:rFonts w:ascii="Liberation Mono" w:eastAsia="Liberation Mono" w:hAnsi="Liberation Mono" /><w:color w:val="252525" /><w:sz w:val="13" /></w:rPr><w:t>"</w:t></w:r><w:r><w:br /></w:r><w:r><w:rPr><w:rFonts w:ascii="Liberation Mono" w:eastAsia="Liberation Mono" w:hAnsi="Liberation Mono" /><w:color w:val="252525" /><w:sz w:val="13" /></w:rPr><w:t xml:space="preserve">      }</w:t></w:r><w:r><w:br /></w:r><w:r><w:rPr><w:rFonts w:ascii="Liberation Mono" w:eastAsia="Liberation Mono" w:hAnsi="Liberation Mono" /><w:color w:val="252525" /><w:sz w:val="13" /></w:rPr><w:t xml:space="preserve">    }</w:t></w:r><w:r><w:br /></w:r><w:r><w:rPr><w:rFonts w:ascii="Liberation Mono" w:eastAsia="Liberation Mono" w:hAnsi="Liberation Mono" /><w:color w:val="252525" /><w:sz w:val="13" /></w:rPr><w:t xml:space="preserve">  },</w:t></w:r><w:r><w:br /></w:r><w:r><w:rPr><w:rFonts w:ascii="Liberation Mono" w:eastAsia="Liberation Mono" w:hAnsi="Liberation Mono" /><w:color w:val="252525" /><w:sz w:val="13" /></w:rPr><w:t xml:space="preserve">  {</w:t></w:r><w:r><w:br /></w:r><w:r><w:rPr><w:rFonts w:ascii="Liberation Mono" w:eastAsia="Liberation Mono" w:hAnsi="Liberation Mono" /><w:color w:val="252525" /><w:sz w:val="13" /></w:rPr><w:t xml:space="preserve">    $match: {</w:t></w:r><w:r><w:br /></w:r><w:r><w:rPr><w:rFonts w:ascii="Liberation Mono" w:eastAsia="Liberation Mono" w:hAnsi="Liberation Mono" /><w:color w:val="252525" /><w:sz w:val="13" /></w:rPr><w:t xml:space="preserve">      </w:t></w:r><w:proofErr w:type="spellStart" /><w:r><w:rPr><w:rFonts w:ascii="Liberation Mono" w:eastAsia="Liberation Mono" w:hAnsi="Liberation Mono" /><w:color w:val="252525" /><w:sz w:val="13" /></w:rPr><w:t>numberOfBooks</w:t></w:r><w:proofErr w:type="spellEnd" /><w:r><w:rPr><w:rFonts w:ascii="Liberation Mono" w:eastAsia="Liberation Mono" w:hAnsi="Liberation Mono" /><w:color w:val="252525" /><w:sz w:val="13" /></w:rPr><w:t>: { $</w:t></w:r><w:proofErr w:type="spellStart" /><w:r><w:rPr><w:rFonts w:ascii="Liberation Mono" w:eastAsia="Liberation Mono" w:hAnsi="Liberation Mono" /><w:color w:val="252525" /><w:sz w:val="13" /></w:rPr><w:t>gt</w:t></w:r><w:proofErr w:type="spellEnd" /><w:r><w:rPr><w:rFonts w:ascii="Liberation Mono" w:eastAsia="Liberation Mono" w:hAnsi="Liberation Mono" /><w:color w:val="252525" /><w:sz w:val="13" /></w:rPr><w:t>: 50 },</w:t></w:r><w:r><w:br /></w:r><w:r><w:rPr><w:rFonts w:ascii="Liberation Mono" w:eastAsia="Liberation Mono" w:hAnsi="Liberation Mono" /><w:color w:val="252525" /><w:sz w:val="13" /></w:rPr><w:t xml:space="preserve">      </w:t></w:r><w:proofErr w:type="spellStart" /><w:r><w:rPr><w:rFonts w:ascii="Liberation Mono" w:eastAsia="Liberation Mono" w:hAnsi="Liberation Mono" /><w:color w:val="252525" /><w:sz w:val="13" /></w:rPr><w:t>averageLoansPerBook</w:t></w:r><w:proofErr w:type="spellEnd" /><w:r><w:rPr><w:rFonts w:ascii="Liberation Mono" w:eastAsia="Liberation Mono" w:hAnsi="Liberation Mono" /><w:color w:val="252525" /><w:sz w:val="13" /></w:rPr><w:t>: { $</w:t></w:r><w:proofErr w:type="spellStart" /><w:r><w:rPr><w:rFonts w:ascii="Liberation Mono" w:eastAsia="Liberation Mono" w:hAnsi="Liberation Mono" /><w:color w:val="252525" /><w:sz w:val="13" /></w:rPr><w:t>gt</w:t></w:r><w:proofErr w:type="spellEnd" /><w:r><w:rPr><w:rFonts w:ascii="Liberation Mono" w:eastAsia="Liberation Mono" w:hAnsi="Liberation Mono" /><w:color w:val="252525" /><w:sz w:val="13" /></w:rPr><w:t>: 70 }</w:t></w:r><w:r><w:br /></w:r><w:r><w:rPr><w:rFonts w:ascii="Liberation Mono" w:eastAsia="Liberation Mono" w:hAnsi="Liberation Mono" /><w:color w:val="252525" /><w:sz w:val="13" /></w:rPr><w:t xml:space="preserve">    }</w:t></w:r><w:r><w:br /></w:r><w:r><w:rPr><w:rFonts w:ascii="Liberation Mono" w:eastAsia="Liberation Mono" w:hAnsi="Liberation Mono" /><w:color w:val="252525" /><w:sz w:val="13" /></w:rPr><w:t xml:space="preserve">  },</w:t></w:r><w:r><w:br /></w:r><w:r><w:rPr><w:rFonts w:ascii="Liberation Mono" w:eastAsia="Liberation Mono" w:hAnsi="Liberation Mono" /><w:color w:val="252525" /><w:sz w:val="13" /></w:rPr><w:t xml:space="preserve">  {</w:t></w:r><w:r><w:br /></w:r><w:r><w:rPr><w:rFonts w:ascii="Liberation Mono" w:eastAsia="Liberation Mono" w:hAnsi="Liberation Mono" /><w:color w:val="252525" /><w:sz w:val="13" /></w:rPr><w:t xml:space="preserve">    $project: {</w:t></w:r><w:r><w:br /></w:r><w:r><w:rPr><w:rFonts w:ascii="Liberation Mono" w:eastAsia="Liberation Mono" w:hAnsi="Liberation Mono" /><w:color w:val="252525" /><w:sz w:val="13" /></w:rPr><w:t xml:space="preserve">      _id: 0,</w:t></w:r><w:r><w:br /></w:r><w:r><w:rPr><w:rFonts w:ascii="Liberation Mono" w:eastAsia="Liberation Mono" w:hAnsi="Liberation Mono" /><w:color w:val="252525" /><w:sz w:val="13" /></w:rPr><w:t xml:space="preserve">      genre: "$_id",</w:t></w:r><w:r><w:br /></w:r><w:r><w:rPr><w:rFonts w:ascii="Liberation Mono" w:eastAsia="Liberation Mono" w:hAnsi="Liberation Mono" /><w:color w:val="252525" /><w:sz w:val="13" /></w:rPr><w:t xml:space="preserve">      </w:t></w:r><w:proofErr w:type="spellStart" /><w:r><w:rPr><w:rFonts w:ascii="Liberation Mono" w:eastAsia="Liberation Mono" w:hAnsi="Liberation Mono" /><w:color w:val="252525" /><w:sz w:val="13" /></w:rPr><w:t>numberOfBooks</w:t></w:r><w:proofErr w:type="spellEnd" /><w:r><w:rPr><w:rFonts w:ascii="Liberation Mono" w:eastAsia="Liberation Mono" w:hAnsi="Liberation Mono" /><w:color w:val="252525" /><w:sz w:val="13" /></w:rPr><w:t>: 1,</w:t></w:r><w:r><w:br /></w:r><w:r><w:rPr><w:rFonts w:ascii="Liberation Mono" w:eastAsia="Liberation Mono" w:hAnsi="Liberation Mono" /><w:color w:val="252525" /><w:sz w:val="13" /></w:rPr><w:t xml:space="preserve">      </w:t></w:r><w:proofErr w:type="spellStart" /><w:r><w:rPr><w:rFonts w:ascii="Liberation Mono" w:eastAsia="Liberation Mono" w:hAnsi="Liberation Mono" /><w:color w:val="252525" /><w:sz w:val="13" /></w:rPr><w:t>averageLoansPerBook</w:t></w:r><w:proofErr w:type="spellEnd" /><w:r><w:rPr><w:rFonts w:ascii="Liberation Mono" w:eastAsia="Liberation Mono" w:hAnsi="Liberation Mono" /><w:color w:val="252525" /><w:sz w:val="13" /></w:rPr><w:t>: {</w:t></w:r><w:r><w:br /></w:r><w:r><w:rPr><w:rFonts w:ascii="Liberation Mono" w:eastAsia="Liberation Mono" w:hAnsi="Liberation Mono" /><w:color w:val="252525" /><w:sz w:val="13" /></w:rPr><w:t xml:space="preserve">        $round: ["$</w:t></w:r><w:proofErr w:type="spellStart" /><w:r><w:rPr><w:rFonts w:ascii="Liberation Mono" w:eastAsia="Liberation Mono" w:hAnsi="Liberation Mono" /><w:color w:val="252525" /><w:sz w:val="13" /></w:rPr><w:t>averageLoansPerBook</w:t></w:r><w:proofErr w:type="spellEnd" /><w:r><w:rPr><w:rFonts w:ascii="Liberation Mono" w:eastAsia="Liberation Mono" w:hAnsi="Liberation Mono" /><w:color w:val="252525" /><w:sz w:val="13" /></w:rPr><w:t>", 2]</w:t></w:r><w:r><w:br /></w:r><w:r><w:rPr><w:rFonts w:ascii="Liberation Mono" w:eastAsia="Liberation Mono" w:hAnsi="Liberation Mono" /><w:color w:val="252525" /><w:sz w:val="13" /></w:rPr><w:t xml:space="preserve">      }</w:t></w:r><w:r><w:br /></w:r><w:r><w:rPr><w:rFonts w:ascii="Liberation Mono" w:eastAsia="Liberation Mono" w:hAnsi="Liberation Mono" /><w:color w:val="252525" /><w:sz w:val="13" /></w:rPr><w:t xml:space="preserve">    }</w:t></w:r><w:r><w:br /></w:r><w:r><w:rPr><w:rFonts w:ascii="Liberation Mono" w:eastAsia="Liberation Mono" w:hAnsi="Liberation Mono" /><w:color w:val="252525" /><w:sz w:val="13" /></w:rPr><w:t xml:space="preserve">  },</w:t></w:r><w:r><w:br /></w:r><w:r><w:rPr><w:rFonts w:ascii="Liberation Mono" w:eastAsia="Liberation Mono" w:hAnsi="Liberation Mono" /><w:color w:val="252525" /><w:sz w:val="13" /></w:rPr><w:t xml:space="preserve">  { $sort: { </w:t></w:r><w:proofErr w:type="spellStart" /><w:r><w:rPr><w:rFonts w:ascii="Liberation Mono" w:eastAsia="Liberation Mono" w:hAnsi="Liberation Mono" /><w:color w:val="252525" /><w:sz w:val="13" /></w:rPr><w:t>averageLoansPerBook</w:t></w:r><w:proofErr w:type="spellEnd" /><w:r><w:rPr><w:rFonts w:ascii="Liberation Mono" w:eastAsia="Liberation Mono" w:hAnsi="Liberation Mono" /><w:color w:val="252525" /><w:sz w:val="13" /></w:rPr><w:t>: -1, genre: 1 } }</w:t></w:r><w:r><w:br /></w:r><w:r><w:rPr><w:rFonts w:ascii="Liberation Mono" w:eastAsia="Liberation Mono" w:hAnsi="Liberation Mono" /><w:color w:val="252525" /><w:sz w:val="13" /></w:rPr><w:t>]).</w:t></w:r><w:proofErr w:type="spellStart" /><w:r><w:rPr><w:rFonts w:ascii="Liberation Mono" w:eastAsia="Liberation Mono" w:hAnsi="Liberation Mono" /><w:color w:val="252525" /><w:sz w:val="13" /></w:rPr><w:t>toArray</w:t></w:r><w:proofErr w:type="spellEnd" /><w:r><w:rPr><w:rFonts w:ascii="Liberation Mono" w:eastAsia="Liberation Mono" w:hAnsi="Liberation Mono" /><w:color w:val="252525" /><w:sz w:val="13" /></w:rPr><w:t>()</w:t></w:r></w:p></w:tc><w:tc><w:tcPr><w:tcW w:w="4636" w:type="dxa" /><w:tcBorders><w:top w:val="single" w:sz="5" w:space="0" w:color="8D7B9B" /><w:left w:val="single" w:sz="5" w:space="0" w:color="8D7B9B" /><w:bottom w:val="single" w:sz="5" w:space="0" w:color="8D7B9B" /><w:right w:val="single" w:sz="5" w:space="0" w:color="8D7B9B" /></w:tcBorders><w:tcMar><w:top w:w="70" w:type="dxa" /><w:left w:w="90" w:type="dxa" /><w:bottom w:w="70" w:type="dxa" /><w:right w:w="90" w:type="dxa" /></w:tcMar><w:vAlign w:val="center" /></w:tcPr><w:p><w:pPr><w:spacing w:after="0" w:line="226" w:lineRule="auto" /></w:pPr><w:r><w:rPr><w:rFonts w:ascii="Carlito" w:eastAsia="Carlito" w:hAnsi="Carlito" /><w:color w:val="252525" /></w:rPr><w:t>None</w:t></w:r></w:p></w:tc></w:tr></w:tbl><w:p><w:pPr><w:ind w:left="720" /><w:rPr><w:b /><w:bCs /></w:rPr></w:pPr></w:p><w:p><w:pPr><w:rPr><w:b /><w:bCs /></w:rPr></w:pPr><w:r><w:rPr><w:b /><w:bCs /></w:rPr><w:br w:type="page" /></w:r></w:p><w:p><w:pPr><w:pStyle w:val="ListParagraph" /><w:keepNext /><w:numPr><w:ilvl w:val="0" /><w:numId w:val="45" /></w:numPr><w:spacing w:after="40" w:line="240" w:lineRule="auto" /><w:rPr><w:b /><w:bCs /></w:rPr></w:pPr><w:r><w:rPr><w:rFonts w:ascii="Carlito" w:eastAsia="Carlito" w:hAnsi="Carlito" /><w:b /><w:color w:val="252525" /><w:sz w:val="21" /></w:rPr><w:lastRenderedPageBreak /><w:t>Individual report</w:t></w:r></w:p><w:p><w:pPr><w:pStyle w:val="ReportTitle" /></w:pPr><w:r><w:t>Rerunnable Incremental ETL with Watermarks</w:t></w:r></w:p><w:p><w:pPr><w:pStyle w:val="ReportSubtitle" /></w:pPr><w:r><w:t xml:space="preserve">Fixed batch boundaries, overlap windows and idempotent </w:t></w:r><w:proofErr w:type="spellStart" /><w:r><w:t>upserts</w:t></w:r><w:proofErr w:type="spellEnd" /></w:p><w:tbl><w:tblPr><w:tblW w:w="0" w:type="auto" /><w:jc w:val="center" /><w:tblLayout w:type="fixed" /><w:tblLook w:val="04A0" w:firstRow="1" w:lastRow="0" w:firstColumn="1" w:lastColumn="0" w:noHBand="0" w:noVBand="1" /></w:tblPr><w:tblGrid><w:gridCol w:w="1800" /><w:gridCol w:w="8136" /></w:tblGrid><w:tr><w:trPr><w:cantSplit /><w:jc w:val="center" /></w:trPr><w:tc><w:tcPr><w:tcW w:w="1800" w:type="dxa" /><w:tcBorders><w:top w:val="single" w:sz="5" w:space="0" w:color="D7D9DE" /><w:left w:val="single" w:sz="5" w:space="0" w:color="D7D9DE" /><w:bottom w:val="single" w:sz="5" w:space="0" w:color="D7D9DE" /><w:right w:val="single" w:sz="5" w:space="0" w:color="D7D9DE" /></w:tcBorders><w:tcMar><w:top w:w="70" w:type="dxa" /><w:left w:w="90" w:type="dxa" /><w:bottom w:w="70" w:type="dxa" /><w:right w:w="90" w:type="dxa" /></w:tcMar><w:vAlign w:val="center" /></w:tcPr><w:p><w:pPr><w:spacing w:after="0" w:line="240" w:lineRule="auto" /></w:pPr><w:r><w:rPr><w:rFonts w:ascii="Carlito" w:eastAsia="Carlito" w:hAnsi="Carlito" /><w:b /><w:color w:val="4B2A63" /><w:sz w:val="19" /></w:rPr><w:t>Name</w:t></w:r></w:p></w:tc><w:tc><w:tcPr><w:tcW w:w="8136" w:type="dxa" /><w:tcBorders><w:top w:val="single" w:sz="5" w:space="0" w:color="D7D9DE" /><w:left w:val="single" w:sz="5" w:space="0" w:color="D7D9DE" /><w:bottom w:val="single" w:sz="5" w:space="0" w:color="D7D9DE" /><w:right w:val="single" w:sz="5" w:space="0" w:color="D7D9DE" /></w:tcBorders><w:tcMar><w:top w:w="70" w:type="dxa" /><w:left w:w="90" w:type="dxa" /><w:bottom w:w="70" w:type="dxa" /><w:right w:w="90" w:type="dxa" /></w:tcMar><w:vAlign w:val="center" /></w:tcPr><w:p><w:pPr><w:spacing w:after="0" w:line="240" w:lineRule="auto" /></w:pPr><w:r><w:rPr><w:rFonts w:ascii="Carlito" w:eastAsia="Carlito" w:hAnsi="Carlito" /><w:color w:val="252525" /><w:sz w:val="19" /></w:rPr><w:t>Hannah How</w:t></w:r></w:p></w:tc></w:tr><w:tr><w:trPr><w:cantSplit /><w:jc w:val="center" /></w:trPr><w:tc><w:tcPr><w:tcW w:w="1800" w:type="dxa" /><w:tcBorders><w:top w:val="single" w:sz="5" w:space="0" w:color="D7D9DE" /><w:left w:val="single" w:sz="5" w:space="0" w:color="D7D9DE" /><w:bottom w:val="single" w:sz="5" w:space="0" w:color="D7D9DE" /><w:right w:val="single" w:sz="5" w:space="0" w:color="D7D9DE" /></w:tcBorders><w:tcMar><w:top w:w="70" w:type="dxa" /><w:left w:w="90" w:type="dxa" /><w:bottom w:w="70" w:type="dxa" /><w:right w:w="90" w:type="dxa" /></w:tcMar><w:vAlign w:val="center" /></w:tcPr><w:p><w:pPr><w:spacing w:after="0" w:line="240" w:lineRule="auto" /></w:pPr><w:r><w:rPr><w:rFonts w:ascii="Carlito" w:eastAsia="Carlito" w:hAnsi="Carlito" /><w:b /><w:color w:val="4B2A63" /><w:sz w:val="19" /></w:rPr><w:t>Student ID</w:t></w:r></w:p></w:tc><w:tc><w:tcPr><w:tcW w:w="8136" w:type="dxa" /><w:tcBorders><w:top w:val="single" w:sz="5" w:space="0" w:color="D7D9DE" /><w:left w:val="single" w:sz="5" w:space="0" w:color="D7D9DE" /><w:bottom w:val="single" w:sz="5" w:space="0" w:color="D7D9DE" /><w:right w:val="single" w:sz="5" w:space="0" w:color="D7D9DE" /></w:tcBorders><w:tcMar><w:top w:w="70" w:type="dxa" /><w:left w:w="90" w:type="dxa" /><w:bottom w:w="70" w:type="dxa" /><w:right w:w="90" w:type="dxa" /></w:tcMar><w:vAlign w:val="center" /></w:tcPr><w:p><w:pPr><w:spacing w:after="0" w:line="240" w:lineRule="auto" /></w:pPr><w:r><w:rPr><w:rFonts w:ascii="Carlito" w:eastAsia="Carlito" w:hAnsi="Carlito" /><w:color w:val="252525" /><w:sz w:val="19" /></w:rPr><w:t>P2518507</w:t></w:r></w:p></w:tc></w:tr></w:tbl><w:p><w:pPr><w:spacing w:after="0" /></w:pPr></w:p><w:tbl><w:tblPr><w:tblW w:w="0" w:type="auto" /><w:jc w:val="center" /><w:tblLayout w:type="fixed" /><w:tblLook w:val="04A0" w:firstRow="1" w:lastRow="0" w:firstColumn="1" w:lastColumn="0" w:noHBand="0" w:noVBand="1" /></w:tblPr><w:tblGrid><w:gridCol w:w="9936" /></w:tblGrid><w:tr><w:trPr><w:cantSplit /><w:jc w:val="center" /></w:trPr><w:tc><w:tcPr><w:tcW w:w="9936" w:type="dxa" /><w:tcBorders><w:top w:val="single" w:sz="10" w:space="0" w:color="5D8F2B" /><w:left w:val="single" w:sz="10" w:space="0" w:color="5D8F2B" /><w:bottom w:val="single" w:sz="10" w:space="0" w:color="5D8F2B" /><w:right w:val="single" w:sz="10" w:space="0" w:color="5D8F2B" /></w:tcBorders><w:tcMar><w:top w:w="80" w:type="dxa" /><w:left w:w="100" w:type="dxa" /><w:bottom w:w="80" w:type="dxa" /><w:right w:w="100" w:type="dxa" /></w:tcMar></w:tcPr><w:p><w:pPr><w:spacing w:after="0" w:line="240" w:lineRule="auto" /></w:pPr><w:r><w:rPr><w:rFonts w:ascii="Carlito" w:eastAsia="Carlito" w:hAnsi="Carlito" /><w:b /><w:color w:val="5D8F2B" /><w:sz w:val="21" /></w:rPr><w:t xml:space="preserve">Research question: </w:t></w:r><w:r><w:rPr><w:rFonts w:ascii="Carlito" w:eastAsia="Carlito" w:hAnsi="Carlito" /><w:color w:val="252525" /><w:sz w:val="21" /></w:rPr><w:t>How can a loan ETL job recover from retries or failures without creating duplicates or skipping source changes?</w:t></w:r></w:p></w:tc></w:tr></w:tbl><w:p><w:pPr><w:spacing w:after="0" /></w:pPr></w:p><w:p><w:pPr><w:pStyle w:val="ReportHeading" /><w:pBdr><w:bottom w:val="single" w:sz="10" w:space="2" w:color="8ED14B" /></w:pBdr></w:pPr><w:r><w:t>1. Failure modes in a simple incremental load</w:t></w:r></w:p><w:p><w:pPr><w:pStyle w:val="ReportBody" /></w:pPr><w:r><w:t xml:space="preserve">A full reload is easy to reason about, but it becomes wasteful as transaction history grows. A common replacement is to store the latest source timestamp and load rows where </w:t></w:r><w:proofErr w:type="spellStart" /><w:r><w:t>UpdatedAt</w:t></w:r><w:proofErr w:type="spellEnd" /><w:r><w:t xml:space="preserve"> is greater than that value. This looks safe until two rows share the same timestamp, a change becomes visible late, or the job advances its watermark before the target write is committed.</w:t></w:r></w:p><w:p><w:pPr><w:pStyle w:val="ReportBody" /></w:pPr><w:r><w:t xml:space="preserve">I designed a rerunnable pattern around five controls. The batch uses a fixed upper boundary, reads from a small overlap before the previous watermark, keeps only the latest version of each </w:t></w:r><w:proofErr w:type="spellStart" /><w:r><w:t>LoanID</w:t></w:r><w:proofErr w:type="spellEnd" /><w:r><w:t xml:space="preserve">, </w:t></w:r><w:proofErr w:type="spellStart" /><w:r><w:t>upserts</w:t></w:r><w:proofErr w:type="spellEnd" /><w:r><w:t xml:space="preserve"> into a uniquely keyed target, and updates the watermark in the same transaction as the target. The demonstration extends the library source with a stable </w:t></w:r><w:proofErr w:type="spellStart" /><w:r><w:t>LoanID</w:t></w:r><w:proofErr w:type="spellEnd" /><w:r><w:t xml:space="preserve"> and </w:t></w:r><w:proofErr w:type="spellStart" /><w:r><w:t>UpdatedAt</w:t></w:r><w:proofErr w:type="spellEnd" /><w:r><w:t xml:space="preserve"> field because incremental change capture needs both identity and change time.</w:t></w:r></w:p><w:tbl><w:tblPr><w:tblW w:w="0" w:type="auto" /><w:jc w:val="center" /><w:tblLayout w:type="fixed" /><w:tblLook w:val="04A0" w:firstRow="1" w:lastRow="0" w:firstColumn="1" w:lastColumn="0" w:noHBand="0" w:noVBand="1" /></w:tblPr><w:tblGrid><w:gridCol w:w="1987" /><w:gridCol w:w="1987" /><w:gridCol w:w="1987" /><w:gridCol w:w="1987" /><w:gridCol w:w="1987" /></w:tblGrid><w:tr><w:trPr><w:cantSplit /><w:jc w:val="center" /></w:trPr><w:tc><w:tcPr><w:tcW w:w="1987" w:type="dxa" /><w:tcBorders><w:top w:val="single" w:sz="5" w:space="0" w:color="5D8F2B" /><w:left w:val="single" w:sz="5" w:space="0" w:color="5D8F2B" /><w:bottom w:val="single" w:sz="5" w:space="0" w:color="5D8F2B" /><w:right w:val="single" w:sz="5" w:space="0" w:color="5D8F2B" /></w:tcBorders><w:tcMar><w:top w:w="70" w:type="dxa" /><w:left w:w="65" w:type="dxa" /><w:bottom w:w="70" w:type="dxa" /><w:right w:w="65" w:type="dxa" /></w:tcMar></w:tcPr><w:p><w:pPr><w:spacing w:after="20" /><w:jc w:val="center" /></w:pPr><w:r><w:rPr><w:rFonts w:ascii="Carlito" w:eastAsia="Carlito" w:hAnsi="Carlito" /><w:b /><w:color w:val="4B2A63" /><w:sz w:val="19" /></w:rPr><w:t>Bound</w:t></w:r><w:r><w:br /></w:r><w:r><w:rPr><w:rFonts w:ascii="Carlito" w:eastAsia="Carlito" w:hAnsi="Carlito" /><w:color w:val="252525" /><w:sz w:val="17" /></w:rPr><w:t xml:space="preserve">Freeze </w:t></w:r><w:proofErr w:type="spellStart" /><w:r><w:rPr><w:rFonts w:ascii="Carlito" w:eastAsia="Carlito" w:hAnsi="Carlito" /><w:color w:val="252525" /><w:sz w:val="17" /></w:rPr><w:t>batch_end</w:t></w:r><w:proofErr w:type="spellEnd" /><w:r><w:rPr><w:rFonts w:ascii="Carlito" w:eastAsia="Carlito" w:hAnsi="Carlito" /><w:color w:val="252525" /><w:sz w:val="17" /></w:rPr><w:t xml:space="preserve"> before reading</w:t></w:r></w:p></w:tc><w:tc><w:tcPr><w:tcW w:w="1987" w:type="dxa" /><w:tcBorders><w:top w:val="single" w:sz="5" w:space="0" w:color="5D8F2B" /><w:left w:val="single" w:sz="5" w:space="0" w:color="5D8F2B" /><w:bottom w:val="single" w:sz="5" w:space="0" w:color="5D8F2B" /><w:right w:val="single" w:sz="5" w:space="0" w:color="5D8F2B" /></w:tcBorders><w:tcMar><w:top w:w="70" w:type="dxa" /><w:left w:w="65" w:type="dxa" /><w:bottom w:w="70" w:type="dxa" /><w:right w:w="65" w:type="dxa" /></w:tcMar></w:tcPr><w:p><w:pPr><w:spacing w:after="20" /><w:jc w:val="center" /></w:pPr><w:r><w:rPr><w:rFonts w:ascii="Carlito" w:eastAsia="Carlito" w:hAnsi="Carlito" /><w:b /><w:color w:val="4B2A63" /><w:sz w:val="19" /></w:rPr><w:t>Overlap</w:t></w:r><w:r><w:br /></w:r><w:r><w:rPr><w:rFonts w:ascii="Carlito" w:eastAsia="Carlito" w:hAnsi="Carlito" /><w:color w:val="252525" /><w:sz w:val="17" /></w:rPr><w:t>Re-read a small safety interval</w:t></w:r></w:p></w:tc><w:tc><w:tcPr><w:tcW w:w="1987" w:type="dxa" /><w:tcBorders><w:top w:val="single" w:sz="5" w:space="0" w:color="5D8F2B" /><w:left w:val="single" w:sz="5" w:space="0" w:color="5D8F2B" /><w:bottom w:val="single" w:sz="5" w:space="0" w:color="5D8F2B" /><w:right w:val="single" w:sz="5" w:space="0" w:color="5D8F2B" /></w:tcBorders><w:tcMar><w:top w:w="70" w:type="dxa" /><w:left w:w="65" w:type="dxa" /><w:bottom w:w="70" w:type="dxa" /><w:right w:w="65" w:type="dxa" /></w:tcMar></w:tcPr><w:p><w:pPr><w:spacing w:after="20" /><w:jc w:val="center" /></w:pPr><w:r><w:rPr><w:rFonts w:ascii="Carlito" w:eastAsia="Carlito" w:hAnsi="Carlito" /><w:b /><w:color w:val="4B2A63" /><w:sz w:val="19" /></w:rPr><w:t>Deduplicate</w:t></w:r><w:r><w:br /></w:r><w:r><w:rPr><w:rFonts w:ascii="Carlito" w:eastAsia="Carlito" w:hAnsi="Carlito" /><w:color w:val="252525" /><w:sz w:val="17" /></w:rPr><w:t xml:space="preserve">Keep the newest row per </w:t></w:r><w:proofErr w:type="spellStart" /><w:r><w:rPr><w:rFonts w:ascii="Carlito" w:eastAsia="Carlito" w:hAnsi="Carlito" /><w:color w:val="252525" /><w:sz w:val="17" /></w:rPr><w:t>LoanID</w:t></w:r><w:proofErr w:type="spellEnd" /></w:p></w:tc><w:tc><w:tcPr><w:tcW w:w="1987" w:type="dxa" /><w:tcBorders><w:top w:val="single" w:sz="5" w:space="0" w:color="5D8F2B" /><w:left w:val="single" w:sz="5" w:space="0" w:color="5D8F2B" /><w:bottom w:val="single" w:sz="5" w:space="0" w:color="5D8F2B" /><w:right w:val="single" w:sz="5" w:space="0" w:color="5D8F2B" /></w:tcBorders><w:tcMar><w:top w:w="70" w:type="dxa" /><w:left w:w="65" w:type="dxa" /><w:bottom w:w="70" w:type="dxa" /><w:right w:w="65" w:type="dxa" /></w:tcMar></w:tcPr><w:p><w:pPr><w:spacing w:after="20" /><w:jc w:val="center" /></w:pPr><w:proofErr w:type="spellStart" /><w:r><w:rPr><w:rFonts w:ascii="Carlito" w:eastAsia="Carlito" w:hAnsi="Carlito" /><w:b /><w:color w:val="4B2A63" /><w:sz w:val="19" /></w:rPr><w:t>Upsert</w:t></w:r><w:proofErr w:type="spellEnd" /><w:r><w:br /></w:r><w:r><w:rPr><w:rFonts w:ascii="Carlito" w:eastAsia="Carlito" w:hAnsi="Carlito" /><w:color w:val="252525" /><w:sz w:val="17" /></w:rPr><w:t>Insert or update the target safely</w:t></w:r></w:p></w:tc><w:tc><w:tcPr><w:tcW w:w="1987" w:type="dxa" /><w:tcBorders><w:top w:val="single" w:sz="5" w:space="0" w:color="5D8F2B" /><w:left w:val="single" w:sz="5" w:space="0" w:color="5D8F2B" /><w:bottom w:val="single" w:sz="5" w:space="0" w:color="5D8F2B" /><w:right w:val="single" w:sz="5" w:space="0" w:color="5D8F2B" /></w:tcBorders><w:tcMar><w:top w:w="70" w:type="dxa" /><w:left w:w="65" w:type="dxa" /><w:bottom w:w="70" w:type="dxa" /><w:right w:w="65" w:type="dxa" /></w:tcMar></w:tcPr><w:p><w:pPr><w:spacing w:after="20" /><w:jc w:val="center" /></w:pPr><w:r><w:rPr><w:rFonts w:ascii="Carlito" w:eastAsia="Carlito" w:hAnsi="Carlito" /><w:b /><w:color w:val="4B2A63" /><w:sz w:val="19" /></w:rPr><w:t>Commit</w:t></w:r><w:r><w:br /></w:r><w:r><w:rPr><w:rFonts w:ascii="Carlito" w:eastAsia="Carlito" w:hAnsi="Carlito" /><w:color w:val="252525" /><w:sz w:val="17" /></w:rPr><w:t>Advance the watermark last</w:t></w:r></w:p></w:tc></w:tr></w:tbl><w:p><w:pPr><w:pStyle w:val="ReportHeading" /><w:pBdr><w:bottom w:val="single" w:sz="10" w:space="2" w:color="8ED14B" /></w:pBdr></w:pPr><w:r><w:t>2. Guarantees being targeted</w:t></w:r></w:p><w:p><w:pPr><w:pStyle w:val="ReportBullet" /><w:ind w:left="360" w:hanging="216" /></w:pPr><w:r><w:rPr><w:b /><w:color w:val="5D8F2B" /><w:sz w:val="22" /></w:rPr><w:t xml:space="preserve">• </w:t></w:r><w:r><w:rPr><w:sz w:val="22" /></w:rPr><w:t xml:space="preserve">No duplicate target row for the same </w:t></w:r><w:proofErr w:type="spellStart" /><w:r><w:rPr><w:sz w:val="22" /></w:rPr><w:t>LoanID</w:t></w:r><w:proofErr w:type="spellEnd" /><w:r><w:rPr><w:sz w:val="22" /></w:rPr><w:t>.</w:t></w:r></w:p><w:p><w:pPr><w:pStyle w:val="ReportBullet" /><w:ind w:left="360" w:hanging="216" /></w:pPr><w:r><w:rPr><w:b /><w:color w:val="5D8F2B" /><w:sz w:val="22" /></w:rPr><w:t xml:space="preserve">• </w:t></w:r><w:r><w:rPr><w:sz w:val="22" /></w:rPr><w:t>A retry produces the same final state as one successful run.</w:t></w:r></w:p><w:p><w:pPr><w:pStyle w:val="ReportBullet" /><w:ind w:left="360" w:hanging="216" /></w:pPr><w:r><w:rPr><w:b /><w:color w:val="5D8F2B" /><w:sz w:val="22" /></w:rPr><w:t xml:space="preserve">• </w:t></w:r><w:r><w:rPr><w:sz w:val="22" /></w:rPr><w:t xml:space="preserve">Rows created after </w:t></w:r><w:proofErr w:type="spellStart" /><w:r><w:rPr><w:sz w:val="22" /></w:rPr><w:t>batch_end</w:t></w:r><w:proofErr w:type="spellEnd" /><w:r><w:rPr><w:sz w:val="22" /></w:rPr><w:t xml:space="preserve"> are left for the next batch.</w:t></w:r></w:p><w:p><w:pPr><w:pStyle w:val="ReportBullet" /><w:ind w:left="360" w:hanging="216" /></w:pPr><w:r><w:rPr><w:b /><w:color w:val="5D8F2B" /><w:sz w:val="22" /></w:rPr><w:t xml:space="preserve">• </w:t></w:r><w:r><w:rPr><w:sz w:val="22" /></w:rPr><w:t>A failed transaction does not leave the watermark ahead of the loaded data.</w:t></w:r></w:p><w:p><w:pPr><w:spacing w:after="0" /></w:pPr><w:r><w:br w:type="page" /></w:r></w:p><w:p><w:pPr><w:pStyle w:val="ReportHeading" /><w:pBdr><w:bottom w:val="single" w:sz="10" w:space="2" w:color="8ED14B" /></w:pBdr></w:pPr><w:r><w:lastRenderedPageBreak /><w:t>3. Control and staging structures</w:t></w:r></w:p><w:tbl><w:tblPr><w:tblW w:w="0" w:type="auto" /><w:jc w:val="center" /><w:tblLayout w:type="fixed" /><w:tblLook w:val="04A0" w:firstRow="1" w:lastRow="0" w:firstColumn="1" w:lastColumn="0" w:noHBand="0" w:noVBand="1" /></w:tblPr><w:tblGrid><w:gridCol w:w="9936" /></w:tblGrid><w:tr><w:trPr><w:cantSplit /><w:jc w:val="center" /></w:trPr><w:tc><w:tcPr><w:tcW w:w="9936" w:type="dxa" /><w:tcBorders><w:top w:val="single" w:sz="6" w:space="0" w:color="D7D9DE" /><w:left w:val="single" w:sz="6" w:space="0" w:color="D7D9DE" /><w:bottom w:val="single" w:sz="6" w:space="0" w:color="D7D9DE" /><w:right w:val="single" w:sz="6" w:space="0" w:color="D7D9DE" /></w:tcBorders><w:tcMar><w:top w:w="75" w:type="dxa" /><w:left w:w="95" w:type="dxa" /><w:bottom w:w="75" w:type="dxa" /><w:right w:w="95" w:type="dxa" /></w:tcMar></w:tcPr><w:p><w:pPr><w:spacing w:after="0" w:line="228" w:lineRule="auto" /></w:pPr><w:r><w:rPr><w:rFonts w:ascii="Liberation Mono" w:eastAsia="Liberation Mono" w:hAnsi="Liberation Mono" /><w:color w:val="1C1C1C" /><w:sz w:val="16" /></w:rPr><w:t xml:space="preserve">CREATE TABLE </w:t></w:r><w:proofErr w:type="spellStart" /><w:r><w:rPr><w:rFonts w:ascii="Liberation Mono" w:eastAsia="Liberation Mono" w:hAnsi="Liberation Mono" /><w:color w:val="1C1C1C" /><w:sz w:val="16" /></w:rPr><w:t>ETL_Control</w:t></w:r><w:proofErr w:type="spellEnd" /><w:r><w:rPr><w:rFonts w:ascii="Liberation Mono" w:eastAsia="Liberation Mono" w:hAnsi="Liberation Mono" /><w:color w:val="1C1C1C" /><w:sz w:val="16" /></w:rPr><w:t xml:space="preserve"> (</w:t></w:r><w:r><w:br /></w:r><w:r><w:rPr><w:rFonts w:ascii="Liberation Mono" w:eastAsia="Liberation Mono" w:hAnsi="Liberation Mono" /><w:color w:val="1C1C1C" /><w:sz w:val="16" /></w:rPr><w:t xml:space="preserve">    </w:t></w:r><w:proofErr w:type="spellStart" /><w:r><w:rPr><w:rFonts w:ascii="Liberation Mono" w:eastAsia="Liberation Mono" w:hAnsi="Liberation Mono" /><w:color w:val="1C1C1C" /><w:sz w:val="16" /></w:rPr><w:t>PipelineName</w:t></w:r><w:proofErr w:type="spellEnd" /><w:r><w:rPr><w:rFonts w:ascii="Liberation Mono" w:eastAsia="Liberation Mono" w:hAnsi="Liberation Mono" /><w:color w:val="1C1C1C" /><w:sz w:val="16" /></w:rPr><w:t xml:space="preserve"> VARCHAR(50) PRIMARY KEY,</w:t></w:r><w:r><w:br /></w:r><w:r><w:rPr><w:rFonts w:ascii="Liberation Mono" w:eastAsia="Liberation Mono" w:hAnsi="Liberation Mono" /><w:color w:val="1C1C1C" /><w:sz w:val="16" /></w:rPr><w:t xml:space="preserve">    </w:t></w:r><w:proofErr w:type="spellStart" /><w:r><w:rPr><w:rFonts w:ascii="Liberation Mono" w:eastAsia="Liberation Mono" w:hAnsi="Liberation Mono" /><w:color w:val="1C1C1C" /><w:sz w:val="16" /></w:rPr><w:t>LastSuccessfulAt</w:t></w:r><w:proofErr w:type="spellEnd" /><w:r><w:rPr><w:rFonts w:ascii="Liberation Mono" w:eastAsia="Liberation Mono" w:hAnsi="Liberation Mono" /><w:color w:val="1C1C1C" /><w:sz w:val="16" /></w:rPr><w:t xml:space="preserve"> DATETIME(6) NOT NULL,</w:t></w:r><w:r><w:br /></w:r><w:r><w:rPr><w:rFonts w:ascii="Liberation Mono" w:eastAsia="Liberation Mono" w:hAnsi="Liberation Mono" /><w:color w:val="1C1C1C" /><w:sz w:val="16" /></w:rPr><w:t xml:space="preserve">    </w:t></w:r><w:proofErr w:type="spellStart" /><w:r><w:rPr><w:rFonts w:ascii="Liberation Mono" w:eastAsia="Liberation Mono" w:hAnsi="Liberation Mono" /><w:color w:val="1C1C1C" /><w:sz w:val="16" /></w:rPr><w:t>LastRunStatus</w:t></w:r><w:proofErr w:type="spellEnd" /><w:r><w:rPr><w:rFonts w:ascii="Liberation Mono" w:eastAsia="Liberation Mono" w:hAnsi="Liberation Mono" /><w:color w:val="1C1C1C" /><w:sz w:val="16" /></w:rPr><w:t xml:space="preserve"> VARCHAR(12) NOT NULL,</w:t></w:r><w:r><w:br /></w:r><w:r><w:rPr><w:rFonts w:ascii="Liberation Mono" w:eastAsia="Liberation Mono" w:hAnsi="Liberation Mono" /><w:color w:val="1C1C1C" /><w:sz w:val="16" /></w:rPr><w:t xml:space="preserve">    </w:t></w:r><w:proofErr w:type="spellStart" /><w:r><w:rPr><w:rFonts w:ascii="Liberation Mono" w:eastAsia="Liberation Mono" w:hAnsi="Liberation Mono" /><w:color w:val="1C1C1C" /><w:sz w:val="16" /></w:rPr><w:t>LastBatchEnd</w:t></w:r><w:proofErr w:type="spellEnd" /><w:r><w:rPr><w:rFonts w:ascii="Liberation Mono" w:eastAsia="Liberation Mono" w:hAnsi="Liberation Mono" /><w:color w:val="1C1C1C" /><w:sz w:val="16" /></w:rPr><w:t xml:space="preserve"> DATETIME(6) NULL</w:t></w:r><w:r><w:br /></w:r><w:r><w:rPr><w:rFonts w:ascii="Liberation Mono" w:eastAsia="Liberation Mono" w:hAnsi="Liberation Mono" /><w:color w:val="1C1C1C" /><w:sz w:val="16" /></w:rPr><w:t>);</w:t></w:r><w:r><w:br /></w:r><w:r><w:br /></w:r><w:r><w:rPr><w:rFonts w:ascii="Liberation Mono" w:eastAsia="Liberation Mono" w:hAnsi="Liberation Mono" /><w:color w:val="1C1C1C" /><w:sz w:val="16" /></w:rPr><w:t xml:space="preserve">CREATE TABLE </w:t></w:r><w:proofErr w:type="spellStart" /><w:r><w:rPr><w:rFonts w:ascii="Liberation Mono" w:eastAsia="Liberation Mono" w:hAnsi="Liberation Mono" /><w:color w:val="1C1C1C" /><w:sz w:val="16" /></w:rPr><w:t>StageLoanLatest</w:t></w:r><w:proofErr w:type="spellEnd" /><w:r><w:rPr><w:rFonts w:ascii="Liberation Mono" w:eastAsia="Liberation Mono" w:hAnsi="Liberation Mono" /><w:color w:val="1C1C1C" /><w:sz w:val="16" /></w:rPr><w:t xml:space="preserve"> (</w:t></w:r><w:r><w:br /></w:r><w:r><w:rPr><w:rFonts w:ascii="Liberation Mono" w:eastAsia="Liberation Mono" w:hAnsi="Liberation Mono" /><w:color w:val="1C1C1C" /><w:sz w:val="16" /></w:rPr><w:t xml:space="preserve">    </w:t></w:r><w:proofErr w:type="spellStart" /><w:r><w:rPr><w:rFonts w:ascii="Liberation Mono" w:eastAsia="Liberation Mono" w:hAnsi="Liberation Mono" /><w:color w:val="1C1C1C" /><w:sz w:val="16" /></w:rPr><w:t>LoanID</w:t></w:r><w:proofErr w:type="spellEnd" /><w:r><w:rPr><w:rFonts w:ascii="Liberation Mono" w:eastAsia="Liberation Mono" w:hAnsi="Liberation Mono" /><w:color w:val="1C1C1C" /><w:sz w:val="16" /></w:rPr><w:t xml:space="preserve"> BIGINT PRIMARY KEY,</w:t></w:r><w:r><w:br /></w:r><w:r><w:rPr><w:rFonts w:ascii="Liberation Mono" w:eastAsia="Liberation Mono" w:hAnsi="Liberation Mono" /><w:color w:val="1C1C1C" /><w:sz w:val="16" /></w:rPr><w:t xml:space="preserve">    </w:t></w:r><w:proofErr w:type="spellStart" /><w:r><w:rPr><w:rFonts w:ascii="Liberation Mono" w:eastAsia="Liberation Mono" w:hAnsi="Liberation Mono" /><w:color w:val="1C1C1C" /><w:sz w:val="16" /></w:rPr><w:t>MemberID</w:t></w:r><w:proofErr w:type="spellEnd" /><w:r><w:rPr><w:rFonts w:ascii="Liberation Mono" w:eastAsia="Liberation Mono" w:hAnsi="Liberation Mono" /><w:color w:val="1C1C1C" /><w:sz w:val="16" /></w:rPr><w:t xml:space="preserve"> CHAR(10) NOT NULL,</w:t></w:r><w:r><w:br /></w:r><w:r><w:rPr><w:rFonts w:ascii="Liberation Mono" w:eastAsia="Liberation Mono" w:hAnsi="Liberation Mono" /><w:color w:val="1C1C1C" /><w:sz w:val="16" /></w:rPr><w:t xml:space="preserve">    </w:t></w:r><w:proofErr w:type="spellStart" /><w:r><w:rPr><w:rFonts w:ascii="Liberation Mono" w:eastAsia="Liberation Mono" w:hAnsi="Liberation Mono" /><w:color w:val="1C1C1C" /><w:sz w:val="16" /></w:rPr><w:t>BookID</w:t></w:r><w:proofErr w:type="spellEnd" /><w:r><w:rPr><w:rFonts w:ascii="Liberation Mono" w:eastAsia="Liberation Mono" w:hAnsi="Liberation Mono" /><w:color w:val="1C1C1C" /><w:sz w:val="16" /></w:rPr><w:t xml:space="preserve"> CHAR(10) NOT NULL,</w:t></w:r><w:r><w:br /></w:r><w:r><w:rPr><w:rFonts w:ascii="Liberation Mono" w:eastAsia="Liberation Mono" w:hAnsi="Liberation Mono" /><w:color w:val="1C1C1C" /><w:sz w:val="16" /></w:rPr><w:t xml:space="preserve">    </w:t></w:r><w:proofErr w:type="spellStart" /><w:r><w:rPr><w:rFonts w:ascii="Liberation Mono" w:eastAsia="Liberation Mono" w:hAnsi="Liberation Mono" /><w:color w:val="1C1C1C" /><w:sz w:val="16" /></w:rPr><w:t>CopySeqNo</w:t></w:r><w:proofErr w:type="spellEnd" /><w:r><w:rPr><w:rFonts w:ascii="Liberation Mono" w:eastAsia="Liberation Mono" w:hAnsi="Liberation Mono" /><w:color w:val="1C1C1C" /><w:sz w:val="16" /></w:rPr><w:t xml:space="preserve"> INT NOT NULL,</w:t></w:r><w:r><w:br /></w:r><w:r><w:rPr><w:rFonts w:ascii="Liberation Mono" w:eastAsia="Liberation Mono" w:hAnsi="Liberation Mono" /><w:color w:val="1C1C1C" /><w:sz w:val="16" /></w:rPr><w:t xml:space="preserve">    StartDatetime DATETIME NOT NULL,</w:t></w:r><w:r><w:br /></w:r><w:r><w:rPr><w:rFonts w:ascii="Liberation Mono" w:eastAsia="Liberation Mono" w:hAnsi="Liberation Mono" /><w:color w:val="1C1C1C" /><w:sz w:val="16" /></w:rPr><w:t xml:space="preserve">    </w:t></w:r><w:proofErr w:type="spellStart" /><w:r><w:rPr><w:rFonts w:ascii="Liberation Mono" w:eastAsia="Liberation Mono" w:hAnsi="Liberation Mono" /><w:color w:val="1C1C1C" /><w:sz w:val="16" /></w:rPr><w:t>DueDate</w:t></w:r><w:proofErr w:type="spellEnd" /><w:r><w:rPr><w:rFonts w:ascii="Liberation Mono" w:eastAsia="Liberation Mono" w:hAnsi="Liberation Mono" /><w:color w:val="1C1C1C" /><w:sz w:val="16" /></w:rPr><w:t xml:space="preserve"> DATE NOT NULL,</w:t></w:r><w:r><w:br /></w:r><w:r><w:rPr><w:rFonts w:ascii="Liberation Mono" w:eastAsia="Liberation Mono" w:hAnsi="Liberation Mono" /><w:color w:val="1C1C1C" /><w:sz w:val="16" /></w:rPr><w:t xml:space="preserve">    </w:t></w:r><w:proofErr w:type="spellStart" /><w:r><w:rPr><w:rFonts w:ascii="Liberation Mono" w:eastAsia="Liberation Mono" w:hAnsi="Liberation Mono" /><w:color w:val="1C1C1C" /><w:sz w:val="16" /></w:rPr><w:t>ReturnDatetime</w:t></w:r><w:proofErr w:type="spellEnd" /><w:r><w:rPr><w:rFonts w:ascii="Liberation Mono" w:eastAsia="Liberation Mono" w:hAnsi="Liberation Mono" /><w:color w:val="1C1C1C" /><w:sz w:val="16" /></w:rPr><w:t xml:space="preserve"> DATETIME NULL,</w:t></w:r><w:r><w:br /></w:r><w:r><w:rPr><w:rFonts w:ascii="Liberation Mono" w:eastAsia="Liberation Mono" w:hAnsi="Liberation Mono" /><w:color w:val="1C1C1C" /><w:sz w:val="16" /></w:rPr><w:t xml:space="preserve">    </w:t></w:r><w:proofErr w:type="spellStart" /><w:r><w:rPr><w:rFonts w:ascii="Liberation Mono" w:eastAsia="Liberation Mono" w:hAnsi="Liberation Mono" /><w:color w:val="1C1C1C" /><w:sz w:val="16" /></w:rPr><w:t>UpdatedAt</w:t></w:r><w:proofErr w:type="spellEnd" /><w:r><w:rPr><w:rFonts w:ascii="Liberation Mono" w:eastAsia="Liberation Mono" w:hAnsi="Liberation Mono" /><w:color w:val="1C1C1C" /><w:sz w:val="16" /></w:rPr><w:t xml:space="preserve"> DATETIME(6) NOT NULL</w:t></w:r><w:r><w:br /></w:r><w:r><w:rPr><w:rFonts w:ascii="Liberation Mono" w:eastAsia="Liberation Mono" w:hAnsi="Liberation Mono" /><w:color w:val="1C1C1C" /><w:sz w:val="16" /></w:rPr><w:t>);</w:t></w:r><w:r><w:br /></w:r><w:r><w:br /></w:r><w:r><w:rPr><w:rFonts w:ascii="Liberation Mono" w:eastAsia="Liberation Mono" w:hAnsi="Liberation Mono" /><w:color w:val="1C1C1C" /><w:sz w:val="16" /></w:rPr><w:t xml:space="preserve">CREATE TABLE </w:t></w:r><w:proofErr w:type="spellStart" /><w:r><w:rPr><w:rFonts w:ascii="Liberation Mono" w:eastAsia="Liberation Mono" w:hAnsi="Liberation Mono" /><w:color w:val="1C1C1C" /><w:sz w:val="16" /></w:rPr><w:t>FactLoanCurrent</w:t></w:r><w:proofErr w:type="spellEnd" /><w:r><w:rPr><w:rFonts w:ascii="Liberation Mono" w:eastAsia="Liberation Mono" w:hAnsi="Liberation Mono" /><w:color w:val="1C1C1C" /><w:sz w:val="16" /></w:rPr><w:t xml:space="preserve"> (</w:t></w:r><w:r><w:br /></w:r><w:r><w:rPr><w:rFonts w:ascii="Liberation Mono" w:eastAsia="Liberation Mono" w:hAnsi="Liberation Mono" /><w:color w:val="1C1C1C" /><w:sz w:val="16" /></w:rPr><w:t xml:space="preserve">    </w:t></w:r><w:proofErr w:type="spellStart" /><w:r><w:rPr><w:rFonts w:ascii="Liberation Mono" w:eastAsia="Liberation Mono" w:hAnsi="Liberation Mono" /><w:color w:val="1C1C1C" /><w:sz w:val="16" /></w:rPr><w:t>LoanID</w:t></w:r><w:proofErr w:type="spellEnd" /><w:r><w:rPr><w:rFonts w:ascii="Liberation Mono" w:eastAsia="Liberation Mono" w:hAnsi="Liberation Mono" /><w:color w:val="1C1C1C" /><w:sz w:val="16" /></w:rPr><w:t xml:space="preserve"> BIGINT PRIMARY KEY,</w:t></w:r><w:r><w:br /></w:r><w:r><w:rPr><w:rFonts w:ascii="Liberation Mono" w:eastAsia="Liberation Mono" w:hAnsi="Liberation Mono" /><w:color w:val="1C1C1C" /><w:sz w:val="16" /></w:rPr><w:t xml:space="preserve">    </w:t></w:r><w:proofErr w:type="spellStart" /><w:r><w:rPr><w:rFonts w:ascii="Liberation Mono" w:eastAsia="Liberation Mono" w:hAnsi="Liberation Mono" /><w:color w:val="1C1C1C" /><w:sz w:val="16" /></w:rPr><w:t>MemberID</w:t></w:r><w:proofErr w:type="spellEnd" /><w:r><w:rPr><w:rFonts w:ascii="Liberation Mono" w:eastAsia="Liberation Mono" w:hAnsi="Liberation Mono" /><w:color w:val="1C1C1C" /><w:sz w:val="16" /></w:rPr><w:t xml:space="preserve"> CHAR(10) NOT NULL,</w:t></w:r><w:r><w:br /></w:r><w:r><w:rPr><w:rFonts w:ascii="Liberation Mono" w:eastAsia="Liberation Mono" w:hAnsi="Liberation Mono" /><w:color w:val="1C1C1C" /><w:sz w:val="16" /></w:rPr><w:t xml:space="preserve">    </w:t></w:r><w:proofErr w:type="spellStart" /><w:r><w:rPr><w:rFonts w:ascii="Liberation Mono" w:eastAsia="Liberation Mono" w:hAnsi="Liberation Mono" /><w:color w:val="1C1C1C" /><w:sz w:val="16" /></w:rPr><w:t>BookID</w:t></w:r><w:proofErr w:type="spellEnd" /><w:r><w:rPr><w:rFonts w:ascii="Liberation Mono" w:eastAsia="Liberation Mono" w:hAnsi="Liberation Mono" /><w:color w:val="1C1C1C" /><w:sz w:val="16" /></w:rPr><w:t xml:space="preserve"> CHAR(10) NOT NULL,</w:t></w:r><w:r><w:br /></w:r><w:r><w:rPr><w:rFonts w:ascii="Liberation Mono" w:eastAsia="Liberation Mono" w:hAnsi="Liberation Mono" /><w:color w:val="1C1C1C" /><w:sz w:val="16" /></w:rPr><w:t xml:space="preserve">    </w:t></w:r><w:proofErr w:type="spellStart" /><w:r><w:rPr><w:rFonts w:ascii="Liberation Mono" w:eastAsia="Liberation Mono" w:hAnsi="Liberation Mono" /><w:color w:val="1C1C1C" /><w:sz w:val="16" /></w:rPr><w:t>CopySeqNo</w:t></w:r><w:proofErr w:type="spellEnd" /><w:r><w:rPr><w:rFonts w:ascii="Liberation Mono" w:eastAsia="Liberation Mono" w:hAnsi="Liberation Mono" /><w:color w:val="1C1C1C" /><w:sz w:val="16" /></w:rPr><w:t xml:space="preserve"> INT NOT NULL,</w:t></w:r><w:r><w:br /></w:r><w:r><w:rPr><w:rFonts w:ascii="Liberation Mono" w:eastAsia="Liberation Mono" w:hAnsi="Liberation Mono" /><w:color w:val="1C1C1C" /><w:sz w:val="16" /></w:rPr><w:t xml:space="preserve">    StartDatetime DATETIME NOT NULL,</w:t></w:r><w:r><w:br /></w:r><w:r><w:rPr><w:rFonts w:ascii="Liberation Mono" w:eastAsia="Liberation Mono" w:hAnsi="Liberation Mono" /><w:color w:val="1C1C1C" /><w:sz w:val="16" /></w:rPr><w:t xml:space="preserve">    </w:t></w:r><w:proofErr w:type="spellStart" /><w:r><w:rPr><w:rFonts w:ascii="Liberation Mono" w:eastAsia="Liberation Mono" w:hAnsi="Liberation Mono" /><w:color w:val="1C1C1C" /><w:sz w:val="16" /></w:rPr><w:t>DueDate</w:t></w:r><w:proofErr w:type="spellEnd" /><w:r><w:rPr><w:rFonts w:ascii="Liberation Mono" w:eastAsia="Liberation Mono" w:hAnsi="Liberation Mono" /><w:color w:val="1C1C1C" /><w:sz w:val="16" /></w:rPr><w:t xml:space="preserve"> DATE NOT NULL,</w:t></w:r><w:r><w:br /></w:r><w:r><w:rPr><w:rFonts w:ascii="Liberation Mono" w:eastAsia="Liberation Mono" w:hAnsi="Liberation Mono" /><w:color w:val="1C1C1C" /><w:sz w:val="16" /></w:rPr><w:t xml:space="preserve">    </w:t></w:r><w:proofErr w:type="spellStart" /><w:r><w:rPr><w:rFonts w:ascii="Liberation Mono" w:eastAsia="Liberation Mono" w:hAnsi="Liberation Mono" /><w:color w:val="1C1C1C" /><w:sz w:val="16" /></w:rPr><w:t>ReturnDatetime</w:t></w:r><w:proofErr w:type="spellEnd" /><w:r><w:rPr><w:rFonts w:ascii="Liberation Mono" w:eastAsia="Liberation Mono" w:hAnsi="Liberation Mono" /><w:color w:val="1C1C1C" /><w:sz w:val="16" /></w:rPr><w:t xml:space="preserve"> DATETIME NULL,</w:t></w:r><w:r><w:br /></w:r><w:r><w:rPr><w:rFonts w:ascii="Liberation Mono" w:eastAsia="Liberation Mono" w:hAnsi="Liberation Mono" /><w:color w:val="1C1C1C" /><w:sz w:val="16" /></w:rPr><w:t xml:space="preserve">    </w:t></w:r><w:proofErr w:type="spellStart" /><w:r><w:rPr><w:rFonts w:ascii="Liberation Mono" w:eastAsia="Liberation Mono" w:hAnsi="Liberation Mono" /><w:color w:val="1C1C1C" /><w:sz w:val="16" /></w:rPr><w:t>SourceUpdatedAt</w:t></w:r><w:proofErr w:type="spellEnd" /><w:r><w:rPr><w:rFonts w:ascii="Liberation Mono" w:eastAsia="Liberation Mono" w:hAnsi="Liberation Mono" /><w:color w:val="1C1C1C" /><w:sz w:val="16" /></w:rPr><w:t xml:space="preserve"> DATETIME(6) NOT NULL</w:t></w:r><w:r><w:br /></w:r><w:r><w:rPr><w:rFonts w:ascii="Liberation Mono" w:eastAsia="Liberation Mono" w:hAnsi="Liberation Mono" /><w:color w:val="1C1C1C" /><w:sz w:val="16" /></w:rPr><w:t>);</w:t></w:r></w:p></w:tc></w:tr></w:tbl><w:p><w:pPr><w:pStyle w:val="ReportBody" /></w:pPr><w:r><w:t xml:space="preserve">The target primary key makes duplicate insertion impossible. </w:t></w:r><w:proofErr w:type="spellStart" /><w:r><w:t>StageLoanLatest</w:t></w:r><w:proofErr w:type="spellEnd" /><w:r><w:t xml:space="preserve"> also has one row per </w:t></w:r><w:proofErr w:type="spellStart" /><w:r><w:t>LoanID</w:t></w:r><w:proofErr w:type="spellEnd" /><w:r><w:t xml:space="preserve"> so a batch cannot contain two competing versions. </w:t></w:r><w:proofErr w:type="spellStart" /><w:r><w:t>ETL_Control</w:t></w:r><w:proofErr w:type="spellEnd" /><w:r><w:t xml:space="preserve"> stores the last committed boundary rather than the time at which the job happened to finish.</w:t></w:r></w:p><w:p><w:pPr><w:pStyle w:val="ReportSubheading" /></w:pPr><w:r><w:t>Why a fixed upper boundary is important</w:t></w:r></w:p><w:p><w:pPr><w:pStyle w:val="ReportBody" /></w:pPr><w:r><w:t xml:space="preserve">The source is read with </w:t></w:r><w:proofErr w:type="spellStart" /><w:r><w:t>UpdatedAt</w:t></w:r><w:proofErr w:type="spellEnd" /><w:r><w:t xml:space="preserve"> &gt;= </w:t></w:r><w:proofErr w:type="spellStart" /><w:r><w:t>from_time</w:t></w:r><w:proofErr w:type="spellEnd" /><w:r><w:t xml:space="preserve"> and </w:t></w:r><w:proofErr w:type="spellStart" /><w:r><w:t>UpdatedAt</w:t></w:r><w:proofErr w:type="spellEnd" /><w:r><w:t xml:space="preserve"> &lt; </w:t></w:r><w:proofErr w:type="spellStart" /><w:r><w:t>batch_end</w:t></w:r><w:proofErr w:type="spellEnd" /><w:r><w:t xml:space="preserve">. The upper bound is captured once at the start. A row that changes while the load is running either falls before that boundary and is </w:t></w:r><w:proofErr w:type="gramStart" /><w:r><w:t>included, or</w:t></w:r><w:proofErr w:type="gramEnd" /><w:r><w:t xml:space="preserve"> falls after it and is handled by the next batch. The query does not chase a moving “now”.</w:t></w:r></w:p><w:p><w:pPr><w:spacing w:after="0" /></w:pPr><w:r><w:br w:type="page" /></w:r></w:p><w:p><w:pPr><w:pStyle w:val="ReportHeading" /><w:pBdr><w:bottom w:val="single" w:sz="10" w:space="2" w:color="8ED14B" /></w:pBdr></w:pPr><w:r><w:lastRenderedPageBreak /><w:t>4. Transactional batch</w:t></w:r></w:p><w:tbl><w:tblPr><w:tblW w:w="0" w:type="auto" /><w:jc w:val="center" /><w:tblLayout w:type="fixed" /><w:tblLook w:val="04A0" w:firstRow="1" w:lastRow="0" w:firstColumn="1" w:lastColumn="0" w:noHBand="0" w:noVBand="1" /></w:tblPr><w:tblGrid><w:gridCol w:w="9936" /></w:tblGrid><w:tr><w:trPr><w:cantSplit /><w:jc w:val="center" /></w:trPr><w:tc><w:tcPr><w:tcW w:w="9936" w:type="dxa" /><w:tcBorders><w:top w:val="single" w:sz="6" w:space="0" w:color="D7D9DE" /><w:left w:val="single" w:sz="6" w:space="0" w:color="D7D9DE" /><w:bottom w:val="single" w:sz="6" w:space="0" w:color="D7D9DE" /><w:right w:val="single" w:sz="6" w:space="0" w:color="D7D9DE" /></w:tcBorders><w:tcMar><w:top w:w="75" w:type="dxa" /><w:left w:w="95" w:type="dxa" /><w:bottom w:w="75" w:type="dxa" /><w:right w:w="95" w:type="dxa" /></w:tcMar></w:tcPr><w:p><w:pPr><w:spacing w:after="0" w:line="228" w:lineRule="auto" /></w:pPr><w:r><w:rPr><w:rFonts w:ascii="Liberation Mono" w:eastAsia="Liberation Mono" w:hAnsi="Liberation Mono" /><w:color w:val="1C1C1C" /><w:sz w:val="15" /></w:rPr><w:t>SET @batch_end = CURRENT_TIMESTAMP(6);</w:t></w:r><w:r><w:br /></w:r><w:r><w:rPr><w:rFonts w:ascii="Liberation Mono" w:eastAsia="Liberation Mono" w:hAnsi="Liberation Mono" /><w:color w:val="1C1C1C" /><w:sz w:val="15" /></w:rPr><w:t>START TRANSACTION;</w:t></w:r><w:r><w:br /></w:r><w:r><w:br /></w:r><w:r><w:rPr><w:rFonts w:ascii="Liberation Mono" w:eastAsia="Liberation Mono" w:hAnsi="Liberation Mono" /><w:color w:val="1C1C1C" /><w:sz w:val="15" /></w:rPr><w:t xml:space="preserve">SELECT </w:t></w:r><w:proofErr w:type="spellStart" /><w:r><w:rPr><w:rFonts w:ascii="Liberation Mono" w:eastAsia="Liberation Mono" w:hAnsi="Liberation Mono" /><w:color w:val="1C1C1C" /><w:sz w:val="15" /></w:rPr><w:t>LastSuccessfulAt</w:t></w:r><w:proofErr w:type="spellEnd" /><w:r><w:rPr><w:rFonts w:ascii="Liberation Mono" w:eastAsia="Liberation Mono" w:hAnsi="Liberation Mono" /><w:color w:val="1C1C1C" /><w:sz w:val="15" /></w:rPr><w:t xml:space="preserve"> INTO @last_success</w:t></w:r><w:r><w:br /></w:r><w:r><w:rPr><w:rFonts w:ascii="Liberation Mono" w:eastAsia="Liberation Mono" w:hAnsi="Liberation Mono" /><w:color w:val="1C1C1C" /><w:sz w:val="15" /></w:rPr><w:t xml:space="preserve">FROM </w:t></w:r><w:proofErr w:type="spellStart" /><w:r><w:rPr><w:rFonts w:ascii="Liberation Mono" w:eastAsia="Liberation Mono" w:hAnsi="Liberation Mono" /><w:color w:val="1C1C1C" /><w:sz w:val="15" /></w:rPr><w:t>ETL_Control</w:t></w:r><w:proofErr w:type="spellEnd" /><w:r><w:br /></w:r><w:r><w:rPr><w:rFonts w:ascii="Liberation Mono" w:eastAsia="Liberation Mono" w:hAnsi="Liberation Mono" /><w:color w:val="1C1C1C" /><w:sz w:val="15" /></w:rPr><w:t xml:space="preserve">WHERE </w:t></w:r><w:proofErr w:type="spellStart" /><w:r><w:rPr><w:rFonts w:ascii="Liberation Mono" w:eastAsia="Liberation Mono" w:hAnsi="Liberation Mono" /><w:color w:val="1C1C1C" /><w:sz w:val="15" /></w:rPr><w:t>PipelineName</w:t></w:r><w:proofErr w:type="spellEnd" /><w:r><w:rPr><w:rFonts w:ascii="Liberation Mono" w:eastAsia="Liberation Mono" w:hAnsi="Liberation Mono" /><w:color w:val="1C1C1C" /><w:sz w:val="15" /></w:rPr><w:t xml:space="preserve"> = '</w:t></w:r><w:proofErr w:type="spellStart" /><w:r><w:rPr><w:rFonts w:ascii="Liberation Mono" w:eastAsia="Liberation Mono" w:hAnsi="Liberation Mono" /><w:color w:val="1C1C1C" /><w:sz w:val="15" /></w:rPr><w:t>loan_incremental</w:t></w:r><w:proofErr w:type="spellEnd" /><w:r><w:rPr><w:rFonts w:ascii="Liberation Mono" w:eastAsia="Liberation Mono" w:hAnsi="Liberation Mono" /><w:color w:val="1C1C1C" /><w:sz w:val="15" /></w:rPr><w:t>'</w:t></w:r><w:r><w:br /></w:r><w:r><w:rPr><w:rFonts w:ascii="Liberation Mono" w:eastAsia="Liberation Mono" w:hAnsi="Liberation Mono" /><w:color w:val="1C1C1C" /><w:sz w:val="15" /></w:rPr><w:t>FOR UPDATE;</w:t></w:r><w:r><w:br /></w:r><w:r><w:br /></w:r><w:r><w:rPr><w:rFonts w:ascii="Liberation Mono" w:eastAsia="Liberation Mono" w:hAnsi="Liberation Mono" /><w:color w:val="1C1C1C" /><w:sz w:val="15" /></w:rPr><w:t>SET @from_time = @last_success - INTERVAL 5 MINUTE;</w:t></w:r><w:r><w:br /></w:r><w:r><w:rPr><w:rFonts w:ascii="Liberation Mono" w:eastAsia="Liberation Mono" w:hAnsi="Liberation Mono" /><w:color w:val="1C1C1C" /><w:sz w:val="15" /></w:rPr><w:t xml:space="preserve">DELETE FROM </w:t></w:r><w:proofErr w:type="spellStart" /><w:r><w:rPr><w:rFonts w:ascii="Liberation Mono" w:eastAsia="Liberation Mono" w:hAnsi="Liberation Mono" /><w:color w:val="1C1C1C" /><w:sz w:val="15" /></w:rPr><w:t>StageLoanLatest</w:t></w:r><w:proofErr w:type="spellEnd" /><w:r><w:rPr><w:rFonts w:ascii="Liberation Mono" w:eastAsia="Liberation Mono" w:hAnsi="Liberation Mono" /><w:color w:val="1C1C1C" /><w:sz w:val="15" /></w:rPr><w:t>;</w:t></w:r><w:r><w:br /></w:r><w:r><w:br /></w:r><w:r><w:rPr><w:rFonts w:ascii="Liberation Mono" w:eastAsia="Liberation Mono" w:hAnsi="Liberation Mono" /><w:color w:val="1C1C1C" /><w:sz w:val="15" /></w:rPr><w:t xml:space="preserve">INSERT INTO </w:t></w:r><w:proofErr w:type="spellStart" /><w:r><w:rPr><w:rFonts w:ascii="Liberation Mono" w:eastAsia="Liberation Mono" w:hAnsi="Liberation Mono" /><w:color w:val="1C1C1C" /><w:sz w:val="15" /></w:rPr><w:t>StageLoanLatest</w:t></w:r><w:proofErr w:type="spellEnd" /><w:r><w:br /></w:r><w:r><w:rPr><w:rFonts w:ascii="Liberation Mono" w:eastAsia="Liberation Mono" w:hAnsi="Liberation Mono" /><w:color w:val="1C1C1C" /><w:sz w:val="15" /></w:rPr><w:t xml:space="preserve">SELECT </w:t></w:r><w:proofErr w:type="spellStart" /><w:r><w:rPr><w:rFonts w:ascii="Liberation Mono" w:eastAsia="Liberation Mono" w:hAnsi="Liberation Mono" /><w:color w:val="1C1C1C" /><w:sz w:val="15" /></w:rPr><w:t>LoanID</w:t></w:r><w:proofErr w:type="spellEnd" /><w:r><w:rPr><w:rFonts w:ascii="Liberation Mono" w:eastAsia="Liberation Mono" w:hAnsi="Liberation Mono" /><w:color w:val="1C1C1C" /><w:sz w:val="15" /></w:rPr><w:t xml:space="preserve">, </w:t></w:r><w:proofErr w:type="spellStart" /><w:r><w:rPr><w:rFonts w:ascii="Liberation Mono" w:eastAsia="Liberation Mono" w:hAnsi="Liberation Mono" /><w:color w:val="1C1C1C" /><w:sz w:val="15" /></w:rPr><w:t>MemberID</w:t></w:r><w:proofErr w:type="spellEnd" /><w:r><w:rPr><w:rFonts w:ascii="Liberation Mono" w:eastAsia="Liberation Mono" w:hAnsi="Liberation Mono" /><w:color w:val="1C1C1C" /><w:sz w:val="15" /></w:rPr><w:t xml:space="preserve">, </w:t></w:r><w:proofErr w:type="spellStart" /><w:r><w:rPr><w:rFonts w:ascii="Liberation Mono" w:eastAsia="Liberation Mono" w:hAnsi="Liberation Mono" /><w:color w:val="1C1C1C" /><w:sz w:val="15" /></w:rPr><w:t>BookID</w:t></w:r><w:proofErr w:type="spellEnd" /><w:r><w:rPr><w:rFonts w:ascii="Liberation Mono" w:eastAsia="Liberation Mono" w:hAnsi="Liberation Mono" /><w:color w:val="1C1C1C" /><w:sz w:val="15" /></w:rPr><w:t xml:space="preserve">, </w:t></w:r><w:proofErr w:type="spellStart" /><w:r><w:rPr><w:rFonts w:ascii="Liberation Mono" w:eastAsia="Liberation Mono" w:hAnsi="Liberation Mono" /><w:color w:val="1C1C1C" /><w:sz w:val="15" /></w:rPr><w:t>CopySeqNo</w:t></w:r><w:proofErr w:type="spellEnd" /><w:r><w:rPr><w:rFonts w:ascii="Liberation Mono" w:eastAsia="Liberation Mono" w:hAnsi="Liberation Mono" /><w:color w:val="1C1C1C" /><w:sz w:val="15" /></w:rPr><w:t>,</w:t></w:r><w:r><w:br /></w:r><w:r><w:rPr><w:rFonts w:ascii="Liberation Mono" w:eastAsia="Liberation Mono" w:hAnsi="Liberation Mono" /><w:color w:val="1C1C1C" /><w:sz w:val="15" /></w:rPr><w:t xml:space="preserve">       StartDatetime, </w:t></w:r><w:proofErr w:type="spellStart" /><w:r><w:rPr><w:rFonts w:ascii="Liberation Mono" w:eastAsia="Liberation Mono" w:hAnsi="Liberation Mono" /><w:color w:val="1C1C1C" /><w:sz w:val="15" /></w:rPr><w:t>DueDate</w:t></w:r><w:proofErr w:type="spellEnd" /><w:r><w:rPr><w:rFonts w:ascii="Liberation Mono" w:eastAsia="Liberation Mono" w:hAnsi="Liberation Mono" /><w:color w:val="1C1C1C" /><w:sz w:val="15" /></w:rPr><w:t xml:space="preserve">, </w:t></w:r><w:proofErr w:type="spellStart" /><w:r><w:rPr><w:rFonts w:ascii="Liberation Mono" w:eastAsia="Liberation Mono" w:hAnsi="Liberation Mono" /><w:color w:val="1C1C1C" /><w:sz w:val="15" /></w:rPr><w:t>ReturnDatetime</w:t></w:r><w:proofErr w:type="spellEnd" /><w:r><w:rPr><w:rFonts w:ascii="Liberation Mono" w:eastAsia="Liberation Mono" w:hAnsi="Liberation Mono" /><w:color w:val="1C1C1C" /><w:sz w:val="15" /></w:rPr><w:t xml:space="preserve">, </w:t></w:r><w:proofErr w:type="spellStart" /><w:r><w:rPr><w:rFonts w:ascii="Liberation Mono" w:eastAsia="Liberation Mono" w:hAnsi="Liberation Mono" /><w:color w:val="1C1C1C" /><w:sz w:val="15" /></w:rPr><w:t>UpdatedAt</w:t></w:r><w:proofErr w:type="spellEnd" /><w:r><w:br /></w:r><w:r><w:rPr><w:rFonts w:ascii="Liberation Mono" w:eastAsia="Liberation Mono" w:hAnsi="Liberation Mono" /><w:color w:val="1C1C1C" /><w:sz w:val="15" /></w:rPr><w:t>FROM (</w:t></w:r><w:r><w:br /></w:r><w:r><w:rPr><w:rFonts w:ascii="Liberation Mono" w:eastAsia="Liberation Mono" w:hAnsi="Liberation Mono" /><w:color w:val="1C1C1C" /><w:sz w:val="15" /></w:rPr><w:t xml:space="preserve">    SELECT s.*,</w:t></w:r><w:r><w:br /></w:r><w:r><w:rPr><w:rFonts w:ascii="Liberation Mono" w:eastAsia="Liberation Mono" w:hAnsi="Liberation Mono" /><w:color w:val="1C1C1C" /><w:sz w:val="15" /></w:rPr><w:t xml:space="preserve">           ROW_NUMBER() OVER (</w:t></w:r><w:r><w:br /></w:r><w:r><w:rPr><w:rFonts w:ascii="Liberation Mono" w:eastAsia="Liberation Mono" w:hAnsi="Liberation Mono" /><w:color w:val="1C1C1C" /><w:sz w:val="15" /></w:rPr><w:t xml:space="preserve">             PARTITION BY </w:t></w:r><w:proofErr w:type="spellStart" /><w:r><w:rPr><w:rFonts w:ascii="Liberation Mono" w:eastAsia="Liberation Mono" w:hAnsi="Liberation Mono" /><w:color w:val="1C1C1C" /><w:sz w:val="15" /></w:rPr><w:t>LoanID</w:t></w:r><w:proofErr w:type="spellEnd" /><w:r><w:rPr><w:rFonts w:ascii="Liberation Mono" w:eastAsia="Liberation Mono" w:hAnsi="Liberation Mono" /><w:color w:val="1C1C1C" /><w:sz w:val="15" /></w:rPr><w:t xml:space="preserve"> ORDER BY </w:t></w:r><w:proofErr w:type="spellStart" /><w:r><w:rPr><w:rFonts w:ascii="Liberation Mono" w:eastAsia="Liberation Mono" w:hAnsi="Liberation Mono" /><w:color w:val="1C1C1C" /><w:sz w:val="15" /></w:rPr><w:t>UpdatedAt</w:t></w:r><w:proofErr w:type="spellEnd" /><w:r><w:rPr><w:rFonts w:ascii="Liberation Mono" w:eastAsia="Liberation Mono" w:hAnsi="Liberation Mono" /><w:color w:val="1C1C1C" /><w:sz w:val="15" /></w:rPr><w:t xml:space="preserve"> DESC</w:t></w:r><w:r><w:br /></w:r><w:r><w:rPr><w:rFonts w:ascii="Liberation Mono" w:eastAsia="Liberation Mono" w:hAnsi="Liberation Mono" /><w:color w:val="1C1C1C" /><w:sz w:val="15" /></w:rPr><w:t xml:space="preserve">           ) AS </w:t></w:r><w:proofErr w:type="spellStart" /><w:r><w:rPr><w:rFonts w:ascii="Liberation Mono" w:eastAsia="Liberation Mono" w:hAnsi="Liberation Mono" /><w:color w:val="1C1C1C" /><w:sz w:val="15" /></w:rPr><w:t>rn</w:t></w:r><w:proofErr w:type="spellEnd" /><w:r><w:br /></w:r><w:r><w:rPr><w:rFonts w:ascii="Liberation Mono" w:eastAsia="Liberation Mono" w:hAnsi="Liberation Mono" /><w:color w:val="1C1C1C" /><w:sz w:val="15" /></w:rPr><w:t xml:space="preserve">    FROM </w:t></w:r><w:proofErr w:type="spellStart" /><w:r><w:rPr><w:rFonts w:ascii="Liberation Mono" w:eastAsia="Liberation Mono" w:hAnsi="Liberation Mono" /><w:color w:val="1C1C1C" /><w:sz w:val="15" /></w:rPr><w:t>LoanChangeStaging</w:t></w:r><w:proofErr w:type="spellEnd" /><w:r><w:rPr><w:rFonts w:ascii="Liberation Mono" w:eastAsia="Liberation Mono" w:hAnsi="Liberation Mono" /><w:color w:val="1C1C1C" /><w:sz w:val="15" /></w:rPr><w:t xml:space="preserve"> AS s</w:t></w:r><w:r><w:br /></w:r><w:r><w:rPr><w:rFonts w:ascii="Liberation Mono" w:eastAsia="Liberation Mono" w:hAnsi="Liberation Mono" /><w:color w:val="1C1C1C" /><w:sz w:val="15" /></w:rPr><w:t xml:space="preserve">    WHERE </w:t></w:r><w:proofErr w:type="spellStart" /><w:r><w:rPr><w:rFonts w:ascii="Liberation Mono" w:eastAsia="Liberation Mono" w:hAnsi="Liberation Mono" /><w:color w:val="1C1C1C" /><w:sz w:val="15" /></w:rPr><w:t>s.UpdatedAt</w:t></w:r><w:proofErr w:type="spellEnd" /><w:r><w:rPr><w:rFonts w:ascii="Liberation Mono" w:eastAsia="Liberation Mono" w:hAnsi="Liberation Mono" /><w:color w:val="1C1C1C" /><w:sz w:val="15" /></w:rPr><w:t xml:space="preserve"> &gt;= @from_time</w:t></w:r><w:r><w:br /></w:r><w:r><w:rPr><w:rFonts w:ascii="Liberation Mono" w:eastAsia="Liberation Mono" w:hAnsi="Liberation Mono" /><w:color w:val="1C1C1C" /><w:sz w:val="15" /></w:rPr><w:t xml:space="preserve">      AND </w:t></w:r><w:proofErr w:type="spellStart" /><w:r><w:rPr><w:rFonts w:ascii="Liberation Mono" w:eastAsia="Liberation Mono" w:hAnsi="Liberation Mono" /><w:color w:val="1C1C1C" /><w:sz w:val="15" /></w:rPr><w:t>s.UpdatedAt</w:t></w:r><w:proofErr w:type="spellEnd" /><w:r><w:rPr><w:rFonts w:ascii="Liberation Mono" w:eastAsia="Liberation Mono" w:hAnsi="Liberation Mono" /><w:color w:val="1C1C1C" /><w:sz w:val="15" /></w:rPr><w:t xml:space="preserve"> &lt;  @batch_end</w:t></w:r><w:r><w:br /></w:r><w:r><w:rPr><w:rFonts w:ascii="Liberation Mono" w:eastAsia="Liberation Mono" w:hAnsi="Liberation Mono" /><w:color w:val="1C1C1C" /><w:sz w:val="15" /></w:rPr><w:t>) AS ranked</w:t></w:r><w:r><w:br /></w:r><w:r><w:rPr><w:rFonts w:ascii="Liberation Mono" w:eastAsia="Liberation Mono" w:hAnsi="Liberation Mono" /><w:color w:val="1C1C1C" /><w:sz w:val="15" /></w:rPr><w:t xml:space="preserve">WHERE </w:t></w:r><w:proofErr w:type="spellStart" /><w:r><w:rPr><w:rFonts w:ascii="Liberation Mono" w:eastAsia="Liberation Mono" w:hAnsi="Liberation Mono" /><w:color w:val="1C1C1C" /><w:sz w:val="15" /></w:rPr><w:t>rn</w:t></w:r><w:proofErr w:type="spellEnd" /><w:r><w:rPr><w:rFonts w:ascii="Liberation Mono" w:eastAsia="Liberation Mono" w:hAnsi="Liberation Mono" /><w:color w:val="1C1C1C" /><w:sz w:val="15" /></w:rPr><w:t xml:space="preserve"> = 1;</w:t></w:r><w:r><w:br /></w:r><w:r><w:br /></w:r><w:r><w:rPr><w:rFonts w:ascii="Liberation Mono" w:eastAsia="Liberation Mono" w:hAnsi="Liberation Mono" /><w:color w:val="1C1C1C" /><w:sz w:val="15" /></w:rPr><w:t xml:space="preserve">INSERT INTO </w:t></w:r><w:proofErr w:type="spellStart" /><w:r><w:rPr><w:rFonts w:ascii="Liberation Mono" w:eastAsia="Liberation Mono" w:hAnsi="Liberation Mono" /><w:color w:val="1C1C1C" /><w:sz w:val="15" /></w:rPr><w:t>FactLoanCurrent</w:t></w:r><w:proofErr w:type="spellEnd" /><w:r><w:br /></w:r><w:r><w:rPr><w:rFonts w:ascii="Liberation Mono" w:eastAsia="Liberation Mono" w:hAnsi="Liberation Mono" /><w:color w:val="1C1C1C" /><w:sz w:val="15" /></w:rPr><w:t>SELECT * FROM (</w:t></w:r><w:r><w:br /></w:r><w:r><w:rPr><w:rFonts w:ascii="Liberation Mono" w:eastAsia="Liberation Mono" w:hAnsi="Liberation Mono" /><w:color w:val="1C1C1C" /><w:sz w:val="15" /></w:rPr><w:t xml:space="preserve">    SELECT </w:t></w:r><w:proofErr w:type="spellStart" /><w:r><w:rPr><w:rFonts w:ascii="Liberation Mono" w:eastAsia="Liberation Mono" w:hAnsi="Liberation Mono" /><w:color w:val="1C1C1C" /><w:sz w:val="15" /></w:rPr><w:t>LoanID</w:t></w:r><w:proofErr w:type="spellEnd" /><w:r><w:rPr><w:rFonts w:ascii="Liberation Mono" w:eastAsia="Liberation Mono" w:hAnsi="Liberation Mono" /><w:color w:val="1C1C1C" /><w:sz w:val="15" /></w:rPr><w:t xml:space="preserve">, </w:t></w:r><w:proofErr w:type="spellStart" /><w:r><w:rPr><w:rFonts w:ascii="Liberation Mono" w:eastAsia="Liberation Mono" w:hAnsi="Liberation Mono" /><w:color w:val="1C1C1C" /><w:sz w:val="15" /></w:rPr><w:t>MemberID</w:t></w:r><w:proofErr w:type="spellEnd" /><w:r><w:rPr><w:rFonts w:ascii="Liberation Mono" w:eastAsia="Liberation Mono" w:hAnsi="Liberation Mono" /><w:color w:val="1C1C1C" /><w:sz w:val="15" /></w:rPr><w:t xml:space="preserve">, </w:t></w:r><w:proofErr w:type="spellStart" /><w:r><w:rPr><w:rFonts w:ascii="Liberation Mono" w:eastAsia="Liberation Mono" w:hAnsi="Liberation Mono" /><w:color w:val="1C1C1C" /><w:sz w:val="15" /></w:rPr><w:t>BookID</w:t></w:r><w:proofErr w:type="spellEnd" /><w:r><w:rPr><w:rFonts w:ascii="Liberation Mono" w:eastAsia="Liberation Mono" w:hAnsi="Liberation Mono" /><w:color w:val="1C1C1C" /><w:sz w:val="15" /></w:rPr><w:t xml:space="preserve">, </w:t></w:r><w:proofErr w:type="spellStart" /><w:r><w:rPr><w:rFonts w:ascii="Liberation Mono" w:eastAsia="Liberation Mono" w:hAnsi="Liberation Mono" /><w:color w:val="1C1C1C" /><w:sz w:val="15" /></w:rPr><w:t>CopySeqNo</w:t></w:r><w:proofErr w:type="spellEnd" /><w:r><w:rPr><w:rFonts w:ascii="Liberation Mono" w:eastAsia="Liberation Mono" w:hAnsi="Liberation Mono" /><w:color w:val="1C1C1C" /><w:sz w:val="15" /></w:rPr><w:t>,</w:t></w:r><w:r><w:br /></w:r><w:r><w:rPr><w:rFonts w:ascii="Liberation Mono" w:eastAsia="Liberation Mono" w:hAnsi="Liberation Mono" /><w:color w:val="1C1C1C" /><w:sz w:val="15" /></w:rPr><w:t xml:space="preserve">           StartDatetime, </w:t></w:r><w:proofErr w:type="spellStart" /><w:r><w:rPr><w:rFonts w:ascii="Liberation Mono" w:eastAsia="Liberation Mono" w:hAnsi="Liberation Mono" /><w:color w:val="1C1C1C" /><w:sz w:val="15" /></w:rPr><w:t>DueDate</w:t></w:r><w:proofErr w:type="spellEnd" /><w:r><w:rPr><w:rFonts w:ascii="Liberation Mono" w:eastAsia="Liberation Mono" w:hAnsi="Liberation Mono" /><w:color w:val="1C1C1C" /><w:sz w:val="15" /></w:rPr><w:t xml:space="preserve">, </w:t></w:r><w:proofErr w:type="spellStart" /><w:r><w:rPr><w:rFonts w:ascii="Liberation Mono" w:eastAsia="Liberation Mono" w:hAnsi="Liberation Mono" /><w:color w:val="1C1C1C" /><w:sz w:val="15" /></w:rPr><w:t>ReturnDatetime</w:t></w:r><w:proofErr w:type="spellEnd" /><w:r><w:rPr><w:rFonts w:ascii="Liberation Mono" w:eastAsia="Liberation Mono" w:hAnsi="Liberation Mono" /><w:color w:val="1C1C1C" /><w:sz w:val="15" /></w:rPr><w:t xml:space="preserve">, </w:t></w:r><w:proofErr w:type="spellStart" /><w:r><w:rPr><w:rFonts w:ascii="Liberation Mono" w:eastAsia="Liberation Mono" w:hAnsi="Liberation Mono" /><w:color w:val="1C1C1C" /><w:sz w:val="15" /></w:rPr><w:t>UpdatedAt</w:t></w:r><w:proofErr w:type="spellEnd" /><w:r><w:br /></w:r><w:r><w:rPr><w:rFonts w:ascii="Liberation Mono" w:eastAsia="Liberation Mono" w:hAnsi="Liberation Mono" /><w:color w:val="1C1C1C" /><w:sz w:val="15" /></w:rPr><w:t xml:space="preserve">    FROM </w:t></w:r><w:proofErr w:type="spellStart" /><w:r><w:rPr><w:rFonts w:ascii="Liberation Mono" w:eastAsia="Liberation Mono" w:hAnsi="Liberation Mono" /><w:color w:val="1C1C1C" /><w:sz w:val="15" /></w:rPr><w:t>StageLoanLatest</w:t></w:r><w:proofErr w:type="spellEnd" /><w:r><w:br /></w:r><w:r><w:rPr><w:rFonts w:ascii="Liberation Mono" w:eastAsia="Liberation Mono" w:hAnsi="Liberation Mono" /><w:color w:val="1C1C1C" /><w:sz w:val="15" /></w:rPr><w:t>) AS incoming</w:t></w:r><w:r><w:br /></w:r><w:r><w:rPr><w:rFonts w:ascii="Liberation Mono" w:eastAsia="Liberation Mono" w:hAnsi="Liberation Mono" /><w:color w:val="1C1C1C" /><w:sz w:val="15" /></w:rPr><w:t>ON DUPLICATE KEY UPDATE</w:t></w:r><w:r><w:br /></w:r><w:r><w:rPr><w:rFonts w:ascii="Liberation Mono" w:eastAsia="Liberation Mono" w:hAnsi="Liberation Mono" /><w:color w:val="1C1C1C" /><w:sz w:val="15" /></w:rPr><w:t xml:space="preserve">    </w:t></w:r><w:proofErr w:type="spellStart" /><w:r><w:rPr><w:rFonts w:ascii="Liberation Mono" w:eastAsia="Liberation Mono" w:hAnsi="Liberation Mono" /><w:color w:val="1C1C1C" /><w:sz w:val="15" /></w:rPr><w:t>MemberID</w:t></w:r><w:proofErr w:type="spellEnd" /><w:r><w:rPr><w:rFonts w:ascii="Liberation Mono" w:eastAsia="Liberation Mono" w:hAnsi="Liberation Mono" /><w:color w:val="1C1C1C" /><w:sz w:val="15" /></w:rPr><w:t xml:space="preserve"> = IF(</w:t></w:r><w:proofErr w:type="spellStart" /><w:r><w:rPr><w:rFonts w:ascii="Liberation Mono" w:eastAsia="Liberation Mono" w:hAnsi="Liberation Mono" /><w:color w:val="1C1C1C" /><w:sz w:val="15" /></w:rPr><w:t>incoming.UpdatedAt</w:t></w:r><w:proofErr w:type="spellEnd" /><w:r><w:rPr><w:rFonts w:ascii="Liberation Mono" w:eastAsia="Liberation Mono" w:hAnsi="Liberation Mono" /><w:color w:val="1C1C1C" /><w:sz w:val="15" /></w:rPr><w:t xml:space="preserve"> &gt;= </w:t></w:r><w:proofErr w:type="spellStart" /><w:r><w:rPr><w:rFonts w:ascii="Liberation Mono" w:eastAsia="Liberation Mono" w:hAnsi="Liberation Mono" /><w:color w:val="1C1C1C" /><w:sz w:val="15" /></w:rPr><w:t>SourceUpdatedAt</w:t></w:r><w:proofErr w:type="spellEnd" /><w:r><w:rPr><w:rFonts w:ascii="Liberation Mono" w:eastAsia="Liberation Mono" w:hAnsi="Liberation Mono" /><w:color w:val="1C1C1C" /><w:sz w:val="15" /></w:rPr><w:t>,</w:t></w:r><w:r><w:br /></w:r><w:r><w:rPr><w:rFonts w:ascii="Liberation Mono" w:eastAsia="Liberation Mono" w:hAnsi="Liberation Mono" /><w:color w:val="1C1C1C" /><w:sz w:val="15" /></w:rPr><w:t xml:space="preserve">                  </w:t></w:r><w:proofErr w:type="spellStart" /><w:r><w:rPr><w:rFonts w:ascii="Liberation Mono" w:eastAsia="Liberation Mono" w:hAnsi="Liberation Mono" /><w:color w:val="1C1C1C" /><w:sz w:val="15" /></w:rPr><w:t>incoming.MemberID</w:t></w:r><w:proofErr w:type="spellEnd" /><w:r><w:rPr><w:rFonts w:ascii="Liberation Mono" w:eastAsia="Liberation Mono" w:hAnsi="Liberation Mono" /><w:color w:val="1C1C1C" /><w:sz w:val="15" /></w:rPr><w:t xml:space="preserve">, </w:t></w:r><w:proofErr w:type="spellStart" /><w:r><w:rPr><w:rFonts w:ascii="Liberation Mono" w:eastAsia="Liberation Mono" w:hAnsi="Liberation Mono" /><w:color w:val="1C1C1C" /><w:sz w:val="15" /></w:rPr><w:t>MemberID</w:t></w:r><w:proofErr w:type="spellEnd" /><w:r><w:rPr><w:rFonts w:ascii="Liberation Mono" w:eastAsia="Liberation Mono" w:hAnsi="Liberation Mono" /><w:color w:val="1C1C1C" /><w:sz w:val="15" /></w:rPr><w:t>),</w:t></w:r><w:r><w:br /></w:r><w:r><w:rPr><w:rFonts w:ascii="Liberation Mono" w:eastAsia="Liberation Mono" w:hAnsi="Liberation Mono" /><w:color w:val="1C1C1C" /><w:sz w:val="15" /></w:rPr><w:t xml:space="preserve">    </w:t></w:r><w:proofErr w:type="spellStart" /><w:r><w:rPr><w:rFonts w:ascii="Liberation Mono" w:eastAsia="Liberation Mono" w:hAnsi="Liberation Mono" /><w:color w:val="1C1C1C" /><w:sz w:val="15" /></w:rPr><w:t>BookID</w:t></w:r><w:proofErr w:type="spellEnd" /><w:r><w:rPr><w:rFonts w:ascii="Liberation Mono" w:eastAsia="Liberation Mono" w:hAnsi="Liberation Mono" /><w:color w:val="1C1C1C" /><w:sz w:val="15" /></w:rPr><w:t xml:space="preserve"> = IF(</w:t></w:r><w:proofErr w:type="spellStart" /><w:r><w:rPr><w:rFonts w:ascii="Liberation Mono" w:eastAsia="Liberation Mono" w:hAnsi="Liberation Mono" /><w:color w:val="1C1C1C" /><w:sz w:val="15" /></w:rPr><w:t>incoming.UpdatedAt</w:t></w:r><w:proofErr w:type="spellEnd" /><w:r><w:rPr><w:rFonts w:ascii="Liberation Mono" w:eastAsia="Liberation Mono" w:hAnsi="Liberation Mono" /><w:color w:val="1C1C1C" /><w:sz w:val="15" /></w:rPr><w:t xml:space="preserve"> &gt;= </w:t></w:r><w:proofErr w:type="spellStart" /><w:r><w:rPr><w:rFonts w:ascii="Liberation Mono" w:eastAsia="Liberation Mono" w:hAnsi="Liberation Mono" /><w:color w:val="1C1C1C" /><w:sz w:val="15" /></w:rPr><w:t>SourceUpdatedAt</w:t></w:r><w:proofErr w:type="spellEnd" /><w:r><w:rPr><w:rFonts w:ascii="Liberation Mono" w:eastAsia="Liberation Mono" w:hAnsi="Liberation Mono" /><w:color w:val="1C1C1C" /><w:sz w:val="15" /></w:rPr><w:t>,</w:t></w:r><w:r><w:br /></w:r><w:r><w:rPr><w:rFonts w:ascii="Liberation Mono" w:eastAsia="Liberation Mono" w:hAnsi="Liberation Mono" /><w:color w:val="1C1C1C" /><w:sz w:val="15" /></w:rPr><w:t xml:space="preserve">                </w:t></w:r><w:proofErr w:type="spellStart" /><w:r><w:rPr><w:rFonts w:ascii="Liberation Mono" w:eastAsia="Liberation Mono" w:hAnsi="Liberation Mono" /><w:color w:val="1C1C1C" /><w:sz w:val="15" /></w:rPr><w:t>incoming.BookID</w:t></w:r><w:proofErr w:type="spellEnd" /><w:r><w:rPr><w:rFonts w:ascii="Liberation Mono" w:eastAsia="Liberation Mono" w:hAnsi="Liberation Mono" /><w:color w:val="1C1C1C" /><w:sz w:val="15" /></w:rPr><w:t xml:space="preserve">, </w:t></w:r><w:proofErr w:type="spellStart" /><w:r><w:rPr><w:rFonts w:ascii="Liberation Mono" w:eastAsia="Liberation Mono" w:hAnsi="Liberation Mono" /><w:color w:val="1C1C1C" /><w:sz w:val="15" /></w:rPr><w:t>BookID</w:t></w:r><w:proofErr w:type="spellEnd" /><w:r><w:rPr><w:rFonts w:ascii="Liberation Mono" w:eastAsia="Liberation Mono" w:hAnsi="Liberation Mono" /><w:color w:val="1C1C1C" /><w:sz w:val="15" /></w:rPr><w:t>),</w:t></w:r><w:r><w:br /></w:r><w:r><w:rPr><w:rFonts w:ascii="Liberation Mono" w:eastAsia="Liberation Mono" w:hAnsi="Liberation Mono" /><w:color w:val="1C1C1C" /><w:sz w:val="15" /></w:rPr><w:t xml:space="preserve">    </w:t></w:r><w:proofErr w:type="spellStart" /><w:r><w:rPr><w:rFonts w:ascii="Liberation Mono" w:eastAsia="Liberation Mono" w:hAnsi="Liberation Mono" /><w:color w:val="1C1C1C" /><w:sz w:val="15" /></w:rPr><w:t>CopySeqNo</w:t></w:r><w:proofErr w:type="spellEnd" /><w:r><w:rPr><w:rFonts w:ascii="Liberation Mono" w:eastAsia="Liberation Mono" w:hAnsi="Liberation Mono" /><w:color w:val="1C1C1C" /><w:sz w:val="15" /></w:rPr><w:t xml:space="preserve"> = IF(</w:t></w:r><w:proofErr w:type="spellStart" /><w:r><w:rPr><w:rFonts w:ascii="Liberation Mono" w:eastAsia="Liberation Mono" w:hAnsi="Liberation Mono" /><w:color w:val="1C1C1C" /><w:sz w:val="15" /></w:rPr><w:t>incoming.UpdatedAt</w:t></w:r><w:proofErr w:type="spellEnd" /><w:r><w:rPr><w:rFonts w:ascii="Liberation Mono" w:eastAsia="Liberation Mono" w:hAnsi="Liberation Mono" /><w:color w:val="1C1C1C" /><w:sz w:val="15" /></w:rPr><w:t xml:space="preserve"> &gt;= </w:t></w:r><w:proofErr w:type="spellStart" /><w:r><w:rPr><w:rFonts w:ascii="Liberation Mono" w:eastAsia="Liberation Mono" w:hAnsi="Liberation Mono" /><w:color w:val="1C1C1C" /><w:sz w:val="15" /></w:rPr><w:t>SourceUpdatedAt</w:t></w:r><w:proofErr w:type="spellEnd" /><w:r><w:rPr><w:rFonts w:ascii="Liberation Mono" w:eastAsia="Liberation Mono" w:hAnsi="Liberation Mono" /><w:color w:val="1C1C1C" /><w:sz w:val="15" /></w:rPr><w:t>,</w:t></w:r><w:r><w:br /></w:r><w:r><w:rPr><w:rFonts w:ascii="Liberation Mono" w:eastAsia="Liberation Mono" w:hAnsi="Liberation Mono" /><w:color w:val="1C1C1C" /><w:sz w:val="15" /></w:rPr><w:t xml:space="preserve">                   </w:t></w:r><w:proofErr w:type="spellStart" /><w:r><w:rPr><w:rFonts w:ascii="Liberation Mono" w:eastAsia="Liberation Mono" w:hAnsi="Liberation Mono" /><w:color w:val="1C1C1C" /><w:sz w:val="15" /></w:rPr><w:t>incoming.CopySeqNo</w:t></w:r><w:proofErr w:type="spellEnd" /><w:r><w:rPr><w:rFonts w:ascii="Liberation Mono" w:eastAsia="Liberation Mono" w:hAnsi="Liberation Mono" /><w:color w:val="1C1C1C" /><w:sz w:val="15" /></w:rPr><w:t xml:space="preserve">, </w:t></w:r><w:proofErr w:type="spellStart" /><w:r><w:rPr><w:rFonts w:ascii="Liberation Mono" w:eastAsia="Liberation Mono" w:hAnsi="Liberation Mono" /><w:color w:val="1C1C1C" /><w:sz w:val="15" /></w:rPr><w:t>CopySeqNo</w:t></w:r><w:proofErr w:type="spellEnd" /><w:r><w:rPr><w:rFonts w:ascii="Liberation Mono" w:eastAsia="Liberation Mono" w:hAnsi="Liberation Mono" /><w:color w:val="1C1C1C" /><w:sz w:val="15" /></w:rPr><w:t>),</w:t></w:r><w:r><w:br /></w:r><w:r><w:rPr><w:rFonts w:ascii="Liberation Mono" w:eastAsia="Liberation Mono" w:hAnsi="Liberation Mono" /><w:color w:val="1C1C1C" /><w:sz w:val="15" /></w:rPr><w:t xml:space="preserve">    </w:t></w:r><w:proofErr w:type="spellStart" /><w:r><w:rPr><w:rFonts w:ascii="Liberation Mono" w:eastAsia="Liberation Mono" w:hAnsi="Liberation Mono" /><w:color w:val="1C1C1C" /><w:sz w:val="15" /></w:rPr><w:t>ReturnDatetime</w:t></w:r><w:proofErr w:type="spellEnd" /><w:r><w:rPr><w:rFonts w:ascii="Liberation Mono" w:eastAsia="Liberation Mono" w:hAnsi="Liberation Mono" /><w:color w:val="1C1C1C" /><w:sz w:val="15" /></w:rPr><w:t xml:space="preserve"> = IF(</w:t></w:r><w:proofErr w:type="spellStart" /><w:r><w:rPr><w:rFonts w:ascii="Liberation Mono" w:eastAsia="Liberation Mono" w:hAnsi="Liberation Mono" /><w:color w:val="1C1C1C" /><w:sz w:val="15" /></w:rPr><w:t>incoming.UpdatedAt</w:t></w:r><w:proofErr w:type="spellEnd" /><w:r><w:rPr><w:rFonts w:ascii="Liberation Mono" w:eastAsia="Liberation Mono" w:hAnsi="Liberation Mono" /><w:color w:val="1C1C1C" /><w:sz w:val="15" /></w:rPr><w:t xml:space="preserve"> &gt;= </w:t></w:r><w:proofErr w:type="spellStart" /><w:r><w:rPr><w:rFonts w:ascii="Liberation Mono" w:eastAsia="Liberation Mono" w:hAnsi="Liberation Mono" /><w:color w:val="1C1C1C" /><w:sz w:val="15" /></w:rPr><w:t>SourceUpdatedAt</w:t></w:r><w:proofErr w:type="spellEnd" /><w:r><w:rPr><w:rFonts w:ascii="Liberation Mono" w:eastAsia="Liberation Mono" w:hAnsi="Liberation Mono" /><w:color w:val="1C1C1C" /><w:sz w:val="15" /></w:rPr><w:t>,</w:t></w:r><w:r><w:br /></w:r><w:r><w:rPr><w:rFonts w:ascii="Liberation Mono" w:eastAsia="Liberation Mono" w:hAnsi="Liberation Mono" /><w:color w:val="1C1C1C" /><w:sz w:val="15" /></w:rPr><w:t xml:space="preserve">                        </w:t></w:r><w:proofErr w:type="spellStart" /><w:r><w:rPr><w:rFonts w:ascii="Liberation Mono" w:eastAsia="Liberation Mono" w:hAnsi="Liberation Mono" /><w:color w:val="1C1C1C" /><w:sz w:val="15" /></w:rPr><w:t>incoming.ReturnDatetime</w:t></w:r><w:proofErr w:type="spellEnd" /><w:r><w:rPr><w:rFonts w:ascii="Liberation Mono" w:eastAsia="Liberation Mono" w:hAnsi="Liberation Mono" /><w:color w:val="1C1C1C" /><w:sz w:val="15" /></w:rPr><w:t xml:space="preserve">, </w:t></w:r><w:proofErr w:type="spellStart" /><w:r><w:rPr><w:rFonts w:ascii="Liberation Mono" w:eastAsia="Liberation Mono" w:hAnsi="Liberation Mono" /><w:color w:val="1C1C1C" /><w:sz w:val="15" /></w:rPr><w:t>ReturnDatetime</w:t></w:r><w:proofErr w:type="spellEnd" /><w:r><w:rPr><w:rFonts w:ascii="Liberation Mono" w:eastAsia="Liberation Mono" w:hAnsi="Liberation Mono" /><w:color w:val="1C1C1C" /><w:sz w:val="15" /></w:rPr><w:t>),</w:t></w:r><w:r><w:br /></w:r><w:r><w:rPr><w:rFonts w:ascii="Liberation Mono" w:eastAsia="Liberation Mono" w:hAnsi="Liberation Mono" /><w:color w:val="1C1C1C" /><w:sz w:val="15" /></w:rPr><w:t xml:space="preserve">    </w:t></w:r><w:proofErr w:type="spellStart" /><w:r><w:rPr><w:rFonts w:ascii="Liberation Mono" w:eastAsia="Liberation Mono" w:hAnsi="Liberation Mono" /><w:color w:val="1C1C1C" /><w:sz w:val="15" /></w:rPr><w:t>SourceUpdatedAt</w:t></w:r><w:proofErr w:type="spellEnd" /><w:r><w:rPr><w:rFonts w:ascii="Liberation Mono" w:eastAsia="Liberation Mono" w:hAnsi="Liberation Mono" /><w:color w:val="1C1C1C" /><w:sz w:val="15" /></w:rPr><w:t xml:space="preserve"> = GREATEST(</w:t></w:r><w:proofErr w:type="spellStart" /><w:r><w:rPr><w:rFonts w:ascii="Liberation Mono" w:eastAsia="Liberation Mono" w:hAnsi="Liberation Mono" /><w:color w:val="1C1C1C" /><w:sz w:val="15" /></w:rPr><w:t>SourceUpdatedAt</w:t></w:r><w:proofErr w:type="spellEnd" /><w:r><w:rPr><w:rFonts w:ascii="Liberation Mono" w:eastAsia="Liberation Mono" w:hAnsi="Liberation Mono" /><w:color w:val="1C1C1C" /><w:sz w:val="15" /></w:rPr><w:t xml:space="preserve">, </w:t></w:r><w:proofErr w:type="spellStart" /><w:r><w:rPr><w:rFonts w:ascii="Liberation Mono" w:eastAsia="Liberation Mono" w:hAnsi="Liberation Mono" /><w:color w:val="1C1C1C" /><w:sz w:val="15" /></w:rPr><w:t>incoming.UpdatedAt</w:t></w:r><w:proofErr w:type="spellEnd" /><w:r><w:rPr><w:rFonts w:ascii="Liberation Mono" w:eastAsia="Liberation Mono" w:hAnsi="Liberation Mono" /><w:color w:val="1C1C1C" /><w:sz w:val="15" /></w:rPr><w:t>);</w:t></w:r><w:r><w:br /></w:r><w:r><w:br /></w:r><w:r><w:rPr><w:rFonts w:ascii="Liberation Mono" w:eastAsia="Liberation Mono" w:hAnsi="Liberation Mono" /><w:color w:val="1C1C1C" /><w:sz w:val="15" /></w:rPr><w:t xml:space="preserve">UPDATE </w:t></w:r><w:proofErr w:type="spellStart" /><w:r><w:rPr><w:rFonts w:ascii="Liberation Mono" w:eastAsia="Liberation Mono" w:hAnsi="Liberation Mono" /><w:color w:val="1C1C1C" /><w:sz w:val="15" /></w:rPr><w:t>ETL_Control</w:t></w:r><w:proofErr w:type="spellEnd" /><w:r><w:br /></w:r><w:r><w:rPr><w:rFonts w:ascii="Liberation Mono" w:eastAsia="Liberation Mono" w:hAnsi="Liberation Mono" /><w:color w:val="1C1C1C" /><w:sz w:val="15" /></w:rPr><w:t xml:space="preserve">SET </w:t></w:r><w:proofErr w:type="spellStart" /><w:r><w:rPr><w:rFonts w:ascii="Liberation Mono" w:eastAsia="Liberation Mono" w:hAnsi="Liberation Mono" /><w:color w:val="1C1C1C" /><w:sz w:val="15" /></w:rPr><w:t>LastSuccessfulAt</w:t></w:r><w:proofErr w:type="spellEnd" /><w:r><w:rPr><w:rFonts w:ascii="Liberation Mono" w:eastAsia="Liberation Mono" w:hAnsi="Liberation Mono" /><w:color w:val="1C1C1C" /><w:sz w:val="15" /></w:rPr><w:t xml:space="preserve"> = @batch_end,</w:t></w:r><w:r><w:br /></w:r><w:r><w:rPr><w:rFonts w:ascii="Liberation Mono" w:eastAsia="Liberation Mono" w:hAnsi="Liberation Mono" /><w:color w:val="1C1C1C" /><w:sz w:val="15" /></w:rPr><w:t xml:space="preserve">    </w:t></w:r><w:proofErr w:type="spellStart" /><w:r><w:rPr><w:rFonts w:ascii="Liberation Mono" w:eastAsia="Liberation Mono" w:hAnsi="Liberation Mono" /><w:color w:val="1C1C1C" /><w:sz w:val="15" /></w:rPr><w:t>LastBatchEnd</w:t></w:r><w:proofErr w:type="spellEnd" /><w:r><w:rPr><w:rFonts w:ascii="Liberation Mono" w:eastAsia="Liberation Mono" w:hAnsi="Liberation Mono" /><w:color w:val="1C1C1C" /><w:sz w:val="15" /></w:rPr><w:t xml:space="preserve"> = @batch_end,</w:t></w:r><w:r><w:br /></w:r><w:r><w:rPr><w:rFonts w:ascii="Liberation Mono" w:eastAsia="Liberation Mono" w:hAnsi="Liberation Mono" /><w:color w:val="1C1C1C" /><w:sz w:val="15" /></w:rPr><w:t xml:space="preserve">    </w:t></w:r><w:proofErr w:type="spellStart" /><w:r><w:rPr><w:rFonts w:ascii="Liberation Mono" w:eastAsia="Liberation Mono" w:hAnsi="Liberation Mono" /><w:color w:val="1C1C1C" /><w:sz w:val="15" /></w:rPr><w:t>LastRunStatus</w:t></w:r><w:proofErr w:type="spellEnd" /><w:r><w:rPr><w:rFonts w:ascii="Liberation Mono" w:eastAsia="Liberation Mono" w:hAnsi="Liberation Mono" /><w:color w:val="1C1C1C" /><w:sz w:val="15" /></w:rPr><w:t xml:space="preserve"> = 'SUCCESS'</w:t></w:r><w:r><w:br /></w:r><w:r><w:rPr><w:rFonts w:ascii="Liberation Mono" w:eastAsia="Liberation Mono" w:hAnsi="Liberation Mono" /><w:color w:val="1C1C1C" /><w:sz w:val="15" /></w:rPr><w:t xml:space="preserve">WHERE </w:t></w:r><w:proofErr w:type="spellStart" /><w:r><w:rPr><w:rFonts w:ascii="Liberation Mono" w:eastAsia="Liberation Mono" w:hAnsi="Liberation Mono" /><w:color w:val="1C1C1C" /><w:sz w:val="15" /></w:rPr><w:t>PipelineName</w:t></w:r><w:proofErr w:type="spellEnd" /><w:r><w:rPr><w:rFonts w:ascii="Liberation Mono" w:eastAsia="Liberation Mono" w:hAnsi="Liberation Mono" /><w:color w:val="1C1C1C" /><w:sz w:val="15" /></w:rPr><w:t xml:space="preserve"> = '</w:t></w:r><w:proofErr w:type="spellStart" /><w:r><w:rPr><w:rFonts w:ascii="Liberation Mono" w:eastAsia="Liberation Mono" w:hAnsi="Liberation Mono" /><w:color w:val="1C1C1C" /><w:sz w:val="15" /></w:rPr><w:t>loan_incremental</w:t></w:r><w:proofErr w:type="spellEnd" /><w:r><w:rPr><w:rFonts w:ascii="Liberation Mono" w:eastAsia="Liberation Mono" w:hAnsi="Liberation Mono" /><w:color w:val="1C1C1C" /><w:sz w:val="15" /></w:rPr><w:t>';</w:t></w:r><w:r><w:br /></w:r><w:r><w:br /></w:r><w:r><w:rPr><w:rFonts w:ascii="Liberation Mono" w:eastAsia="Liberation Mono" w:hAnsi="Liberation Mono" /><w:color w:val="1C1C1C" /><w:sz w:val="15" /></w:rPr><w:t>COMMIT;</w:t></w:r></w:p></w:tc></w:tr></w:tbl><w:p><w:pPr><w:pStyle w:val="ReportBody" /></w:pPr><w:r><w:t>SELECT ... FOR UPDATE locks the control row until the transaction ends, preventing two copies of the same pipeline from advancing the watermark concurrently [1]. MySQL’s ON DUPLICATE KEY UPDATE changes an existing row when its unique key already exists [2]. The timestamp comparison prevents an older overlapped event from overwriting a newer target state.</w:t></w:r></w:p><w:p><w:pPr><w:spacing w:after="0" /></w:pPr><w:r><w:br w:type="page" /></w:r></w:p><w:p><w:pPr><w:pStyle w:val="ReportHeading" /><w:pBdr><w:bottom w:val="single" w:sz="10" w:space="2" w:color="8ED14B" /></w:pBdr></w:pPr><w:r><w:lastRenderedPageBreak /><w:t>5. Practical demonstration</w:t></w:r></w:p><w:p><w:pPr><w:pStyle w:val="ReportBody" /></w:pPr><w:r><w:t>The control row starts at 10:00. The batch boundary is fixed at 10:05 and the five-minute overlap starts at 09:55. Loan 7003 already exists in the target as open; its new source version records a return.</w:t></w:r></w:p><w:tbl><w:tblPr><w:tblW w:w="0" w:type="auto" /><w:jc w:val="center" /><w:tblLayout w:type="fixed" /><w:tblLook w:val="04A0" w:firstRow="1" w:lastRow="0" w:firstColumn="1" w:lastColumn="0" w:noHBand="0" w:noVBand="1" /></w:tblPr><w:tblGrid><w:gridCol w:w="1655" /><w:gridCol w:w="3096" /><w:gridCol w:w="2088" /><w:gridCol w:w="3096" /></w:tblGrid><w:tr><w:trPr><w:cantSplit /><w:tblHeader /><w:jc w:val="center" /></w:trPr><w:tc><w:tcPr><w:tcW w:w="1655" w:type="dxa" /><w:tcBorders><w:top w:val="single" w:sz="5" w:space="0" w:color="D7D9DE" /><w:left w:val="single" w:sz="5" w:space="0" w:color="D7D9DE" /><w:bottom w:val="single" w:sz="5" w:space="0" w:color="D7D9DE" /><w:right w:val="single" w:sz="5" w:space="0" w:color="D7D9DE" /></w:tcBorders><w:tcMar><w:top w:w="55" w:type="dxa" /><w:left w:w="70" w:type="dxa" /><w:bottom w:w="55" w:type="dxa" /><w:right w:w="70" w:type="dxa" /></w:tcMar><w:vAlign w:val="center" /></w:tcPr><w:p><w:pPr><w:spacing w:after="0" w:line="240" w:lineRule="auto" /><w:jc w:val="center" /></w:pPr><w:proofErr w:type="spellStart" /><w:r><w:rPr><w:rFonts w:ascii="Carlito" w:eastAsia="Carlito" w:hAnsi="Carlito" /><w:b /><w:color w:val="1C1C1C" /><w:sz w:val="19" /></w:rPr><w:t>LoanID</w:t></w:r><w:proofErr w:type="spellEnd" /></w:p></w:tc><w:tc><w:tcPr><w:tcW w:w="3096" w:type="dxa" /><w:tcBorders><w:top w:val="single" w:sz="5" w:space="0" w:color="D7D9DE" /><w:left w:val="single" w:sz="5" w:space="0" w:color="D7D9DE" /><w:bottom w:val="single" w:sz="5" w:space="0" w:color="D7D9DE" /><w:right w:val="single" w:sz="5" w:space="0" w:color="D7D9DE" /></w:tcBorders><w:tcMar><w:top w:w="55" w:type="dxa" /><w:left w:w="70" w:type="dxa" /><w:bottom w:w="55" w:type="dxa" /><w:right w:w="70" w:type="dxa" /></w:tcMar><w:vAlign w:val="center" /></w:tcPr><w:p><w:pPr><w:spacing w:after="0" w:line="240" w:lineRule="auto" /><w:jc w:val="center" /></w:pPr><w:r><w:rPr><w:rFonts w:ascii="Carlito" w:eastAsia="Carlito" w:hAnsi="Carlito" /><w:b /><w:color w:val="1C1C1C" /><w:sz w:val="19" /></w:rPr><w:t>Source state</w:t></w:r></w:p></w:tc><w:tc><w:tcPr><w:tcW w:w="2088" w:type="dxa" /><w:tcBorders><w:top w:val="single" w:sz="5" w:space="0" w:color="D7D9DE" /><w:left w:val="single" w:sz="5" w:space="0" w:color="D7D9DE" /><w:bottom w:val="single" w:sz="5" w:space="0" w:color="D7D9DE" /><w:right w:val="single" w:sz="5" w:space="0" w:color="D7D9DE" /></w:tcBorders><w:tcMar><w:top w:w="55" w:type="dxa" /><w:left w:w="70" w:type="dxa" /><w:bottom w:w="55" w:type="dxa" /><w:right w:w="70" w:type="dxa" /></w:tcMar><w:vAlign w:val="center" /></w:tcPr><w:p><w:pPr><w:spacing w:after="0" w:line="240" w:lineRule="auto" /><w:jc w:val="center" /></w:pPr><w:proofErr w:type="spellStart" /><w:r><w:rPr><w:rFonts w:ascii="Carlito" w:eastAsia="Carlito" w:hAnsi="Carlito" /><w:b /><w:color w:val="1C1C1C" /><w:sz w:val="19" /></w:rPr><w:t>UpdatedAt</w:t></w:r><w:proofErr w:type="spellEnd" /></w:p></w:tc><w:tc><w:tcPr><w:tcW w:w="3096" w:type="dxa" /><w:tcBorders><w:top w:val="single" w:sz="5" w:space="0" w:color="D7D9DE" /><w:left w:val="single" w:sz="5" w:space="0" w:color="D7D9DE" /><w:bottom w:val="single" w:sz="5" w:space="0" w:color="D7D9DE" /><w:right w:val="single" w:sz="5" w:space="0" w:color="D7D9DE" /></w:tcBorders><w:tcMar><w:top w:w="55" w:type="dxa" /><w:left w:w="70" w:type="dxa" /><w:bottom w:w="55" w:type="dxa" /><w:right w:w="70" w:type="dxa" /></w:tcMar><w:vAlign w:val="center" /></w:tcPr><w:p><w:pPr><w:spacing w:after="0" w:line="240" w:lineRule="auto" /><w:jc w:val="center" /></w:pPr><w:r><w:rPr><w:rFonts w:ascii="Carlito" w:eastAsia="Carlito" w:hAnsi="Carlito" /><w:b /><w:color w:val="1C1C1C" /><w:sz w:val="19" /></w:rPr><w:t xml:space="preserve">Target before </w:t></w:r><w:proofErr w:type="gramStart" /><w:r><w:rPr><w:rFonts w:ascii="Carlito" w:eastAsia="Carlito" w:hAnsi="Carlito" /><w:b /><w:color w:val="1C1C1C" /><w:sz w:val="19" /></w:rPr><w:t>run</w:t></w:r><w:proofErr w:type="gramEnd" /></w:p></w:tc></w:tr><w:tr><w:trPr><w:cantSplit /><w:jc w:val="center" /></w:trPr><w:tc><w:tcPr><w:tcW w:w="1655" w:type="dxa" /><w:tcBorders><w:top w:val="single" w:sz="5" w:space="0" w:color="D7D9DE" /><w:left w:val="single" w:sz="5" w:space="0" w:color="D7D9DE" /><w:bottom w:val="single" w:sz="5" w:space="0" w:color="D7D9DE" /><w:right w:val="single" w:sz="5" w:space="0" w:color="D7D9DE" /></w:tcBorders><w:tcMar><w:top w:w="55" w:type="dxa" /><w:left w:w="70" w:type="dxa" /><w:bottom w:w="55" w:type="dxa" /><w:right w:w="70" w:type="dxa" /></w:tcMar><w:vAlign w:val="center" /></w:tcPr><w:p><w:pPr><w:spacing w:after="0" w:line="240" w:lineRule="auto" /><w:jc w:val="center" /></w:pPr><w:r><w:rPr><w:rFonts w:ascii="Carlito" w:eastAsia="Carlito" w:hAnsi="Carlito" /><w:color w:val="252525" /><w:sz w:val="18" /></w:rPr><w:t>7001</w:t></w:r></w:p></w:tc><w:tc><w:tcPr><w:tcW w:w="3096" w:type="dxa" /><w:tcBorders><w:top w:val="single" w:sz="5" w:space="0" w:color="D7D9DE" /><w:left w:val="single" w:sz="5" w:space="0" w:color="D7D9DE" /><w:bottom w:val="single" w:sz="5" w:space="0" w:color="D7D9DE" /><w:right w:val="single" w:sz="5" w:space="0" w:color="D7D9DE" /></w:tcBorders><w:tcMar><w:top w:w="55" w:type="dxa" /><w:left w:w="70" w:type="dxa" /><w:bottom w:w="55" w:type="dxa" /><w:right w:w="70" w:type="dxa" /></w:tcMar><w:vAlign w:val="center" /></w:tcPr><w:p><w:pPr><w:spacing w:after="0" w:line="240" w:lineRule="auto" /></w:pPr><w:r><w:rPr><w:rFonts w:ascii="Carlito" w:eastAsia="Carlito" w:hAnsi="Carlito" /><w:color w:val="252525" /><w:sz w:val="18" /></w:rPr><w:t>New, open</w:t></w:r></w:p></w:tc><w:tc><w:tcPr><w:tcW w:w="2088" w:type="dxa" /><w:tcBorders><w:top w:val="single" w:sz="5" w:space="0" w:color="D7D9DE" /><w:left w:val="single" w:sz="5" w:space="0" w:color="D7D9DE" /><w:bottom w:val="single" w:sz="5" w:space="0" w:color="D7D9DE" /><w:right w:val="single" w:sz="5" w:space="0" w:color="D7D9DE" /></w:tcBorders><w:tcMar><w:top w:w="55" w:type="dxa" /><w:left w:w="70" w:type="dxa" /><w:bottom w:w="55" w:type="dxa" /><w:right w:w="70" w:type="dxa" /></w:tcMar><w:vAlign w:val="center" /></w:tcPr><w:p><w:pPr><w:spacing w:after="0" w:line="240" w:lineRule="auto" /><w:jc w:val="center" /></w:pPr><w:r><w:rPr><w:rFonts w:ascii="Carlito" w:eastAsia="Carlito" w:hAnsi="Carlito" /><w:color w:val="252525" /><w:sz w:val="18" /></w:rPr><w:t>10:01</w:t></w:r></w:p></w:tc><w:tc><w:tcPr><w:tcW w:w="3096" w:type="dxa" /><w:tcBorders><w:top w:val="single" w:sz="5" w:space="0" w:color="D7D9DE" /><w:left w:val="single" w:sz="5" w:space="0" w:color="D7D9DE" /><w:bottom w:val="single" w:sz="5" w:space="0" w:color="D7D9DE" /><w:right w:val="single" w:sz="5" w:space="0" w:color="D7D9DE" /></w:tcBorders><w:tcMar><w:top w:w="55" w:type="dxa" /><w:left w:w="70" w:type="dxa" /><w:bottom w:w="55" w:type="dxa" /><w:right w:w="70" w:type="dxa" /></w:tcMar><w:vAlign w:val="center" /></w:tcPr><w:p><w:pPr><w:spacing w:after="0" w:line="240" w:lineRule="auto" /><w:jc w:val="center" /></w:pPr><w:r><w:rPr><w:rFonts w:ascii="Carlito" w:eastAsia="Carlito" w:hAnsi="Carlito" /><w:color w:val="252525" /><w:sz w:val="18" /></w:rPr><w:t>Absent</w:t></w:r></w:p></w:tc></w:tr><w:tr><w:trPr><w:cantSplit /><w:jc w:val="center" /></w:trPr><w:tc><w:tcPr><w:tcW w:w="1655" w:type="dxa" /><w:tcBorders><w:top w:val="single" w:sz="5" w:space="0" w:color="D7D9DE" /><w:left w:val="single" w:sz="5" w:space="0" w:color="D7D9DE" /><w:bottom w:val="single" w:sz="5" w:space="0" w:color="D7D9DE" /><w:right w:val="single" w:sz="5" w:space="0" w:color="D7D9DE" /></w:tcBorders><w:tcMar><w:top w:w="55" w:type="dxa" /><w:left w:w="70" w:type="dxa" /><w:bottom w:w="55" w:type="dxa" /><w:right w:w="70" w:type="dxa" /></w:tcMar><w:vAlign w:val="center" /></w:tcPr><w:p><w:pPr><w:spacing w:after="0" w:line="240" w:lineRule="auto" /><w:jc w:val="center" /></w:pPr><w:r><w:rPr><w:rFonts w:ascii="Carlito" w:eastAsia="Carlito" w:hAnsi="Carlito" /><w:color w:val="252525" /><w:sz w:val="18" /></w:rPr><w:t>7002</w:t></w:r></w:p></w:tc><w:tc><w:tcPr><w:tcW w:w="3096" w:type="dxa" /><w:tcBorders><w:top w:val="single" w:sz="5" w:space="0" w:color="D7D9DE" /><w:left w:val="single" w:sz="5" w:space="0" w:color="D7D9DE" /><w:bottom w:val="single" w:sz="5" w:space="0" w:color="D7D9DE" /><w:right w:val="single" w:sz="5" w:space="0" w:color="D7D9DE" /></w:tcBorders><w:tcMar><w:top w:w="55" w:type="dxa" /><w:left w:w="70" w:type="dxa" /><w:bottom w:w="55" w:type="dxa" /><w:right w:w="70" w:type="dxa" /></w:tcMar><w:vAlign w:val="center" /></w:tcPr><w:p><w:pPr><w:spacing w:after="0" w:line="240" w:lineRule="auto" /></w:pPr><w:r><w:rPr><w:rFonts w:ascii="Carlito" w:eastAsia="Carlito" w:hAnsi="Carlito" /><w:color w:val="252525" /><w:sz w:val="18" /></w:rPr><w:t>New, returned</w:t></w:r></w:p></w:tc><w:tc><w:tcPr><w:tcW w:w="2088" w:type="dxa" /><w:tcBorders><w:top w:val="single" w:sz="5" w:space="0" w:color="D7D9DE" /><w:left w:val="single" w:sz="5" w:space="0" w:color="D7D9DE" /><w:bottom w:val="single" w:sz="5" w:space="0" w:color="D7D9DE" /><w:right w:val="single" w:sz="5" w:space="0" w:color="D7D9DE" /></w:tcBorders><w:tcMar><w:top w:w="55" w:type="dxa" /><w:left w:w="70" w:type="dxa" /><w:bottom w:w="55" w:type="dxa" /><w:right w:w="70" w:type="dxa" /></w:tcMar><w:vAlign w:val="center" /></w:tcPr><w:p><w:pPr><w:spacing w:after="0" w:line="240" w:lineRule="auto" /><w:jc w:val="center" /></w:pPr><w:r><w:rPr><w:rFonts w:ascii="Carlito" w:eastAsia="Carlito" w:hAnsi="Carlito" /><w:color w:val="252525" /><w:sz w:val="18" /></w:rPr><w:t>10:02</w:t></w:r></w:p></w:tc><w:tc><w:tcPr><w:tcW w:w="3096" w:type="dxa" /><w:tcBorders><w:top w:val="single" w:sz="5" w:space="0" w:color="D7D9DE" /><w:left w:val="single" w:sz="5" w:space="0" w:color="D7D9DE" /><w:bottom w:val="single" w:sz="5" w:space="0" w:color="D7D9DE" /><w:right w:val="single" w:sz="5" w:space="0" w:color="D7D9DE" /></w:tcBorders><w:tcMar><w:top w:w="55" w:type="dxa" /><w:left w:w="70" w:type="dxa" /><w:bottom w:w="55" w:type="dxa" /><w:right w:w="70" w:type="dxa" /></w:tcMar><w:vAlign w:val="center" /></w:tcPr><w:p><w:pPr><w:spacing w:after="0" w:line="240" w:lineRule="auto" /><w:jc w:val="center" /></w:pPr><w:r><w:rPr><w:rFonts w:ascii="Carlito" w:eastAsia="Carlito" w:hAnsi="Carlito" /><w:color w:val="252525" /><w:sz w:val="18" /></w:rPr><w:t>Absent</w:t></w:r></w:p></w:tc></w:tr><w:tr><w:trPr><w:cantSplit /><w:jc w:val="center" /></w:trPr><w:tc><w:tcPr><w:tcW w:w="1655" w:type="dxa" /><w:tcBorders><w:top w:val="single" w:sz="5" w:space="0" w:color="D7D9DE" /><w:left w:val="single" w:sz="5" w:space="0" w:color="D7D9DE" /><w:bottom w:val="single" w:sz="5" w:space="0" w:color="D7D9DE" /><w:right w:val="single" w:sz="5" w:space="0" w:color="D7D9DE" /></w:tcBorders><w:tcMar><w:top w:w="55" w:type="dxa" /><w:left w:w="70" w:type="dxa" /><w:bottom w:w="55" w:type="dxa" /><w:right w:w="70" w:type="dxa" /></w:tcMar><w:vAlign w:val="center" /></w:tcPr><w:p><w:pPr><w:spacing w:after="0" w:line="240" w:lineRule="auto" /><w:jc w:val="center" /></w:pPr><w:r><w:rPr><w:rFonts w:ascii="Carlito" w:eastAsia="Carlito" w:hAnsi="Carlito" /><w:color w:val="252525" /><w:sz w:val="18" /></w:rPr><w:t>7003</w:t></w:r></w:p></w:tc><w:tc><w:tcPr><w:tcW w:w="3096" w:type="dxa" /><w:tcBorders><w:top w:val="single" w:sz="5" w:space="0" w:color="D7D9DE" /><w:left w:val="single" w:sz="5" w:space="0" w:color="D7D9DE" /><w:bottom w:val="single" w:sz="5" w:space="0" w:color="D7D9DE" /><w:right w:val="single" w:sz="5" w:space="0" w:color="D7D9DE" /></w:tcBorders><w:tcMar><w:top w:w="55" w:type="dxa" /><w:left w:w="70" w:type="dxa" /><w:bottom w:w="55" w:type="dxa" /><w:right w:w="70" w:type="dxa" /></w:tcMar><w:vAlign w:val="center" /></w:tcPr><w:p><w:pPr><w:spacing w:after="0" w:line="240" w:lineRule="auto" /></w:pPr><w:r><w:rPr><w:rFonts w:ascii="Carlito" w:eastAsia="Carlito" w:hAnsi="Carlito" /><w:color w:val="252525" /><w:sz w:val="18" /></w:rPr><w:t>Returned at 10:03</w:t></w:r></w:p></w:tc><w:tc><w:tcPr><w:tcW w:w="2088" w:type="dxa" /><w:tcBorders><w:top w:val="single" w:sz="5" w:space="0" w:color="D7D9DE" /><w:left w:val="single" w:sz="5" w:space="0" w:color="D7D9DE" /><w:bottom w:val="single" w:sz="5" w:space="0" w:color="D7D9DE" /><w:right w:val="single" w:sz="5" w:space="0" w:color="D7D9DE" /></w:tcBorders><w:tcMar><w:top w:w="55" w:type="dxa" /><w:left w:w="70" w:type="dxa" /><w:bottom w:w="55" w:type="dxa" /><w:right w:w="70" w:type="dxa" /></w:tcMar><w:vAlign w:val="center" /></w:tcPr><w:p><w:pPr><w:spacing w:after="0" w:line="240" w:lineRule="auto" /><w:jc w:val="center" /></w:pPr><w:r><w:rPr><w:rFonts w:ascii="Carlito" w:eastAsia="Carlito" w:hAnsi="Carlito" /><w:color w:val="252525" /><w:sz w:val="18" /></w:rPr><w:t>10:04</w:t></w:r></w:p></w:tc><w:tc><w:tcPr><w:tcW w:w="3096" w:type="dxa" /><w:tcBorders><w:top w:val="single" w:sz="5" w:space="0" w:color="D7D9DE" /><w:left w:val="single" w:sz="5" w:space="0" w:color="D7D9DE" /><w:bottom w:val="single" w:sz="5" w:space="0" w:color="D7D9DE" /><w:right w:val="single" w:sz="5" w:space="0" w:color="D7D9DE" /></w:tcBorders><w:tcMar><w:top w:w="55" w:type="dxa" /><w:left w:w="70" w:type="dxa" /><w:bottom w:w="55" w:type="dxa" /><w:right w:w="70" w:type="dxa" /></w:tcMar><w:vAlign w:val="center" /></w:tcPr><w:p><w:pPr><w:spacing w:after="0" w:line="240" w:lineRule="auto" /><w:jc w:val="center" /></w:pPr><w:r><w:rPr><w:rFonts w:ascii="Carlito" w:eastAsia="Carlito" w:hAnsi="Carlito" /><w:color w:val="252525" /><w:sz w:val="18" /></w:rPr><w:t>Open</w:t></w:r></w:p></w:tc></w:tr></w:tbl><w:p><w:pPr><w:pStyle w:val="ReportSubheading" /></w:pPr><w:r><w:t>Observed final state</w:t></w:r></w:p><w:tbl><w:tblPr><w:tblW w:w="0" w:type="auto" /><w:jc w:val="center" /><w:tblLayout w:type="fixed" /><w:tblLook w:val="04A0" w:firstRow="1" w:lastRow="0" w:firstColumn="1" w:lastColumn="0" w:noHBand="0" w:noVBand="1" /></w:tblPr><w:tblGrid><w:gridCol w:w="2088" /><w:gridCol w:w="1728" /><w:gridCol w:w="1728" /><w:gridCol w:w="2160" /><w:gridCol w:w="2232" /></w:tblGrid><w:tr><w:trPr><w:cantSplit /><w:tblHeader /><w:jc w:val="center" /></w:trPr><w:tc><w:tcPr><w:tcW w:w="2088" w:type="dxa" /><w:tcBorders><w:top w:val="single" w:sz="5" w:space="0" w:color="D7D9DE" /><w:left w:val="single" w:sz="5" w:space="0" w:color="D7D9DE" /><w:bottom w:val="single" w:sz="5" w:space="0" w:color="D7D9DE" /><w:right w:val="single" w:sz="5" w:space="0" w:color="D7D9DE" /></w:tcBorders><w:tcMar><w:top w:w="55" w:type="dxa" /><w:left w:w="70" w:type="dxa" /><w:bottom w:w="55" w:type="dxa" /><w:right w:w="70" w:type="dxa" /></w:tcMar><w:vAlign w:val="center" /></w:tcPr><w:p><w:pPr><w:spacing w:after="0" w:line="240" w:lineRule="auto" /><w:jc w:val="center" /></w:pPr><w:r><w:rPr><w:rFonts w:ascii="Carlito" w:eastAsia="Carlito" w:hAnsi="Carlito" /><w:b /><w:color w:val="1C1C1C" /><w:sz w:val="19" /></w:rPr><w:t>Test</w:t></w:r></w:p></w:tc><w:tc><w:tcPr><w:tcW w:w="1728" w:type="dxa" /><w:tcBorders><w:top w:val="single" w:sz="5" w:space="0" w:color="D7D9DE" /><w:left w:val="single" w:sz="5" w:space="0" w:color="D7D9DE" /><w:bottom w:val="single" w:sz="5" w:space="0" w:color="D7D9DE" /><w:right w:val="single" w:sz="5" w:space="0" w:color="D7D9DE" /></w:tcBorders><w:tcMar><w:top w:w="55" w:type="dxa" /><w:left w:w="70" w:type="dxa" /><w:bottom w:w="55" w:type="dxa" /><w:right w:w="70" w:type="dxa" /></w:tcMar><w:vAlign w:val="center" /></w:tcPr><w:p><w:pPr><w:spacing w:after="0" w:line="240" w:lineRule="auto" /><w:jc w:val="center" /></w:pPr><w:r><w:rPr><w:rFonts w:ascii="Carlito" w:eastAsia="Carlito" w:hAnsi="Carlito" /><w:b /><w:color w:val="1C1C1C" /><w:sz w:val="19" /></w:rPr><w:t>Rows staged</w:t></w:r></w:p></w:tc><w:tc><w:tcPr><w:tcW w:w="1728" w:type="dxa" /><w:tcBorders><w:top w:val="single" w:sz="5" w:space="0" w:color="D7D9DE" /><w:left w:val="single" w:sz="5" w:space="0" w:color="D7D9DE" /><w:bottom w:val="single" w:sz="5" w:space="0" w:color="D7D9DE" /><w:right w:val="single" w:sz="5" w:space="0" w:color="D7D9DE" /></w:tcBorders><w:tcMar><w:top w:w="55" w:type="dxa" /><w:left w:w="70" w:type="dxa" /><w:bottom w:w="55" w:type="dxa" /><w:right w:w="70" w:type="dxa" /></w:tcMar><w:vAlign w:val="center" /></w:tcPr><w:p><w:pPr><w:spacing w:after="0" w:line="240" w:lineRule="auto" /><w:jc w:val="center" /></w:pPr><w:r><w:rPr><w:rFonts w:ascii="Carlito" w:eastAsia="Carlito" w:hAnsi="Carlito" /><w:b /><w:color w:val="1C1C1C" /><w:sz w:val="19" /></w:rPr><w:t>Target rows</w:t></w:r></w:p></w:tc><w:tc><w:tcPr><w:tcW w:w="2160" w:type="dxa" /><w:tcBorders><w:top w:val="single" w:sz="5" w:space="0" w:color="D7D9DE" /><w:left w:val="single" w:sz="5" w:space="0" w:color="D7D9DE" /><w:bottom w:val="single" w:sz="5" w:space="0" w:color="D7D9DE" /><w:right w:val="single" w:sz="5" w:space="0" w:color="D7D9DE" /></w:tcBorders><w:tcMar><w:top w:w="55" w:type="dxa" /><w:left w:w="70" w:type="dxa" /><w:bottom w:w="55" w:type="dxa" /><w:right w:w="70" w:type="dxa" /></w:tcMar><w:vAlign w:val="center" /></w:tcPr><w:p><w:pPr><w:spacing w:after="0" w:line="240" w:lineRule="auto" /><w:jc w:val="center" /></w:pPr><w:r><w:rPr><w:rFonts w:ascii="Carlito" w:eastAsia="Carlito" w:hAnsi="Carlito" /><w:b /><w:color w:val="1C1C1C" /><w:sz w:val="19" /></w:rPr><w:t>Loan 7003</w:t></w:r></w:p></w:tc><w:tc><w:tcPr><w:tcW w:w="2232" w:type="dxa" /><w:tcBorders><w:top w:val="single" w:sz="5" w:space="0" w:color="D7D9DE" /><w:left w:val="single" w:sz="5" w:space="0" w:color="D7D9DE" /><w:bottom w:val="single" w:sz="5" w:space="0" w:color="D7D9DE" /><w:right w:val="single" w:sz="5" w:space="0" w:color="D7D9DE" /></w:tcBorders><w:tcMar><w:top w:w="55" w:type="dxa" /><w:left w:w="70" w:type="dxa" /><w:bottom w:w="55" w:type="dxa" /><w:right w:w="70" w:type="dxa" /></w:tcMar><w:vAlign w:val="center" /></w:tcPr><w:p><w:pPr><w:spacing w:after="0" w:line="240" w:lineRule="auto" /><w:jc w:val="center" /></w:pPr><w:r><w:rPr><w:rFonts w:ascii="Carlito" w:eastAsia="Carlito" w:hAnsi="Carlito" /><w:b /><w:color w:val="1C1C1C" /><w:sz w:val="19" /></w:rPr><w:t>Watermark</w:t></w:r></w:p></w:tc></w:tr><w:tr><w:trPr><w:cantSplit /><w:jc w:val="center" /></w:trPr><w:tc><w:tcPr><w:tcW w:w="2088" w:type="dxa" /><w:tcBorders><w:top w:val="single" w:sz="5" w:space="0" w:color="D7D9DE" /><w:left w:val="single" w:sz="5" w:space="0" w:color="D7D9DE" /><w:bottom w:val="single" w:sz="5" w:space="0" w:color="D7D9DE" /><w:right w:val="single" w:sz="5" w:space="0" w:color="D7D9DE" /></w:tcBorders><w:tcMar><w:top w:w="55" w:type="dxa" /><w:left w:w="70" w:type="dxa" /><w:bottom w:w="55" w:type="dxa" /><w:right w:w="70" w:type="dxa" /></w:tcMar><w:vAlign w:val="center" /></w:tcPr><w:p><w:pPr><w:spacing w:after="0" w:line="240" w:lineRule="auto" /><w:jc w:val="center" /></w:pPr><w:r><w:rPr><w:rFonts w:ascii="Carlito" w:eastAsia="Carlito" w:hAnsi="Carlito" /><w:color w:val="252525" /><w:sz w:val="18" /></w:rPr><w:t>First run</w:t></w:r></w:p></w:tc><w:tc><w:tcPr><w:tcW w:w="1728" w:type="dxa" /><w:tcBorders><w:top w:val="single" w:sz="5" w:space="0" w:color="D7D9DE" /><w:left w:val="single" w:sz="5" w:space="0" w:color="D7D9DE" /><w:bottom w:val="single" w:sz="5" w:space="0" w:color="D7D9DE" /><w:right w:val="single" w:sz="5" w:space="0" w:color="D7D9DE" /></w:tcBorders><w:tcMar><w:top w:w="55" w:type="dxa" /><w:left w:w="70" w:type="dxa" /><w:bottom w:w="55" w:type="dxa" /><w:right w:w="70" w:type="dxa" /></w:tcMar><w:vAlign w:val="center" /></w:tcPr><w:p><w:pPr><w:spacing w:after="0" w:line="240" w:lineRule="auto" /><w:jc w:val="center" /></w:pPr><w:r><w:rPr><w:rFonts w:ascii="Carlito" w:eastAsia="Carlito" w:hAnsi="Carlito" /><w:color w:val="252525" /><w:sz w:val="18" /></w:rPr><w:t>3</w:t></w:r></w:p></w:tc><w:tc><w:tcPr><w:tcW w:w="1728" w:type="dxa" /><w:tcBorders><w:top w:val="single" w:sz="5" w:space="0" w:color="D7D9DE" /><w:left w:val="single" w:sz="5" w:space="0" w:color="D7D9DE" /><w:bottom w:val="single" w:sz="5" w:space="0" w:color="D7D9DE" /><w:right w:val="single" w:sz="5" w:space="0" w:color="D7D9DE" /></w:tcBorders><w:tcMar><w:top w:w="55" w:type="dxa" /><w:left w:w="70" w:type="dxa" /><w:bottom w:w="55" w:type="dxa" /><w:right w:w="70" w:type="dxa" /></w:tcMar><w:vAlign w:val="center" /></w:tcPr><w:p><w:pPr><w:spacing w:after="0" w:line="240" w:lineRule="auto" /><w:jc w:val="center" /></w:pPr><w:r><w:rPr><w:rFonts w:ascii="Carlito" w:eastAsia="Carlito" w:hAnsi="Carlito" /><w:color w:val="252525" /><w:sz w:val="18" /></w:rPr><w:t>3</w:t></w:r></w:p></w:tc><w:tc><w:tcPr><w:tcW w:w="2160" w:type="dxa" /><w:tcBorders><w:top w:val="single" w:sz="5" w:space="0" w:color="D7D9DE" /><w:left w:val="single" w:sz="5" w:space="0" w:color="D7D9DE" /><w:bottom w:val="single" w:sz="5" w:space="0" w:color="D7D9DE" /><w:right w:val="single" w:sz="5" w:space="0" w:color="D7D9DE" /></w:tcBorders><w:tcMar><w:top w:w="55" w:type="dxa" /><w:left w:w="70" w:type="dxa" /><w:bottom w:w="55" w:type="dxa" /><w:right w:w="70" w:type="dxa" /></w:tcMar><w:vAlign w:val="center" /></w:tcPr><w:p><w:pPr><w:spacing w:after="0" w:line="240" w:lineRule="auto" /><w:jc w:val="center" /></w:pPr><w:r><w:rPr><w:rFonts w:ascii="Carlito" w:eastAsia="Carlito" w:hAnsi="Carlito" /><w:color w:val="252525" /><w:sz w:val="18" /></w:rPr><w:t>Returned</w:t></w:r></w:p></w:tc><w:tc><w:tcPr><w:tcW w:w="2232" w:type="dxa" /><w:tcBorders><w:top w:val="single" w:sz="5" w:space="0" w:color="D7D9DE" /><w:left w:val="single" w:sz="5" w:space="0" w:color="D7D9DE" /><w:bottom w:val="single" w:sz="5" w:space="0" w:color="D7D9DE" /><w:right w:val="single" w:sz="5" w:space="0" w:color="D7D9DE" /></w:tcBorders><w:tcMar><w:top w:w="55" w:type="dxa" /><w:left w:w="70" w:type="dxa" /><w:bottom w:w="55" w:type="dxa" /><w:right w:w="70" w:type="dxa" /></w:tcMar><w:vAlign w:val="center" /></w:tcPr><w:p><w:pPr><w:spacing w:after="0" w:line="240" w:lineRule="auto" /><w:jc w:val="center" /></w:pPr><w:r><w:rPr><w:rFonts w:ascii="Carlito" w:eastAsia="Carlito" w:hAnsi="Carlito" /><w:color w:val="252525" /><w:sz w:val="18" /></w:rPr><w:t>10:05</w:t></w:r></w:p></w:tc></w:tr><w:tr><w:trPr><w:cantSplit /><w:jc w:val="center" /></w:trPr><w:tc><w:tcPr><w:tcW w:w="2088" w:type="dxa" /><w:tcBorders><w:top w:val="single" w:sz="5" w:space="0" w:color="D7D9DE" /><w:left w:val="single" w:sz="5" w:space="0" w:color="D7D9DE" /><w:bottom w:val="single" w:sz="5" w:space="0" w:color="D7D9DE" /><w:right w:val="single" w:sz="5" w:space="0" w:color="D7D9DE" /></w:tcBorders><w:tcMar><w:top w:w="55" w:type="dxa" /><w:left w:w="70" w:type="dxa" /><w:bottom w:w="55" w:type="dxa" /><w:right w:w="70" w:type="dxa" /></w:tcMar><w:vAlign w:val="center" /></w:tcPr><w:p><w:pPr><w:spacing w:after="0" w:line="240" w:lineRule="auto" /><w:jc w:val="center" /></w:pPr><w:r><w:rPr><w:rFonts w:ascii="Carlito" w:eastAsia="Carlito" w:hAnsi="Carlito" /><w:color w:val="252525" /><w:sz w:val="18" /></w:rPr><w:t>Same batch rerun</w:t></w:r></w:p></w:tc><w:tc><w:tcPr><w:tcW w:w="1728" w:type="dxa" /><w:tcBorders><w:top w:val="single" w:sz="5" w:space="0" w:color="D7D9DE" /><w:left w:val="single" w:sz="5" w:space="0" w:color="D7D9DE" /><w:bottom w:val="single" w:sz="5" w:space="0" w:color="D7D9DE" /><w:right w:val="single" w:sz="5" w:space="0" w:color="D7D9DE" /></w:tcBorders><w:tcMar><w:top w:w="55" w:type="dxa" /><w:left w:w="70" w:type="dxa" /><w:bottom w:w="55" w:type="dxa" /><w:right w:w="70" w:type="dxa" /></w:tcMar><w:vAlign w:val="center" /></w:tcPr><w:p><w:pPr><w:spacing w:after="0" w:line="240" w:lineRule="auto" /><w:jc w:val="center" /></w:pPr><w:r><w:rPr><w:rFonts w:ascii="Carlito" w:eastAsia="Carlito" w:hAnsi="Carlito" /><w:color w:val="252525" /><w:sz w:val="18" /></w:rPr><w:t>3</w:t></w:r></w:p></w:tc><w:tc><w:tcPr><w:tcW w:w="1728" w:type="dxa" /><w:tcBorders><w:top w:val="single" w:sz="5" w:space="0" w:color="D7D9DE" /><w:left w:val="single" w:sz="5" w:space="0" w:color="D7D9DE" /><w:bottom w:val="single" w:sz="5" w:space="0" w:color="D7D9DE" /><w:right w:val="single" w:sz="5" w:space="0" w:color="D7D9DE" /></w:tcBorders><w:tcMar><w:top w:w="55" w:type="dxa" /><w:left w:w="70" w:type="dxa" /><w:bottom w:w="55" w:type="dxa" /><w:right w:w="70" w:type="dxa" /></w:tcMar><w:vAlign w:val="center" /></w:tcPr><w:p><w:pPr><w:spacing w:after="0" w:line="240" w:lineRule="auto" /><w:jc w:val="center" /></w:pPr><w:r><w:rPr><w:rFonts w:ascii="Carlito" w:eastAsia="Carlito" w:hAnsi="Carlito" /><w:color w:val="252525" /><w:sz w:val="18" /></w:rPr><w:t>3</w:t></w:r></w:p></w:tc><w:tc><w:tcPr><w:tcW w:w="2160" w:type="dxa" /><w:tcBorders><w:top w:val="single" w:sz="5" w:space="0" w:color="D7D9DE" /><w:left w:val="single" w:sz="5" w:space="0" w:color="D7D9DE" /><w:bottom w:val="single" w:sz="5" w:space="0" w:color="D7D9DE" /><w:right w:val="single" w:sz="5" w:space="0" w:color="D7D9DE" /></w:tcBorders><w:tcMar><w:top w:w="55" w:type="dxa" /><w:left w:w="70" w:type="dxa" /><w:bottom w:w="55" w:type="dxa" /><w:right w:w="70" w:type="dxa" /></w:tcMar><w:vAlign w:val="center" /></w:tcPr><w:p><w:pPr><w:spacing w:after="0" w:line="240" w:lineRule="auto" /><w:jc w:val="center" /></w:pPr><w:r><w:rPr><w:rFonts w:ascii="Carlito" w:eastAsia="Carlito" w:hAnsi="Carlito" /><w:color w:val="252525" /><w:sz w:val="18" /></w:rPr><w:t>Returned</w:t></w:r></w:p></w:tc><w:tc><w:tcPr><w:tcW w:w="2232" w:type="dxa" /><w:tcBorders><w:top w:val="single" w:sz="5" w:space="0" w:color="D7D9DE" /><w:left w:val="single" w:sz="5" w:space="0" w:color="D7D9DE" /><w:bottom w:val="single" w:sz="5" w:space="0" w:color="D7D9DE" /><w:right w:val="single" w:sz="5" w:space="0" w:color="D7D9DE" /></w:tcBorders><w:tcMar><w:top w:w="55" w:type="dxa" /><w:left w:w="70" w:type="dxa" /><w:bottom w:w="55" w:type="dxa" /><w:right w:w="70" w:type="dxa" /></w:tcMar><w:vAlign w:val="center" /></w:tcPr><w:p><w:pPr><w:spacing w:after="0" w:line="240" w:lineRule="auto" /><w:jc w:val="center" /></w:pPr><w:r><w:rPr><w:rFonts w:ascii="Carlito" w:eastAsia="Carlito" w:hAnsi="Carlito" /><w:color w:val="252525" /><w:sz w:val="18" /></w:rPr><w:t>10:05</w:t></w:r></w:p></w:tc></w:tr></w:tbl><w:p><w:pPr><w:pStyle w:val="ReportBody" /></w:pPr><w:r><w:t xml:space="preserve">The first run inserts 7001 and 7002 and updates 7003. Reprocessing the same window does not add a fourth target row because </w:t></w:r><w:proofErr w:type="spellStart" /><w:r><w:t>LoanID</w:t></w:r><w:proofErr w:type="spellEnd" /><w:r><w:t xml:space="preserve"> is unique. Assigning the same values again leaves the final state unchanged, which is the practical meaning of idempotency for this load.</w:t></w:r></w:p><w:p><w:pPr><w:pStyle w:val="ReportSubheading" /></w:pPr><w:r><w:t>Failure test</w:t></w:r></w:p><w:tbl><w:tblPr><w:tblW w:w="0" w:type="auto" /><w:jc w:val="center" /><w:tblLayout w:type="fixed" /><w:tblLook w:val="04A0" w:firstRow="1" w:lastRow="0" w:firstColumn="1" w:lastColumn="0" w:noHBand="0" w:noVBand="1" /></w:tblPr><w:tblGrid><w:gridCol w:w="3024" /><w:gridCol w:w="6912" /></w:tblGrid><w:tr><w:trPr><w:cantSplit /><w:tblHeader /><w:jc w:val="center" /></w:trPr><w:tc><w:tcPr><w:tcW w:w="3024" w:type="dxa" /><w:tcBorders><w:top w:val="single" w:sz="5" w:space="0" w:color="D7D9DE" /><w:left w:val="single" w:sz="5" w:space="0" w:color="D7D9DE" /><w:bottom w:val="single" w:sz="5" w:space="0" w:color="D7D9DE" /><w:right w:val="single" w:sz="5" w:space="0" w:color="D7D9DE" /></w:tcBorders><w:tcMar><w:top w:w="55" w:type="dxa" /><w:left w:w="70" w:type="dxa" /><w:bottom w:w="55" w:type="dxa" /><w:right w:w="70" w:type="dxa" /></w:tcMar><w:vAlign w:val="center" /></w:tcPr><w:p><w:pPr><w:spacing w:after="0" w:line="240" w:lineRule="auto" /><w:jc w:val="center" /></w:pPr><w:r><w:rPr><w:rFonts w:ascii="Carlito" w:eastAsia="Carlito" w:hAnsi="Carlito" /><w:b /><w:color w:val="1C1C1C" /><w:sz w:val="19" /></w:rPr><w:t>Failure point</w:t></w:r></w:p></w:tc><w:tc><w:tcPr><w:tcW w:w="6912" w:type="dxa" /><w:tcBorders><w:top w:val="single" w:sz="5" w:space="0" w:color="D7D9DE" /><w:left w:val="single" w:sz="5" w:space="0" w:color="D7D9DE" /><w:bottom w:val="single" w:sz="5" w:space="0" w:color="D7D9DE" /><w:right w:val="single" w:sz="5" w:space="0" w:color="D7D9DE" /></w:tcBorders><w:tcMar><w:top w:w="55" w:type="dxa" /><w:left w:w="70" w:type="dxa" /><w:bottom w:w="55" w:type="dxa" /><w:right w:w="70" w:type="dxa" /></w:tcMar><w:vAlign w:val="center" /></w:tcPr><w:p><w:pPr><w:spacing w:after="0" w:line="240" w:lineRule="auto" /><w:jc w:val="center" /></w:pPr><w:r><w:rPr><w:rFonts w:ascii="Carlito" w:eastAsia="Carlito" w:hAnsi="Carlito" /><w:b /><w:color w:val="1C1C1C" /><w:sz w:val="19" /></w:rPr><w:t>Expected recovery</w:t></w:r></w:p></w:tc></w:tr><w:tr><w:trPr><w:cantSplit /><w:jc w:val="center" /></w:trPr><w:tc><w:tcPr><w:tcW w:w="3024" w:type="dxa" /><w:tcBorders><w:top w:val="single" w:sz="5" w:space="0" w:color="D7D9DE" /><w:left w:val="single" w:sz="5" w:space="0" w:color="D7D9DE" /><w:bottom w:val="single" w:sz="5" w:space="0" w:color="D7D9DE" /><w:right w:val="single" w:sz="5" w:space="0" w:color="D7D9DE" /></w:tcBorders><w:tcMar><w:top w:w="55" w:type="dxa" /><w:left w:w="70" w:type="dxa" /><w:bottom w:w="55" w:type="dxa" /><w:right w:w="70" w:type="dxa" /></w:tcMar><w:vAlign w:val="center" /></w:tcPr><w:p><w:pPr><w:spacing w:after="0" w:line="240" w:lineRule="auto" /></w:pPr><w:r><w:rPr><w:rFonts w:ascii="Carlito" w:eastAsia="Carlito" w:hAnsi="Carlito" /><w:color w:val="252525" /><w:sz w:val="18" /></w:rPr><w:t>Before COMMIT</w:t></w:r></w:p></w:tc><w:tc><w:tcPr><w:tcW w:w="6912" w:type="dxa" /><w:tcBorders><w:top w:val="single" w:sz="5" w:space="0" w:color="D7D9DE" /><w:left w:val="single" w:sz="5" w:space="0" w:color="D7D9DE" /><w:bottom w:val="single" w:sz="5" w:space="0" w:color="D7D9DE" /><w:right w:val="single" w:sz="5" w:space="0" w:color="D7D9DE" /></w:tcBorders><w:tcMar><w:top w:w="55" w:type="dxa" /><w:left w:w="70" w:type="dxa" /><w:bottom w:w="55" w:type="dxa" /><w:right w:w="70" w:type="dxa" /></w:tcMar><w:vAlign w:val="center" /></w:tcPr><w:p><w:pPr><w:spacing w:after="0" w:line="240" w:lineRule="auto" /></w:pPr><w:r><w:rPr><w:rFonts w:ascii="Carlito" w:eastAsia="Carlito" w:hAnsi="Carlito" /><w:color w:val="252525" /><w:sz w:val="18" /></w:rPr><w:t>ROLLBACK removes both target changes and the watermark update.</w:t></w:r></w:p></w:tc></w:tr><w:tr><w:trPr><w:cantSplit /><w:jc w:val="center" /></w:trPr><w:tc><w:tcPr><w:tcW w:w="3024" w:type="dxa" /><w:tcBorders><w:top w:val="single" w:sz="5" w:space="0" w:color="D7D9DE" /><w:left w:val="single" w:sz="5" w:space="0" w:color="D7D9DE" /><w:bottom w:val="single" w:sz="5" w:space="0" w:color="D7D9DE" /><w:right w:val="single" w:sz="5" w:space="0" w:color="D7D9DE" /></w:tcBorders><w:tcMar><w:top w:w="55" w:type="dxa" /><w:left w:w="70" w:type="dxa" /><w:bottom w:w="55" w:type="dxa" /><w:right w:w="70" w:type="dxa" /></w:tcMar><w:vAlign w:val="center" /></w:tcPr><w:p><w:pPr><w:spacing w:after="0" w:line="240" w:lineRule="auto" /></w:pPr><w:r><w:rPr><w:rFonts w:ascii="Carlito" w:eastAsia="Carlito" w:hAnsi="Carlito" /><w:color w:val="252525" /><w:sz w:val="18" /></w:rPr><w:t>After COMMIT</w:t></w:r></w:p></w:tc><w:tc><w:tcPr><w:tcW w:w="6912" w:type="dxa" /><w:tcBorders><w:top w:val="single" w:sz="5" w:space="0" w:color="D7D9DE" /><w:left w:val="single" w:sz="5" w:space="0" w:color="D7D9DE" /><w:bottom w:val="single" w:sz="5" w:space="0" w:color="D7D9DE" /><w:right w:val="single" w:sz="5" w:space="0" w:color="D7D9DE" /></w:tcBorders><w:tcMar><w:top w:w="55" w:type="dxa" /><w:left w:w="70" w:type="dxa" /><w:bottom w:w="55" w:type="dxa" /><w:right w:w="70" w:type="dxa" /></w:tcMar><w:vAlign w:val="center" /></w:tcPr><w:p><w:pPr><w:spacing w:after="0" w:line="240" w:lineRule="auto" /></w:pPr><w:r><w:rPr><w:rFonts w:ascii="Carlito" w:eastAsia="Carlito" w:hAnsi="Carlito" /><w:color w:val="252525" /><w:sz w:val="18" /></w:rPr><w:t>Target and watermark are already consistent; the next overlap is safe.</w:t></w:r></w:p></w:tc></w:tr><w:tr><w:trPr><w:cantSplit /><w:jc w:val="center" /></w:trPr><w:tc><w:tcPr><w:tcW w:w="3024" w:type="dxa" /><w:tcBorders><w:top w:val="single" w:sz="5" w:space="0" w:color="D7D9DE" /><w:left w:val="single" w:sz="5" w:space="0" w:color="D7D9DE" /><w:bottom w:val="single" w:sz="5" w:space="0" w:color="D7D9DE" /><w:right w:val="single" w:sz="5" w:space="0" w:color="D7D9DE" /></w:tcBorders><w:tcMar><w:top w:w="55" w:type="dxa" /><w:left w:w="70" w:type="dxa" /><w:bottom w:w="55" w:type="dxa" /><w:right w:w="70" w:type="dxa" /></w:tcMar><w:vAlign w:val="center" /></w:tcPr><w:p><w:pPr><w:spacing w:after="0" w:line="240" w:lineRule="auto" /></w:pPr><w:r><w:rPr><w:rFonts w:ascii="Carlito" w:eastAsia="Carlito" w:hAnsi="Carlito" /><w:color w:val="252525" /><w:sz w:val="18" /></w:rPr><w:t>Late row inside overlap</w:t></w:r></w:p></w:tc><w:tc><w:tcPr><w:tcW w:w="6912" w:type="dxa" /><w:tcBorders><w:top w:val="single" w:sz="5" w:space="0" w:color="D7D9DE" /><w:left w:val="single" w:sz="5" w:space="0" w:color="D7D9DE" /><w:bottom w:val="single" w:sz="5" w:space="0" w:color="D7D9DE" /><w:right w:val="single" w:sz="5" w:space="0" w:color="D7D9DE" /></w:tcBorders><w:tcMar><w:top w:w="55" w:type="dxa" /><w:left w:w="70" w:type="dxa" /><w:bottom w:w="55" w:type="dxa" /><w:right w:w="70" w:type="dxa" /></w:tcMar><w:vAlign w:val="center" /></w:tcPr><w:p><w:pPr><w:spacing w:after="0" w:line="240" w:lineRule="auto" /></w:pPr><w:r><w:rPr><w:rFonts w:ascii="Carlito" w:eastAsia="Carlito" w:hAnsi="Carlito" /><w:color w:val="252525" /><w:sz w:val="18" /></w:rPr><w:t xml:space="preserve">The next batch reads it and the </w:t></w:r><w:proofErr w:type="spellStart" /><w:r><w:rPr><w:rFonts w:ascii="Carlito" w:eastAsia="Carlito" w:hAnsi="Carlito" /><w:color w:val="252525" /><w:sz w:val="18" /></w:rPr><w:t>upsert</w:t></w:r><w:proofErr w:type="spellEnd" /><w:r><w:rPr><w:rFonts w:ascii="Carlito" w:eastAsia="Carlito" w:hAnsi="Carlito" /><w:color w:val="252525" /><w:sz w:val="18" /></w:rPr><w:t xml:space="preserve"> inserts or updates it.</w:t></w:r></w:p></w:tc></w:tr></w:tbl><w:p><w:pPr><w:pStyle w:val="ReportBody" /></w:pPr><w:r><w:t>START TRANSACTION, COMMIT and ROLLBACK provide the atomic boundary when these tables are on the same transactional MySQL system [3]. The error handler in a stored procedure should set the run status to FAILED outside the rolled-back work or in a separate audit mechanism.</w:t></w:r></w:p><w:p><w:pPr><w:spacing w:after="0" /></w:pPr><w:r><w:br w:type="page" /></w:r></w:p><w:p><w:pPr><w:pStyle w:val="ReportHeading" /><w:pBdr><w:bottom w:val="single" w:sz="10" w:space="2" w:color="8ED14B" /></w:pBdr></w:pPr><w:r><w:lastRenderedPageBreak /><w:t>6. Operational checks and limitations</w:t></w:r></w:p><w:p><w:pPr><w:pStyle w:val="ReportBullet" /><w:ind w:left="360" w:hanging="216" /></w:pPr><w:r><w:rPr><w:b /><w:color w:val="5D8F2B" /><w:sz w:val="22" /></w:rPr><w:t xml:space="preserve">• </w:t></w:r><w:r><w:rPr><w:sz w:val="22" /></w:rPr><w:t xml:space="preserve">Duplicate check: GROUP BY </w:t></w:r><w:proofErr w:type="spellStart" /><w:r><w:rPr><w:sz w:val="22" /></w:rPr><w:t>LoanID</w:t></w:r><w:proofErr w:type="spellEnd" /><w:r><w:rPr><w:sz w:val="22" /></w:rPr><w:t xml:space="preserve"> HAVING </w:t></w:r><w:proofErr w:type="gramStart" /><w:r><w:rPr><w:sz w:val="22" /></w:rPr><w:t>COUNT(</w:t></w:r><w:proofErr w:type="gramEnd" /><w:r><w:rPr><w:sz w:val="22" /></w:rPr><w:t>*) &gt; 1 must return no rows.</w:t></w:r></w:p><w:p><w:pPr><w:pStyle w:val="ReportBullet" /><w:ind w:left="360" w:hanging="216" /></w:pPr><w:r><w:rPr><w:b /><w:color w:val="5D8F2B" /><w:sz w:val="22" /></w:rPr><w:t xml:space="preserve">• </w:t></w:r><w:r><w:rPr><w:sz w:val="22" /></w:rPr><w:t xml:space="preserve">Freshness check: compare the target maximum </w:t></w:r><w:proofErr w:type="spellStart" /><w:r><w:rPr><w:sz w:val="22" /></w:rPr><w:t>SourceUpdatedAt</w:t></w:r><w:proofErr w:type="spellEnd" /><w:r><w:rPr><w:sz w:val="22" /></w:rPr><w:t xml:space="preserve"> with the last successful batch boundary.</w:t></w:r></w:p><w:p><w:pPr><w:pStyle w:val="ReportBullet" /><w:ind w:left="360" w:hanging="216" /></w:pPr><w:r><w:rPr><w:b /><w:color w:val="5D8F2B" /><w:sz w:val="22" /></w:rPr><w:t xml:space="preserve">• </w:t></w:r><w:r><w:rPr><w:sz w:val="22" /></w:rPr><w:t>Reconciliation: record staged, inserted and updated counts for every run and investigate unexplained changes.</w:t></w:r></w:p><w:p><w:pPr><w:pStyle w:val="ReportBullet" /><w:ind w:left="360" w:hanging="216" /></w:pPr><w:r><w:rPr><w:b /><w:color w:val="5D8F2B" /><w:sz w:val="22" /></w:rPr><w:t xml:space="preserve">• </w:t></w:r><w:r><w:rPr><w:sz w:val="22" /></w:rPr><w:t>Recovery drill: force an error before COMMIT and prove that the next run reaches the same final state.</w:t></w:r></w:p><w:p><w:pPr><w:pStyle w:val="ReportBody" /></w:pPr><w:r><w:t xml:space="preserve">The overlap window is a safety margin, not a complete solution for arbitrarily late data. Rows arriving more than five minutes late need a periodic backfill or a proper change-data-capture stream. Source deletions also require a tombstone or active flag. If source and target are on different systems, one MySQL transaction cannot cover both; idempotent writes, durable batch logs and a </w:t></w:r><w:proofErr w:type="spellStart" /><w:r><w:t>replayable</w:t></w:r><w:proofErr w:type="spellEnd" /><w:r><w:t xml:space="preserve"> extract become even more important.</w:t></w:r></w:p><w:p><w:pPr><w:pStyle w:val="ReportHeading" /><w:pBdr><w:bottom w:val="single" w:sz="10" w:space="2" w:color="8ED14B" /></w:pBdr></w:pPr><w:r><w:t>7. Conclusion</w:t></w:r></w:p><w:p><w:pPr><w:pStyle w:val="ReportBody" /></w:pPr><w:r><w:t xml:space="preserve">A reliable incremental load is defined by its restart behaviour, not only by how few rows it reads. The fixed batch boundary makes the extract deterministic, the overlap protects against small visibility delays, deduplication selects one version per loan, the unique key makes the </w:t></w:r><w:proofErr w:type="spellStart" /><w:r><w:t>upsert</w:t></w:r><w:proofErr w:type="spellEnd" /><w:r><w:t xml:space="preserve"> rerunnable, and the transaction prevents the watermark from moving ahead of the data.</w:t></w:r></w:p><w:p><w:pPr><w:pStyle w:val="ReportBody" /></w:pPr><w:r><w:t xml:space="preserve">For Green Grass Library, this pattern would support frequent updates when open loans are later returned or marked lost. The same design can be extended to members and book copies </w:t></w:r><w:proofErr w:type="gramStart" /><w:r><w:t>as long as</w:t></w:r><w:proofErr w:type="gramEnd" /><w:r><w:t xml:space="preserve"> each source record has a stable key and a trustworthy change timestamp.</w:t></w:r></w:p><w:p><w:pPr><w:pStyle w:val="ReportSubheading" /></w:pPr><w:r><w:t>What I would demonstrate in the interview</w:t></w:r></w:p><w:p><w:pPr><w:pStyle w:val="ReportBullet" /><w:ind w:left="360" w:hanging="216" /></w:pPr><w:r><w:rPr><w:b /><w:color w:val="5D8F2B" /><w:sz w:val="21" /></w:rPr><w:t xml:space="preserve">• </w:t></w:r><w:r><w:rPr><w:sz w:val="21" /></w:rPr><w:t>Run the batch twice and show that the target row count does not increase on the retry.</w:t></w:r></w:p><w:p><w:pPr><w:pStyle w:val="ReportBullet" /><w:ind w:left="360" w:hanging="216" /></w:pPr><w:r><w:rPr><w:b /><w:color w:val="5D8F2B" /><w:sz w:val="21" /></w:rPr><w:t xml:space="preserve">• </w:t></w:r><w:r><w:rPr><w:sz w:val="21" /></w:rPr><w:t>Force a rollback before the watermark update and rerun successfully.</w:t></w:r></w:p><w:p><w:pPr><w:pStyle w:val="ReportBullet" /><w:ind w:left="360" w:hanging="216" /></w:pPr><w:r><w:rPr><w:b /><w:color w:val="5D8F2B" /><w:sz w:val="21" /></w:rPr><w:t xml:space="preserve">• </w:t></w:r><w:r><w:rPr><w:sz w:val="21" /></w:rPr><w:t xml:space="preserve">Explain why </w:t></w:r><w:proofErr w:type="spellStart" /><w:r><w:rPr><w:sz w:val="21" /></w:rPr><w:t>batch_end</w:t></w:r><w:proofErr w:type="spellEnd" /><w:r><w:rPr><w:sz w:val="21" /></w:rPr><w:t xml:space="preserve"> is fixed before the source query and why the watermark advances last.</w:t></w:r></w:p><w:p><w:pPr><w:pStyle w:val="ReportSubheading" /></w:pPr><w:r><w:t>References</w:t></w:r></w:p><w:p><w:pPr><w:pStyle w:val="ReportReference" /></w:pPr><w:r><w:rPr><w:sz w:val="18" /></w:rPr><w:t>[1] Oracle. (2026). MySQL 8.4 Reference Manual: Locking Reads. https://dev.mysql.com/doc/refman/8.4/en/innodb-locking-reads.html</w:t></w:r></w:p><w:p><w:pPr><w:pStyle w:val="ReportReference" /></w:pPr><w:r><w:rPr><w:sz w:val="18" /></w:rPr><w:t>[2] Oracle. (2026). MySQL 8.4 Reference Manual: INSERT ... ON DUPLICATE KEY UPDATE. https://dev.mysql.com/doc/refman/8.4/en/insert-on-duplicate.html</w:t></w:r></w:p><w:p><w:pPr><w:pStyle w:val="ReportReference" /></w:pPr><w:r><w:rPr><w:sz w:val="18" /></w:rPr><w:t>[3] Oracle. (2026). MySQL 8.4 Reference Manual: START TRANSACTION, COMMIT, and ROLLBACK. https://dev.mysql.com/doc/refman/8.4/en/commit.html</w:t></w:r></w:p><w:p><w:pPr><w:pStyle w:val="ReportReference" /></w:pPr><w:r><w:rPr><w:sz w:val="18" /></w:rPr><w:t>[4] Singapore Polytechnic. (2026). ST1501 Data Engineering CA2 Specification, 2026/2027 Semester 1.</w:t></w:r></w:p><w:sectPr><w:headerReference w:type="even" r:id="rId11" /><w:headerReference w:type="default" r:id="rId12" /><w:footerReference w:type="default" r:id="rId13" /><w:headerReference w:type="first" r:id="rId14" /><w:pgSz w:w="11909" w:h="16834" w:code="9" /><w:pgMar w:top="1440" w:right="1080" w:bottom="1440" w:left="1080" w:header="720" w:footer="720" w:gutter="0" /><w:pgNumType w:start="0" /><w:cols w:space="720" /><w:titlePg /><w:docGrid w:linePitch="272" /></w:sectPr></w:body></w:document>
+<file path=word/document.xml><?xml version="1.0" encoding="utf-8"?>
+<w:document xmlns:wpc="http://schemas.microsoft.com/office/word/2010/wordprocessingCanvas" xmlns:cx="http://schemas.microsoft.com/office/drawing/2014/chartex" xmlns:cx1="http://schemas.microsoft.com/office/drawing/2015/9/8/chartex" xmlns:cx2="http://schemas.microsoft.com/office/drawing/2015/10/21/chartex" xmlns:cx3="http://schemas.microsoft.com/office/drawing/2016/5/9/chartex" xmlns:cx4="http://schemas.microsoft.com/office/drawing/2016/5/10/chartex" xmlns:cx5="http://schemas.microsoft.com/office/drawing/2016/5/11/chartex" xmlns:cx6="http://schemas.microsoft.com/office/drawing/2016/5/12/chartex" xmlns:cx7="http://schemas.microsoft.com/office/drawing/2016/5/13/chartex" xmlns:cx8="http://schemas.microsoft.com/office/drawing/2016/5/14/chartex" xmlns:mc="http://schemas.openxmlformats.org/markup-compatibility/2006" xmlns:aink="http://schemas.microsoft.com/office/drawing/2016/ink" xmlns:am3d="http://schemas.microsoft.com/office/drawing/2017/model3d" xmlns:o="urn:schemas-microsoft-com:office:office" xmlns:oel="http://schemas.microsoft.com/office/2019/extlst" xmlns:r="http://schemas.openxmlformats.org/officeDocument/2006/relationships" xmlns:m="http://schemas.openxmlformats.org/officeDocument/2006/math" xmlns:v="urn:schemas-microsoft-com:vml" xmlns:wp14="http://schemas.microsoft.com/office/word/2010/wordprocessingDrawing" xmlns:wp="http://schemas.openxmlformats.org/drawingml/2006/wordprocessingDrawing" xmlns:w10="urn:schemas-microsoft-com:office:word" xmlns:w="http://schemas.openxmlformats.org/wordprocessingml/2006/main" xmlns:w14="http://schemas.microsoft.com/office/word/2010/wordml" xmlns:w15="http://schemas.microsoft.com/office/word/2012/wordml" xmlns:w16cei="http://schemas.microsoft.com/office/word/2026/wordml/cei" xmlns:w16cex="http://schemas.microsoft.com/office/word/2018/wordml/cex" xmlns:w16cid="http://schemas.microsoft.com/office/word/2016/wordml/cid" xmlns:w16="http://schemas.microsoft.com/office/word/2018/wordml" xmlns:w16du="http://schemas.microsoft.com/office/word/2023/wordml/word16du" xmlns:w16sdtdh="http://schemas.microsoft.com/office/word/2020/wordml/sdtdatahash" xmlns:w16sdtfl="http://schemas.microsoft.com/office/word/2024/wordml/sdtformatlock" xmlns:w16se="http://schemas.microsoft.com/office/word/2015/wordml/symex" xmlns:wpg="http://schemas.microsoft.com/office/word/2010/wordprocessingGroup" xmlns:wpi="http://schemas.microsoft.com/office/word/2010/wordprocessingInk" xmlns:wne="http://schemas.microsoft.com/office/word/2006/wordml" xmlns:wps="http://schemas.microsoft.com/office/word/2010/wordprocessingShape" mc:Ignorable="w14 w15 w16se w16cid w16 w16cex w16sdtdh w16sdtfl w16du wp14">
+  <w:body>
+    <w:p>
+      <w:pPr>
+        <w:pStyle w:val="NoSpacing"/>
+        <w:ind w:left="-567"/>
+        <w:rPr>
+          <w:rFonts w:eastAsia="Times New Roman" w:cs="Times New Roman"/>
+          <w:noProof/>
+          <w:sz w:val="24"/>
+          <w:szCs w:val="24"/>
+          <w:lang w:eastAsia="en-SG" w:bidi="th-TH"/>
+        </w:rPr>
+      </w:pPr>
+      <w:r>
+        <w:rPr>
+          <w:noProof/>
+          <w:lang w:val="en-SG" w:eastAsia="en-SG"/>
+        </w:rPr>
+        <mc:AlternateContent>
+          <mc:Choice Requires="wps">
+            <w:drawing>
+              <wp:anchor distT="0" distB="0" distL="114300" distR="114300" simplePos="0" relativeHeight="251658240" behindDoc="1" locked="0" layoutInCell="1" allowOverlap="1" wp14:anchorId="75BA97E1" wp14:editId="3F011274">
+                <wp:simplePos x="0" y="0"/>
+                <wp:positionH relativeFrom="column">
+                  <wp:posOffset>-352425</wp:posOffset>
+                </wp:positionH>
+                <wp:positionV relativeFrom="paragraph">
+                  <wp:posOffset>-238125</wp:posOffset>
+                </wp:positionV>
+                <wp:extent cx="632460" cy="9839325"/>
+                <wp:effectExtent l="0" t="0" r="0" b="9525"/>
+                <wp:wrapNone/>
+                <wp:docPr id="4" name="Rectangle 4"/>
+                <wp:cNvGraphicFramePr/>
+                <a:graphic xmlns:a="http://schemas.openxmlformats.org/drawingml/2006/main">
+                  <a:graphicData uri="http://schemas.microsoft.com/office/word/2010/wordprocessingShape">
+                    <wps:wsp>
+                      <wps:cNvSpPr/>
+                      <wps:spPr>
+                        <a:xfrm>
+                          <a:off x="0" y="0"/>
+                          <a:ext cx="632460" cy="9839325"/>
+                        </a:xfrm>
+                        <a:prstGeom prst="rect">
+                          <a:avLst/>
+                        </a:prstGeom>
+                        <a:solidFill>
+                          <a:srgbClr val="92D050"/>
+                        </a:solidFill>
+                        <a:ln>
+                          <a:noFill/>
+                        </a:ln>
+                      </wps:spPr>
+                      <wps:style>
+                        <a:lnRef idx="2">
+                          <a:schemeClr val="accent1">
+                            <a:shade val="50000"/>
+                          </a:schemeClr>
+                        </a:lnRef>
+                        <a:fillRef idx="1">
+                          <a:schemeClr val="accent1"/>
+                        </a:fillRef>
+                        <a:effectRef idx="0">
+                          <a:schemeClr val="accent1"/>
+                        </a:effectRef>
+                        <a:fontRef idx="minor">
+                          <a:schemeClr val="lt1"/>
+                        </a:fontRef>
+                      </wps:style>
+                      <wps:bodyPr rot="0" spcFirstLastPara="0" vert="horz" wrap="square" lIns="91440" tIns="45720" rIns="91440" bIns="45720" numCol="1" spcCol="0" rtlCol="0" fromWordArt="0" anchor="ctr" anchorCtr="0" forceAA="0" compatLnSpc="1">
+                        <a:prstTxWarp prst="textNoShape">
+                          <a:avLst/>
+                        </a:prstTxWarp>
+                        <a:noAutofit/>
+                      </wps:bodyPr>
+                    </wps:wsp>
+                  </a:graphicData>
+                </a:graphic>
+                <wp14:sizeRelH relativeFrom="margin">
+                  <wp14:pctWidth>0</wp14:pctWidth>
+                </wp14:sizeRelH>
+                <wp14:sizeRelV relativeFrom="margin">
+                  <wp14:pctHeight>0</wp14:pctHeight>
+                </wp14:sizeRelV>
+              </wp:anchor>
+            </w:drawing>
+          </mc:Choice>
+          <mc:Fallback>
+            <w:pict>
+              <v:rect w14:anchorId="442B718D" id="Rectangle 4" o:spid="_x0000_s1026" style="position:absolute;margin-left:-27.75pt;margin-top:-18.75pt;width:49.8pt;height:774.75pt;z-index:-251658240;visibility:visible;mso-wrap-style:square;mso-width-percent:0;mso-height-percent:0;mso-wrap-distance-left:9pt;mso-wrap-distance-top:0;mso-wrap-distance-right:9pt;mso-wrap-distance-bottom:0;mso-position-horizontal:absolute;mso-position-horizontal-relative:text;mso-position-vertical:absolute;mso-position-vertical-relative:text;mso-width-percent:0;mso-height-percent:0;mso-width-relative:margin;mso-height-relative:margin;v-text-anchor:middle" o:gfxdata="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" fillcolor="#92d050" stroked="f" strokeweight="2pt"/>
+            </w:pict>
+          </mc:Fallback>
+        </mc:AlternateContent>
+      </w:r>
+    </w:p>
+    <w:p>
+      <w:pPr>
+        <w:pStyle w:val="NoSpacing"/>
+        <w:rPr>
+          <w:rFonts w:eastAsia="Times New Roman" w:cs="Times New Roman"/>
+          <w:noProof/>
+          <w:sz w:val="24"/>
+          <w:szCs w:val="24"/>
+          <w:lang w:eastAsia="en-SG" w:bidi="th-TH"/>
+        </w:rPr>
+      </w:pPr>
+      <w:r>
+        <w:rPr>
+          <w:noProof/>
+          <w:lang w:val="en-SG" w:eastAsia="en-SG"/>
+        </w:rPr>
+        <mc:AlternateContent>
+          <mc:Choice Requires="wps">
+            <w:drawing>
+              <wp:anchor distT="0" distB="0" distL="114300" distR="114300" simplePos="0" relativeHeight="251658242" behindDoc="0" locked="0" layoutInCell="1" allowOverlap="1" wp14:anchorId="314475A8" wp14:editId="50BC4734">
+                <wp:simplePos x="0" y="0"/>
+                <wp:positionH relativeFrom="page">
+                  <wp:posOffset>941070</wp:posOffset>
+                </wp:positionH>
+                <wp:positionV relativeFrom="page">
+                  <wp:posOffset>1266825</wp:posOffset>
+                </wp:positionV>
+                <wp:extent cx="5913120" cy="274320"/>
+                <wp:effectExtent l="0" t="0" r="11430" b="11430"/>
+                <wp:wrapNone/>
+                <wp:docPr id="38" name="Text Box 38"/>
+                <wp:cNvGraphicFramePr/>
+                <a:graphic xmlns:a="http://schemas.openxmlformats.org/drawingml/2006/main">
+                  <a:graphicData uri="http://schemas.microsoft.com/office/word/2010/wordprocessingShape">
+                    <wps:wsp>
+                      <wps:cNvSpPr txBox="1"/>
+                      <wps:spPr>
+                        <a:xfrm>
+                          <a:off x="0" y="0"/>
+                          <a:ext cx="5913120" cy="274320"/>
+                        </a:xfrm>
+                        <a:prstGeom prst="rect">
+                          <a:avLst/>
+                        </a:prstGeom>
+                        <a:noFill/>
+                        <a:ln w="6350">
+                          <a:noFill/>
+                        </a:ln>
+                        <a:effectLst/>
+                      </wps:spPr>
+                      <wps:style>
+                        <a:lnRef idx="0">
+                          <a:schemeClr val="accent1"/>
+                        </a:lnRef>
+                        <a:fillRef idx="0">
+                          <a:schemeClr val="accent1"/>
+                        </a:fillRef>
+                        <a:effectRef idx="0">
+                          <a:schemeClr val="accent1"/>
+                        </a:effectRef>
+                        <a:fontRef idx="minor">
+                          <a:schemeClr val="dk1"/>
+                        </a:fontRef>
+                      </wps:style>
+                      <wps:txbx>
+                        <w:txbxContent>
+                          <w:p>
+                            <w:pPr>
+                              <w:pStyle w:val="NoSpacing"/>
+                              <w:jc w:val="center"/>
+                              <w:rPr>
+                                <w:b/>
+                                <w:color w:val="B2A1C7" w:themeColor="accent4" w:themeTint="99"/>
+                                <w:sz w:val="32"/>
+                                <w:szCs w:val="32"/>
+                              </w:rPr>
+                            </w:pPr>
+                            <w:sdt>
+                              <w:sdtPr>
+                                <w:rPr>
+                                  <w:b/>
+                                  <w:caps/>
+                                  <w:color w:val="B2A1C7" w:themeColor="accent4" w:themeTint="99"/>
+                                  <w:sz w:val="32"/>
+                                  <w:szCs w:val="32"/>
+                                </w:rPr>
+                                <w:alias w:val="Company"/>
+                                <w:tag w:val=""/>
+                                <w:id w:val="1410883653"/>
+                                <w:dataBinding w:prefixMappings="xmlns:ns0='http://schemas.openxmlformats.org/officeDocument/2006/extended-properties' " w:xpath="/ns0:Properties[1]/ns0:Company[1]" w:storeItemID="{6668398D-A668-4E3E-A5EB-62B293D839F1}"/>
+                                <w:text/>
+                              </w:sdtPr>
+                              <w:sdtEndPr/>
+                              <w:sdtContent>
+                                <w:r>
+                                  <w:rPr>
+                                    <w:b/>
+                                    <w:caps/>
+                                    <w:color w:val="B2A1C7" w:themeColor="accent4" w:themeTint="99"/>
+                                    <w:sz w:val="32"/>
+                                    <w:szCs w:val="32"/>
+                                    <w:lang w:val="en-SG"/>
+                                  </w:rPr>
+                                  <w:t xml:space="preserve">SCHOOL OF </w:t>
+                                </w:r>
+                                <w:r>
+                                  <w:rPr>
+                                    <w:b/>
+                                    <w:caps/>
+                                    <w:color w:val="B2A1C7" w:themeColor="accent4" w:themeTint="99"/>
+                                    <w:sz w:val="32"/>
+                                    <w:szCs w:val="32"/>
+                                    <w:lang w:val="en-SG"/>
+                                  </w:rPr>
+                                  <w:t xml:space="preserve">COMPUTING </w:t>
+                                </w:r>
+                                <w:r>
+                                  <w:rPr>
+                                    <w:b/>
+                                    <w:caps/>
+                                    <w:color w:val="B2A1C7" w:themeColor="accent4" w:themeTint="99"/>
+                                    <w:sz w:val="32"/>
+                                    <w:szCs w:val="32"/>
+                                    <w:lang w:val="en-SG"/>
+                                  </w:rPr>
+                                  <w:t>(</w:t>
+                                </w:r>
+                                <w:r>
+                                  <w:rPr>
+                                    <w:b/>
+                                    <w:caps/>
+                                    <w:color w:val="B2A1C7" w:themeColor="accent4" w:themeTint="99"/>
+                                    <w:sz w:val="32"/>
+                                    <w:szCs w:val="32"/>
+                                    <w:lang w:val="en-SG"/>
+                                  </w:rPr>
+                                  <w:t>SOC</w:t>
+                                </w:r>
+                                <w:r>
+                                  <w:rPr>
+                                    <w:b/>
+                                    <w:caps/>
+                                    <w:color w:val="B2A1C7" w:themeColor="accent4" w:themeTint="99"/>
+                                    <w:sz w:val="32"/>
+                                    <w:szCs w:val="32"/>
+                                    <w:lang w:val="en-SG"/>
+                                  </w:rPr>
+                                  <w:t>)</w:t>
+                                </w:r>
+                              </w:sdtContent>
+                            </w:sdt>
+                          </w:p>
+                        </w:txbxContent>
+                      </wps:txbx>
+                      <wps:bodyPr rot="0" spcFirstLastPara="0" vertOverflow="overflow" horzOverflow="overflow" vert="horz" wrap="square" lIns="0" tIns="0" rIns="0" bIns="0" numCol="1" spcCol="0" rtlCol="0" fromWordArt="0" anchor="b" anchorCtr="0" forceAA="0" compatLnSpc="1">
+                        <a:prstTxWarp prst="textNoShape">
+                          <a:avLst/>
+                        </a:prstTxWarp>
+                        <a:noAutofit/>
+                      </wps:bodyPr>
+                    </wps:wsp>
+                  </a:graphicData>
+                </a:graphic>
+                <wp14:sizeRelH relativeFrom="page">
+                  <wp14:pctWidth>0</wp14:pctWidth>
+                </wp14:sizeRelH>
+                <wp14:sizeRelV relativeFrom="margin">
+                  <wp14:pctHeight>0</wp14:pctHeight>
+                </wp14:sizeRelV>
+              </wp:anchor>
+            </w:drawing>
+          </mc:Choice>
+          <mc:Fallback>
+            <w:pict>
+              <v:shapetype w14:anchorId="314475A8" id="_x0000_t202" coordsize="21600,21600" o:spt="202" path="m,l,21600r21600,l21600,xe">
+                <v:stroke joinstyle="miter"/>
+                <v:path gradientshapeok="t" o:connecttype="rect"/>
+              </v:shapetype>
+              <v:shape id="Text Box 38" o:spid="_x0000_s1026" type="#_x0000_t202" style="position:absolute;margin-left:74.1pt;margin-top:99.75pt;width:465.6pt;height:21.6pt;z-index:251658242;visibility:visible;mso-wrap-style:square;mso-width-percent:0;mso-height-percent:0;mso-wrap-distance-left:9pt;mso-wrap-distance-top:0;mso-wrap-distance-right:9pt;mso-wrap-distance-bottom:0;mso-position-horizontal:absolute;mso-position-horizontal-relative:page;mso-position-vertical:absolute;mso-position-vertical-relative:page;mso-width-percent:0;mso-height-percent:0;mso-width-relative:page;mso-height-relative:margin;v-text-anchor:bottom" o:gfxdata="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" filled="f" stroked="f" strokeweight=".5pt">
+                <v:textbox inset="0,0,0,0">
+                  <w:txbxContent>
+                    <w:p>
+                      <w:pPr>
+                        <w:pStyle w:val="NoSpacing"/>
+                        <w:jc w:val="center"/>
+                        <w:rPr>
+                          <w:b/>
+                          <w:color w:val="B2A1C7" w:themeColor="accent4" w:themeTint="99"/>
+                          <w:sz w:val="32"/>
+                          <w:szCs w:val="32"/>
+                        </w:rPr>
+                      </w:pPr>
+                      <w:sdt>
+                        <w:sdtPr>
+                          <w:rPr>
+                            <w:b/>
+                            <w:caps/>
+                            <w:color w:val="B2A1C7" w:themeColor="accent4" w:themeTint="99"/>
+                            <w:sz w:val="32"/>
+                            <w:szCs w:val="32"/>
+                          </w:rPr>
+                          <w:alias w:val="Company"/>
+                          <w:tag w:val=""/>
+                          <w:id w:val="1410883653"/>
+                          <w:dataBinding w:prefixMappings="xmlns:ns0='http://schemas.openxmlformats.org/officeDocument/2006/extended-properties' " w:xpath="/ns0:Properties[1]/ns0:Company[1]" w:storeItemID="{6668398D-A668-4E3E-A5EB-62B293D839F1}"/>
+                          <w:text/>
+                        </w:sdtPr>
+                        <w:sdtContent>
+                          <w:r>
+                            <w:rPr>
+                              <w:b/>
+                              <w:caps/>
+                              <w:color w:val="B2A1C7" w:themeColor="accent4" w:themeTint="99"/>
+                              <w:sz w:val="32"/>
+                              <w:szCs w:val="32"/>
+                              <w:lang w:val="en-SG"/>
+                            </w:rPr>
+                            <w:t xml:space="preserve">SCHOOL OF </w:t>
+                          </w:r>
+                          <w:r>
+                            <w:rPr>
+                              <w:b/>
+                              <w:caps/>
+                              <w:color w:val="B2A1C7" w:themeColor="accent4" w:themeTint="99"/>
+                              <w:sz w:val="32"/>
+                              <w:szCs w:val="32"/>
+                              <w:lang w:val="en-SG"/>
+                            </w:rPr>
+                            <w:t xml:space="preserve">COMPUTING </w:t>
+                          </w:r>
+                          <w:r>
+                            <w:rPr>
+                              <w:b/>
+                              <w:caps/>
+                              <w:color w:val="B2A1C7" w:themeColor="accent4" w:themeTint="99"/>
+                              <w:sz w:val="32"/>
+                              <w:szCs w:val="32"/>
+                              <w:lang w:val="en-SG"/>
+                            </w:rPr>
+                            <w:t>(</w:t>
+                          </w:r>
+                          <w:r>
+                            <w:rPr>
+                              <w:b/>
+                              <w:caps/>
+                              <w:color w:val="B2A1C7" w:themeColor="accent4" w:themeTint="99"/>
+                              <w:sz w:val="32"/>
+                              <w:szCs w:val="32"/>
+                              <w:lang w:val="en-SG"/>
+                            </w:rPr>
+                            <w:t>SOC</w:t>
+                          </w:r>
+                          <w:r>
+                            <w:rPr>
+                              <w:b/>
+                              <w:caps/>
+                              <w:color w:val="B2A1C7" w:themeColor="accent4" w:themeTint="99"/>
+                              <w:sz w:val="32"/>
+                              <w:szCs w:val="32"/>
+                              <w:lang w:val="en-SG"/>
+                            </w:rPr>
+                            <w:t>)</w:t>
+                          </w:r>
+                        </w:sdtContent>
+                      </w:sdt>
+                    </w:p>
+                  </w:txbxContent>
+                </v:textbox>
+                <w10:wrap anchorx="page" anchory="page"/>
+              </v:shape>
+            </w:pict>
+          </mc:Fallback>
+        </mc:AlternateContent>
+      </w:r>
+    </w:p>
+    <w:sdt>
+      <w:sdtPr>
+        <w:rPr>
+          <w:rFonts w:eastAsia="Times New Roman" w:cs="Times New Roman"/>
+          <w:noProof/>
+          <w:sz w:val="24"/>
+          <w:szCs w:val="24"/>
+          <w:lang w:eastAsia="en-SG" w:bidi="th-TH"/>
+        </w:rPr>
+        <w:id w:val="951902355"/>
+        <w:docPartObj>
+          <w:docPartGallery w:val="Cover Pages"/>
+          <w:docPartUnique/>
+        </w:docPartObj>
+      </w:sdtPr>
+      <w:sdtEndPr>
+        <w:rPr>
+          <w:noProof w:val="0"/>
+        </w:rPr>
+      </w:sdtEndPr>
+      <w:sdtContent>
+        <w:p>
+          <w:pPr>
+            <w:pStyle w:val="NoSpacing"/>
+          </w:pPr>
+        </w:p>
+        <w:p>
+          <w:r>
+            <w:rPr>
+              <w:noProof/>
+              <w:lang w:val="en-SG" w:bidi="ar-SA"/>
+            </w:rPr>
+            <mc:AlternateContent>
+              <mc:Choice Requires="wps">
+                <w:drawing>
+                  <wp:anchor distT="0" distB="0" distL="114300" distR="114300" simplePos="0" relativeHeight="251658243" behindDoc="0" locked="0" layoutInCell="1" allowOverlap="1" wp14:anchorId="3D62382C" wp14:editId="52F02CE1">
+                    <wp:simplePos x="0" y="0"/>
+                    <wp:positionH relativeFrom="page">
+                      <wp:posOffset>2190750</wp:posOffset>
+                    </wp:positionH>
+                    <wp:positionV relativeFrom="page">
+                      <wp:posOffset>1990725</wp:posOffset>
+                    </wp:positionV>
+                    <wp:extent cx="4665345" cy="2924175"/>
+                    <wp:effectExtent l="0" t="0" r="1905" b="9525"/>
+                    <wp:wrapNone/>
+                    <wp:docPr id="39" name="Text Box 39"/>
+                    <wp:cNvGraphicFramePr/>
+                    <a:graphic xmlns:a="http://schemas.openxmlformats.org/drawingml/2006/main">
+                      <a:graphicData uri="http://schemas.microsoft.com/office/word/2010/wordprocessingShape">
+                        <wps:wsp>
+                          <wps:cNvSpPr txBox="1"/>
+                          <wps:spPr>
+                            <a:xfrm>
+                              <a:off x="0" y="0"/>
+                              <a:ext cx="4665345" cy="2924175"/>
+                            </a:xfrm>
+                            <a:prstGeom prst="rect">
+                              <a:avLst/>
+                            </a:prstGeom>
+                            <a:noFill/>
+                            <a:ln w="6350">
+                              <a:noFill/>
+                            </a:ln>
+                            <a:effectLst/>
+                          </wps:spPr>
+                          <wps:style>
+                            <a:lnRef idx="0">
+                              <a:schemeClr val="accent1"/>
+                            </a:lnRef>
+                            <a:fillRef idx="0">
+                              <a:schemeClr val="accent1"/>
+                            </a:fillRef>
+                            <a:effectRef idx="0">
+                              <a:schemeClr val="accent1"/>
+                            </a:effectRef>
+                            <a:fontRef idx="minor">
+                              <a:schemeClr val="dk1"/>
+                            </a:fontRef>
+                          </wps:style>
+                          <wps:txbx>
+                            <w:txbxContent>
+                              <w:p>
+                                <w:pPr>
+                                  <w:pStyle w:val="NoSpacing"/>
+                                  <w:rPr>
+                                    <w:rFonts w:ascii="Arial" w:eastAsiaTheme="majorEastAsia" w:hAnsi="Arial" w:cs="Arial"/>
+                                    <w:b/>
+                                    <w:color w:val="403152" w:themeColor="accent4" w:themeShade="80"/>
+                                    <w:sz w:val="72"/>
+                                    <w:szCs w:val="72"/>
+                                    <w:lang w:val="en-SG"/>
+                                  </w:rPr>
+                                </w:pPr>
+                                <w:r>
+                                  <w:rPr>
+                                    <w:rFonts w:ascii="Arial" w:eastAsiaTheme="majorEastAsia" w:hAnsi="Arial" w:cs="Arial"/>
+                                    <w:b/>
+                                    <w:color w:val="403152" w:themeColor="accent4" w:themeShade="80"/>
+                                    <w:sz w:val="72"/>
+                                    <w:szCs w:val="72"/>
+                                    <w:lang w:val="en-SG"/>
+                                  </w:rPr>
+                                  <w:t>CA</w:t>
+                                </w:r>
+                                <w:r>
+                                  <w:rPr>
+                                    <w:rFonts w:ascii="Arial" w:eastAsiaTheme="majorEastAsia" w:hAnsi="Arial" w:cs="Arial"/>
+                                    <w:b/>
+                                    <w:color w:val="403152" w:themeColor="accent4" w:themeShade="80"/>
+                                    <w:sz w:val="72"/>
+                                    <w:szCs w:val="72"/>
+                                    <w:lang w:val="en-SG"/>
+                                  </w:rPr>
+                                  <w:t>2 Individual</w:t>
+                                </w:r>
+                                <w:r>
+                                  <w:rPr>
+                                    <w:rFonts w:ascii="Arial" w:eastAsiaTheme="majorEastAsia" w:hAnsi="Arial" w:cs="Arial"/>
+                                    <w:b/>
+                                    <w:color w:val="403152" w:themeColor="accent4" w:themeShade="80"/>
+                                    <w:sz w:val="72"/>
+                                    <w:szCs w:val="72"/>
+                                    <w:lang w:val="en-SG"/>
+                                  </w:rPr>
+                                  <w:t xml:space="preserve"> </w:t>
+                                </w:r>
+                                <w:r>
+                                  <w:rPr>
+                                    <w:rFonts w:ascii="Arial" w:eastAsiaTheme="majorEastAsia" w:hAnsi="Arial" w:cs="Arial"/>
+                                    <w:b/>
+                                    <w:color w:val="403152" w:themeColor="accent4" w:themeShade="80"/>
+                                    <w:sz w:val="72"/>
+                                    <w:szCs w:val="72"/>
+                                    <w:lang w:val="en-SG"/>
+                                  </w:rPr>
+                                  <w:t>Template</w:t>
+                                </w:r>
+                              </w:p>
+                              <w:p>
+                                <w:pPr>
+                                  <w:pStyle w:val="NoSpacing"/>
+                                  <w:rPr>
+                                    <w:rFonts w:ascii="Times New Roman" w:eastAsiaTheme="majorEastAsia" w:hAnsi="Times New Roman" w:cs="Times New Roman"/>
+                                    <w:b/>
+                                    <w:color w:val="7030A0"/>
+                                    <w:sz w:val="28"/>
+                                    <w:szCs w:val="72"/>
+                                    <w:u w:val="double"/>
+                                    <w:lang w:val="en-SG"/>
+                                  </w:rPr>
+                                </w:pPr>
+                                <w:r>
+                                  <w:rPr>
+                                    <w:rFonts w:ascii="Times New Roman" w:eastAsiaTheme="majorEastAsia" w:hAnsi="Times New Roman" w:cs="Times New Roman"/>
+                                    <w:b/>
+                                    <w:color w:val="7030A0"/>
+                                    <w:sz w:val="48"/>
+                                    <w:szCs w:val="72"/>
+                                    <w:lang w:val="en-SG"/>
+                                  </w:rPr>
+                                  <w:br/>
+                                </w:r>
+                                <w:r>
+                                  <w:rPr>
+                                    <w:rFonts w:ascii="Times New Roman" w:eastAsiaTheme="majorEastAsia" w:hAnsi="Times New Roman" w:cs="Times New Roman"/>
+                                    <w:b/>
+                                    <w:color w:val="5F497A" w:themeColor="accent4" w:themeShade="BF"/>
+                                    <w:sz w:val="28"/>
+                                    <w:szCs w:val="72"/>
+                                    <w:lang w:val="en-SG"/>
+                                  </w:rPr>
+                                  <w:t>Diploma in Applied AI &amp; Analytics</w:t>
+                                </w:r>
+                              </w:p>
+                              <w:p>
+                                <w:pPr>
+                                  <w:pStyle w:val="NoSpacing"/>
+                                  <w:rPr>
+                                    <w:rFonts w:ascii="Arial" w:eastAsiaTheme="majorEastAsia" w:hAnsi="Arial" w:cs="Arial"/>
+                                    <w:b/>
+                                    <w:color w:val="7030A0"/>
+                                    <w:sz w:val="28"/>
+                                    <w:szCs w:val="72"/>
+                                    <w:lang w:val="en-SG"/>
+                                  </w:rPr>
+                                </w:pPr>
+                                <w:r>
+                                  <w:rPr>
+                                    <w:rFonts w:ascii="Times New Roman" w:eastAsiaTheme="majorEastAsia" w:hAnsi="Times New Roman" w:cs="Times New Roman"/>
+                                    <w:b/>
+                                    <w:color w:val="7030A0"/>
+                                    <w:sz w:val="36"/>
+                                    <w:szCs w:val="72"/>
+                                    <w:lang w:val="en-SG"/>
+                                  </w:rPr>
+                                  <w:br/>
+                                </w:r>
+                                <w:r>
+                                  <w:rPr>
+                                    <w:rFonts w:ascii="Arial" w:eastAsiaTheme="majorEastAsia" w:hAnsi="Arial" w:cs="Arial"/>
+                                    <w:b/>
+                                    <w:color w:val="7030A0"/>
+                                    <w:sz w:val="28"/>
+                                    <w:szCs w:val="72"/>
+                                    <w:lang w:val="en-SG"/>
+                                  </w:rPr>
+                                  <w:t>ST1501</w:t>
+                                </w:r>
+                              </w:p>
+                              <w:p>
+                                <w:pPr>
+                                  <w:pStyle w:val="NoSpacing"/>
+                                  <w:rPr>
+                                    <w:rFonts w:ascii="Arial" w:eastAsiaTheme="majorEastAsia" w:hAnsi="Arial" w:cs="Arial"/>
+                                    <w:b/>
+                                    <w:color w:val="7030A0"/>
+                                    <w:sz w:val="36"/>
+                                    <w:szCs w:val="72"/>
+                                    <w:lang w:val="en-SG"/>
+                                  </w:rPr>
+                                </w:pPr>
+                                <w:r>
+                                  <w:rPr>
+                                    <w:rFonts w:ascii="Arial" w:eastAsiaTheme="majorEastAsia" w:hAnsi="Arial" w:cs="Arial"/>
+                                    <w:b/>
+                                    <w:color w:val="7030A0"/>
+                                    <w:sz w:val="28"/>
+                                    <w:szCs w:val="72"/>
+                                    <w:lang w:val="en-SG"/>
+                                  </w:rPr>
+                                  <w:t>Data Engineering</w:t>
+                                </w:r>
+                              </w:p>
+                              <w:p>
+                                <w:pPr>
+                                  <w:pStyle w:val="NoSpacing"/>
+                                  <w:rPr>
+                                    <w:rFonts w:ascii="Arial" w:eastAsiaTheme="majorEastAsia" w:hAnsi="Arial" w:cs="Arial"/>
+                                    <w:b/>
+                                    <w:color w:val="7030A0"/>
+                                    <w:sz w:val="32"/>
+                                    <w:szCs w:val="72"/>
+                                    <w:lang w:val="en-SG"/>
+                                  </w:rPr>
+                                </w:pPr>
+                              </w:p>
+                              <w:p>
+                                <w:pPr>
+                                  <w:pStyle w:val="NoSpacing"/>
+                                  <w:rPr>
+                                    <w:rFonts w:ascii="Arial" w:eastAsiaTheme="majorEastAsia" w:hAnsi="Arial" w:cs="Arial"/>
+                                    <w:b/>
+                                    <w:color w:val="5F497A" w:themeColor="accent4" w:themeShade="BF"/>
+                                    <w:sz w:val="28"/>
+                                  </w:rPr>
+                                </w:pPr>
+                                <w:r>
+                                  <w:rPr>
+                                    <w:rFonts w:ascii="Arial" w:eastAsiaTheme="majorEastAsia" w:hAnsi="Arial" w:cs="Arial"/>
+                                    <w:b/>
+                                    <w:color w:val="5F497A" w:themeColor="accent4" w:themeShade="BF"/>
+                                    <w:sz w:val="28"/>
+                                    <w:szCs w:val="72"/>
+                                    <w:lang w:val="en-SG"/>
+                                  </w:rPr>
+                                  <w:t>20</w:t>
+                                </w:r>
+                                <w:r>
+                                  <w:rPr>
+                                    <w:rFonts w:ascii="Arial" w:eastAsiaTheme="majorEastAsia" w:hAnsi="Arial" w:cs="Arial"/>
+                                    <w:b/>
+                                    <w:color w:val="5F497A" w:themeColor="accent4" w:themeShade="BF"/>
+                                    <w:sz w:val="28"/>
+                                    <w:szCs w:val="72"/>
+                                    <w:lang w:val="en-SG"/>
+                                  </w:rPr>
+                                  <w:t>2</w:t>
+                                </w:r>
+                                <w:r>
+                                  <w:rPr>
+                                    <w:rFonts w:ascii="Arial" w:eastAsiaTheme="majorEastAsia" w:hAnsi="Arial" w:cs="Arial"/>
+                                    <w:b/>
+                                    <w:color w:val="5F497A" w:themeColor="accent4" w:themeShade="BF"/>
+                                    <w:sz w:val="28"/>
+                                    <w:szCs w:val="72"/>
+                                    <w:lang w:val="en-SG"/>
+                                  </w:rPr>
+                                  <w:t>6</w:t>
+                                </w:r>
+                                <w:r>
+                                  <w:rPr>
+                                    <w:rFonts w:ascii="Arial" w:eastAsiaTheme="majorEastAsia" w:hAnsi="Arial" w:cs="Arial"/>
+                                    <w:b/>
+                                    <w:color w:val="5F497A" w:themeColor="accent4" w:themeShade="BF"/>
+                                    <w:sz w:val="28"/>
+                                    <w:szCs w:val="72"/>
+                                    <w:lang w:val="en-SG"/>
+                                  </w:rPr>
+                                  <w:t>/</w:t>
+                                </w:r>
+                                <w:r>
+                                  <w:rPr>
+                                    <w:rFonts w:ascii="Arial" w:eastAsiaTheme="majorEastAsia" w:hAnsi="Arial" w:cs="Arial"/>
+                                    <w:b/>
+                                    <w:color w:val="5F497A" w:themeColor="accent4" w:themeShade="BF"/>
+                                    <w:sz w:val="28"/>
+                                    <w:szCs w:val="72"/>
+                                    <w:lang w:val="en-SG"/>
+                                  </w:rPr>
+                                  <w:t>20</w:t>
+                                </w:r>
+                                <w:r>
+                                  <w:rPr>
+                                    <w:rFonts w:ascii="Arial" w:eastAsiaTheme="majorEastAsia" w:hAnsi="Arial" w:cs="Arial"/>
+                                    <w:b/>
+                                    <w:color w:val="5F497A" w:themeColor="accent4" w:themeShade="BF"/>
+                                    <w:sz w:val="28"/>
+                                    <w:szCs w:val="72"/>
+                                    <w:lang w:val="en-SG"/>
+                                  </w:rPr>
+                                  <w:t>2</w:t>
+                                </w:r>
+                                <w:r>
+                                  <w:rPr>
+                                    <w:rFonts w:ascii="Arial" w:eastAsiaTheme="majorEastAsia" w:hAnsi="Arial" w:cs="Arial"/>
+                                    <w:b/>
+                                    <w:color w:val="5F497A" w:themeColor="accent4" w:themeShade="BF"/>
+                                    <w:sz w:val="28"/>
+                                    <w:szCs w:val="72"/>
+                                    <w:lang w:val="en-SG"/>
+                                  </w:rPr>
+                                  <w:t>7</w:t>
+                                </w:r>
+                                <w:r>
+                                  <w:rPr>
+                                    <w:rFonts w:ascii="Arial" w:eastAsiaTheme="majorEastAsia" w:hAnsi="Arial" w:cs="Arial"/>
+                                    <w:b/>
+                                    <w:color w:val="5F497A" w:themeColor="accent4" w:themeShade="BF"/>
+                                    <w:sz w:val="28"/>
+                                    <w:szCs w:val="72"/>
+                                    <w:lang w:val="en-SG"/>
+                                  </w:rPr>
+                                  <w:t xml:space="preserve"> </w:t>
+                                </w:r>
+                                <w:r>
+                                  <w:rPr>
+                                    <w:rFonts w:ascii="Arial" w:eastAsiaTheme="majorEastAsia" w:hAnsi="Arial" w:cs="Arial"/>
+                                    <w:b/>
+                                    <w:color w:val="5F497A" w:themeColor="accent4" w:themeShade="BF"/>
+                                    <w:sz w:val="28"/>
+                                    <w:szCs w:val="72"/>
+                                    <w:lang w:val="en-SG"/>
+                                  </w:rPr>
+                                  <w:t>Semester</w:t>
+                                </w:r>
+                                <w:r>
+                                  <w:rPr>
+                                    <w:rFonts w:ascii="Arial" w:eastAsiaTheme="majorEastAsia" w:hAnsi="Arial" w:cs="Arial"/>
+                                    <w:b/>
+                                    <w:color w:val="5F497A" w:themeColor="accent4" w:themeShade="BF"/>
+                                    <w:sz w:val="28"/>
+                                    <w:szCs w:val="72"/>
+                                    <w:lang w:val="en-SG"/>
+                                  </w:rPr>
+                                  <w:t xml:space="preserve"> </w:t>
+                                </w:r>
+                                <w:r>
+                                  <w:rPr>
+                                    <w:rFonts w:ascii="Arial" w:eastAsiaTheme="majorEastAsia" w:hAnsi="Arial" w:cs="Arial"/>
+                                    <w:b/>
+                                    <w:color w:val="5F497A" w:themeColor="accent4" w:themeShade="BF"/>
+                                    <w:sz w:val="28"/>
+                                    <w:szCs w:val="72"/>
+                                    <w:lang w:val="en-SG"/>
+                                  </w:rPr>
+                                  <w:t>1</w:t>
+                                </w:r>
+                              </w:p>
+                            </w:txbxContent>
+                          </wps:txbx>
+                          <wps:bodyPr rot="0" spcFirstLastPara="0" vertOverflow="overflow" horzOverflow="overflow" vert="horz" wrap="square" lIns="0" tIns="0" rIns="0" bIns="0" numCol="1" spcCol="0" rtlCol="0" fromWordArt="0" anchor="t" anchorCtr="0" forceAA="0" compatLnSpc="1">
+                            <a:prstTxWarp prst="textNoShape">
+                              <a:avLst/>
+                            </a:prstTxWarp>
+                            <a:noAutofit/>
+                          </wps:bodyPr>
+                        </wps:wsp>
+                      </a:graphicData>
+                    </a:graphic>
+                    <wp14:sizeRelH relativeFrom="page">
+                      <wp14:pctWidth>0</wp14:pctWidth>
+                    </wp14:sizeRelH>
+                    <wp14:sizeRelV relativeFrom="margin">
+                      <wp14:pctHeight>0</wp14:pctHeight>
+                    </wp14:sizeRelV>
+                  </wp:anchor>
+                </w:drawing>
+              </mc:Choice>
+              <mc:Fallback>
+                <w:pict>
+                  <v:shape w14:anchorId="3D62382C" id="Text Box 39" o:spid="_x0000_s1027" type="#_x0000_t202" style="position:absolute;margin-left:172.5pt;margin-top:156.75pt;width:367.35pt;height:230.25pt;z-index:251658243;visibility:visible;mso-wrap-style:square;mso-width-percent:0;mso-height-percent:0;mso-wrap-distance-left:9pt;mso-wrap-distance-top:0;mso-wrap-distance-right:9pt;mso-wrap-distance-bottom:0;mso-position-horizontal:absolute;mso-position-horizontal-relative:page;mso-position-vertical:absolute;mso-position-vertical-relative:page;mso-width-percent:0;mso-height-percent:0;mso-width-relative:page;mso-height-relative:margin;v-text-anchor:top" o:gfxdata="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" filled="f" stroked="f" strokeweight=".5pt">
+                    <v:textbox inset="0,0,0,0">
+                      <w:txbxContent>
+                        <w:p>
+                          <w:pPr>
+                            <w:pStyle w:val="NoSpacing"/>
+                            <w:rPr>
+                              <w:rFonts w:ascii="Arial" w:eastAsiaTheme="majorEastAsia" w:hAnsi="Arial" w:cs="Arial"/>
+                              <w:b/>
+                              <w:color w:val="403152" w:themeColor="accent4" w:themeShade="80"/>
+                              <w:sz w:val="72"/>
+                              <w:szCs w:val="72"/>
+                              <w:lang w:val="en-SG"/>
+                            </w:rPr>
+                          </w:pPr>
+                          <w:r>
+                            <w:rPr>
+                              <w:rFonts w:ascii="Arial" w:eastAsiaTheme="majorEastAsia" w:hAnsi="Arial" w:cs="Arial"/>
+                              <w:b/>
+                              <w:color w:val="403152" w:themeColor="accent4" w:themeShade="80"/>
+                              <w:sz w:val="72"/>
+                              <w:szCs w:val="72"/>
+                              <w:lang w:val="en-SG"/>
+                            </w:rPr>
+                            <w:t>CA</w:t>
+                          </w:r>
+                          <w:r>
+                            <w:rPr>
+                              <w:rFonts w:ascii="Arial" w:eastAsiaTheme="majorEastAsia" w:hAnsi="Arial" w:cs="Arial"/>
+                              <w:b/>
+                              <w:color w:val="403152" w:themeColor="accent4" w:themeShade="80"/>
+                              <w:sz w:val="72"/>
+                              <w:szCs w:val="72"/>
+                              <w:lang w:val="en-SG"/>
+                            </w:rPr>
+                            <w:t>2 Individual</w:t>
+                          </w:r>
+                          <w:r>
+                            <w:rPr>
+                              <w:rFonts w:ascii="Arial" w:eastAsiaTheme="majorEastAsia" w:hAnsi="Arial" w:cs="Arial"/>
+                              <w:b/>
+                              <w:color w:val="403152" w:themeColor="accent4" w:themeShade="80"/>
+                              <w:sz w:val="72"/>
+                              <w:szCs w:val="72"/>
+                              <w:lang w:val="en-SG"/>
+                            </w:rPr>
+                            <w:t xml:space="preserve"> </w:t>
+                          </w:r>
+                          <w:r>
+                            <w:rPr>
+                              <w:rFonts w:ascii="Arial" w:eastAsiaTheme="majorEastAsia" w:hAnsi="Arial" w:cs="Arial"/>
+                              <w:b/>
+                              <w:color w:val="403152" w:themeColor="accent4" w:themeShade="80"/>
+                              <w:sz w:val="72"/>
+                              <w:szCs w:val="72"/>
+                              <w:lang w:val="en-SG"/>
+                            </w:rPr>
+                            <w:t>Template</w:t>
+                          </w:r>
+                        </w:p>
+                        <w:p>
+                          <w:pPr>
+                            <w:pStyle w:val="NoSpacing"/>
+                            <w:rPr>
+                              <w:rFonts w:ascii="Times New Roman" w:eastAsiaTheme="majorEastAsia" w:hAnsi="Times New Roman" w:cs="Times New Roman"/>
+                              <w:b/>
+                              <w:color w:val="7030A0"/>
+                              <w:sz w:val="28"/>
+                              <w:szCs w:val="72"/>
+                              <w:u w:val="double"/>
+                              <w:lang w:val="en-SG"/>
+                            </w:rPr>
+                          </w:pPr>
+                          <w:r>
+                            <w:rPr>
+                              <w:rFonts w:ascii="Times New Roman" w:eastAsiaTheme="majorEastAsia" w:hAnsi="Times New Roman" w:cs="Times New Roman"/>
+                              <w:b/>
+                              <w:color w:val="7030A0"/>
+                              <w:sz w:val="48"/>
+                              <w:szCs w:val="72"/>
+                              <w:lang w:val="en-SG"/>
+                            </w:rPr>
+                            <w:br/>
+                          </w:r>
+                          <w:r>
+                            <w:rPr>
+                              <w:rFonts w:ascii="Times New Roman" w:eastAsiaTheme="majorEastAsia" w:hAnsi="Times New Roman" w:cs="Times New Roman"/>
+                              <w:b/>
+                              <w:color w:val="5F497A" w:themeColor="accent4" w:themeShade="BF"/>
+                              <w:sz w:val="28"/>
+                              <w:szCs w:val="72"/>
+                              <w:lang w:val="en-SG"/>
+                            </w:rPr>
+                            <w:t>Diploma in Applied AI &amp; Analytics</w:t>
+                          </w:r>
+                        </w:p>
+                        <w:p>
+                          <w:pPr>
+                            <w:pStyle w:val="NoSpacing"/>
+                            <w:rPr>
+                              <w:rFonts w:ascii="Arial" w:eastAsiaTheme="majorEastAsia" w:hAnsi="Arial" w:cs="Arial"/>
+                              <w:b/>
+                              <w:color w:val="7030A0"/>
+                              <w:sz w:val="28"/>
+                              <w:szCs w:val="72"/>
+                              <w:lang w:val="en-SG"/>
+                            </w:rPr>
+                          </w:pPr>
+                          <w:r>
+                            <w:rPr>
+                              <w:rFonts w:ascii="Times New Roman" w:eastAsiaTheme="majorEastAsia" w:hAnsi="Times New Roman" w:cs="Times New Roman"/>
+                              <w:b/>
+                              <w:color w:val="7030A0"/>
+                              <w:sz w:val="36"/>
+                              <w:szCs w:val="72"/>
+                              <w:lang w:val="en-SG"/>
+                            </w:rPr>
+                            <w:br/>
+                          </w:r>
+                          <w:r>
+                            <w:rPr>
+                              <w:rFonts w:ascii="Arial" w:eastAsiaTheme="majorEastAsia" w:hAnsi="Arial" w:cs="Arial"/>
+                              <w:b/>
+                              <w:color w:val="7030A0"/>
+                              <w:sz w:val="28"/>
+                              <w:szCs w:val="72"/>
+                              <w:lang w:val="en-SG"/>
+                            </w:rPr>
+                            <w:t>ST1501</w:t>
+                          </w:r>
+                        </w:p>
+                        <w:p>
+                          <w:pPr>
+                            <w:pStyle w:val="NoSpacing"/>
+                            <w:rPr>
+                              <w:rFonts w:ascii="Arial" w:eastAsiaTheme="majorEastAsia" w:hAnsi="Arial" w:cs="Arial"/>
+                              <w:b/>
+                              <w:color w:val="7030A0"/>
+                              <w:sz w:val="36"/>
+                              <w:szCs w:val="72"/>
+                              <w:lang w:val="en-SG"/>
+                            </w:rPr>
+                          </w:pPr>
+                          <w:r>
+                            <w:rPr>
+                              <w:rFonts w:ascii="Arial" w:eastAsiaTheme="majorEastAsia" w:hAnsi="Arial" w:cs="Arial"/>
+                              <w:b/>
+                              <w:color w:val="7030A0"/>
+                              <w:sz w:val="28"/>
+                              <w:szCs w:val="72"/>
+                              <w:lang w:val="en-SG"/>
+                            </w:rPr>
+                            <w:t>Data Engineering</w:t>
+                          </w:r>
+                        </w:p>
+                        <w:p>
+                          <w:pPr>
+                            <w:pStyle w:val="NoSpacing"/>
+                            <w:rPr>
+                              <w:rFonts w:ascii="Arial" w:eastAsiaTheme="majorEastAsia" w:hAnsi="Arial" w:cs="Arial"/>
+                              <w:b/>
+                              <w:color w:val="7030A0"/>
+                              <w:sz w:val="32"/>
+                              <w:szCs w:val="72"/>
+                              <w:lang w:val="en-SG"/>
+                            </w:rPr>
+                          </w:pPr>
+                        </w:p>
+                        <w:p>
+                          <w:pPr>
+                            <w:pStyle w:val="NoSpacing"/>
+                            <w:rPr>
+                              <w:rFonts w:ascii="Arial" w:eastAsiaTheme="majorEastAsia" w:hAnsi="Arial" w:cs="Arial"/>
+                              <w:b/>
+                              <w:color w:val="5F497A" w:themeColor="accent4" w:themeShade="BF"/>
+                              <w:sz w:val="28"/>
+                            </w:rPr>
+                          </w:pPr>
+                          <w:r>
+                            <w:rPr>
+                              <w:rFonts w:ascii="Arial" w:eastAsiaTheme="majorEastAsia" w:hAnsi="Arial" w:cs="Arial"/>
+                              <w:b/>
+                              <w:color w:val="5F497A" w:themeColor="accent4" w:themeShade="BF"/>
+                              <w:sz w:val="28"/>
+                              <w:szCs w:val="72"/>
+                              <w:lang w:val="en-SG"/>
+                            </w:rPr>
+                            <w:t>20</w:t>
+                          </w:r>
+                          <w:r>
+                            <w:rPr>
+                              <w:rFonts w:ascii="Arial" w:eastAsiaTheme="majorEastAsia" w:hAnsi="Arial" w:cs="Arial"/>
+                              <w:b/>
+                              <w:color w:val="5F497A" w:themeColor="accent4" w:themeShade="BF"/>
+                              <w:sz w:val="28"/>
+                              <w:szCs w:val="72"/>
+                              <w:lang w:val="en-SG"/>
+                            </w:rPr>
+                            <w:t>2</w:t>
+                          </w:r>
+                          <w:r>
+                            <w:rPr>
+                              <w:rFonts w:ascii="Arial" w:eastAsiaTheme="majorEastAsia" w:hAnsi="Arial" w:cs="Arial"/>
+                              <w:b/>
+                              <w:color w:val="5F497A" w:themeColor="accent4" w:themeShade="BF"/>
+                              <w:sz w:val="28"/>
+                              <w:szCs w:val="72"/>
+                              <w:lang w:val="en-SG"/>
+                            </w:rPr>
+                            <w:t>6</w:t>
+                          </w:r>
+                          <w:r>
+                            <w:rPr>
+                              <w:rFonts w:ascii="Arial" w:eastAsiaTheme="majorEastAsia" w:hAnsi="Arial" w:cs="Arial"/>
+                              <w:b/>
+                              <w:color w:val="5F497A" w:themeColor="accent4" w:themeShade="BF"/>
+                              <w:sz w:val="28"/>
+                              <w:szCs w:val="72"/>
+                              <w:lang w:val="en-SG"/>
+                            </w:rPr>
+                            <w:t>/</w:t>
+                          </w:r>
+                          <w:r>
+                            <w:rPr>
+                              <w:rFonts w:ascii="Arial" w:eastAsiaTheme="majorEastAsia" w:hAnsi="Arial" w:cs="Arial"/>
+                              <w:b/>
+                              <w:color w:val="5F497A" w:themeColor="accent4" w:themeShade="BF"/>
+                              <w:sz w:val="28"/>
+                              <w:szCs w:val="72"/>
+                              <w:lang w:val="en-SG"/>
+                            </w:rPr>
+                            <w:t>20</w:t>
+                          </w:r>
+                          <w:r>
+                            <w:rPr>
+                              <w:rFonts w:ascii="Arial" w:eastAsiaTheme="majorEastAsia" w:hAnsi="Arial" w:cs="Arial"/>
+                              <w:b/>
+                              <w:color w:val="5F497A" w:themeColor="accent4" w:themeShade="BF"/>
+                              <w:sz w:val="28"/>
+                              <w:szCs w:val="72"/>
+                              <w:lang w:val="en-SG"/>
+                            </w:rPr>
+                            <w:t>2</w:t>
+                          </w:r>
+                          <w:r>
+                            <w:rPr>
+                              <w:rFonts w:ascii="Arial" w:eastAsiaTheme="majorEastAsia" w:hAnsi="Arial" w:cs="Arial"/>
+                              <w:b/>
+                              <w:color w:val="5F497A" w:themeColor="accent4" w:themeShade="BF"/>
+                              <w:sz w:val="28"/>
+                              <w:szCs w:val="72"/>
+                              <w:lang w:val="en-SG"/>
+                            </w:rPr>
+                            <w:t>7</w:t>
+                          </w:r>
+                          <w:r>
+                            <w:rPr>
+                              <w:rFonts w:ascii="Arial" w:eastAsiaTheme="majorEastAsia" w:hAnsi="Arial" w:cs="Arial"/>
+                              <w:b/>
+                              <w:color w:val="5F497A" w:themeColor="accent4" w:themeShade="BF"/>
+                              <w:sz w:val="28"/>
+                              <w:szCs w:val="72"/>
+                              <w:lang w:val="en-SG"/>
+                            </w:rPr>
+                            <w:t xml:space="preserve"> </w:t>
+                          </w:r>
+                          <w:r>
+                            <w:rPr>
+                              <w:rFonts w:ascii="Arial" w:eastAsiaTheme="majorEastAsia" w:hAnsi="Arial" w:cs="Arial"/>
+                              <w:b/>
+                              <w:color w:val="5F497A" w:themeColor="accent4" w:themeShade="BF"/>
+                              <w:sz w:val="28"/>
+                              <w:szCs w:val="72"/>
+                              <w:lang w:val="en-SG"/>
+                            </w:rPr>
+                            <w:t>Semester</w:t>
+                          </w:r>
+                          <w:r>
+                            <w:rPr>
+                              <w:rFonts w:ascii="Arial" w:eastAsiaTheme="majorEastAsia" w:hAnsi="Arial" w:cs="Arial"/>
+                              <w:b/>
+                              <w:color w:val="5F497A" w:themeColor="accent4" w:themeShade="BF"/>
+                              <w:sz w:val="28"/>
+                              <w:szCs w:val="72"/>
+                              <w:lang w:val="en-SG"/>
+                            </w:rPr>
+                            <w:t xml:space="preserve"> </w:t>
+                          </w:r>
+                          <w:r>
+                            <w:rPr>
+                              <w:rFonts w:ascii="Arial" w:eastAsiaTheme="majorEastAsia" w:hAnsi="Arial" w:cs="Arial"/>
+                              <w:b/>
+                              <w:color w:val="5F497A" w:themeColor="accent4" w:themeShade="BF"/>
+                              <w:sz w:val="28"/>
+                              <w:szCs w:val="72"/>
+                              <w:lang w:val="en-SG"/>
+                            </w:rPr>
+                            <w:t>1</w:t>
+                          </w:r>
+                        </w:p>
+                      </w:txbxContent>
+                    </v:textbox>
+                    <w10:wrap anchorx="page" anchory="page"/>
+                  </v:shape>
+                </w:pict>
+              </mc:Fallback>
+            </mc:AlternateContent>
+          </w:r>
+          <w:r>
+            <w:rPr>
+              <w:noProof/>
+              <w:lang w:val="en-SG" w:bidi="ar-SA"/>
+            </w:rPr>
+            <mc:AlternateContent>
+              <mc:Choice Requires="wps">
+                <w:drawing>
+                  <wp:anchor distT="0" distB="0" distL="114300" distR="114300" simplePos="0" relativeHeight="251658241" behindDoc="1" locked="0" layoutInCell="1" allowOverlap="1" wp14:anchorId="48561284" wp14:editId="2CE87EB3">
+                    <wp:simplePos x="0" y="0"/>
+                    <wp:positionH relativeFrom="column">
+                      <wp:posOffset>19050</wp:posOffset>
+                    </wp:positionH>
+                    <wp:positionV relativeFrom="paragraph">
+                      <wp:posOffset>648335</wp:posOffset>
+                    </wp:positionV>
+                    <wp:extent cx="1409041" cy="885825"/>
+                    <wp:effectExtent l="0" t="0" r="1270" b="9525"/>
+                    <wp:wrapNone/>
+                    <wp:docPr id="9" name="Pentagon 9"/>
+                    <wp:cNvGraphicFramePr/>
+                    <a:graphic xmlns:a="http://schemas.openxmlformats.org/drawingml/2006/main">
+                      <a:graphicData uri="http://schemas.microsoft.com/office/word/2010/wordprocessingShape">
+                        <wps:wsp>
+                          <wps:cNvSpPr/>
+                          <wps:spPr>
+                            <a:xfrm>
+                              <a:off x="0" y="0"/>
+                              <a:ext cx="1409041" cy="885825"/>
+                            </a:xfrm>
+                            <a:prstGeom prst="homePlate">
+                              <a:avLst/>
+                            </a:prstGeom>
+                            <a:solidFill>
+                              <a:srgbClr val="92D050"/>
+                            </a:solidFill>
+                            <a:ln>
+                              <a:noFill/>
+                            </a:ln>
+                          </wps:spPr>
+                          <wps:style>
+                            <a:lnRef idx="2">
+                              <a:schemeClr val="accent1">
+                                <a:shade val="50000"/>
+                              </a:schemeClr>
+                            </a:lnRef>
+                            <a:fillRef idx="1">
+                              <a:schemeClr val="accent1"/>
+                            </a:fillRef>
+                            <a:effectRef idx="0">
+                              <a:schemeClr val="accent1"/>
+                            </a:effectRef>
+                            <a:fontRef idx="minor">
+                              <a:schemeClr val="lt1"/>
+                            </a:fontRef>
+                          </wps:style>
+                          <wps:txbx>
+                            <w:txbxContent>
+                              <w:p>
+                                <w:pPr>
+                                  <w:pStyle w:val="NoSpacing"/>
+                                  <w:jc w:val="right"/>
+                                  <w:rPr>
+                                    <w:color w:val="1C1C1C"/>
+                                    <w:sz w:val="28"/>
+                                    <w:szCs w:val="28"/>
+                                  </w:rPr>
+                                </w:pPr>
+                              </w:p>
+                            </w:txbxContent>
+                          </wps:txbx>
+                          <wps:bodyPr rot="0" spcFirstLastPara="0" vert="horz" wrap="square" lIns="91440" tIns="0" rIns="182880" bIns="0" numCol="1" spcCol="0" rtlCol="0" fromWordArt="0" anchor="ctr" anchorCtr="0" forceAA="0" compatLnSpc="1">
+                            <a:prstTxWarp prst="textNoShape">
+                              <a:avLst/>
+                            </a:prstTxWarp>
+                            <a:noAutofit/>
+                          </wps:bodyPr>
+                        </wps:wsp>
+                      </a:graphicData>
+                    </a:graphic>
+                    <wp14:sizeRelH relativeFrom="margin">
+                      <wp14:pctWidth>0</wp14:pctWidth>
+                    </wp14:sizeRelH>
+                    <wp14:sizeRelV relativeFrom="margin">
+                      <wp14:pctHeight>0</wp14:pctHeight>
+                    </wp14:sizeRelV>
+                  </wp:anchor>
+                </w:drawing>
+              </mc:Choice>
+              <mc:Fallback>
+                <w:pict>
+                  <v:shapetype w14:anchorId="48561284" id="_x0000_t15" coordsize="21600,21600" o:spt="15" adj="16200" path="m@0,l,,,21600@0,21600,21600,10800xe">
+                    <v:stroke joinstyle="miter"/>
+                    <v:formulas>
+                      <v:f eqn="val #0"/>
+                      <v:f eqn="prod #0 1 2"/>
+                    </v:formulas>
+                    <v:path gradientshapeok="t" o:connecttype="custom" o:connectlocs="@1,0;0,10800;@1,21600;21600,10800" o:connectangles="270,180,90,0" textboxrect="0,0,10800,21600;0,0,16200,21600;0,0,21600,21600"/>
+                    <v:handles>
+                      <v:h position="#0,topLeft" xrange="0,21600"/>
+                    </v:handles>
+                  </v:shapetype>
+                  <v:shape id="Pentagon 9" o:spid="_x0000_s1028" type="#_x0000_t15" style="position:absolute;margin-left:1.5pt;margin-top:51.05pt;width:110.95pt;height:69.75pt;z-index:-251658239;visibility:visible;mso-wrap-style:square;mso-width-percent:0;mso-height-percent:0;mso-wrap-distance-left:9pt;mso-wrap-distance-top:0;mso-wrap-distance-right:9pt;mso-wrap-distance-bottom:0;mso-position-horizontal:absolute;mso-position-horizontal-relative:text;mso-position-vertical:absolute;mso-position-vertical-relative:text;mso-width-percent:0;mso-height-percent:0;mso-width-relative:margin;mso-height-relative:margin;v-text-anchor:middle" o:gfxdata="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" adj="14810" fillcolor="#92d050" stroked="f" strokeweight="2pt">
+                    <v:textbox inset=",0,14.4pt,0">
+                      <w:txbxContent>
+                        <w:p>
+                          <w:pPr>
+                            <w:pStyle w:val="NoSpacing"/>
+                            <w:jc w:val="right"/>
+                            <w:rPr>
+                              <w:color w:val="1C1C1C"/>
+                              <w:sz w:val="28"/>
+                              <w:szCs w:val="28"/>
+                            </w:rPr>
+                          </w:pPr>
+                        </w:p>
+                      </w:txbxContent>
+                    </v:textbox>
+                  </v:shape>
+                </w:pict>
+              </mc:Fallback>
+            </mc:AlternateContent>
+          </w:r>
+          <w:r>
+            <w:rPr>
+              <w:noProof/>
+              <w:lang w:val="en-SG" w:bidi="ar-SA"/>
+            </w:rPr>
+            <mc:AlternateContent>
+              <mc:Choice Requires="wps">
+                <w:drawing>
+                  <wp:anchor distT="45720" distB="45720" distL="114300" distR="114300" simplePos="0" relativeHeight="251658244" behindDoc="0" locked="0" layoutInCell="1" allowOverlap="1" wp14:anchorId="613D5061" wp14:editId="7A8EF19B">
+                    <wp:simplePos x="0" y="0"/>
+                    <wp:positionH relativeFrom="column">
+                      <wp:posOffset>685800</wp:posOffset>
+                    </wp:positionH>
+                    <wp:positionV relativeFrom="paragraph">
+                      <wp:posOffset>4581525</wp:posOffset>
+                    </wp:positionV>
+                    <wp:extent cx="5387340" cy="2771775"/>
+                    <wp:effectExtent l="0" t="0" r="22860" b="28575"/>
+                    <wp:wrapSquare wrapText="bothSides"/>
+                    <wp:docPr id="217" name="Text Box 2"/>
+                    <wp:cNvGraphicFramePr>
+                      <a:graphicFrameLocks xmlns:a="http://schemas.openxmlformats.org/drawingml/2006/main"/>
+                    </wp:cNvGraphicFramePr>
+                    <a:graphic xmlns:a="http://schemas.openxmlformats.org/drawingml/2006/main">
+                      <a:graphicData uri="http://schemas.microsoft.com/office/word/2010/wordprocessingShape">
+                        <wps:wsp>
+                          <wps:cNvSpPr txBox="1">
+                            <a:spLocks noChangeArrowheads="1"/>
+                          </wps:cNvSpPr>
+                          <wps:spPr bwMode="auto">
+                            <a:xfrm>
+                              <a:off x="0" y="0"/>
+                              <a:ext cx="5387340" cy="2771775"/>
+                            </a:xfrm>
+                            <a:prstGeom prst="rect">
+                              <a:avLst/>
+                            </a:prstGeom>
+                            <a:noFill/>
+                            <a:ln w="9525">
+                              <a:solidFill>
+                                <a:schemeClr val="accent3">
+                                  <a:lumMod val="50000"/>
+                                </a:schemeClr>
+                              </a:solidFill>
+                              <a:prstDash val="dash"/>
+                              <a:miter lim="800000"/>
+                              <a:headEnd/>
+                              <a:tailEnd/>
+                            </a:ln>
+                          </wps:spPr>
+                          <wps:txbx>
+                            <w:txbxContent>
+                              <w:p>
+                                <w:pPr>
+                                  <w:rPr>
+                                    <w:b/>
+                                    <w:sz w:val="32"/>
+                                    <w:lang w:val="en-SG"/>
+                                  </w:rPr>
+                                </w:pPr>
+                                <w:r>
+                                  <w:rPr>
+                                    <w:b/>
+                                    <w:sz w:val="32"/>
+                                    <w:lang w:val="en-SG"/>
+                                  </w:rPr>
+                                  <w:t>This is the submission template</w:t>
+                                </w:r>
+                                <w:r>
+                                  <w:rPr>
+                                    <w:b/>
+                                    <w:sz w:val="32"/>
+                                    <w:lang w:val="en-SG"/>
+                                  </w:rPr>
+                                  <w:t xml:space="preserve"> for CA</w:t>
+                                </w:r>
+                                <w:r>
+                                  <w:rPr>
+                                    <w:b/>
+                                    <w:sz w:val="32"/>
+                                    <w:lang w:val="en-SG"/>
+                                  </w:rPr>
+                                  <w:t>2 task e)</w:t>
+                                </w:r>
+                                <w:r>
+                                  <w:rPr>
+                                    <w:b/>
+                                    <w:sz w:val="32"/>
+                                    <w:lang w:val="en-SG"/>
+                                  </w:rPr>
+                                  <w:t xml:space="preserve"> and f)</w:t>
+                                </w:r>
+                                <w:r>
+                                  <w:rPr>
+                                    <w:b/>
+                                    <w:sz w:val="32"/>
+                                    <w:lang w:val="en-SG"/>
+                                  </w:rPr>
+                                  <w:t>.</w:t>
+                                </w:r>
+                                <w:r>
+                                  <w:rPr>
+                                    <w:b/>
+                                    <w:sz w:val="32"/>
+                                    <w:lang w:val="en-SG"/>
+                                  </w:rPr>
+                                  <w:t xml:space="preserve"> </w:t>
+                                </w:r>
+                                <w:r>
+                                  <w:rPr>
+                                    <w:b/>
+                                    <w:sz w:val="32"/>
+                                    <w:lang w:val="en-SG"/>
+                                  </w:rPr>
+                                  <w:t>Fill your name and student ID below</w:t>
+                                </w:r>
+                                <w:r>
+                                  <w:rPr>
+                                    <w:b/>
+                                    <w:sz w:val="32"/>
+                                    <w:lang w:val="en-SG"/>
+                                  </w:rPr>
+                                  <w:t>, and your answers to respective tasks in subsequent pages.</w:t>
+                                </w:r>
+                              </w:p>
+                              <w:p>
+                                <w:pPr>
+                                  <w:rPr>
+                                    <w:b/>
+                                    <w:sz w:val="32"/>
+                                    <w:lang w:val="en-SG"/>
+                                  </w:rPr>
+                                </w:pPr>
+                              </w:p>
+                              <w:p>
+                                <w:pPr>
+                                  <w:rPr>
+                                    <w:b/>
+                                    <w:sz w:val="32"/>
+                                    <w:lang w:val="en-SG"/>
+                                  </w:rPr>
+                                </w:pPr>
+                              </w:p>
+                              <w:p>
+                                <w:pPr>
+                                  <w:rPr>
+                                    <w:b/>
+                                    <w:sz w:val="32"/>
+                                    <w:lang w:val="en-SG"/>
+                                  </w:rPr>
+                                </w:pPr>
+                              </w:p>
+                              <w:p>
+                                <w:pPr>
+                                  <w:rPr>
+                                    <w:b/>
+                                    <w:sz w:val="32"/>
+                                    <w:u w:val="single"/>
+                                    <w:lang w:val="en-SG"/>
+                                  </w:rPr>
+                                </w:pPr>
+                                <w:r>
+                                  <w:rPr>
+                                    <w:b/>
+                                    <w:sz w:val="32"/>
+                                    <w:lang w:val="en-SG"/>
+                                  </w:rPr>
+                                  <w:t>Name:                 Hannah How</w:t>
+                                </w:r>
+                                <w:r>
+                                  <w:rPr>
+                                    <w:b/>
+                                    <w:sz w:val="32"/>
+                                    <w:lang w:val="en-SG"/>
+                                  </w:rPr>
+                                  <w:tab/>
+                                </w:r>
+                                <w:r>
+                                  <w:rPr>
+                                    <w:b/>
+                                    <w:sz w:val="32"/>
+                                    <w:lang w:val="en-SG"/>
+                                  </w:rPr>
+                                  <w:tab/>
+                                </w:r>
+                                <w:r>
+                                  <w:rPr>
+                                    <w:b/>
+                                    <w:sz w:val="32"/>
+                                    <w:u w:val="single"/>
+                                    <w:lang w:val="en-SG"/>
+                                  </w:rPr>
+                                  <w:tab/>
+                                </w:r>
+                                <w:r>
+                                  <w:rPr>
+                                    <w:b/>
+                                    <w:sz w:val="32"/>
+                                    <w:u w:val="single"/>
+                                    <w:lang w:val="en-SG"/>
+                                  </w:rPr>
+                                  <w:tab/>
+                                </w:r>
+                                <w:r>
+                                  <w:rPr>
+                                    <w:b/>
+                                    <w:sz w:val="32"/>
+                                    <w:u w:val="single"/>
+                                    <w:lang w:val="en-SG"/>
+                                  </w:rPr>
+                                  <w:tab/>
+                                </w:r>
+                                <w:r>
+                                  <w:rPr>
+                                    <w:b/>
+                                    <w:sz w:val="32"/>
+                                    <w:u w:val="single"/>
+                                    <w:lang w:val="en-SG"/>
+                                  </w:rPr>
+                                  <w:tab/>
+                                </w:r>
+                              </w:p>
+                              <w:p>
+                                <w:pPr>
+                                  <w:rPr>
+                                    <w:lang w:val="en-SG"/>
+                                  </w:rPr>
+                                </w:pPr>
+                                <w:r>
+                                  <w:rPr>
+                                    <w:b/>
+                                    <w:sz w:val="32"/>
+                                    <w:lang w:val="en-SG"/>
+                                  </w:rPr>
+                                  <w:t>Student ID:         P2518507</w:t>
+                                </w:r>
+                                <w:r>
+                                  <w:rPr>
+                                    <w:b/>
+                                    <w:sz w:val="32"/>
+                                    <w:lang w:val="en-SG"/>
+                                  </w:rPr>
+                                  <w:tab/>
+                                </w:r>
+                                <w:r>
+                                  <w:rPr>
+                                    <w:b/>
+                                    <w:sz w:val="32"/>
+                                    <w:u w:val="single"/>
+                                    <w:lang w:val="en-SG"/>
+                                  </w:rPr>
+                                  <w:tab/>
+                                </w:r>
+                                <w:r>
+                                  <w:rPr>
+                                    <w:b/>
+                                    <w:sz w:val="32"/>
+                                    <w:u w:val="single"/>
+                                    <w:lang w:val="en-SG"/>
+                                  </w:rPr>
+                                  <w:tab/>
+                                </w:r>
+                                <w:r>
+                                  <w:rPr>
+                                    <w:b/>
+                                    <w:sz w:val="32"/>
+                                    <w:u w:val="single"/>
+                                    <w:lang w:val="en-SG"/>
+                                  </w:rPr>
+                                  <w:tab/>
+                                </w:r>
+                                <w:r>
+                                  <w:rPr>
+                                    <w:b/>
+                                    <w:sz w:val="32"/>
+                                    <w:u w:val="single"/>
+                                    <w:lang w:val="en-SG"/>
+                                  </w:rPr>
+                                  <w:tab/>
+                                </w:r>
+                              </w:p>
+                            </w:txbxContent>
+                          </wps:txbx>
+                          <wps:bodyPr rot="0" vert="horz" wrap="square" lIns="108000" tIns="108000" rIns="108000" bIns="108000" anchor="t" anchorCtr="0">
+                            <a:noAutofit/>
+                          </wps:bodyPr>
+                        </wps:wsp>
+                      </a:graphicData>
+                    </a:graphic>
+                    <wp14:sizeRelH relativeFrom="margin">
+                      <wp14:pctWidth>0</wp14:pctWidth>
+                    </wp14:sizeRelH>
+                    <wp14:sizeRelV relativeFrom="margin">
+                      <wp14:pctHeight>0</wp14:pctHeight>
+                    </wp14:sizeRelV>
+                  </wp:anchor>
+                </w:drawing>
+              </mc:Choice>
+              <mc:Fallback>
+                <w:pict>
+                  <v:shape w14:anchorId="613D5061" id="Text Box 2" o:spid="_x0000_s1029" type="#_x0000_t202" style="position:absolute;margin-left:54pt;margin-top:360.75pt;width:424.2pt;height:218.25pt;z-index:251658244;visibility:visible;mso-wrap-style:square;mso-width-percent:0;mso-height-percent:0;mso-wrap-distance-left:9pt;mso-wrap-distance-top:3.6pt;mso-wrap-distance-right:9pt;mso-wrap-distance-bottom:3.6pt;mso-position-horizontal:absolute;mso-position-horizontal-relative:text;mso-position-vertical:absolute;mso-position-vertical-relative:text;mso-width-percent:0;mso-height-percent:0;mso-width-relative:margin;mso-height-relative:margin;v-text-anchor:top" o:gfxdata="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" filled="f" strokecolor="#4e6128 [1606]">
+                    <v:stroke dashstyle="dash"/>
+                    <v:textbox inset="3mm,3mm,3mm,3mm">
+                      <w:txbxContent>
+                        <w:p>
+                          <w:pPr>
+                            <w:rPr>
+                              <w:b/>
+                              <w:sz w:val="32"/>
+                              <w:lang w:val="en-SG"/>
+                            </w:rPr>
+                          </w:pPr>
+                          <w:r>
+                            <w:rPr>
+                              <w:b/>
+                              <w:sz w:val="32"/>
+                              <w:lang w:val="en-SG"/>
+                            </w:rPr>
+                            <w:t>This is the submission template</w:t>
+                          </w:r>
+                          <w:r>
+                            <w:rPr>
+                              <w:b/>
+                              <w:sz w:val="32"/>
+                              <w:lang w:val="en-SG"/>
+                            </w:rPr>
+                            <w:t xml:space="preserve"> for CA</w:t>
+                          </w:r>
+                          <w:r>
+                            <w:rPr>
+                              <w:b/>
+                              <w:sz w:val="32"/>
+                              <w:lang w:val="en-SG"/>
+                            </w:rPr>
+                            <w:t>2 task e)</w:t>
+                          </w:r>
+                          <w:r>
+                            <w:rPr>
+                              <w:b/>
+                              <w:sz w:val="32"/>
+                              <w:lang w:val="en-SG"/>
+                            </w:rPr>
+                            <w:t xml:space="preserve"> and f)</w:t>
+                          </w:r>
+                          <w:r>
+                            <w:rPr>
+                              <w:b/>
+                              <w:sz w:val="32"/>
+                              <w:lang w:val="en-SG"/>
+                            </w:rPr>
+                            <w:t>.</w:t>
+                          </w:r>
+                          <w:r>
+                            <w:rPr>
+                              <w:b/>
+                              <w:sz w:val="32"/>
+                              <w:lang w:val="en-SG"/>
+                            </w:rPr>
+                            <w:t xml:space="preserve"> </w:t>
+                          </w:r>
+                          <w:r>
+                            <w:rPr>
+                              <w:b/>
+                              <w:sz w:val="32"/>
+                              <w:lang w:val="en-SG"/>
+                            </w:rPr>
+                            <w:t>Fill your name and student ID below</w:t>
+                          </w:r>
+                          <w:r>
+                            <w:rPr>
+                              <w:b/>
+                              <w:sz w:val="32"/>
+                              <w:lang w:val="en-SG"/>
+                            </w:rPr>
+                            <w:t>, and your answers to respective tasks in subsequent pages.</w:t>
+                          </w:r>
+                        </w:p>
+                        <w:p>
+                          <w:pPr>
+                            <w:rPr>
+                              <w:b/>
+                              <w:sz w:val="32"/>
+                              <w:lang w:val="en-SG"/>
+                            </w:rPr>
+                          </w:pPr>
+                        </w:p>
+                        <w:p>
+                          <w:pPr>
+                            <w:rPr>
+                              <w:b/>
+                              <w:sz w:val="32"/>
+                              <w:lang w:val="en-SG"/>
+                            </w:rPr>
+                          </w:pPr>
+                        </w:p>
+                        <w:p>
+                          <w:pPr>
+                            <w:rPr>
+                              <w:b/>
+                              <w:sz w:val="32"/>
+                              <w:lang w:val="en-SG"/>
+                            </w:rPr>
+                          </w:pPr>
+                        </w:p>
+                        <w:p>
+                          <w:pPr>
+                            <w:rPr>
+                              <w:b/>
+                              <w:sz w:val="32"/>
+                              <w:u w:val="single"/>
+                              <w:lang w:val="en-SG"/>
+                            </w:rPr>
+                          </w:pPr>
+                          <w:r>
+                            <w:rPr>
+                              <w:b/>
+                              <w:sz w:val="32"/>
+                              <w:lang w:val="en-SG"/>
+                            </w:rPr>
+                            <w:t>Name:                 Hannah How</w:t>
+                          </w:r>
+                          <w:r>
+                            <w:rPr>
+                              <w:b/>
+                              <w:sz w:val="32"/>
+                              <w:lang w:val="en-SG"/>
+                            </w:rPr>
+                            <w:tab/>
+                          </w:r>
+                          <w:r>
+                            <w:rPr>
+                              <w:b/>
+                              <w:sz w:val="32"/>
+                              <w:lang w:val="en-SG"/>
+                            </w:rPr>
+                            <w:tab/>
+                          </w:r>
+                          <w:r>
+                            <w:rPr>
+                              <w:b/>
+                              <w:sz w:val="32"/>
+                              <w:u w:val="single"/>
+                              <w:lang w:val="en-SG"/>
+                            </w:rPr>
+                            <w:tab/>
+                          </w:r>
+                          <w:r>
+                            <w:rPr>
+                              <w:b/>
+                              <w:sz w:val="32"/>
+                              <w:u w:val="single"/>
+                              <w:lang w:val="en-SG"/>
+                            </w:rPr>
+                            <w:tab/>
+                          </w:r>
+                          <w:r>
+                            <w:rPr>
+                              <w:b/>
+                              <w:sz w:val="32"/>
+                              <w:u w:val="single"/>
+                              <w:lang w:val="en-SG"/>
+                            </w:rPr>
+                            <w:tab/>
+                          </w:r>
+                          <w:r>
+                            <w:rPr>
+                              <w:b/>
+                              <w:sz w:val="32"/>
+                              <w:u w:val="single"/>
+                              <w:lang w:val="en-SG"/>
+                            </w:rPr>
+                            <w:tab/>
+                          </w:r>
+                        </w:p>
+                        <w:p>
+                          <w:pPr>
+                            <w:rPr>
+                              <w:lang w:val="en-SG"/>
+                            </w:rPr>
+                          </w:pPr>
+                          <w:r>
+                            <w:rPr>
+                              <w:b/>
+                              <w:sz w:val="32"/>
+                              <w:lang w:val="en-SG"/>
+                            </w:rPr>
+                            <w:t>Student ID:         P2518507</w:t>
+                          </w:r>
+                          <w:r>
+                            <w:rPr>
+                              <w:b/>
+                              <w:sz w:val="32"/>
+                              <w:lang w:val="en-SG"/>
+                            </w:rPr>
+                            <w:tab/>
+                          </w:r>
+                          <w:r>
+                            <w:rPr>
+                              <w:b/>
+                              <w:sz w:val="32"/>
+                              <w:u w:val="single"/>
+                              <w:lang w:val="en-SG"/>
+                            </w:rPr>
+                            <w:tab/>
+                          </w:r>
+                          <w:r>
+                            <w:rPr>
+                              <w:b/>
+                              <w:sz w:val="32"/>
+                              <w:u w:val="single"/>
+                              <w:lang w:val="en-SG"/>
+                            </w:rPr>
+                            <w:tab/>
+                          </w:r>
+                          <w:r>
+                            <w:rPr>
+                              <w:b/>
+                              <w:sz w:val="32"/>
+                              <w:u w:val="single"/>
+                              <w:lang w:val="en-SG"/>
+                            </w:rPr>
+                            <w:tab/>
+                          </w:r>
+                          <w:r>
+                            <w:rPr>
+                              <w:b/>
+                              <w:sz w:val="32"/>
+                              <w:u w:val="single"/>
+                              <w:lang w:val="en-SG"/>
+                            </w:rPr>
+                            <w:tab/>
+                          </w:r>
+                        </w:p>
+                      </w:txbxContent>
+                    </v:textbox>
+                    <w10:wrap type="square"/>
+                  </v:shape>
+                </w:pict>
+              </mc:Fallback>
+            </mc:AlternateContent>
+          </w:r>
+          <w:r>
+            <w:br w:type="page"/>
+          </w:r>
+        </w:p>
+      </w:sdtContent>
+    </w:sdt>
+    <w:p>
+      <w:pPr>
+        <w:pStyle w:val="ListParagraph"/>
+        <w:numPr>
+          <w:ilvl w:val="0"/>
+          <w:numId w:val="45"/>
+        </w:numPr>
+        <w:spacing w:after="80" w:line="240" w:lineRule="auto"/>
+      </w:pPr>
+      <w:r>
+        <w:rPr>
+          <w:rFonts w:ascii="Carlito" w:eastAsia="Carlito" w:hAnsi="Carlito"/>
+          <w:color w:val="252525"/>
+          <w:sz w:val="21"/>
+        </w:rPr>
+        <w:lastRenderedPageBreak/>
+        <w:t>i) Paste the SQL statement used to extract the Book collection data from the OLTP tables.</w:t>
+      </w:r>
+    </w:p>
+    <w:tbl>
+      <w:tblPr>
+        <w:tblStyle w:val="TableGrid"/>
+        <w:tblW w:w="0" w:type="auto"/>
+        <w:jc w:val="center"/>
+        <w:tblBorders>
+          <w:top w:val="single" w:sz="6" w:space="0" w:color="7F7F7F"/>
+          <w:left w:val="single" w:sz="6" w:space="0" w:color="7F7F7F"/>
+          <w:bottom w:val="single" w:sz="6" w:space="0" w:color="7F7F7F"/>
+          <w:right w:val="single" w:sz="6" w:space="0" w:color="7F7F7F"/>
+          <w:insideH w:val="single" w:sz="6" w:space="0" w:color="7F7F7F"/>
+          <w:insideV w:val="single" w:sz="6" w:space="0" w:color="7F7F7F"/>
+        </w:tblBorders>
+        <w:tblLayout w:type="fixed"/>
+        <w:tblLook w:val="04A0" w:firstRow="1" w:lastRow="0" w:firstColumn="1" w:lastColumn="0" w:noHBand="0" w:noVBand="1"/>
+      </w:tblPr>
+      <w:tblGrid>
+        <w:gridCol w:w="1224"/>
+        <w:gridCol w:w="8712"/>
+      </w:tblGrid>
+      <w:tr>
+        <w:trPr>
+          <w:cantSplit/>
+          <w:tblHeader/>
+          <w:jc w:val="center"/>
+        </w:trPr>
+        <w:tc>
+          <w:tcPr>
+            <w:tcW w:w="1224" w:type="dxa"/>
+            <w:tcBorders>
+              <w:top w:val="single" w:sz="5" w:space="0" w:color="8D7B9B"/>
+              <w:left w:val="single" w:sz="5" w:space="0" w:color="8D7B9B"/>
+              <w:bottom w:val="single" w:sz="5" w:space="0" w:color="8D7B9B"/>
+              <w:right w:val="single" w:sz="5" w:space="0" w:color="8D7B9B"/>
+            </w:tcBorders>
+            <w:tcMar>
+              <w:top w:w="70" w:type="dxa"/>
+              <w:left w:w="90" w:type="dxa"/>
+              <w:bottom w:w="70" w:type="dxa"/>
+              <w:right w:w="90" w:type="dxa"/>
+            </w:tcMar>
+            <w:vAlign w:val="center"/>
+          </w:tcPr>
+          <w:p>
+            <w:pPr>
+              <w:spacing w:after="0" w:line="240" w:lineRule="auto"/>
+              <w:jc w:val="center"/>
+            </w:pPr>
+            <w:r>
+              <w:rPr>
+                <w:rFonts w:ascii="Carlito" w:eastAsia="Carlito" w:hAnsi="Carlito"/>
+                <w:b/>
+                <w:color w:val="1C1C1C"/>
+                <w:sz w:val="18"/>
+              </w:rPr>
+              <w:t>Collection</w:t>
+            </w:r>
+          </w:p>
+        </w:tc>
+        <w:tc>
+          <w:tcPr>
+            <w:tcW w:w="8712" w:type="dxa"/>
+            <w:tcBorders>
+              <w:top w:val="single" w:sz="5" w:space="0" w:color="8D7B9B"/>
+              <w:left w:val="single" w:sz="5" w:space="0" w:color="8D7B9B"/>
+              <w:bottom w:val="single" w:sz="5" w:space="0" w:color="8D7B9B"/>
+              <w:right w:val="single" w:sz="5" w:space="0" w:color="8D7B9B"/>
+            </w:tcBorders>
+            <w:tcMar>
+              <w:top w:w="70" w:type="dxa"/>
+              <w:left w:w="90" w:type="dxa"/>
+              <w:bottom w:w="70" w:type="dxa"/>
+              <w:right w:w="90" w:type="dxa"/>
+            </w:tcMar>
+            <w:vAlign w:val="center"/>
+          </w:tcPr>
+          <w:p>
+            <w:pPr>
+              <w:spacing w:after="0" w:line="240" w:lineRule="auto"/>
+              <w:jc w:val="center"/>
+            </w:pPr>
+            <w:r>
+              <w:rPr>
+                <w:rFonts w:ascii="Carlito" w:eastAsia="Carlito" w:hAnsi="Carlito"/>
+                <w:b/>
+                <w:color w:val="1C1C1C"/>
+                <w:sz w:val="18"/>
+              </w:rPr>
+              <w:t>SQL</w:t>
+            </w:r>
+          </w:p>
+        </w:tc>
+      </w:tr>
+      <w:tr>
+        <w:trPr>
+          <w:cantSplit/>
+          <w:jc w:val="center"/>
+        </w:trPr>
+        <w:tc>
+          <w:tcPr>
+            <w:tcW w:w="1224" w:type="dxa"/>
+            <w:tcBorders>
+              <w:top w:val="single" w:sz="5" w:space="0" w:color="8D7B9B"/>
+              <w:left w:val="single" w:sz="5" w:space="0" w:color="8D7B9B"/>
+              <w:bottom w:val="single" w:sz="5" w:space="0" w:color="8D7B9B"/>
+              <w:right w:val="single" w:sz="5" w:space="0" w:color="8D7B9B"/>
+            </w:tcBorders>
+            <w:tcMar>
+              <w:top w:w="70" w:type="dxa"/>
+              <w:left w:w="90" w:type="dxa"/>
+              <w:bottom w:w="70" w:type="dxa"/>
+              <w:right w:w="90" w:type="dxa"/>
+            </w:tcMar>
+            <w:vAlign w:val="center"/>
+          </w:tcPr>
+          <w:p>
+            <w:pPr>
+              <w:spacing w:after="0" w:line="240" w:lineRule="auto"/>
+              <w:jc w:val="center"/>
+            </w:pPr>
+            <w:r>
+              <w:rPr>
+                <w:rFonts w:ascii="Carlito" w:eastAsia="Carlito" w:hAnsi="Carlito"/>
+                <w:color w:val="252525"/>
+                <w:sz w:val="18"/>
+              </w:rPr>
+              <w:t>Book</w:t>
+            </w:r>
+          </w:p>
+        </w:tc>
+        <w:tc>
+          <w:tcPr>
+            <w:tcW w:w="8712" w:type="dxa"/>
+            <w:tcBorders>
+              <w:top w:val="single" w:sz="5" w:space="0" w:color="8D7B9B"/>
+              <w:left w:val="single" w:sz="5" w:space="0" w:color="8D7B9B"/>
+              <w:bottom w:val="single" w:sz="5" w:space="0" w:color="8D7B9B"/>
+              <w:right w:val="single" w:sz="5" w:space="0" w:color="8D7B9B"/>
+            </w:tcBorders>
+            <w:tcMar>
+              <w:top w:w="70" w:type="dxa"/>
+              <w:left w:w="90" w:type="dxa"/>
+              <w:bottom w:w="70" w:type="dxa"/>
+              <w:right w:w="90" w:type="dxa"/>
+            </w:tcMar>
+            <w:vAlign w:val="center"/>
+          </w:tcPr>
+          <w:p>
+            <w:pPr>
+              <w:spacing w:after="0" w:line="221" w:lineRule="auto"/>
+            </w:pPr>
+            <w:r>
+              <w:rPr>
+                <w:rFonts w:ascii="Liberation Mono" w:eastAsia="Liberation Mono" w:hAnsi="Liberation Mono"/>
+                <w:color w:val="252525"/>
+                <w:sz w:val="14"/>
+              </w:rPr>
+              <w:t>-- Task e)(i): extract one document per book from the OLTP database</w:t>
+            </w:r>
+            <w:r>
+              <w:rPr>
+                <w:rFonts w:ascii="Liberation Mono" w:eastAsia="Liberation Mono" w:hAnsi="Liberation Mono"/>
+                <w:color w:val="252525"/>
+                <w:sz w:val="14"/>
+              </w:rPr>
+              <w:br/>
+            </w:r>
+            <w:r>
+              <w:rPr>
+                <w:rFonts w:ascii="Liberation Mono" w:eastAsia="Liberation Mono" w:hAnsi="Liberation Mono"/>
+                <w:color w:val="252525"/>
+                <w:sz w:val="14"/>
+              </w:rPr>
+              <w:br/>
+              <w:t>USE CA22B2104;</w:t>
+            </w:r>
+            <w:r>
+              <w:rPr>
+                <w:rFonts w:ascii="Liberation Mono" w:eastAsia="Liberation Mono" w:hAnsi="Liberation Mono"/>
+                <w:color w:val="252525"/>
+                <w:sz w:val="14"/>
+              </w:rPr>
+              <w:br/>
+            </w:r>
+            <w:r>
+              <w:rPr>
+                <w:rFonts w:ascii="Liberation Mono" w:eastAsia="Liberation Mono" w:hAnsi="Liberation Mono"/>
+                <w:color w:val="252525"/>
+                <w:sz w:val="14"/>
+              </w:rPr>
+              <w:br/>
+              <w:t>-- Start from Book so every book appears, even if it has no copies or loans.</w:t>
+            </w:r>
+            <w:r>
+              <w:rPr>
+                <w:rFonts w:ascii="Liberation Mono" w:eastAsia="Liberation Mono" w:hAnsi="Liberation Mono"/>
+                <w:color w:val="252525"/>
+                <w:sz w:val="14"/>
+              </w:rPr>
+              <w:br/>
+              <w:t>-- The two derived tables pre-calculate copy and loan totals before they are joined.</w:t>
+            </w:r>
+            <w:r>
+              <w:rPr>
+                <w:rFonts w:ascii="Liberation Mono" w:eastAsia="Liberation Mono" w:hAnsi="Liberation Mono"/>
+                <w:color w:val="252525"/>
+                <w:sz w:val="14"/>
+              </w:rPr>
+              <w:br/>
+              <w:t>SELECT</w:t>
+            </w:r>
+            <w:r>
+              <w:br/>
+            </w:r>
+            <w:r>
+              <w:rPr>
+                <w:rFonts w:ascii="Liberation Mono" w:eastAsia="Liberation Mono" w:hAnsi="Liberation Mono"/>
+                <w:color w:val="252525"/>
+                <w:sz w:val="14"/>
+              </w:rPr>
+              <w:t xml:space="preserve">    b.BookID AS bookId,</w:t>
+            </w:r>
+            <w:r>
+              <w:br/>
+            </w:r>
+            <w:r>
+              <w:rPr>
+                <w:rFonts w:ascii="Liberation Mono" w:eastAsia="Liberation Mono" w:hAnsi="Liberation Mono"/>
+                <w:color w:val="252525"/>
+                <w:sz w:val="14"/>
+              </w:rPr>
+              <w:t xml:space="preserve">    b.Title AS title,</w:t>
+            </w:r>
+            <w:r>
+              <w:br/>
+            </w:r>
+            <w:r>
+              <w:rPr>
+                <w:rFonts w:ascii="Liberation Mono" w:eastAsia="Liberation Mono" w:hAnsi="Liberation Mono"/>
+                <w:color w:val="252525"/>
+                <w:sz w:val="14"/>
+              </w:rPr>
+              <w:t xml:space="preserve">    b.Author AS author,</w:t>
+            </w:r>
+            <w:r>
+              <w:br/>
+            </w:r>
+            <w:r>
+              <w:rPr>
+                <w:rFonts w:ascii="Liberation Mono" w:eastAsia="Liberation Mono" w:hAnsi="Liberation Mono"/>
+                <w:color w:val="252525"/>
+                <w:sz w:val="14"/>
+              </w:rPr>
+              <w:t xml:space="preserve">    b.Genre AS genre,</w:t>
+            </w:r>
+            <w:r>
+              <w:br/>
+            </w:r>
+            <w:r>
+              <w:rPr>
+                <w:rFonts w:ascii="Liberation Mono" w:eastAsia="Liberation Mono" w:hAnsi="Liberation Mono"/>
+                <w:color w:val="252525"/>
+                <w:sz w:val="14"/>
+              </w:rPr>
+              <w:t xml:space="preserve">    mt.TierName AS minimumMembershipTier,</w:t>
+            </w:r>
+            <w:r>
+              <w:br/>
+            </w:r>
+            <w:r>
+              <w:rPr>
+                <w:rFonts w:ascii="Liberation Mono" w:eastAsia="Liberation Mono" w:hAnsi="Liberation Mono"/>
+                <w:color w:val="252525"/>
+                <w:sz w:val="14"/>
+              </w:rPr>
+              <w:t xml:space="preserve">    </w:t>
+            </w:r>
+            <w:r>
+              <w:rPr>
+                <w:rFonts w:ascii="Liberation Mono" w:eastAsia="Liberation Mono" w:hAnsi="Liberation Mono"/>
+                <w:color w:val="252525"/>
+                <w:sz w:val="14"/>
+              </w:rPr>
+              <w:t>IFNULL</w:t>
+            </w:r>
+            <w:r>
+              <w:rPr>
+                <w:rFonts w:ascii="Liberation Mono" w:eastAsia="Liberation Mono" w:hAnsi="Liberation Mono"/>
+                <w:color w:val="252525"/>
+                <w:sz w:val="14"/>
+              </w:rPr>
+              <w:t>(c.totalCopies, 0) AS totalCopies,</w:t>
+            </w:r>
+            <w:r>
+              <w:br/>
+            </w:r>
+            <w:r>
+              <w:rPr>
+                <w:rFonts w:ascii="Liberation Mono" w:eastAsia="Liberation Mono" w:hAnsi="Liberation Mono"/>
+                <w:color w:val="252525"/>
+                <w:sz w:val="14"/>
+              </w:rPr>
+              <w:t xml:space="preserve">    </w:t>
+            </w:r>
+            <w:r>
+              <w:rPr>
+                <w:rFonts w:ascii="Liberation Mono" w:eastAsia="Liberation Mono" w:hAnsi="Liberation Mono"/>
+                <w:color w:val="252525"/>
+                <w:sz w:val="14"/>
+              </w:rPr>
+              <w:t>IFNULL</w:t>
+            </w:r>
+            <w:r>
+              <w:rPr>
+                <w:rFonts w:ascii="Liberation Mono" w:eastAsia="Liberation Mono" w:hAnsi="Liberation Mono"/>
+                <w:color w:val="252525"/>
+                <w:sz w:val="14"/>
+              </w:rPr>
+              <w:t>(c.lostCopies, 0) AS lostCopies,</w:t>
+            </w:r>
+            <w:r>
+              <w:br/>
+            </w:r>
+            <w:r>
+              <w:rPr>
+                <w:rFonts w:ascii="Liberation Mono" w:eastAsia="Liberation Mono" w:hAnsi="Liberation Mono"/>
+                <w:color w:val="252525"/>
+                <w:sz w:val="14"/>
+              </w:rPr>
+              <w:t xml:space="preserve">    </w:t>
+            </w:r>
+            <w:r>
+              <w:rPr>
+                <w:rFonts w:ascii="Liberation Mono" w:eastAsia="Liberation Mono" w:hAnsi="Liberation Mono"/>
+                <w:color w:val="252525"/>
+                <w:sz w:val="14"/>
+              </w:rPr>
+              <w:t>IFNULL</w:t>
+            </w:r>
+            <w:r>
+              <w:rPr>
+                <w:rFonts w:ascii="Liberation Mono" w:eastAsia="Liberation Mono" w:hAnsi="Liberation Mono"/>
+                <w:color w:val="252525"/>
+                <w:sz w:val="14"/>
+              </w:rPr>
+              <w:t>(l.totalLoanTransactions, 0) AS totalLoanTransactions</w:t>
+            </w:r>
+            <w:r>
+              <w:br/>
+            </w:r>
+            <w:r>
+              <w:rPr>
+                <w:rFonts w:ascii="Liberation Mono" w:eastAsia="Liberation Mono" w:hAnsi="Liberation Mono"/>
+                <w:color w:val="252525"/>
+                <w:sz w:val="14"/>
+              </w:rPr>
+              <w:t>FROM Book AS b</w:t>
+            </w:r>
+            <w:r>
+              <w:br/>
+            </w:r>
+            <w:r>
+              <w:rPr>
+                <w:rFonts w:ascii="Liberation Mono" w:eastAsia="Liberation Mono" w:hAnsi="Liberation Mono"/>
+                <w:color w:val="252525"/>
+                <w:sz w:val="14"/>
+              </w:rPr>
+              <w:t>JOIN MembershipTier AS mt</w:t>
+            </w:r>
+            <w:r>
+              <w:br/>
+            </w:r>
+            <w:r>
+              <w:rPr>
+                <w:rFonts w:ascii="Liberation Mono" w:eastAsia="Liberation Mono" w:hAnsi="Liberation Mono"/>
+                <w:color w:val="252525"/>
+                <w:sz w:val="14"/>
+              </w:rPr>
+              <w:t xml:space="preserve">  ON mt.TierID = </w:t>
+            </w:r>
+            <w:r>
+              <w:rPr>
+                <w:rFonts w:ascii="Liberation Mono" w:eastAsia="Liberation Mono" w:hAnsi="Liberation Mono"/>
+                <w:color w:val="252525"/>
+                <w:sz w:val="14"/>
+              </w:rPr>
+              <w:t>b.MinTierID</w:t>
+            </w:r>
+            <w:r>
+              <w:br/>
+            </w:r>
+            <w:r>
+              <w:rPr>
+                <w:rFonts w:ascii="Liberation Mono" w:eastAsia="Liberation Mono" w:hAnsi="Liberation Mono"/>
+                <w:color w:val="252525"/>
+                <w:sz w:val="14"/>
+              </w:rPr>
+              <w:t>LEFT JOIN (</w:t>
+            </w:r>
+            <w:r>
+              <w:rPr>
+                <w:rFonts w:ascii="Liberation Mono" w:eastAsia="Liberation Mono" w:hAnsi="Liberation Mono"/>
+                <w:color w:val="252525"/>
+                <w:sz w:val="14"/>
+              </w:rPr>
+              <w:br/>
+              <w:t xml:space="preserve">    -- One row per book: total copies and copies currently marked Lost.</w:t>
+            </w:r>
+            <w:r>
+              <w:rPr>
+                <w:rFonts w:ascii="Liberation Mono" w:eastAsia="Liberation Mono" w:hAnsi="Liberation Mono"/>
+                <w:color w:val="252525"/>
+                <w:sz w:val="14"/>
+              </w:rPr>
+              <w:br/>
+              <w:t xml:space="preserve">    SELECT</w:t>
+            </w:r>
+            <w:r>
+              <w:rPr>
+                <w:rFonts w:ascii="Liberation Mono" w:eastAsia="Liberation Mono" w:hAnsi="Liberation Mono"/>
+                <w:color w:val="252525"/>
+                <w:sz w:val="14"/>
+              </w:rPr>
+              <w:br/>
+              <w:t xml:space="preserve">        BookID,</w:t>
+            </w:r>
+            <w:r>
+              <w:rPr>
+                <w:rFonts w:ascii="Liberation Mono" w:eastAsia="Liberation Mono" w:hAnsi="Liberation Mono"/>
+                <w:color w:val="252525"/>
+                <w:sz w:val="14"/>
+              </w:rPr>
+              <w:br/>
+              <w:t xml:space="preserve">        COUNT(*) AS totalCopies,</w:t>
+            </w:r>
+            <w:r>
+              <w:br/>
+            </w:r>
+            <w:r>
+              <w:rPr>
+                <w:rFonts w:ascii="Liberation Mono" w:eastAsia="Liberation Mono" w:hAnsi="Liberation Mono"/>
+                <w:color w:val="252525"/>
+                <w:sz w:val="14"/>
+              </w:rPr>
+              <w:t xml:space="preserve">        SUM(CASE WHEN Status = 'Lost' THEN 1 ELSE 0 END) AS lostCopies</w:t>
+            </w:r>
+            <w:r>
+              <w:br/>
+            </w:r>
+            <w:r>
+              <w:rPr>
+                <w:rFonts w:ascii="Liberation Mono" w:eastAsia="Liberation Mono" w:hAnsi="Liberation Mono"/>
+                <w:color w:val="252525"/>
+                <w:sz w:val="14"/>
+              </w:rPr>
+              <w:t xml:space="preserve">    FROM BookCopy</w:t>
+            </w:r>
+            <w:r>
+              <w:br/>
+            </w:r>
+            <w:r>
+              <w:rPr>
+                <w:rFonts w:ascii="Liberation Mono" w:eastAsia="Liberation Mono" w:hAnsi="Liberation Mono"/>
+                <w:color w:val="252525"/>
+                <w:sz w:val="14"/>
+              </w:rPr>
+              <w:t xml:space="preserve">    GROUP BY BookID</w:t>
+            </w:r>
+            <w:r>
+              <w:br/>
+            </w:r>
+            <w:r>
+              <w:rPr>
+                <w:rFonts w:ascii="Liberation Mono" w:eastAsia="Liberation Mono" w:hAnsi="Liberation Mono"/>
+                <w:color w:val="252525"/>
+                <w:sz w:val="14"/>
+              </w:rPr>
+              <w:t>) AS c</w:t>
+            </w:r>
+            <w:r>
+              <w:br/>
+            </w:r>
+            <w:r>
+              <w:rPr>
+                <w:rFonts w:ascii="Liberation Mono" w:eastAsia="Liberation Mono" w:hAnsi="Liberation Mono"/>
+                <w:color w:val="252525"/>
+                <w:sz w:val="14"/>
+              </w:rPr>
+              <w:t xml:space="preserve">  ON c.BookID = b.BookID</w:t>
+            </w:r>
+            <w:r>
+              <w:br/>
+            </w:r>
+            <w:r>
+              <w:rPr>
+                <w:rFonts w:ascii="Liberation Mono" w:eastAsia="Liberation Mono" w:hAnsi="Liberation Mono"/>
+                <w:color w:val="252525"/>
+                <w:sz w:val="14"/>
+              </w:rPr>
+              <w:t>LEFT JOIN (</w:t>
+            </w:r>
+            <w:r>
+              <w:rPr>
+                <w:rFonts w:ascii="Liberation Mono" w:eastAsia="Liberation Mono" w:hAnsi="Liberation Mono"/>
+                <w:color w:val="252525"/>
+                <w:sz w:val="14"/>
+              </w:rPr>
+              <w:br/>
+              <w:t xml:space="preserve">    -- One row per book: total borrowing transactions across all its copies.</w:t>
+            </w:r>
+            <w:r>
+              <w:rPr>
+                <w:rFonts w:ascii="Liberation Mono" w:eastAsia="Liberation Mono" w:hAnsi="Liberation Mono"/>
+                <w:color w:val="252525"/>
+                <w:sz w:val="14"/>
+              </w:rPr>
+              <w:br/>
+              <w:t xml:space="preserve">    SELECT</w:t>
+            </w:r>
+            <w:r>
+              <w:rPr>
+                <w:rFonts w:ascii="Liberation Mono" w:eastAsia="Liberation Mono" w:hAnsi="Liberation Mono"/>
+                <w:color w:val="252525"/>
+                <w:sz w:val="14"/>
+              </w:rPr>
+              <w:br/>
+              <w:t xml:space="preserve">        BookID,</w:t>
+            </w:r>
+            <w:r>
+              <w:rPr>
+                <w:rFonts w:ascii="Liberation Mono" w:eastAsia="Liberation Mono" w:hAnsi="Liberation Mono"/>
+                <w:color w:val="252525"/>
+                <w:sz w:val="14"/>
+              </w:rPr>
+              <w:br/>
+              <w:t xml:space="preserve">        COUNT(*) AS totalLoanTransactions</w:t>
+            </w:r>
+            <w:r>
+              <w:br/>
+            </w:r>
+            <w:r>
+              <w:rPr>
+                <w:rFonts w:ascii="Liberation Mono" w:eastAsia="Liberation Mono" w:hAnsi="Liberation Mono"/>
+                <w:color w:val="252525"/>
+                <w:sz w:val="14"/>
+              </w:rPr>
+              <w:t xml:space="preserve">    FROM Loan</w:t>
+            </w:r>
+            <w:r>
+              <w:br/>
+            </w:r>
+            <w:r>
+              <w:rPr>
+                <w:rFonts w:ascii="Liberation Mono" w:eastAsia="Liberation Mono" w:hAnsi="Liberation Mono"/>
+                <w:color w:val="252525"/>
+                <w:sz w:val="14"/>
+              </w:rPr>
+              <w:t xml:space="preserve">    GROUP BY BookID</w:t>
+            </w:r>
+            <w:r>
+              <w:br/>
+            </w:r>
+            <w:r>
+              <w:rPr>
+                <w:rFonts w:ascii="Liberation Mono" w:eastAsia="Liberation Mono" w:hAnsi="Liberation Mono"/>
+                <w:color w:val="252525"/>
+                <w:sz w:val="14"/>
+              </w:rPr>
+              <w:t>) AS l</w:t>
+            </w:r>
+            <w:r>
+              <w:br/>
+            </w:r>
+            <w:r>
+              <w:rPr>
+                <w:rFonts w:ascii="Liberation Mono" w:eastAsia="Liberation Mono" w:hAnsi="Liberation Mono"/>
+                <w:color w:val="252525"/>
+                <w:sz w:val="14"/>
+              </w:rPr>
+              <w:t xml:space="preserve">  ON l.BookID = b.BookID</w:t>
+            </w:r>
+            <w:r>
+              <w:br/>
+            </w:r>
+            <w:r>
+              <w:rPr>
+                <w:rFonts w:ascii="Liberation Mono" w:eastAsia="Liberation Mono" w:hAnsi="Liberation Mono"/>
+                <w:color w:val="252525"/>
+                <w:sz w:val="14"/>
+              </w:rPr>
+              <w:t>ORDER BY b.BookID;</w:t>
+            </w:r>
+          </w:p>
+        </w:tc>
+      </w:tr>
+    </w:tbl>
+    <w:p>
+      <w:pPr>
+        <w:pStyle w:val="ListParagraph"/>
+      </w:pPr>
+    </w:p>
+    <w:p>
+      <w:pPr>
+        <w:pStyle w:val="ListParagraph"/>
+        <w:spacing w:after="80" w:line="240" w:lineRule="auto"/>
+      </w:pPr>
+      <w:r>
+        <w:rPr>
+          <w:rFonts w:ascii="Carlito" w:eastAsia="Carlito" w:hAnsi="Carlito"/>
+          <w:color w:val="252525"/>
+          <w:sz w:val="21"/>
+        </w:rPr>
+        <w:t>Count the documents after the Book collection has been loaded.</w:t>
+      </w:r>
+    </w:p>
+    <w:p>
+      <w:pPr>
+        <w:pStyle w:val="ListParagraph"/>
+      </w:pPr>
+    </w:p>
+    <w:tbl>
+      <w:tblPr>
+        <w:tblStyle w:val="TableGrid"/>
+        <w:tblW w:w="0" w:type="auto"/>
+        <w:jc w:val="center"/>
+        <w:tblBorders>
+          <w:top w:val="single" w:sz="6" w:space="0" w:color="7F7F7F"/>
+          <w:left w:val="single" w:sz="6" w:space="0" w:color="7F7F7F"/>
+          <w:bottom w:val="single" w:sz="6" w:space="0" w:color="7F7F7F"/>
+          <w:right w:val="single" w:sz="6" w:space="0" w:color="7F7F7F"/>
+          <w:insideH w:val="single" w:sz="6" w:space="0" w:color="7F7F7F"/>
+          <w:insideV w:val="single" w:sz="6" w:space="0" w:color="7F7F7F"/>
+        </w:tblBorders>
+        <w:tblLayout w:type="fixed"/>
+        <w:tblLook w:val="04A0" w:firstRow="1" w:lastRow="0" w:firstColumn="1" w:lastColumn="0" w:noHBand="0" w:noVBand="1"/>
+      </w:tblPr>
+      <w:tblGrid>
+        <w:gridCol w:w="2880"/>
+        <w:gridCol w:w="7056"/>
+      </w:tblGrid>
+      <w:tr>
+        <w:trPr>
+          <w:cantSplit/>
+          <w:tblHeader/>
+          <w:jc w:val="center"/>
+        </w:trPr>
+        <w:tc>
+          <w:tcPr>
+            <w:tcW w:w="2880" w:type="dxa"/>
+            <w:tcBorders>
+              <w:top w:val="single" w:sz="5" w:space="0" w:color="8D7B9B"/>
+              <w:left w:val="single" w:sz="5" w:space="0" w:color="8D7B9B"/>
+              <w:bottom w:val="single" w:sz="5" w:space="0" w:color="8D7B9B"/>
+              <w:right w:val="single" w:sz="5" w:space="0" w:color="8D7B9B"/>
+            </w:tcBorders>
+            <w:tcMar>
+              <w:top w:w="70" w:type="dxa"/>
+              <w:left w:w="90" w:type="dxa"/>
+              <w:bottom w:w="70" w:type="dxa"/>
+              <w:right w:w="90" w:type="dxa"/>
+            </w:tcMar>
+            <w:vAlign w:val="center"/>
+          </w:tcPr>
+          <w:p>
+            <w:pPr>
+              <w:spacing w:after="0" w:line="240" w:lineRule="auto"/>
+              <w:jc w:val="center"/>
+            </w:pPr>
+            <w:r>
+              <w:rPr>
+                <w:rFonts w:ascii="Carlito" w:eastAsia="Carlito" w:hAnsi="Carlito"/>
+                <w:b/>
+                <w:color w:val="1C1C1C"/>
+                <w:sz w:val="18"/>
+              </w:rPr>
+              <w:t>Collection</w:t>
+            </w:r>
+          </w:p>
+        </w:tc>
+        <w:tc>
+          <w:tcPr>
+            <w:tcW w:w="7056" w:type="dxa"/>
+            <w:tcBorders>
+              <w:top w:val="single" w:sz="5" w:space="0" w:color="8D7B9B"/>
+              <w:left w:val="single" w:sz="5" w:space="0" w:color="8D7B9B"/>
+              <w:bottom w:val="single" w:sz="5" w:space="0" w:color="8D7B9B"/>
+              <w:right w:val="single" w:sz="5" w:space="0" w:color="8D7B9B"/>
+            </w:tcBorders>
+            <w:tcMar>
+              <w:top w:w="70" w:type="dxa"/>
+              <w:left w:w="90" w:type="dxa"/>
+              <w:bottom w:w="70" w:type="dxa"/>
+              <w:right w:w="90" w:type="dxa"/>
+            </w:tcMar>
+            <w:vAlign w:val="center"/>
+          </w:tcPr>
+          <w:p>
+            <w:pPr>
+              <w:spacing w:after="0" w:line="240" w:lineRule="auto"/>
+              <w:jc w:val="center"/>
+            </w:pPr>
+            <w:r>
+              <w:rPr>
+                <w:rFonts w:ascii="Carlito" w:eastAsia="Carlito" w:hAnsi="Carlito"/>
+                <w:b/>
+                <w:color w:val="1C1C1C"/>
+                <w:sz w:val="18"/>
+              </w:rPr>
+              <w:t>Number of Documents</w:t>
+            </w:r>
+          </w:p>
+        </w:tc>
+      </w:tr>
+      <w:tr>
+        <w:trPr>
+          <w:cantSplit/>
+          <w:jc w:val="center"/>
+        </w:trPr>
+        <w:tc>
+          <w:tcPr>
+            <w:tcW w:w="2880" w:type="dxa"/>
+            <w:tcBorders>
+              <w:top w:val="single" w:sz="5" w:space="0" w:color="8D7B9B"/>
+              <w:left w:val="single" w:sz="5" w:space="0" w:color="8D7B9B"/>
+              <w:bottom w:val="single" w:sz="5" w:space="0" w:color="8D7B9B"/>
+              <w:right w:val="single" w:sz="5" w:space="0" w:color="8D7B9B"/>
+            </w:tcBorders>
+            <w:tcMar>
+              <w:top w:w="70" w:type="dxa"/>
+              <w:left w:w="90" w:type="dxa"/>
+              <w:bottom w:w="70" w:type="dxa"/>
+              <w:right w:w="90" w:type="dxa"/>
+            </w:tcMar>
+            <w:vAlign w:val="center"/>
+          </w:tcPr>
+          <w:p>
+            <w:pPr>
+              <w:spacing w:after="0" w:line="240" w:lineRule="auto"/>
+            </w:pPr>
+            <w:r>
+              <w:rPr>
+                <w:rFonts w:ascii="Carlito" w:eastAsia="Carlito" w:hAnsi="Carlito"/>
+                <w:color w:val="252525"/>
+                <w:sz w:val="18"/>
+              </w:rPr>
+              <w:t>Book</w:t>
+            </w:r>
+          </w:p>
+        </w:tc>
+        <w:tc>
+          <w:tcPr>
+            <w:tcW w:w="7056" w:type="dxa"/>
+            <w:tcBorders>
+              <w:top w:val="single" w:sz="5" w:space="0" w:color="8D7B9B"/>
+              <w:left w:val="single" w:sz="5" w:space="0" w:color="8D7B9B"/>
+              <w:bottom w:val="single" w:sz="5" w:space="0" w:color="8D7B9B"/>
+              <w:right w:val="single" w:sz="5" w:space="0" w:color="8D7B9B"/>
+            </w:tcBorders>
+            <w:tcMar>
+              <w:top w:w="70" w:type="dxa"/>
+              <w:left w:w="90" w:type="dxa"/>
+              <w:bottom w:w="70" w:type="dxa"/>
+              <w:right w:w="90" w:type="dxa"/>
+            </w:tcMar>
+            <w:vAlign w:val="center"/>
+          </w:tcPr>
+          <w:p>
+            <w:pPr>
+              <w:spacing w:after="0" w:line="240" w:lineRule="auto"/>
+              <w:jc w:val="center"/>
+            </w:pPr>
+            <w:r>
+              <w:rPr>
+                <w:rFonts w:ascii="Carlito" w:eastAsia="Carlito" w:hAnsi="Carlito"/>
+                <w:b/>
+                <w:color w:val="5D8F2B"/>
+                <w:sz w:val="19"/>
+              </w:rPr>
+              <w:t>500</w:t>
+            </w:r>
+          </w:p>
+        </w:tc>
+      </w:tr>
+    </w:tbl>
+    <w:p>
+      <w:pPr>
+        <w:pStyle w:val="ListParagraph"/>
+      </w:pPr>
+    </w:p>
+    <w:p>
+      <w:pPr>
+        <w:pageBreakBefore/>
+        <w:spacing w:after="80" w:line="240" w:lineRule="auto"/>
+        <w:ind w:left="720"/>
+      </w:pPr>
+      <w:r>
+        <w:rPr>
+          <w:rFonts w:ascii="Carlito" w:eastAsia="Carlito" w:hAnsi="Carlito"/>
+          <w:color w:val="252525"/>
+          <w:sz w:val="21"/>
+        </w:rPr>
+        <w:lastRenderedPageBreak/>
+        <w:t>ii) Paste the MongoDB commands and results for the two questions below.</w:t>
+      </w:r>
+    </w:p>
+    <w:tbl>
+      <w:tblPr>
+        <w:tblStyle w:val="TableGrid"/>
+        <w:tblW w:w="0" w:type="auto"/>
+        <w:jc w:val="center"/>
+        <w:tblBorders>
+          <w:top w:val="single" w:sz="6" w:space="0" w:color="7F7F7F"/>
+          <w:left w:val="single" w:sz="6" w:space="0" w:color="7F7F7F"/>
+          <w:bottom w:val="single" w:sz="6" w:space="0" w:color="7F7F7F"/>
+          <w:right w:val="single" w:sz="6" w:space="0" w:color="7F7F7F"/>
+          <w:insideH w:val="single" w:sz="6" w:space="0" w:color="7F7F7F"/>
+          <w:insideV w:val="single" w:sz="6" w:space="0" w:color="7F7F7F"/>
+        </w:tblBorders>
+        <w:tblLayout w:type="fixed"/>
+        <w:tblLook w:val="04A0" w:firstRow="1" w:lastRow="0" w:firstColumn="1" w:lastColumn="0" w:noHBand="0" w:noVBand="1"/>
+      </w:tblPr>
+      <w:tblGrid>
+        <w:gridCol w:w="691"/>
+        <w:gridCol w:w="4608"/>
+        <w:gridCol w:w="4636"/>
+      </w:tblGrid>
+      <w:tr>
+        <w:trPr>
+          <w:cantSplit/>
+          <w:tblHeader/>
+          <w:jc w:val="center"/>
+        </w:trPr>
+        <w:tc>
+          <w:tcPr>
+            <w:tcW w:w="691" w:type="dxa"/>
+            <w:tcBorders>
+              <w:top w:val="single" w:sz="5" w:space="0" w:color="8D7B9B"/>
+              <w:left w:val="single" w:sz="5" w:space="0" w:color="8D7B9B"/>
+              <w:bottom w:val="single" w:sz="5" w:space="0" w:color="8D7B9B"/>
+              <w:right w:val="single" w:sz="5" w:space="0" w:color="8D7B9B"/>
+            </w:tcBorders>
+            <w:tcMar>
+              <w:top w:w="70" w:type="dxa"/>
+              <w:left w:w="90" w:type="dxa"/>
+              <w:bottom w:w="70" w:type="dxa"/>
+              <w:right w:w="90" w:type="dxa"/>
+            </w:tcMar>
+            <w:vAlign w:val="center"/>
+          </w:tcPr>
+          <w:p>
+            <w:pPr>
+              <w:spacing w:after="0" w:line="240" w:lineRule="auto"/>
+              <w:jc w:val="center"/>
+            </w:pPr>
+            <w:r>
+              <w:rPr>
+                <w:rFonts w:ascii="Carlito" w:eastAsia="Carlito" w:hAnsi="Carlito"/>
+                <w:b/>
+                <w:color w:val="1C1C1C"/>
+                <w:sz w:val="17"/>
+              </w:rPr>
+              <w:t>Question</w:t>
+            </w:r>
+          </w:p>
+        </w:tc>
+        <w:tc>
+          <w:tcPr>
+            <w:tcW w:w="4608" w:type="dxa"/>
+            <w:tcBorders>
+              <w:top w:val="single" w:sz="5" w:space="0" w:color="8D7B9B"/>
+              <w:left w:val="single" w:sz="5" w:space="0" w:color="8D7B9B"/>
+              <w:bottom w:val="single" w:sz="5" w:space="0" w:color="8D7B9B"/>
+              <w:right w:val="single" w:sz="5" w:space="0" w:color="8D7B9B"/>
+            </w:tcBorders>
+            <w:tcMar>
+              <w:top w:w="70" w:type="dxa"/>
+              <w:left w:w="90" w:type="dxa"/>
+              <w:bottom w:w="70" w:type="dxa"/>
+              <w:right w:w="90" w:type="dxa"/>
+            </w:tcMar>
+            <w:vAlign w:val="center"/>
+          </w:tcPr>
+          <w:p>
+            <w:pPr>
+              <w:spacing w:after="0" w:line="240" w:lineRule="auto"/>
+              <w:jc w:val="center"/>
+            </w:pPr>
+            <w:r>
+              <w:rPr>
+                <w:rFonts w:ascii="Carlito" w:eastAsia="Carlito" w:hAnsi="Carlito"/>
+                <w:b/>
+                <w:color w:val="1C1C1C"/>
+                <w:sz w:val="17"/>
+              </w:rPr>
+              <w:t>Mongo Command</w:t>
+            </w:r>
+          </w:p>
+        </w:tc>
+        <w:tc>
+          <w:tcPr>
+            <w:tcW w:w="4636" w:type="dxa"/>
+            <w:tcBorders>
+              <w:top w:val="single" w:sz="5" w:space="0" w:color="8D7B9B"/>
+              <w:left w:val="single" w:sz="5" w:space="0" w:color="8D7B9B"/>
+              <w:bottom w:val="single" w:sz="5" w:space="0" w:color="8D7B9B"/>
+              <w:right w:val="single" w:sz="5" w:space="0" w:color="8D7B9B"/>
+            </w:tcBorders>
+            <w:tcMar>
+              <w:top w:w="70" w:type="dxa"/>
+              <w:left w:w="90" w:type="dxa"/>
+              <w:bottom w:w="70" w:type="dxa"/>
+              <w:right w:w="90" w:type="dxa"/>
+            </w:tcMar>
+            <w:vAlign w:val="center"/>
+          </w:tcPr>
+          <w:p>
+            <w:pPr>
+              <w:spacing w:after="0" w:line="240" w:lineRule="auto"/>
+              <w:jc w:val="center"/>
+            </w:pPr>
+            <w:r>
+              <w:rPr>
+                <w:rFonts w:ascii="Carlito" w:eastAsia="Carlito" w:hAnsi="Carlito"/>
+                <w:b/>
+                <w:color w:val="1C1C1C"/>
+                <w:sz w:val="17"/>
+              </w:rPr>
+              <w:t>Result</w:t>
+            </w:r>
+          </w:p>
+        </w:tc>
+      </w:tr>
+      <w:tr>
+        <w:trPr>
+          <w:cantSplit/>
+          <w:jc w:val="center"/>
+        </w:trPr>
+        <w:tc>
+          <w:tcPr>
+            <w:tcW w:w="691" w:type="dxa"/>
+            <w:tcBorders>
+              <w:top w:val="single" w:sz="5" w:space="0" w:color="8D7B9B"/>
+              <w:left w:val="single" w:sz="5" w:space="0" w:color="8D7B9B"/>
+              <w:bottom w:val="single" w:sz="5" w:space="0" w:color="8D7B9B"/>
+              <w:right w:val="single" w:sz="5" w:space="0" w:color="8D7B9B"/>
+            </w:tcBorders>
+            <w:tcMar>
+              <w:top w:w="70" w:type="dxa"/>
+              <w:left w:w="90" w:type="dxa"/>
+              <w:bottom w:w="70" w:type="dxa"/>
+              <w:right w:w="90" w:type="dxa"/>
+            </w:tcMar>
+            <w:vAlign w:val="center"/>
+          </w:tcPr>
+          <w:p>
+            <w:pPr>
+              <w:spacing w:after="0" w:line="240" w:lineRule="auto"/>
+              <w:jc w:val="center"/>
+            </w:pPr>
+            <w:r>
+              <w:rPr>
+                <w:rFonts w:ascii="Carlito" w:eastAsia="Carlito" w:hAnsi="Carlito"/>
+                <w:b/>
+                <w:color w:val="252525"/>
+                <w:sz w:val="17"/>
+              </w:rPr>
+              <w:t>1</w:t>
+            </w:r>
+          </w:p>
+        </w:tc>
+        <w:tc>
+          <w:tcPr>
+            <w:tcW w:w="4608" w:type="dxa"/>
+            <w:tcBorders>
+              <w:top w:val="single" w:sz="5" w:space="0" w:color="8D7B9B"/>
+              <w:left w:val="single" w:sz="5" w:space="0" w:color="8D7B9B"/>
+              <w:bottom w:val="single" w:sz="5" w:space="0" w:color="8D7B9B"/>
+              <w:right w:val="single" w:sz="5" w:space="0" w:color="8D7B9B"/>
+            </w:tcBorders>
+            <w:tcMar>
+              <w:top w:w="70" w:type="dxa"/>
+              <w:left w:w="90" w:type="dxa"/>
+              <w:bottom w:w="70" w:type="dxa"/>
+              <w:right w:w="90" w:type="dxa"/>
+            </w:tcMar>
+            <w:vAlign w:val="center"/>
+          </w:tcPr>
+          <w:p>
+            <w:pPr>
+              <w:spacing w:after="0" w:line="216" w:lineRule="auto"/>
+            </w:pPr>
+            <w:r>
+              <w:rPr>
+                <w:rFonts w:ascii="Liberation Mono" w:eastAsia="Liberation Mono" w:hAnsi="Liberation Mono"/>
+                <w:color w:val="252525"/>
+                <w:sz w:val="14"/>
+              </w:rPr>
+              <w:t>db.Book.find(</w:t>
+            </w:r>
+            <w:r>
+              <w:br/>
+            </w:r>
+            <w:r>
+              <w:rPr>
+                <w:rFonts w:ascii="Liberation Mono" w:eastAsia="Liberation Mono" w:hAnsi="Liberation Mono"/>
+                <w:color w:val="252525"/>
+                <w:sz w:val="14"/>
+              </w:rPr>
+              <w:t xml:space="preserve">  { totalLoanTransactions: { $gt: 400 } },</w:t>
+            </w:r>
+            <w:r>
+              <w:br/>
+            </w:r>
+            <w:r>
+              <w:rPr>
+                <w:rFonts w:ascii="Liberation Mono" w:eastAsia="Liberation Mono" w:hAnsi="Liberation Mono"/>
+                <w:color w:val="252525"/>
+                <w:sz w:val="14"/>
+              </w:rPr>
+              <w:t xml:space="preserve">  {</w:t>
+            </w:r>
+            <w:r>
+              <w:br/>
+            </w:r>
+            <w:r>
+              <w:rPr>
+                <w:rFonts w:ascii="Liberation Mono" w:eastAsia="Liberation Mono" w:hAnsi="Liberation Mono"/>
+                <w:color w:val="252525"/>
+                <w:sz w:val="14"/>
+              </w:rPr>
+              <w:t xml:space="preserve">    _id: 0,</w:t>
+            </w:r>
+            <w:r>
+              <w:br/>
+            </w:r>
+            <w:r>
+              <w:rPr>
+                <w:rFonts w:ascii="Liberation Mono" w:eastAsia="Liberation Mono" w:hAnsi="Liberation Mono"/>
+                <w:color w:val="252525"/>
+                <w:sz w:val="14"/>
+              </w:rPr>
+              <w:t xml:space="preserve">    title: 1,</w:t>
+            </w:r>
+            <w:r>
+              <w:br/>
+            </w:r>
+            <w:r>
+              <w:rPr>
+                <w:rFonts w:ascii="Liberation Mono" w:eastAsia="Liberation Mono" w:hAnsi="Liberation Mono"/>
+                <w:color w:val="252525"/>
+                <w:sz w:val="14"/>
+              </w:rPr>
+              <w:t xml:space="preserve">    genre: 1,</w:t>
+            </w:r>
+            <w:r>
+              <w:br/>
+            </w:r>
+            <w:r>
+              <w:rPr>
+                <w:rFonts w:ascii="Liberation Mono" w:eastAsia="Liberation Mono" w:hAnsi="Liberation Mono"/>
+                <w:color w:val="252525"/>
+                <w:sz w:val="14"/>
+              </w:rPr>
+              <w:t xml:space="preserve">    totalLoanTransactions: 1</w:t>
+            </w:r>
+            <w:r>
+              <w:br/>
+            </w:r>
+            <w:r>
+              <w:rPr>
+                <w:rFonts w:ascii="Liberation Mono" w:eastAsia="Liberation Mono" w:hAnsi="Liberation Mono"/>
+                <w:color w:val="252525"/>
+                <w:sz w:val="14"/>
+              </w:rPr>
+              <w:t xml:space="preserve">  }</w:t>
+            </w:r>
+            <w:r>
+              <w:br/>
+            </w:r>
+            <w:r>
+              <w:rPr>
+                <w:rFonts w:ascii="Liberation Mono" w:eastAsia="Liberation Mono" w:hAnsi="Liberation Mono"/>
+                <w:color w:val="252525"/>
+                <w:sz w:val="14"/>
+              </w:rPr>
+              <w:t>).sort({</w:t>
+            </w:r>
+            <w:r>
+              <w:br/>
+            </w:r>
+            <w:r>
+              <w:rPr>
+                <w:rFonts w:ascii="Liberation Mono" w:eastAsia="Liberation Mono" w:hAnsi="Liberation Mono"/>
+                <w:color w:val="252525"/>
+                <w:sz w:val="14"/>
+              </w:rPr>
+              <w:t xml:space="preserve">  totalLoanTransactions: -1,</w:t>
+            </w:r>
+            <w:r>
+              <w:br/>
+            </w:r>
+            <w:r>
+              <w:rPr>
+                <w:rFonts w:ascii="Liberation Mono" w:eastAsia="Liberation Mono" w:hAnsi="Liberation Mono"/>
+                <w:color w:val="252525"/>
+                <w:sz w:val="14"/>
+              </w:rPr>
+              <w:t xml:space="preserve">  title: 1</w:t>
+            </w:r>
+            <w:r>
+              <w:br/>
+            </w:r>
+            <w:r>
+              <w:rPr>
+                <w:rFonts w:ascii="Liberation Mono" w:eastAsia="Liberation Mono" w:hAnsi="Liberation Mono"/>
+                <w:color w:val="252525"/>
+                <w:sz w:val="14"/>
+              </w:rPr>
+              <w:t>}).toArray()</w:t>
+            </w:r>
+          </w:p>
+        </w:tc>
+        <w:tc>
+          <w:tcPr>
+            <w:tcW w:w="4636" w:type="dxa"/>
+            <w:tcBorders>
+              <w:top w:val="single" w:sz="5" w:space="0" w:color="8D7B9B"/>
+              <w:left w:val="single" w:sz="5" w:space="0" w:color="8D7B9B"/>
+              <w:bottom w:val="single" w:sz="5" w:space="0" w:color="8D7B9B"/>
+              <w:right w:val="single" w:sz="5" w:space="0" w:color="8D7B9B"/>
+            </w:tcBorders>
+            <w:tcMar>
+              <w:top w:w="70" w:type="dxa"/>
+              <w:left w:w="90" w:type="dxa"/>
+              <w:bottom w:w="70" w:type="dxa"/>
+              <w:right w:w="90" w:type="dxa"/>
+            </w:tcMar>
+            <w:vAlign w:val="center"/>
+          </w:tcPr>
+          <w:p>
+            <w:pPr>
+              <w:spacing w:after="0" w:line="230" w:lineRule="auto"/>
+            </w:pPr>
+            <w:r>
+              <w:t>None</w:t>
+            </w:r>
+          </w:p>
+        </w:tc>
+      </w:tr>
+      <w:tr>
+        <w:trPr>
+          <w:cantSplit/>
+          <w:jc w:val="center"/>
+        </w:trPr>
+        <w:tc>
+          <w:tcPr>
+            <w:tcW w:w="691" w:type="dxa"/>
+            <w:tcBorders>
+              <w:top w:val="single" w:sz="5" w:space="0" w:color="8D7B9B"/>
+              <w:left w:val="single" w:sz="5" w:space="0" w:color="8D7B9B"/>
+              <w:bottom w:val="single" w:sz="5" w:space="0" w:color="8D7B9B"/>
+              <w:right w:val="single" w:sz="5" w:space="0" w:color="8D7B9B"/>
+            </w:tcBorders>
+            <w:tcMar>
+              <w:top w:w="70" w:type="dxa"/>
+              <w:left w:w="90" w:type="dxa"/>
+              <w:bottom w:w="70" w:type="dxa"/>
+              <w:right w:w="90" w:type="dxa"/>
+            </w:tcMar>
+            <w:vAlign w:val="center"/>
+          </w:tcPr>
+          <w:p>
+            <w:pPr>
+              <w:spacing w:after="0" w:line="240" w:lineRule="auto"/>
+              <w:jc w:val="center"/>
+            </w:pPr>
+            <w:r>
+              <w:rPr>
+                <w:rFonts w:ascii="Carlito" w:eastAsia="Carlito" w:hAnsi="Carlito"/>
+                <w:b/>
+                <w:color w:val="252525"/>
+                <w:sz w:val="17"/>
+              </w:rPr>
+              <w:t>2</w:t>
+            </w:r>
+          </w:p>
+        </w:tc>
+        <w:tc>
+          <w:tcPr>
+            <w:tcW w:w="4608" w:type="dxa"/>
+            <w:tcBorders>
+              <w:top w:val="single" w:sz="5" w:space="0" w:color="8D7B9B"/>
+              <w:left w:val="single" w:sz="5" w:space="0" w:color="8D7B9B"/>
+              <w:bottom w:val="single" w:sz="5" w:space="0" w:color="8D7B9B"/>
+              <w:right w:val="single" w:sz="5" w:space="0" w:color="8D7B9B"/>
+            </w:tcBorders>
+            <w:tcMar>
+              <w:top w:w="70" w:type="dxa"/>
+              <w:left w:w="90" w:type="dxa"/>
+              <w:bottom w:w="70" w:type="dxa"/>
+              <w:right w:w="90" w:type="dxa"/>
+            </w:tcMar>
+            <w:vAlign w:val="center"/>
+          </w:tcPr>
+          <w:p>
+            <w:pPr>
+              <w:spacing w:after="0" w:line="211" w:lineRule="auto"/>
+            </w:pPr>
+            <w:r>
+              <w:rPr>
+                <w:rFonts w:ascii="Liberation Mono" w:eastAsia="Liberation Mono" w:hAnsi="Liberation Mono"/>
+                <w:color w:val="252525"/>
+                <w:sz w:val="13"/>
+              </w:rPr>
+              <w:t>db.Book.aggregate([</w:t>
+            </w:r>
+            <w:r>
+              <w:br/>
+            </w:r>
+            <w:r>
+              <w:rPr>
+                <w:rFonts w:ascii="Liberation Mono" w:eastAsia="Liberation Mono" w:hAnsi="Liberation Mono"/>
+                <w:color w:val="252525"/>
+                <w:sz w:val="13"/>
+              </w:rPr>
+              <w:t xml:space="preserve">  {</w:t>
+            </w:r>
+            <w:r>
+              <w:br/>
+            </w:r>
+            <w:r>
+              <w:rPr>
+                <w:rFonts w:ascii="Liberation Mono" w:eastAsia="Liberation Mono" w:hAnsi="Liberation Mono"/>
+                <w:color w:val="252525"/>
+                <w:sz w:val="13"/>
+              </w:rPr>
+              <w:t xml:space="preserve">    $group: {</w:t>
+            </w:r>
+            <w:r>
+              <w:br/>
+            </w:r>
+            <w:r>
+              <w:rPr>
+                <w:rFonts w:ascii="Liberation Mono" w:eastAsia="Liberation Mono" w:hAnsi="Liberation Mono"/>
+                <w:color w:val="252525"/>
+                <w:sz w:val="13"/>
+              </w:rPr>
+              <w:t xml:space="preserve">      _id: "$genre",</w:t>
+            </w:r>
+            <w:r>
+              <w:br/>
+            </w:r>
+            <w:r>
+              <w:rPr>
+                <w:rFonts w:ascii="Liberation Mono" w:eastAsia="Liberation Mono" w:hAnsi="Liberation Mono"/>
+                <w:color w:val="252525"/>
+                <w:sz w:val="13"/>
+              </w:rPr>
+              <w:t xml:space="preserve">      numberOfBooks: { $sum: 1 },</w:t>
+            </w:r>
+            <w:r>
+              <w:br/>
+            </w:r>
+            <w:r>
+              <w:rPr>
+                <w:rFonts w:ascii="Liberation Mono" w:eastAsia="Liberation Mono" w:hAnsi="Liberation Mono"/>
+                <w:color w:val="252525"/>
+                <w:sz w:val="13"/>
+              </w:rPr>
+              <w:t xml:space="preserve">      averageLoansPerBook: {</w:t>
+            </w:r>
+            <w:r>
+              <w:br/>
+            </w:r>
+            <w:r>
+              <w:rPr>
+                <w:rFonts w:ascii="Liberation Mono" w:eastAsia="Liberation Mono" w:hAnsi="Liberation Mono"/>
+                <w:color w:val="252525"/>
+                <w:sz w:val="13"/>
+              </w:rPr>
+              <w:t xml:space="preserve">        $avg: "$totalLoanTransactions"</w:t>
+            </w:r>
+            <w:r>
+              <w:br/>
+            </w:r>
+            <w:r>
+              <w:rPr>
+                <w:rFonts w:ascii="Liberation Mono" w:eastAsia="Liberation Mono" w:hAnsi="Liberation Mono"/>
+                <w:color w:val="252525"/>
+                <w:sz w:val="13"/>
+              </w:rPr>
+              <w:t xml:space="preserve">      }</w:t>
+            </w:r>
+            <w:r>
+              <w:br/>
+            </w:r>
+            <w:r>
+              <w:rPr>
+                <w:rFonts w:ascii="Liberation Mono" w:eastAsia="Liberation Mono" w:hAnsi="Liberation Mono"/>
+                <w:color w:val="252525"/>
+                <w:sz w:val="13"/>
+              </w:rPr>
+              <w:t xml:space="preserve">    }</w:t>
+            </w:r>
+            <w:r>
+              <w:br/>
+            </w:r>
+            <w:r>
+              <w:rPr>
+                <w:rFonts w:ascii="Liberation Mono" w:eastAsia="Liberation Mono" w:hAnsi="Liberation Mono"/>
+                <w:color w:val="252525"/>
+                <w:sz w:val="13"/>
+              </w:rPr>
+              <w:t xml:space="preserve">  },</w:t>
+            </w:r>
+            <w:r>
+              <w:br/>
+            </w:r>
+            <w:r>
+              <w:rPr>
+                <w:rFonts w:ascii="Liberation Mono" w:eastAsia="Liberation Mono" w:hAnsi="Liberation Mono"/>
+                <w:color w:val="252525"/>
+                <w:sz w:val="13"/>
+              </w:rPr>
+              <w:t xml:space="preserve">  {</w:t>
+            </w:r>
+            <w:r>
+              <w:br/>
+            </w:r>
+            <w:r>
+              <w:rPr>
+                <w:rFonts w:ascii="Liberation Mono" w:eastAsia="Liberation Mono" w:hAnsi="Liberation Mono"/>
+                <w:color w:val="252525"/>
+                <w:sz w:val="13"/>
+              </w:rPr>
+              <w:t xml:space="preserve">    $match: {</w:t>
+            </w:r>
+            <w:r>
+              <w:br/>
+            </w:r>
+            <w:r>
+              <w:rPr>
+                <w:rFonts w:ascii="Liberation Mono" w:eastAsia="Liberation Mono" w:hAnsi="Liberation Mono"/>
+                <w:color w:val="252525"/>
+                <w:sz w:val="13"/>
+              </w:rPr>
+              <w:t xml:space="preserve">      numberOfBooks: { $gt: 50 },</w:t>
+            </w:r>
+            <w:r>
+              <w:br/>
+            </w:r>
+            <w:r>
+              <w:rPr>
+                <w:rFonts w:ascii="Liberation Mono" w:eastAsia="Liberation Mono" w:hAnsi="Liberation Mono"/>
+                <w:color w:val="252525"/>
+                <w:sz w:val="13"/>
+              </w:rPr>
+              <w:t xml:space="preserve">      averageLoansPerBook: { $gt: 70 }</w:t>
+            </w:r>
+            <w:r>
+              <w:br/>
+            </w:r>
+            <w:r>
+              <w:rPr>
+                <w:rFonts w:ascii="Liberation Mono" w:eastAsia="Liberation Mono" w:hAnsi="Liberation Mono"/>
+                <w:color w:val="252525"/>
+                <w:sz w:val="13"/>
+              </w:rPr>
+              <w:t xml:space="preserve">    }</w:t>
+            </w:r>
+            <w:r>
+              <w:br/>
+            </w:r>
+            <w:r>
+              <w:rPr>
+                <w:rFonts w:ascii="Liberation Mono" w:eastAsia="Liberation Mono" w:hAnsi="Liberation Mono"/>
+                <w:color w:val="252525"/>
+                <w:sz w:val="13"/>
+              </w:rPr>
+              <w:t xml:space="preserve">  },</w:t>
+            </w:r>
+            <w:r>
+              <w:br/>
+            </w:r>
+            <w:r>
+              <w:rPr>
+                <w:rFonts w:ascii="Liberation Mono" w:eastAsia="Liberation Mono" w:hAnsi="Liberation Mono"/>
+                <w:color w:val="252525"/>
+                <w:sz w:val="13"/>
+              </w:rPr>
+              <w:t xml:space="preserve">  {</w:t>
+            </w:r>
+            <w:r>
+              <w:br/>
+            </w:r>
+            <w:r>
+              <w:rPr>
+                <w:rFonts w:ascii="Liberation Mono" w:eastAsia="Liberation Mono" w:hAnsi="Liberation Mono"/>
+                <w:color w:val="252525"/>
+                <w:sz w:val="13"/>
+              </w:rPr>
+              <w:t xml:space="preserve">    $project: {</w:t>
+            </w:r>
+            <w:r>
+              <w:br/>
+            </w:r>
+            <w:r>
+              <w:rPr>
+                <w:rFonts w:ascii="Liberation Mono" w:eastAsia="Liberation Mono" w:hAnsi="Liberation Mono"/>
+                <w:color w:val="252525"/>
+                <w:sz w:val="13"/>
+              </w:rPr>
+              <w:t xml:space="preserve">      _id: 0,</w:t>
+            </w:r>
+            <w:r>
+              <w:br/>
+            </w:r>
+            <w:r>
+              <w:rPr>
+                <w:rFonts w:ascii="Liberation Mono" w:eastAsia="Liberation Mono" w:hAnsi="Liberation Mono"/>
+                <w:color w:val="252525"/>
+                <w:sz w:val="13"/>
+              </w:rPr>
+              <w:t xml:space="preserve">      genre: "$_id",</w:t>
+            </w:r>
+            <w:r>
+              <w:br/>
+            </w:r>
+            <w:r>
+              <w:rPr>
+                <w:rFonts w:ascii="Liberation Mono" w:eastAsia="Liberation Mono" w:hAnsi="Liberation Mono"/>
+                <w:color w:val="252525"/>
+                <w:sz w:val="13"/>
+              </w:rPr>
+              <w:t xml:space="preserve">      numberOfBooks: 1,</w:t>
+            </w:r>
+            <w:r>
+              <w:br/>
+            </w:r>
+            <w:r>
+              <w:rPr>
+                <w:rFonts w:ascii="Liberation Mono" w:eastAsia="Liberation Mono" w:hAnsi="Liberation Mono"/>
+                <w:color w:val="252525"/>
+                <w:sz w:val="13"/>
+              </w:rPr>
+              <w:t xml:space="preserve">      averageLoansPerBook: {</w:t>
+            </w:r>
+            <w:r>
+              <w:br/>
+            </w:r>
+            <w:r>
+              <w:rPr>
+                <w:rFonts w:ascii="Liberation Mono" w:eastAsia="Liberation Mono" w:hAnsi="Liberation Mono"/>
+                <w:color w:val="252525"/>
+                <w:sz w:val="13"/>
+              </w:rPr>
+              <w:t xml:space="preserve">        $round: ["$averageLoansPerBook", 2]</w:t>
+            </w:r>
+            <w:r>
+              <w:br/>
+            </w:r>
+            <w:r>
+              <w:rPr>
+                <w:rFonts w:ascii="Liberation Mono" w:eastAsia="Liberation Mono" w:hAnsi="Liberation Mono"/>
+                <w:color w:val="252525"/>
+                <w:sz w:val="13"/>
+              </w:rPr>
+              <w:t xml:space="preserve">      }</w:t>
+            </w:r>
+            <w:r>
+              <w:br/>
+            </w:r>
+            <w:r>
+              <w:rPr>
+                <w:rFonts w:ascii="Liberation Mono" w:eastAsia="Liberation Mono" w:hAnsi="Liberation Mono"/>
+                <w:color w:val="252525"/>
+                <w:sz w:val="13"/>
+              </w:rPr>
+              <w:t xml:space="preserve">    }</w:t>
+            </w:r>
+            <w:r>
+              <w:br/>
+            </w:r>
+            <w:r>
+              <w:rPr>
+                <w:rFonts w:ascii="Liberation Mono" w:eastAsia="Liberation Mono" w:hAnsi="Liberation Mono"/>
+                <w:color w:val="252525"/>
+                <w:sz w:val="13"/>
+              </w:rPr>
+              <w:t xml:space="preserve">  },</w:t>
+            </w:r>
+            <w:r>
+              <w:br/>
+            </w:r>
+            <w:r>
+              <w:rPr>
+                <w:rFonts w:ascii="Liberation Mono" w:eastAsia="Liberation Mono" w:hAnsi="Liberation Mono"/>
+                <w:color w:val="252525"/>
+                <w:sz w:val="13"/>
+              </w:rPr>
+              <w:t xml:space="preserve">  { $sort: { averageLoansPerBook: -1, genre: 1 } }</w:t>
+            </w:r>
+            <w:r>
+              <w:br/>
+            </w:r>
+            <w:r>
+              <w:rPr>
+                <w:rFonts w:ascii="Liberation Mono" w:eastAsia="Liberation Mono" w:hAnsi="Liberation Mono"/>
+                <w:color w:val="252525"/>
+                <w:sz w:val="13"/>
+              </w:rPr>
+              <w:t>]).toArray()</w:t>
+            </w:r>
+          </w:p>
+        </w:tc>
+        <w:tc>
+          <w:tcPr>
+            <w:tcW w:w="4636" w:type="dxa"/>
+            <w:tcBorders>
+              <w:top w:val="single" w:sz="5" w:space="0" w:color="8D7B9B"/>
+              <w:left w:val="single" w:sz="5" w:space="0" w:color="8D7B9B"/>
+              <w:bottom w:val="single" w:sz="5" w:space="0" w:color="8D7B9B"/>
+              <w:right w:val="single" w:sz="5" w:space="0" w:color="8D7B9B"/>
+            </w:tcBorders>
+            <w:tcMar>
+              <w:top w:w="70" w:type="dxa"/>
+              <w:left w:w="90" w:type="dxa"/>
+              <w:bottom w:w="70" w:type="dxa"/>
+              <w:right w:w="90" w:type="dxa"/>
+            </w:tcMar>
+            <w:vAlign w:val="center"/>
+          </w:tcPr>
+          <w:p>
+            <w:pPr>
+              <w:spacing w:after="0" w:line="226" w:lineRule="auto"/>
+            </w:pPr>
+            <w:r>
+              <w:rPr>
+                <w:rFonts w:ascii="Carlito" w:eastAsia="Carlito" w:hAnsi="Carlito"/>
+                <w:color w:val="252525"/>
+              </w:rPr>
+              <w:t>None</w:t>
+            </w:r>
+          </w:p>
+        </w:tc>
+      </w:tr>
+    </w:tbl>
+    <w:p>
+      <w:pPr>
+        <w:ind w:left="720"/>
+        <w:rPr>
+          <w:b/>
+          <w:bCs/>
+        </w:rPr>
+      </w:pPr>
+    </w:p>
+    <w:p>
+      <w:pPr>
+        <w:rPr>
+          <w:b/>
+          <w:bCs/>
+        </w:rPr>
+      </w:pPr>
+      <w:r>
+        <w:rPr>
+          <w:b/>
+          <w:bCs/>
+        </w:rPr>
+        <w:br w:type="page"/>
+      </w:r>
+    </w:p>
+    <w:p>
+      <w:pPr>
+        <w:pStyle w:val="ListParagraph"/>
+        <w:keepNext/>
+        <w:numPr>
+          <w:ilvl w:val="0"/>
+          <w:numId w:val="45"/>
+        </w:numPr>
+        <w:spacing w:after="40" w:line="240" w:lineRule="auto"/>
+        <w:rPr>
+          <w:b/>
+          <w:bCs/>
+        </w:rPr>
+      </w:pPr>
+      <w:r>
+        <w:rPr>
+          <w:rFonts w:ascii="Carlito" w:eastAsia="Carlito" w:hAnsi="Carlito"/>
+          <w:b/>
+          <w:color w:val="252525"/>
+          <w:sz w:val="21"/>
+        </w:rPr>
+        <w:t>Individual report</w:t>
+      </w:r>
+    </w:p>
+    <w:p>
+      <w:pPr>
+        <w:pStyle w:val="ReportTitle"/>
+      </w:pPr>
+      <w:r>
+        <w:t>Rerunnable Incremental ETL with Watermarks</w:t>
+      </w:r>
+    </w:p>
+    <w:p>
+      <w:pPr>
+        <w:pStyle w:val="ReportSubtitle"/>
+      </w:pPr>
+      <w:r>
+        <w:t>Fixed batch boundaries, overlap windows and idempotent upserts</w:t>
+      </w:r>
+    </w:p>
+    <w:tbl>
+      <w:tblPr>
+        <w:tblW w:w="0" w:type="auto"/>
+        <w:jc w:val="center"/>
+        <w:tblLayout w:type="fixed"/>
+        <w:tblLook w:val="04A0" w:firstRow="1" w:lastRow="0" w:firstColumn="1" w:lastColumn="0" w:noHBand="0" w:noVBand="1"/>
+      </w:tblPr>
+      <w:tblGrid>
+        <w:gridCol w:w="1800"/>
+        <w:gridCol w:w="8136"/>
+      </w:tblGrid>
+      <w:tr>
+        <w:trPr>
+          <w:cantSplit/>
+          <w:jc w:val="center"/>
+        </w:trPr>
+        <w:tc>
+          <w:tcPr>
+            <w:tcW w:w="1800" w:type="dxa"/>
+            <w:tcBorders>
+              <w:top w:val="single" w:sz="5" w:space="0" w:color="D7D9DE"/>
+              <w:left w:val="single" w:sz="5" w:space="0" w:color="D7D9DE"/>
+              <w:bottom w:val="single" w:sz="5" w:space="0" w:color="D7D9DE"/>
+              <w:right w:val="single" w:sz="5" w:space="0" w:color="D7D9DE"/>
+            </w:tcBorders>
+            <w:tcMar>
+              <w:top w:w="70" w:type="dxa"/>
+              <w:left w:w="90" w:type="dxa"/>
+              <w:bottom w:w="70" w:type="dxa"/>
+              <w:right w:w="90" w:type="dxa"/>
+            </w:tcMar>
+            <w:vAlign w:val="center"/>
+          </w:tcPr>
+          <w:p>
+            <w:pPr>
+              <w:spacing w:after="0" w:line="240" w:lineRule="auto"/>
+            </w:pPr>
+            <w:r>
+              <w:rPr>
+                <w:rFonts w:ascii="Carlito" w:eastAsia="Carlito" w:hAnsi="Carlito"/>
+                <w:b/>
+                <w:color w:val="4B2A63"/>
+                <w:sz w:val="19"/>
+              </w:rPr>
+              <w:t>Name</w:t>
+            </w:r>
+          </w:p>
+        </w:tc>
+        <w:tc>
+          <w:tcPr>
+            <w:tcW w:w="8136" w:type="dxa"/>
+            <w:tcBorders>
+              <w:top w:val="single" w:sz="5" w:space="0" w:color="D7D9DE"/>
+              <w:left w:val="single" w:sz="5" w:space="0" w:color="D7D9DE"/>
+              <w:bottom w:val="single" w:sz="5" w:space="0" w:color="D7D9DE"/>
+              <w:right w:val="single" w:sz="5" w:space="0" w:color="D7D9DE"/>
+            </w:tcBorders>
+            <w:tcMar>
+              <w:top w:w="70" w:type="dxa"/>
+              <w:left w:w="90" w:type="dxa"/>
+              <w:bottom w:w="70" w:type="dxa"/>
+              <w:right w:w="90" w:type="dxa"/>
+            </w:tcMar>
+            <w:vAlign w:val="center"/>
+          </w:tcPr>
+          <w:p>
+            <w:pPr>
+              <w:spacing w:after="0" w:line="240" w:lineRule="auto"/>
+            </w:pPr>
+            <w:r>
+              <w:rPr>
+                <w:rFonts w:ascii="Carlito" w:eastAsia="Carlito" w:hAnsi="Carlito"/>
+                <w:color w:val="252525"/>
+                <w:sz w:val="19"/>
+              </w:rPr>
+              <w:t>Hannah How</w:t>
+            </w:r>
+          </w:p>
+        </w:tc>
+      </w:tr>
+      <w:tr>
+        <w:trPr>
+          <w:cantSplit/>
+          <w:jc w:val="center"/>
+        </w:trPr>
+        <w:tc>
+          <w:tcPr>
+            <w:tcW w:w="1800" w:type="dxa"/>
+            <w:tcBorders>
+              <w:top w:val="single" w:sz="5" w:space="0" w:color="D7D9DE"/>
+              <w:left w:val="single" w:sz="5" w:space="0" w:color="D7D9DE"/>
+              <w:bottom w:val="single" w:sz="5" w:space="0" w:color="D7D9DE"/>
+              <w:right w:val="single" w:sz="5" w:space="0" w:color="D7D9DE"/>
+            </w:tcBorders>
+            <w:tcMar>
+              <w:top w:w="70" w:type="dxa"/>
+              <w:left w:w="90" w:type="dxa"/>
+              <w:bottom w:w="70" w:type="dxa"/>
+              <w:right w:w="90" w:type="dxa"/>
+            </w:tcMar>
+            <w:vAlign w:val="center"/>
+          </w:tcPr>
+          <w:p>
+            <w:pPr>
+              <w:spacing w:after="0" w:line="240" w:lineRule="auto"/>
+            </w:pPr>
+            <w:r>
+              <w:rPr>
+                <w:rFonts w:ascii="Carlito" w:eastAsia="Carlito" w:hAnsi="Carlito"/>
+                <w:b/>
+                <w:color w:val="4B2A63"/>
+                <w:sz w:val="19"/>
+              </w:rPr>
+              <w:t>Student ID</w:t>
+            </w:r>
+          </w:p>
+        </w:tc>
+        <w:tc>
+          <w:tcPr>
+            <w:tcW w:w="8136" w:type="dxa"/>
+            <w:tcBorders>
+              <w:top w:val="single" w:sz="5" w:space="0" w:color="D7D9DE"/>
+              <w:left w:val="single" w:sz="5" w:space="0" w:color="D7D9DE"/>
+              <w:bottom w:val="single" w:sz="5" w:space="0" w:color="D7D9DE"/>
+              <w:right w:val="single" w:sz="5" w:space="0" w:color="D7D9DE"/>
+            </w:tcBorders>
+            <w:tcMar>
+              <w:top w:w="70" w:type="dxa"/>
+              <w:left w:w="90" w:type="dxa"/>
+              <w:bottom w:w="70" w:type="dxa"/>
+              <w:right w:w="90" w:type="dxa"/>
+            </w:tcMar>
+            <w:vAlign w:val="center"/>
+          </w:tcPr>
+          <w:p>
+            <w:pPr>
+              <w:spacing w:after="0" w:line="240" w:lineRule="auto"/>
+            </w:pPr>
+            <w:r>
+              <w:rPr>
+                <w:rFonts w:ascii="Carlito" w:eastAsia="Carlito" w:hAnsi="Carlito"/>
+                <w:color w:val="252525"/>
+                <w:sz w:val="19"/>
+              </w:rPr>
+              <w:t>P2518507</w:t>
+            </w:r>
+          </w:p>
+        </w:tc>
+      </w:tr>
+    </w:tbl>
+    <w:p>
+      <w:pPr>
+        <w:spacing w:after="0"/>
+      </w:pPr>
+    </w:p>
+    <w:tbl>
+      <w:tblPr>
+        <w:tblW w:w="0" w:type="auto"/>
+        <w:jc w:val="center"/>
+        <w:tblLayout w:type="fixed"/>
+        <w:tblLook w:val="04A0" w:firstRow="1" w:lastRow="0" w:firstColumn="1" w:lastColumn="0" w:noHBand="0" w:noVBand="1"/>
+      </w:tblPr>
+      <w:tblGrid>
+        <w:gridCol w:w="9936"/>
+      </w:tblGrid>
+      <w:tr>
+        <w:trPr>
+          <w:cantSplit/>
+          <w:jc w:val="center"/>
+        </w:trPr>
+        <w:tc>
+          <w:tcPr>
+            <w:tcW w:w="9936" w:type="dxa"/>
+            <w:tcBorders>
+              <w:top w:val="single" w:sz="10" w:space="0" w:color="5D8F2B"/>
+              <w:left w:val="single" w:sz="10" w:space="0" w:color="5D8F2B"/>
+              <w:bottom w:val="single" w:sz="10" w:space="0" w:color="5D8F2B"/>
+              <w:right w:val="single" w:sz="10" w:space="0" w:color="5D8F2B"/>
+            </w:tcBorders>
+            <w:tcMar>
+              <w:top w:w="80" w:type="dxa"/>
+              <w:left w:w="100" w:type="dxa"/>
+              <w:bottom w:w="80" w:type="dxa"/>
+              <w:right w:w="100" w:type="dxa"/>
+            </w:tcMar>
+          </w:tcPr>
+          <w:p>
+            <w:pPr>
+              <w:spacing w:after="0" w:line="240" w:lineRule="auto"/>
+            </w:pPr>
+            <w:r>
+              <w:rPr>
+                <w:rFonts w:ascii="Carlito" w:eastAsia="Carlito" w:hAnsi="Carlito"/>
+                <w:b/>
+                <w:color w:val="5D8F2B"/>
+                <w:sz w:val="21"/>
+              </w:rPr>
+              <w:t xml:space="preserve">Research question: </w:t>
+            </w:r>
+            <w:r>
+              <w:rPr>
+                <w:rFonts w:ascii="Carlito" w:eastAsia="Carlito" w:hAnsi="Carlito"/>
+                <w:color w:val="252525"/>
+                <w:sz w:val="21"/>
+              </w:rPr>
+              <w:t>How can a loan ETL job recover from retries or failures without creating duplicates or skipping source changes?</w:t>
+            </w:r>
+          </w:p>
+        </w:tc>
+      </w:tr>
+    </w:tbl>
+    <w:p>
+      <w:pPr>
+        <w:spacing w:after="0"/>
+      </w:pPr>
+    </w:p>
+    <w:p>
+      <w:pPr>
+        <w:pStyle w:val="ReportHeading"/>
+        <w:pBdr>
+          <w:bottom w:val="single" w:sz="10" w:space="2" w:color="8ED14B"/>
+        </w:pBdr>
+      </w:pPr>
+      <w:r>
+        <w:t>1. Failure modes in a simple incremental load</w:t>
+      </w:r>
+    </w:p>
+    <w:p>
+      <w:pPr>
+        <w:pStyle w:val="ReportBody"/>
+      </w:pPr>
+      <w:r>
+        <w:t>A full reload is easy to reason about, but it becomes wasteful as transaction history grows. A common replacement is to store the latest source timestamp and load rows where UpdatedAt</w:t>
+      </w:r>
+      <w:r>
+        <w:t xml:space="preserve"> is greater than that value. This looks safe until two rows share the same timestamp, a change becomes visible late, or the job advances its watermark before the target write is committed.</w:t>
+      </w:r>
+    </w:p>
+    <w:p>
+      <w:pPr>
+        <w:pStyle w:val="ReportBody"/>
+      </w:pPr>
+      <w:r>
+        <w:t>I designed a rerunnable pattern around five controls. The batch uses a fixed upper boundary, reads from a small overlap before the previous watermark, keeps only the latest version of each LoanID, upserts</w:t>
+      </w:r>
+      <w:r>
+        <w:t xml:space="preserve"> into a uniquely keyed target, and updates the watermark in the same transaction as the target. The demonstration extends the library source with a stable LoanID and UpdatedAt field because incremental change capture needs both identity and change time.</w:t>
+      </w:r>
+    </w:p>
+    <w:tbl>
+      <w:tblPr>
+        <w:tblW w:w="0" w:type="auto"/>
+        <w:jc w:val="center"/>
+        <w:tblLayout w:type="fixed"/>
+        <w:tblLook w:val="04A0" w:firstRow="1" w:lastRow="0" w:firstColumn="1" w:lastColumn="0" w:noHBand="0" w:noVBand="1"/>
+      </w:tblPr>
+      <w:tblGrid>
+        <w:gridCol w:w="1987"/>
+        <w:gridCol w:w="1987"/>
+        <w:gridCol w:w="1987"/>
+        <w:gridCol w:w="1987"/>
+        <w:gridCol w:w="1987"/>
+      </w:tblGrid>
+      <w:tr>
+        <w:trPr>
+          <w:cantSplit/>
+          <w:jc w:val="center"/>
+        </w:trPr>
+        <w:tc>
+          <w:tcPr>
+            <w:tcW w:w="1987" w:type="dxa"/>
+            <w:tcBorders>
+              <w:top w:val="single" w:sz="5" w:space="0" w:color="5D8F2B"/>
+              <w:left w:val="single" w:sz="5" w:space="0" w:color="5D8F2B"/>
+              <w:bottom w:val="single" w:sz="5" w:space="0" w:color="5D8F2B"/>
+              <w:right w:val="single" w:sz="5" w:space="0" w:color="5D8F2B"/>
+            </w:tcBorders>
+            <w:tcMar>
+              <w:top w:w="70" w:type="dxa"/>
+              <w:left w:w="65" w:type="dxa"/>
+              <w:bottom w:w="70" w:type="dxa"/>
+              <w:right w:w="65" w:type="dxa"/>
+            </w:tcMar>
+          </w:tcPr>
+          <w:p>
+            <w:pPr>
+              <w:spacing w:after="20"/>
+              <w:jc w:val="center"/>
+            </w:pPr>
+            <w:r>
+              <w:rPr>
+                <w:rFonts w:ascii="Carlito" w:eastAsia="Carlito" w:hAnsi="Carlito"/>
+                <w:b/>
+                <w:color w:val="4B2A63"/>
+                <w:sz w:val="19"/>
+              </w:rPr>
+              <w:t>Bound</w:t>
+            </w:r>
+            <w:r>
+              <w:br/>
+            </w:r>
+            <w:r>
+              <w:rPr>
+                <w:rFonts w:ascii="Carlito" w:eastAsia="Carlito" w:hAnsi="Carlito"/>
+                <w:color w:val="252525"/>
+                <w:sz w:val="17"/>
+              </w:rPr>
+              <w:t>Freeze batch_end before reading</w:t>
+            </w:r>
+          </w:p>
+        </w:tc>
+        <w:tc>
+          <w:tcPr>
+            <w:tcW w:w="1987" w:type="dxa"/>
+            <w:tcBorders>
+              <w:top w:val="single" w:sz="5" w:space="0" w:color="5D8F2B"/>
+              <w:left w:val="single" w:sz="5" w:space="0" w:color="5D8F2B"/>
+              <w:bottom w:val="single" w:sz="5" w:space="0" w:color="5D8F2B"/>
+              <w:right w:val="single" w:sz="5" w:space="0" w:color="5D8F2B"/>
+            </w:tcBorders>
+            <w:tcMar>
+              <w:top w:w="70" w:type="dxa"/>
+              <w:left w:w="65" w:type="dxa"/>
+              <w:bottom w:w="70" w:type="dxa"/>
+              <w:right w:w="65" w:type="dxa"/>
+            </w:tcMar>
+          </w:tcPr>
+          <w:p>
+            <w:pPr>
+              <w:spacing w:after="20"/>
+              <w:jc w:val="center"/>
+            </w:pPr>
+            <w:r>
+              <w:rPr>
+                <w:rFonts w:ascii="Carlito" w:eastAsia="Carlito" w:hAnsi="Carlito"/>
+                <w:b/>
+                <w:color w:val="4B2A63"/>
+                <w:sz w:val="19"/>
+              </w:rPr>
+              <w:t>Overlap</w:t>
+            </w:r>
+            <w:r>
+              <w:br/>
+            </w:r>
+            <w:r>
+              <w:rPr>
+                <w:rFonts w:ascii="Carlito" w:eastAsia="Carlito" w:hAnsi="Carlito"/>
+                <w:color w:val="252525"/>
+                <w:sz w:val="17"/>
+              </w:rPr>
+              <w:t>Re-read a small safety interval</w:t>
+            </w:r>
+          </w:p>
+        </w:tc>
+        <w:tc>
+          <w:tcPr>
+            <w:tcW w:w="1987" w:type="dxa"/>
+            <w:tcBorders>
+              <w:top w:val="single" w:sz="5" w:space="0" w:color="5D8F2B"/>
+              <w:left w:val="single" w:sz="5" w:space="0" w:color="5D8F2B"/>
+              <w:bottom w:val="single" w:sz="5" w:space="0" w:color="5D8F2B"/>
+              <w:right w:val="single" w:sz="5" w:space="0" w:color="5D8F2B"/>
+            </w:tcBorders>
+            <w:tcMar>
+              <w:top w:w="70" w:type="dxa"/>
+              <w:left w:w="65" w:type="dxa"/>
+              <w:bottom w:w="70" w:type="dxa"/>
+              <w:right w:w="65" w:type="dxa"/>
+            </w:tcMar>
+          </w:tcPr>
+          <w:p>
+            <w:pPr>
+              <w:spacing w:after="20"/>
+              <w:jc w:val="center"/>
+            </w:pPr>
+            <w:r>
+              <w:rPr>
+                <w:rFonts w:ascii="Carlito" w:eastAsia="Carlito" w:hAnsi="Carlito"/>
+                <w:b/>
+                <w:color w:val="4B2A63"/>
+                <w:sz w:val="19"/>
+              </w:rPr>
+              <w:t>Deduplicate</w:t>
+            </w:r>
+            <w:r>
+              <w:br/>
+            </w:r>
+            <w:r>
+              <w:rPr>
+                <w:rFonts w:ascii="Carlito" w:eastAsia="Carlito" w:hAnsi="Carlito"/>
+                <w:color w:val="252525"/>
+                <w:sz w:val="17"/>
+              </w:rPr>
+              <w:t>Keep the newest row per LoanID</w:t>
+            </w:r>
+          </w:p>
+        </w:tc>
+        <w:tc>
+          <w:tcPr>
+            <w:tcW w:w="1987" w:type="dxa"/>
+            <w:tcBorders>
+              <w:top w:val="single" w:sz="5" w:space="0" w:color="5D8F2B"/>
+              <w:left w:val="single" w:sz="5" w:space="0" w:color="5D8F2B"/>
+              <w:bottom w:val="single" w:sz="5" w:space="0" w:color="5D8F2B"/>
+              <w:right w:val="single" w:sz="5" w:space="0" w:color="5D8F2B"/>
+            </w:tcBorders>
+            <w:tcMar>
+              <w:top w:w="70" w:type="dxa"/>
+              <w:left w:w="65" w:type="dxa"/>
+              <w:bottom w:w="70" w:type="dxa"/>
+              <w:right w:w="65" w:type="dxa"/>
+            </w:tcMar>
+          </w:tcPr>
+          <w:p>
+            <w:pPr>
+              <w:spacing w:after="20"/>
+              <w:jc w:val="center"/>
+            </w:pPr>
+            <w:r>
+              <w:rPr>
+                <w:rFonts w:ascii="Carlito" w:eastAsia="Carlito" w:hAnsi="Carlito"/>
+                <w:b/>
+                <w:color w:val="4B2A63"/>
+                <w:sz w:val="19"/>
+              </w:rPr>
+              <w:t>Upsert</w:t>
+            </w:r>
+            <w:r>
+              <w:br/>
+            </w:r>
+            <w:r>
+              <w:rPr>
+                <w:rFonts w:ascii="Carlito" w:eastAsia="Carlito" w:hAnsi="Carlito"/>
+                <w:color w:val="252525"/>
+                <w:sz w:val="17"/>
+              </w:rPr>
+              <w:t>Insert or update the target safely</w:t>
+            </w:r>
+          </w:p>
+        </w:tc>
+        <w:tc>
+          <w:tcPr>
+            <w:tcW w:w="1987" w:type="dxa"/>
+            <w:tcBorders>
+              <w:top w:val="single" w:sz="5" w:space="0" w:color="5D8F2B"/>
+              <w:left w:val="single" w:sz="5" w:space="0" w:color="5D8F2B"/>
+              <w:bottom w:val="single" w:sz="5" w:space="0" w:color="5D8F2B"/>
+              <w:right w:val="single" w:sz="5" w:space="0" w:color="5D8F2B"/>
+            </w:tcBorders>
+            <w:tcMar>
+              <w:top w:w="70" w:type="dxa"/>
+              <w:left w:w="65" w:type="dxa"/>
+              <w:bottom w:w="70" w:type="dxa"/>
+              <w:right w:w="65" w:type="dxa"/>
+            </w:tcMar>
+          </w:tcPr>
+          <w:p>
+            <w:pPr>
+              <w:spacing w:after="20"/>
+              <w:jc w:val="center"/>
+            </w:pPr>
+            <w:r>
+              <w:rPr>
+                <w:rFonts w:ascii="Carlito" w:eastAsia="Carlito" w:hAnsi="Carlito"/>
+                <w:b/>
+                <w:color w:val="4B2A63"/>
+                <w:sz w:val="19"/>
+              </w:rPr>
+              <w:t>Commit</w:t>
+            </w:r>
+            <w:r>
+              <w:br/>
+            </w:r>
+            <w:r>
+              <w:rPr>
+                <w:rFonts w:ascii="Carlito" w:eastAsia="Carlito" w:hAnsi="Carlito"/>
+                <w:color w:val="252525"/>
+                <w:sz w:val="17"/>
+              </w:rPr>
+              <w:t>Advance the watermark last</w:t>
+            </w:r>
+          </w:p>
+        </w:tc>
+      </w:tr>
+    </w:tbl>
+    <w:p>
+      <w:pPr>
+        <w:pStyle w:val="ReportHeading"/>
+        <w:pBdr>
+          <w:bottom w:val="single" w:sz="10" w:space="2" w:color="8ED14B"/>
+        </w:pBdr>
+      </w:pPr>
+      <w:r>
+        <w:t>2. Guarantees being targeted</w:t>
+      </w:r>
+    </w:p>
+    <w:p>
+      <w:pPr>
+        <w:pStyle w:val="ReportBullet"/>
+        <w:ind w:left="360" w:hanging="216"/>
+      </w:pPr>
+      <w:r>
+        <w:rPr>
+          <w:b/>
+          <w:color w:val="5D8F2B"/>
+          <w:sz w:val="22"/>
+        </w:rPr>
+        <w:t xml:space="preserve">• </w:t>
+      </w:r>
+      <w:r>
+        <w:rPr>
+          <w:sz w:val="22"/>
+        </w:rPr>
+        <w:t>No duplicate target row for the same LoanID.</w:t>
+      </w:r>
+    </w:p>
+    <w:p>
+      <w:pPr>
+        <w:pStyle w:val="ReportBullet"/>
+        <w:ind w:left="360" w:hanging="216"/>
+      </w:pPr>
+      <w:r>
+        <w:rPr>
+          <w:b/>
+          <w:color w:val="5D8F2B"/>
+          <w:sz w:val="22"/>
+        </w:rPr>
+        <w:t xml:space="preserve">• </w:t>
+      </w:r>
+      <w:r>
+        <w:rPr>
+          <w:sz w:val="22"/>
+        </w:rPr>
+        <w:t>A retry produces the same final state as one successful run.</w:t>
+      </w:r>
+    </w:p>
+    <w:p>
+      <w:pPr>
+        <w:pStyle w:val="ReportBullet"/>
+        <w:ind w:left="360" w:hanging="216"/>
+      </w:pPr>
+      <w:r>
+        <w:rPr>
+          <w:b/>
+          <w:color w:val="5D8F2B"/>
+          <w:sz w:val="22"/>
+        </w:rPr>
+        <w:t xml:space="preserve">• </w:t>
+      </w:r>
+      <w:r>
+        <w:rPr>
+          <w:sz w:val="22"/>
+        </w:rPr>
+        <w:t>Rows created after batch_end are left for the next batch.</w:t>
+      </w:r>
+    </w:p>
+    <w:p>
+      <w:pPr>
+        <w:pStyle w:val="ReportBullet"/>
+        <w:ind w:left="360" w:hanging="216"/>
+      </w:pPr>
+      <w:r>
+        <w:rPr>
+          <w:b/>
+          <w:color w:val="5D8F2B"/>
+          <w:sz w:val="22"/>
+        </w:rPr>
+        <w:t xml:space="preserve">• </w:t>
+      </w:r>
+      <w:r>
+        <w:rPr>
+          <w:sz w:val="22"/>
+        </w:rPr>
+        <w:t>A failed transaction does not leave the watermark ahead of the loaded data.</w:t>
+      </w:r>
+    </w:p>
+    <w:p>
+      <w:pPr>
+        <w:spacing w:after="0"/>
+      </w:pPr>
+      <w:r>
+        <w:br w:type="page"/>
+      </w:r>
+    </w:p>
+    <w:p>
+      <w:pPr>
+        <w:pStyle w:val="ReportHeading"/>
+        <w:pBdr>
+          <w:bottom w:val="single" w:sz="10" w:space="2" w:color="8ED14B"/>
+        </w:pBdr>
+      </w:pPr>
+      <w:r>
+        <w:t>3. Control and staging structures</w:t>
+      </w:r>
+    </w:p>
+    <w:tbl>
+      <w:tblPr>
+        <w:tblW w:w="0" w:type="auto"/>
+        <w:jc w:val="center"/>
+        <w:tblLayout w:type="fixed"/>
+        <w:tblLook w:val="04A0" w:firstRow="1" w:lastRow="0" w:firstColumn="1" w:lastColumn="0" w:noHBand="0" w:noVBand="1"/>
+      </w:tblPr>
+      <w:tblGrid>
+        <w:gridCol w:w="9936"/>
+      </w:tblGrid>
+      <w:tr>
+        <w:trPr>
+          <w:cantSplit/>
+          <w:jc w:val="center"/>
+        </w:trPr>
+        <w:tc>
+          <w:tcPr>
+            <w:tcW w:w="9936" w:type="dxa"/>
+            <w:tcBorders>
+              <w:top w:val="single" w:sz="6" w:space="0" w:color="D7D9DE"/>
+              <w:left w:val="single" w:sz="6" w:space="0" w:color="D7D9DE"/>
+              <w:bottom w:val="single" w:sz="6" w:space="0" w:color="D7D9DE"/>
+              <w:right w:val="single" w:sz="6" w:space="0" w:color="D7D9DE"/>
+            </w:tcBorders>
+            <w:tcMar>
+              <w:top w:w="75" w:type="dxa"/>
+              <w:left w:w="95" w:type="dxa"/>
+              <w:bottom w:w="75" w:type="dxa"/>
+              <w:right w:w="95" w:type="dxa"/>
+            </w:tcMar>
+          </w:tcPr>
+          <w:p>
+            <w:pPr>
+              <w:spacing w:after="0" w:line="228" w:lineRule="auto"/>
+            </w:pPr>
+            <w:r>
+              <w:rPr>
+                <w:rFonts w:ascii="Liberation Mono" w:eastAsia="Liberation Mono" w:hAnsi="Liberation Mono"/>
+                <w:color w:val="1C1C1C"/>
+                <w:sz w:val="16"/>
+              </w:rPr>
+              <w:t>CREATE TABLE ETL_Control (</w:t>
+            </w:r>
+            <w:r>
+              <w:br/>
+            </w:r>
+            <w:r>
+              <w:rPr>
+                <w:rFonts w:ascii="Liberation Mono" w:eastAsia="Liberation Mono" w:hAnsi="Liberation Mono"/>
+                <w:color w:val="1C1C1C"/>
+                <w:sz w:val="16"/>
+              </w:rPr>
+              <w:t xml:space="preserve">    PipelineName VARCHAR(50) PRIMARY KEY,</w:t>
+            </w:r>
+            <w:r>
+              <w:br/>
+            </w:r>
+            <w:r>
+              <w:rPr>
+                <w:rFonts w:ascii="Liberation Mono" w:eastAsia="Liberation Mono" w:hAnsi="Liberation Mono"/>
+                <w:color w:val="1C1C1C"/>
+                <w:sz w:val="16"/>
+              </w:rPr>
+              <w:t xml:space="preserve">    LastSuccessfulAt DATETIME(6) NOT NULL,</w:t>
+            </w:r>
+            <w:r>
+              <w:br/>
+            </w:r>
+            <w:r>
+              <w:rPr>
+                <w:rFonts w:ascii="Liberation Mono" w:eastAsia="Liberation Mono" w:hAnsi="Liberation Mono"/>
+                <w:color w:val="1C1C1C"/>
+                <w:sz w:val="16"/>
+              </w:rPr>
+              <w:t xml:space="preserve">    LastRunStatus VARCHAR(12) NOT NULL,</w:t>
+            </w:r>
+            <w:r>
+              <w:br/>
+            </w:r>
+            <w:r>
+              <w:rPr>
+                <w:rFonts w:ascii="Liberation Mono" w:eastAsia="Liberation Mono" w:hAnsi="Liberation Mono"/>
+                <w:color w:val="1C1C1C"/>
+                <w:sz w:val="16"/>
+              </w:rPr>
+              <w:t xml:space="preserve">    LastBatchEnd DATETIME(6) NULL</w:t>
+            </w:r>
+            <w:r>
+              <w:br/>
+            </w:r>
+            <w:r>
+              <w:rPr>
+                <w:rFonts w:ascii="Liberation Mono" w:eastAsia="Liberation Mono" w:hAnsi="Liberation Mono"/>
+                <w:color w:val="1C1C1C"/>
+                <w:sz w:val="16"/>
+              </w:rPr>
+              <w:t>);</w:t>
+            </w:r>
+            <w:r>
+              <w:br/>
+            </w:r>
+            <w:r>
+              <w:br/>
+            </w:r>
+            <w:r>
+              <w:rPr>
+                <w:rFonts w:ascii="Liberation Mono" w:eastAsia="Liberation Mono" w:hAnsi="Liberation Mono"/>
+                <w:color w:val="1C1C1C"/>
+                <w:sz w:val="16"/>
+              </w:rPr>
+              <w:t>CREATE TABLE StageLoanLatest (</w:t>
+            </w:r>
+            <w:r>
+              <w:br/>
+            </w:r>
+            <w:r>
+              <w:rPr>
+                <w:rFonts w:ascii="Liberation Mono" w:eastAsia="Liberation Mono" w:hAnsi="Liberation Mono"/>
+                <w:color w:val="1C1C1C"/>
+                <w:sz w:val="16"/>
+              </w:rPr>
+              <w:t xml:space="preserve">    </w:t>
+            </w:r>
+            <w:r>
+              <w:rPr>
+                <w:rFonts w:ascii="Liberation Mono" w:eastAsia="Liberation Mono" w:hAnsi="Liberation Mono"/>
+                <w:color w:val="1C1C1C"/>
+                <w:sz w:val="16"/>
+              </w:rPr>
+              <w:t>LoanID BIGINT PRIMARY KEY,</w:t>
+            </w:r>
+            <w:r>
+              <w:br/>
+            </w:r>
+            <w:r>
+              <w:rPr>
+                <w:rFonts w:ascii="Liberation Mono" w:eastAsia="Liberation Mono" w:hAnsi="Liberation Mono"/>
+                <w:color w:val="1C1C1C"/>
+                <w:sz w:val="16"/>
+              </w:rPr>
+              <w:t xml:space="preserve">    MemberID CHAR(10) NOT NULL,</w:t>
+            </w:r>
+            <w:r>
+              <w:br/>
+            </w:r>
+            <w:r>
+              <w:rPr>
+                <w:rFonts w:ascii="Liberation Mono" w:eastAsia="Liberation Mono" w:hAnsi="Liberation Mono"/>
+                <w:color w:val="1C1C1C"/>
+                <w:sz w:val="16"/>
+              </w:rPr>
+              <w:t xml:space="preserve">    BookID CHAR(10) NOT NULL,</w:t>
+            </w:r>
+            <w:r>
+              <w:br/>
+            </w:r>
+            <w:r>
+              <w:rPr>
+                <w:rFonts w:ascii="Liberation Mono" w:eastAsia="Liberation Mono" w:hAnsi="Liberation Mono"/>
+                <w:color w:val="1C1C1C"/>
+                <w:sz w:val="16"/>
+              </w:rPr>
+              <w:t xml:space="preserve">    CopySeqNo INT NOT NULL,</w:t>
+            </w:r>
+            <w:r>
+              <w:br/>
+            </w:r>
+            <w:r>
+              <w:rPr>
+                <w:rFonts w:ascii="Liberation Mono" w:eastAsia="Liberation Mono" w:hAnsi="Liberation Mono"/>
+                <w:color w:val="1C1C1C"/>
+                <w:sz w:val="16"/>
+              </w:rPr>
+              <w:t xml:space="preserve">    StartDatetime DATETIME NOT NULL,</w:t>
+            </w:r>
+            <w:r>
+              <w:br/>
+            </w:r>
+            <w:r>
+              <w:rPr>
+                <w:rFonts w:ascii="Liberation Mono" w:eastAsia="Liberation Mono" w:hAnsi="Liberation Mono"/>
+                <w:color w:val="1C1C1C"/>
+                <w:sz w:val="16"/>
+              </w:rPr>
+              <w:t xml:space="preserve">    DueDate DATE NOT NULL,</w:t>
+            </w:r>
+            <w:r>
+              <w:br/>
+            </w:r>
+            <w:r>
+              <w:rPr>
+                <w:rFonts w:ascii="Liberation Mono" w:eastAsia="Liberation Mono" w:hAnsi="Liberation Mono"/>
+                <w:color w:val="1C1C1C"/>
+                <w:sz w:val="16"/>
+              </w:rPr>
+              <w:t xml:space="preserve">    ReturnDatetime DATETIME NULL,</w:t>
+            </w:r>
+            <w:r>
+              <w:br/>
+            </w:r>
+            <w:r>
+              <w:rPr>
+                <w:rFonts w:ascii="Liberation Mono" w:eastAsia="Liberation Mono" w:hAnsi="Liberation Mono"/>
+                <w:color w:val="1C1C1C"/>
+                <w:sz w:val="16"/>
+              </w:rPr>
+              <w:t xml:space="preserve">    UpdatedAt DATETIME(6) NOT NULL</w:t>
+            </w:r>
+            <w:r>
+              <w:br/>
+            </w:r>
+            <w:r>
+              <w:rPr>
+                <w:rFonts w:ascii="Liberation Mono" w:eastAsia="Liberation Mono" w:hAnsi="Liberation Mono"/>
+                <w:color w:val="1C1C1C"/>
+                <w:sz w:val="16"/>
+              </w:rPr>
+              <w:t>);</w:t>
+            </w:r>
+            <w:r>
+              <w:br/>
+            </w:r>
+            <w:r>
+              <w:br/>
+            </w:r>
+            <w:r>
+              <w:rPr>
+                <w:rFonts w:ascii="Liberation Mono" w:eastAsia="Liberation Mono" w:hAnsi="Liberation Mono"/>
+                <w:color w:val="1C1C1C"/>
+                <w:sz w:val="16"/>
+              </w:rPr>
+              <w:t>CREATE TABLE FactLoanCurrent (</w:t>
+            </w:r>
+            <w:r>
+              <w:br/>
+            </w:r>
+            <w:r>
+              <w:rPr>
+                <w:rFonts w:ascii="Liberation Mono" w:eastAsia="Liberation Mono" w:hAnsi="Liberation Mono"/>
+                <w:color w:val="1C1C1C"/>
+                <w:sz w:val="16"/>
+              </w:rPr>
+              <w:t xml:space="preserve">    LoanID BIGINT PRIMARY KEY,</w:t>
+            </w:r>
+            <w:r>
+              <w:br/>
+            </w:r>
+            <w:r>
+              <w:rPr>
+                <w:rFonts w:ascii="Liberation Mono" w:eastAsia="Liberation Mono" w:hAnsi="Liberation Mono"/>
+                <w:color w:val="1C1C1C"/>
+                <w:sz w:val="16"/>
+              </w:rPr>
+              <w:t xml:space="preserve">    MemberID CHAR(10) NOT NULL,</w:t>
+            </w:r>
+            <w:r>
+              <w:br/>
+            </w:r>
+            <w:r>
+              <w:rPr>
+                <w:rFonts w:ascii="Liberation Mono" w:eastAsia="Liberation Mono" w:hAnsi="Liberation Mono"/>
+                <w:color w:val="1C1C1C"/>
+                <w:sz w:val="16"/>
+              </w:rPr>
+              <w:t xml:space="preserve">    BookID CHAR(10) NOT NULL,</w:t>
+            </w:r>
+            <w:r>
+              <w:br/>
+            </w:r>
+            <w:r>
+              <w:rPr>
+                <w:rFonts w:ascii="Liberation Mono" w:eastAsia="Liberation Mono" w:hAnsi="Liberation Mono"/>
+                <w:color w:val="1C1C1C"/>
+                <w:sz w:val="16"/>
+              </w:rPr>
+              <w:t xml:space="preserve">    CopySeqNo INT NOT NULL,</w:t>
+            </w:r>
+            <w:r>
+              <w:br/>
+            </w:r>
+            <w:r>
+              <w:rPr>
+                <w:rFonts w:ascii="Liberation Mono" w:eastAsia="Liberation Mono" w:hAnsi="Liberation Mono"/>
+                <w:color w:val="1C1C1C"/>
+                <w:sz w:val="16"/>
+              </w:rPr>
+              <w:t xml:space="preserve">    StartDatetime DATETIME NOT NULL,</w:t>
+            </w:r>
+            <w:r>
+              <w:br/>
+            </w:r>
+            <w:r>
+              <w:rPr>
+                <w:rFonts w:ascii="Liberation Mono" w:eastAsia="Liberation Mono" w:hAnsi="Liberation Mono"/>
+                <w:color w:val="1C1C1C"/>
+                <w:sz w:val="16"/>
+              </w:rPr>
+              <w:t xml:space="preserve">    DueDate DATE NOT NULL,</w:t>
+            </w:r>
+            <w:r>
+              <w:br/>
+            </w:r>
+            <w:r>
+              <w:rPr>
+                <w:rFonts w:ascii="Liberation Mono" w:eastAsia="Liberation Mono" w:hAnsi="Liberation Mono"/>
+                <w:color w:val="1C1C1C"/>
+                <w:sz w:val="16"/>
+              </w:rPr>
+              <w:t xml:space="preserve">    ReturnDatetime DATETIME NULL,</w:t>
+            </w:r>
+            <w:r>
+              <w:br/>
+            </w:r>
+            <w:r>
+              <w:rPr>
+                <w:rFonts w:ascii="Liberation Mono" w:eastAsia="Liberation Mono" w:hAnsi="Liberation Mono"/>
+                <w:color w:val="1C1C1C"/>
+                <w:sz w:val="16"/>
+              </w:rPr>
+              <w:t xml:space="preserve">    </w:t>
+            </w:r>
+            <w:r>
+              <w:rPr>
+                <w:rFonts w:ascii="Liberation Mono" w:eastAsia="Liberation Mono" w:hAnsi="Liberation Mono"/>
+                <w:color w:val="1C1C1C"/>
+                <w:sz w:val="16"/>
+              </w:rPr>
+              <w:t>SourceUpdatedAt DATETIME(6) NOT NULL</w:t>
+            </w:r>
+            <w:r>
+              <w:br/>
+            </w:r>
+            <w:r>
+              <w:rPr>
+                <w:rFonts w:ascii="Liberation Mono" w:eastAsia="Liberation Mono" w:hAnsi="Liberation Mono"/>
+                <w:color w:val="1C1C1C"/>
+                <w:sz w:val="16"/>
+              </w:rPr>
+              <w:t>);</w:t>
+            </w:r>
+          </w:p>
+        </w:tc>
+      </w:tr>
+    </w:tbl>
+    <w:p>
+      <w:pPr>
+        <w:pStyle w:val="ReportBody"/>
+      </w:pPr>
+      <w:r>
+        <w:t>The target primary key makes duplicate insertion impossible. StageLoanLatest also has one row per LoanID so a batch cannot contain two competing versions. ETL_Control stores the last committed boundary rather than the time at which the job happened to finish.</w:t>
+      </w:r>
+    </w:p>
+    <w:p>
+      <w:pPr>
+        <w:pStyle w:val="ReportSubheading"/>
+      </w:pPr>
+      <w:r>
+        <w:t>Why a fixed upper boundary is important</w:t>
+      </w:r>
+    </w:p>
+    <w:p>
+      <w:pPr>
+        <w:pStyle w:val="ReportBody"/>
+      </w:pPr>
+      <w:r>
+        <w:t>The source is read with UpdatedAt &gt;= from_time and UpdatedAt &lt; batch_end</w:t>
+      </w:r>
+      <w:r>
+        <w:t>. The upper bound is captured once at the start. A row that changes while the load is running either falls before that boundary and is included, or falls after it and is handled by the next batch. The query does not chase a moving “now”.</w:t>
+      </w:r>
+    </w:p>
+    <w:p>
+      <w:pPr>
+        <w:spacing w:after="0"/>
+      </w:pPr>
+      <w:r>
+        <w:br w:type="page"/>
+      </w:r>
+    </w:p>
+    <w:p>
+      <w:pPr>
+        <w:pStyle w:val="ReportHeading"/>
+        <w:pBdr>
+          <w:bottom w:val="single" w:sz="10" w:space="2" w:color="8ED14B"/>
+        </w:pBdr>
+      </w:pPr>
+      <w:r>
+        <w:t>4. Transactional batch</w:t>
+      </w:r>
+    </w:p>
+    <w:tbl>
+      <w:tblPr>
+        <w:tblW w:w="0" w:type="auto"/>
+        <w:jc w:val="center"/>
+        <w:tblLayout w:type="fixed"/>
+        <w:tblLook w:val="04A0" w:firstRow="1" w:lastRow="0" w:firstColumn="1" w:lastColumn="0" w:noHBand="0" w:noVBand="1"/>
+      </w:tblPr>
+      <w:tblGrid>
+        <w:gridCol w:w="9936"/>
+      </w:tblGrid>
+      <w:tr>
+        <w:trPr>
+          <w:cantSplit/>
+          <w:jc w:val="center"/>
+        </w:trPr>
+        <w:tc>
+          <w:tcPr>
+            <w:tcW w:w="9936" w:type="dxa"/>
+            <w:tcBorders>
+              <w:top w:val="single" w:sz="6" w:space="0" w:color="D7D9DE"/>
+              <w:left w:val="single" w:sz="6" w:space="0" w:color="D7D9DE"/>
+              <w:bottom w:val="single" w:sz="6" w:space="0" w:color="D7D9DE"/>
+              <w:right w:val="single" w:sz="6" w:space="0" w:color="D7D9DE"/>
+            </w:tcBorders>
+            <w:tcMar>
+              <w:top w:w="75" w:type="dxa"/>
+              <w:left w:w="95" w:type="dxa"/>
+              <w:bottom w:w="75" w:type="dxa"/>
+              <w:right w:w="95" w:type="dxa"/>
+            </w:tcMar>
+          </w:tcPr>
+          <w:p>
+            <w:pPr>
+              <w:spacing w:after="0" w:line="228" w:lineRule="auto"/>
+            </w:pPr>
+            <w:r>
+              <w:rPr>
+                <w:rFonts w:ascii="Liberation Mono" w:eastAsia="Liberation Mono" w:hAnsi="Liberation Mono"/>
+                <w:color w:val="1C1C1C"/>
+                <w:sz w:val="15"/>
+              </w:rPr>
+              <w:t>SET @batch_end = CURRENT_TIMESTAMP(6);</w:t>
+            </w:r>
+            <w:r>
+              <w:br/>
+            </w:r>
+            <w:r>
+              <w:rPr>
+                <w:rFonts w:ascii="Liberation Mono" w:eastAsia="Liberation Mono" w:hAnsi="Liberation Mono"/>
+                <w:color w:val="1C1C1C"/>
+                <w:sz w:val="15"/>
+              </w:rPr>
+              <w:t>START TRANSACTION;</w:t>
+            </w:r>
+            <w:r>
+              <w:br/>
+            </w:r>
+            <w:r>
+              <w:br/>
+            </w:r>
+            <w:r>
+              <w:rPr>
+                <w:rFonts w:ascii="Liberation Mono" w:eastAsia="Liberation Mono" w:hAnsi="Liberation Mono"/>
+                <w:color w:val="1C1C1C"/>
+                <w:sz w:val="15"/>
+              </w:rPr>
+              <w:t>SELECT LastSuccessfulAt INTO @last_success</w:t>
+            </w:r>
+            <w:r>
+              <w:br/>
+            </w:r>
+            <w:r>
+              <w:rPr>
+                <w:rFonts w:ascii="Liberation Mono" w:eastAsia="Liberation Mono" w:hAnsi="Liberation Mono"/>
+                <w:color w:val="1C1C1C"/>
+                <w:sz w:val="15"/>
+              </w:rPr>
+              <w:t>FROM ETL_Control</w:t>
+            </w:r>
+            <w:r>
+              <w:br/>
+            </w:r>
+            <w:r>
+              <w:rPr>
+                <w:rFonts w:ascii="Liberation Mono" w:eastAsia="Liberation Mono" w:hAnsi="Liberation Mono"/>
+                <w:color w:val="1C1C1C"/>
+                <w:sz w:val="15"/>
+              </w:rPr>
+              <w:t>WHERE PipelineName = 'loan_incremental'</w:t>
+            </w:r>
+            <w:r>
+              <w:br/>
+            </w:r>
+            <w:r>
+              <w:rPr>
+                <w:rFonts w:ascii="Liberation Mono" w:eastAsia="Liberation Mono" w:hAnsi="Liberation Mono"/>
+                <w:color w:val="1C1C1C"/>
+                <w:sz w:val="15"/>
+              </w:rPr>
+              <w:t>FOR UPDATE;</w:t>
+            </w:r>
+            <w:r>
+              <w:br/>
+            </w:r>
+            <w:r>
+              <w:br/>
+            </w:r>
+            <w:r>
+              <w:rPr>
+                <w:rFonts w:ascii="Liberation Mono" w:eastAsia="Liberation Mono" w:hAnsi="Liberation Mono"/>
+                <w:color w:val="1C1C1C"/>
+                <w:sz w:val="15"/>
+              </w:rPr>
+              <w:t>SET @from_time = @last_success - INTERVAL 5 MINUTE;</w:t>
+            </w:r>
+            <w:r>
+              <w:br/>
+            </w:r>
+            <w:r>
+              <w:rPr>
+                <w:rFonts w:ascii="Liberation Mono" w:eastAsia="Liberation Mono" w:hAnsi="Liberation Mono"/>
+                <w:color w:val="1C1C1C"/>
+                <w:sz w:val="15"/>
+              </w:rPr>
+              <w:t xml:space="preserve">DELETE FROM </w:t>
+            </w:r>
+            <w:r>
+              <w:rPr>
+                <w:rFonts w:ascii="Liberation Mono" w:eastAsia="Liberation Mono" w:hAnsi="Liberation Mono"/>
+                <w:color w:val="1C1C1C"/>
+                <w:sz w:val="15"/>
+              </w:rPr>
+              <w:t>StageLoanLatest;</w:t>
+            </w:r>
+            <w:r>
+              <w:br/>
+            </w:r>
+            <w:r>
+              <w:br/>
+            </w:r>
+            <w:r>
+              <w:rPr>
+                <w:rFonts w:ascii="Liberation Mono" w:eastAsia="Liberation Mono" w:hAnsi="Liberation Mono"/>
+                <w:color w:val="1C1C1C"/>
+                <w:sz w:val="15"/>
+              </w:rPr>
+              <w:t>INSERT INTO StageLoanLatest</w:t>
+            </w:r>
+            <w:r>
+              <w:br/>
+            </w:r>
+            <w:r>
+              <w:rPr>
+                <w:rFonts w:ascii="Liberation Mono" w:eastAsia="Liberation Mono" w:hAnsi="Liberation Mono"/>
+                <w:color w:val="1C1C1C"/>
+                <w:sz w:val="15"/>
+              </w:rPr>
+              <w:t>SELECT LoanID, MemberID, BookID, CopySeqNo,</w:t>
+            </w:r>
+            <w:r>
+              <w:br/>
+            </w:r>
+            <w:r>
+              <w:rPr>
+                <w:rFonts w:ascii="Liberation Mono" w:eastAsia="Liberation Mono" w:hAnsi="Liberation Mono"/>
+                <w:color w:val="1C1C1C"/>
+                <w:sz w:val="15"/>
+              </w:rPr>
+              <w:t xml:space="preserve">       StartDatetime, DueDate, ReturnDatetime, UpdatedAt</w:t>
+            </w:r>
+            <w:r>
+              <w:br/>
+            </w:r>
+            <w:r>
+              <w:rPr>
+                <w:rFonts w:ascii="Liberation Mono" w:eastAsia="Liberation Mono" w:hAnsi="Liberation Mono"/>
+                <w:color w:val="1C1C1C"/>
+                <w:sz w:val="15"/>
+              </w:rPr>
+              <w:t>FROM (</w:t>
+            </w:r>
+            <w:r>
+              <w:br/>
+            </w:r>
+            <w:r>
+              <w:rPr>
+                <w:rFonts w:ascii="Liberation Mono" w:eastAsia="Liberation Mono" w:hAnsi="Liberation Mono"/>
+                <w:color w:val="1C1C1C"/>
+                <w:sz w:val="15"/>
+              </w:rPr>
+              <w:t xml:space="preserve">    SELECT s.*,</w:t>
+            </w:r>
+            <w:r>
+              <w:br/>
+            </w:r>
+            <w:r>
+              <w:rPr>
+                <w:rFonts w:ascii="Liberation Mono" w:eastAsia="Liberation Mono" w:hAnsi="Liberation Mono"/>
+                <w:color w:val="1C1C1C"/>
+                <w:sz w:val="15"/>
+              </w:rPr>
+              <w:t xml:space="preserve">           ROW_NUMBER() OVER (</w:t>
+            </w:r>
+            <w:r>
+              <w:br/>
+            </w:r>
+            <w:r>
+              <w:rPr>
+                <w:rFonts w:ascii="Liberation Mono" w:eastAsia="Liberation Mono" w:hAnsi="Liberation Mono"/>
+                <w:color w:val="1C1C1C"/>
+                <w:sz w:val="15"/>
+              </w:rPr>
+              <w:t xml:space="preserve">             PARTITION BY LoanID ORDER BY UpdatedAt DESC</w:t>
+            </w:r>
+            <w:r>
+              <w:br/>
+            </w:r>
+            <w:r>
+              <w:rPr>
+                <w:rFonts w:ascii="Liberation Mono" w:eastAsia="Liberation Mono" w:hAnsi="Liberation Mono"/>
+                <w:color w:val="1C1C1C"/>
+                <w:sz w:val="15"/>
+              </w:rPr>
+              <w:t xml:space="preserve">           ) AS rn</w:t>
+            </w:r>
+            <w:r>
+              <w:br/>
+            </w:r>
+            <w:r>
+              <w:rPr>
+                <w:rFonts w:ascii="Liberation Mono" w:eastAsia="Liberation Mono" w:hAnsi="Liberation Mono"/>
+                <w:color w:val="1C1C1C"/>
+                <w:sz w:val="15"/>
+              </w:rPr>
+              <w:t xml:space="preserve">    FROM LoanChangeStaging AS s</w:t>
+            </w:r>
+            <w:r>
+              <w:br/>
+            </w:r>
+            <w:r>
+              <w:rPr>
+                <w:rFonts w:ascii="Liberation Mono" w:eastAsia="Liberation Mono" w:hAnsi="Liberation Mono"/>
+                <w:color w:val="1C1C1C"/>
+                <w:sz w:val="15"/>
+              </w:rPr>
+              <w:t xml:space="preserve">    WHERE s.UpdatedAt &gt;= @from_time</w:t>
+            </w:r>
+            <w:r>
+              <w:br/>
+            </w:r>
+            <w:r>
+              <w:rPr>
+                <w:rFonts w:ascii="Liberation Mono" w:eastAsia="Liberation Mono" w:hAnsi="Liberation Mono"/>
+                <w:color w:val="1C1C1C"/>
+                <w:sz w:val="15"/>
+              </w:rPr>
+              <w:t xml:space="preserve">      AND s.UpdatedAt &lt;  @batch_end</w:t>
+            </w:r>
+            <w:r>
+              <w:br/>
+            </w:r>
+            <w:r>
+              <w:rPr>
+                <w:rFonts w:ascii="Liberation Mono" w:eastAsia="Liberation Mono" w:hAnsi="Liberation Mono"/>
+                <w:color w:val="1C1C1C"/>
+                <w:sz w:val="15"/>
+              </w:rPr>
+              <w:t>) AS ranked</w:t>
+            </w:r>
+            <w:r>
+              <w:br/>
+            </w:r>
+            <w:r>
+              <w:rPr>
+                <w:rFonts w:ascii="Liberation Mono" w:eastAsia="Liberation Mono" w:hAnsi="Liberation Mono"/>
+                <w:color w:val="1C1C1C"/>
+                <w:sz w:val="15"/>
+              </w:rPr>
+              <w:t>WHERE rn = 1;</w:t>
+            </w:r>
+            <w:r>
+              <w:br/>
+            </w:r>
+            <w:r>
+              <w:br/>
+            </w:r>
+            <w:r>
+              <w:rPr>
+                <w:rFonts w:ascii="Liberation Mono" w:eastAsia="Liberation Mono" w:hAnsi="Liberation Mono"/>
+                <w:color w:val="1C1C1C"/>
+                <w:sz w:val="15"/>
+              </w:rPr>
+              <w:t>INSERT INTO FactLoanCurrent</w:t>
+            </w:r>
+            <w:r>
+              <w:br/>
+            </w:r>
+            <w:r>
+              <w:rPr>
+                <w:rFonts w:ascii="Liberation Mono" w:eastAsia="Liberation Mono" w:hAnsi="Liberation Mono"/>
+                <w:color w:val="1C1C1C"/>
+                <w:sz w:val="15"/>
+              </w:rPr>
+              <w:t>SELECT * FROM (</w:t>
+            </w:r>
+            <w:r>
+              <w:br/>
+            </w:r>
+            <w:r>
+              <w:rPr>
+                <w:rFonts w:ascii="Liberation Mono" w:eastAsia="Liberation Mono" w:hAnsi="Liberation Mono"/>
+                <w:color w:val="1C1C1C"/>
+                <w:sz w:val="15"/>
+              </w:rPr>
+              <w:t xml:space="preserve">    SELECT LoanID, MemberID, BookID, CopySeqNo,</w:t>
+            </w:r>
+            <w:r>
+              <w:br/>
+            </w:r>
+            <w:r>
+              <w:rPr>
+                <w:rFonts w:ascii="Liberation Mono" w:eastAsia="Liberation Mono" w:hAnsi="Liberation Mono"/>
+                <w:color w:val="1C1C1C"/>
+                <w:sz w:val="15"/>
+              </w:rPr>
+              <w:t xml:space="preserve">           StartDatetime, DueDate, ReturnDatetime, UpdatedAt</w:t>
+            </w:r>
+            <w:r>
+              <w:br/>
+            </w:r>
+            <w:r>
+              <w:rPr>
+                <w:rFonts w:ascii="Liberation Mono" w:eastAsia="Liberation Mono" w:hAnsi="Liberation Mono"/>
+                <w:color w:val="1C1C1C"/>
+                <w:sz w:val="15"/>
+              </w:rPr>
+              <w:t xml:space="preserve">    FROM StageLoanLatest</w:t>
+            </w:r>
+            <w:r>
+              <w:br/>
+            </w:r>
+            <w:r>
+              <w:rPr>
+                <w:rFonts w:ascii="Liberation Mono" w:eastAsia="Liberation Mono" w:hAnsi="Liberation Mono"/>
+                <w:color w:val="1C1C1C"/>
+                <w:sz w:val="15"/>
+              </w:rPr>
+              <w:t>) AS incoming</w:t>
+            </w:r>
+            <w:r>
+              <w:br/>
+            </w:r>
+            <w:r>
+              <w:rPr>
+                <w:rFonts w:ascii="Liberation Mono" w:eastAsia="Liberation Mono" w:hAnsi="Liberation Mono"/>
+                <w:color w:val="1C1C1C"/>
+                <w:sz w:val="15"/>
+              </w:rPr>
+              <w:t>ON DUPLICATE KEY UPDATE</w:t>
+            </w:r>
+            <w:r>
+              <w:br/>
+            </w:r>
+            <w:r>
+              <w:rPr>
+                <w:rFonts w:ascii="Liberation Mono" w:eastAsia="Liberation Mono" w:hAnsi="Liberation Mono"/>
+                <w:color w:val="1C1C1C"/>
+                <w:sz w:val="15"/>
+              </w:rPr>
+              <w:t xml:space="preserve">    MemberID = IF(incoming.UpdatedAt &gt;= SourceUpdatedAt,</w:t>
+            </w:r>
+            <w:r>
+              <w:br/>
+            </w:r>
+            <w:r>
+              <w:rPr>
+                <w:rFonts w:ascii="Liberation Mono" w:eastAsia="Liberation Mono" w:hAnsi="Liberation Mono"/>
+                <w:color w:val="1C1C1C"/>
+                <w:sz w:val="15"/>
+              </w:rPr>
+              <w:t xml:space="preserve">                  incoming.MemberID, MemberID),</w:t>
+            </w:r>
+            <w:r>
+              <w:br/>
+            </w:r>
+            <w:r>
+              <w:rPr>
+                <w:rFonts w:ascii="Liberation Mono" w:eastAsia="Liberation Mono" w:hAnsi="Liberation Mono"/>
+                <w:color w:val="1C1C1C"/>
+                <w:sz w:val="15"/>
+              </w:rPr>
+              <w:t xml:space="preserve">    BookID = IF(incoming.UpdatedAt &gt;= SourceUpdatedAt,</w:t>
+            </w:r>
+            <w:r>
+              <w:br/>
+            </w:r>
+            <w:r>
+              <w:rPr>
+                <w:rFonts w:ascii="Liberation Mono" w:eastAsia="Liberation Mono" w:hAnsi="Liberation Mono"/>
+                <w:color w:val="1C1C1C"/>
+                <w:sz w:val="15"/>
+              </w:rPr>
+              <w:t xml:space="preserve">                incoming.BookID, BookID),</w:t>
+            </w:r>
+            <w:r>
+              <w:br/>
+            </w:r>
+            <w:r>
+              <w:rPr>
+                <w:rFonts w:ascii="Liberation Mono" w:eastAsia="Liberation Mono" w:hAnsi="Liberation Mono"/>
+                <w:color w:val="1C1C1C"/>
+                <w:sz w:val="15"/>
+              </w:rPr>
+              <w:t xml:space="preserve">    CopySeqNo = IF(incoming.UpdatedAt &gt;= SourceUpdatedAt,</w:t>
+            </w:r>
+            <w:r>
+              <w:br/>
+            </w:r>
+            <w:r>
+              <w:rPr>
+                <w:rFonts w:ascii="Liberation Mono" w:eastAsia="Liberation Mono" w:hAnsi="Liberation Mono"/>
+                <w:color w:val="1C1C1C"/>
+                <w:sz w:val="15"/>
+              </w:rPr>
+              <w:t xml:space="preserve">                   incoming.CopySeqNo, CopySeqNo),</w:t>
+            </w:r>
+            <w:r>
+              <w:br/>
+            </w:r>
+            <w:r>
+              <w:rPr>
+                <w:rFonts w:ascii="Liberation Mono" w:eastAsia="Liberation Mono" w:hAnsi="Liberation Mono"/>
+                <w:color w:val="1C1C1C"/>
+                <w:sz w:val="15"/>
+              </w:rPr>
+              <w:t xml:space="preserve">    ReturnDatetime = IF(incoming.UpdatedAt &gt;= SourceUpdatedAt,</w:t>
+            </w:r>
+            <w:r>
+              <w:br/>
+            </w:r>
+            <w:r>
+              <w:rPr>
+                <w:rFonts w:ascii="Liberation Mono" w:eastAsia="Liberation Mono" w:hAnsi="Liberation Mono"/>
+                <w:color w:val="1C1C1C"/>
+                <w:sz w:val="15"/>
+              </w:rPr>
+              <w:t xml:space="preserve">                        incoming.ReturnDatetime, ReturnDatetime),</w:t>
+            </w:r>
+            <w:r>
+              <w:br/>
+            </w:r>
+            <w:r>
+              <w:rPr>
+                <w:rFonts w:ascii="Liberation Mono" w:eastAsia="Liberation Mono" w:hAnsi="Liberation Mono"/>
+                <w:color w:val="1C1C1C"/>
+                <w:sz w:val="15"/>
+              </w:rPr>
+              <w:t xml:space="preserve">    SourceUpdatedAt = GREATEST(SourceUpdatedAt, incoming.UpdatedAt);</w:t>
+            </w:r>
+            <w:r>
+              <w:br/>
+            </w:r>
+            <w:r>
+              <w:br/>
+            </w:r>
+            <w:r>
+              <w:rPr>
+                <w:rFonts w:ascii="Liberation Mono" w:eastAsia="Liberation Mono" w:hAnsi="Liberation Mono"/>
+                <w:color w:val="1C1C1C"/>
+                <w:sz w:val="15"/>
+              </w:rPr>
+              <w:t>UPDATE ETL_Control</w:t>
+            </w:r>
+            <w:r>
+              <w:br/>
+            </w:r>
+            <w:r>
+              <w:rPr>
+                <w:rFonts w:ascii="Liberation Mono" w:eastAsia="Liberation Mono" w:hAnsi="Liberation Mono"/>
+                <w:color w:val="1C1C1C"/>
+                <w:sz w:val="15"/>
+              </w:rPr>
+              <w:t>SET LastSuccessfulAt = @batch_end,</w:t>
+            </w:r>
+            <w:r>
+              <w:br/>
+            </w:r>
+            <w:r>
+              <w:rPr>
+                <w:rFonts w:ascii="Liberation Mono" w:eastAsia="Liberation Mono" w:hAnsi="Liberation Mono"/>
+                <w:color w:val="1C1C1C"/>
+                <w:sz w:val="15"/>
+              </w:rPr>
+              <w:t xml:space="preserve">    LastBatchEnd = @batch_end,</w:t>
+            </w:r>
+            <w:r>
+              <w:br/>
+            </w:r>
+            <w:r>
+              <w:rPr>
+                <w:rFonts w:ascii="Liberation Mono" w:eastAsia="Liberation Mono" w:hAnsi="Liberation Mono"/>
+                <w:color w:val="1C1C1C"/>
+                <w:sz w:val="15"/>
+              </w:rPr>
+              <w:t xml:space="preserve">    LastRunStatus = 'SUCCESS'</w:t>
+            </w:r>
+            <w:r>
+              <w:br/>
+            </w:r>
+            <w:r>
+              <w:rPr>
+                <w:rFonts w:ascii="Liberation Mono" w:eastAsia="Liberation Mono" w:hAnsi="Liberation Mono"/>
+                <w:color w:val="1C1C1C"/>
+                <w:sz w:val="15"/>
+              </w:rPr>
+              <w:t>WHERE PipelineName = 'loan_incremental';</w:t>
+            </w:r>
+            <w:r>
+              <w:br/>
+            </w:r>
+            <w:r>
+              <w:br/>
+            </w:r>
+            <w:r>
+              <w:rPr>
+                <w:rFonts w:ascii="Liberation Mono" w:eastAsia="Liberation Mono" w:hAnsi="Liberation Mono"/>
+                <w:color w:val="1C1C1C"/>
+                <w:sz w:val="15"/>
+              </w:rPr>
+              <w:t>COMMIT;</w:t>
+            </w:r>
+          </w:p>
+        </w:tc>
+      </w:tr>
+    </w:tbl>
+    <w:p>
+      <w:pPr>
+        <w:pStyle w:val="ReportBody"/>
+      </w:pPr>
+      <w:r>
+        <w:t>SELECT ... FOR UPDATE locks the control row until the transaction ends, preventing two copies of the same pipeline from advancing the watermark concurrently [1]. MySQL’s ON DUPLICATE KEY UPDATE changes an existing row when its unique key already exists [2]. The timestamp comparison prevents an older overlapped event from overwriting a newer target state.</w:t>
+      </w:r>
+    </w:p>
+    <w:p>
+      <w:pPr>
+        <w:spacing w:after="0"/>
+      </w:pPr>
+      <w:r>
+        <w:br w:type="page"/>
+      </w:r>
+    </w:p>
+    <w:p>
+      <w:pPr>
+        <w:pStyle w:val="ReportHeading"/>
+        <w:pBdr>
+          <w:bottom w:val="single" w:sz="10" w:space="2" w:color="8ED14B"/>
+        </w:pBdr>
+      </w:pPr>
+      <w:r>
+        <w:t>5. Practical demonstration</w:t>
+      </w:r>
+    </w:p>
+    <w:p>
+      <w:pPr>
+        <w:pStyle w:val="ReportBody"/>
+      </w:pPr>
+      <w:r>
+        <w:t>The control row starts at 10:00. The batch boundary is fixed at 10:05 and the five-minute overlap starts at 09:55. Loan 7003 already exists in the target as open; its new source version records a return.</w:t>
+      </w:r>
+    </w:p>
+    <w:tbl>
+      <w:tblPr>
+        <w:tblW w:w="0" w:type="auto"/>
+        <w:jc w:val="center"/>
+        <w:tblLayout w:type="fixed"/>
+        <w:tblLook w:val="04A0" w:firstRow="1" w:lastRow="0" w:firstColumn="1" w:lastColumn="0" w:noHBand="0" w:noVBand="1"/>
+      </w:tblPr>
+      <w:tblGrid>
+        <w:gridCol w:w="1655"/>
+        <w:gridCol w:w="3096"/>
+        <w:gridCol w:w="2088"/>
+        <w:gridCol w:w="3096"/>
+      </w:tblGrid>
+      <w:tr>
+        <w:trPr>
+          <w:cantSplit/>
+          <w:tblHeader/>
+          <w:jc w:val="center"/>
+        </w:trPr>
+        <w:tc>
+          <w:tcPr>
+            <w:tcW w:w="1655" w:type="dxa"/>
+            <w:tcBorders>
+              <w:top w:val="single" w:sz="5" w:space="0" w:color="D7D9DE"/>
+              <w:left w:val="single" w:sz="5" w:space="0" w:color="D7D9DE"/>
+              <w:bottom w:val="single" w:sz="5" w:space="0" w:color="D7D9DE"/>
+              <w:right w:val="single" w:sz="5" w:space="0" w:color="D7D9DE"/>
+            </w:tcBorders>
+            <w:tcMar>
+              <w:top w:w="55" w:type="dxa"/>
+              <w:left w:w="70" w:type="dxa"/>
+              <w:bottom w:w="55" w:type="dxa"/>
+              <w:right w:w="70" w:type="dxa"/>
+            </w:tcMar>
+            <w:vAlign w:val="center"/>
+          </w:tcPr>
+          <w:p>
+            <w:pPr>
+              <w:spacing w:after="0" w:line="240" w:lineRule="auto"/>
+              <w:jc w:val="center"/>
+            </w:pPr>
+            <w:r>
+              <w:rPr>
+                <w:rFonts w:ascii="Carlito" w:eastAsia="Carlito" w:hAnsi="Carlito"/>
+                <w:b/>
+                <w:color w:val="1C1C1C"/>
+                <w:sz w:val="19"/>
+              </w:rPr>
+              <w:t>LoanID</w:t>
+            </w:r>
+          </w:p>
+        </w:tc>
+        <w:tc>
+          <w:tcPr>
+            <w:tcW w:w="3096" w:type="dxa"/>
+            <w:tcBorders>
+              <w:top w:val="single" w:sz="5" w:space="0" w:color="D7D9DE"/>
+              <w:left w:val="single" w:sz="5" w:space="0" w:color="D7D9DE"/>
+              <w:bottom w:val="single" w:sz="5" w:space="0" w:color="D7D9DE"/>
+              <w:right w:val="single" w:sz="5" w:space="0" w:color="D7D9DE"/>
+            </w:tcBorders>
+            <w:tcMar>
+              <w:top w:w="55" w:type="dxa"/>
+              <w:left w:w="70" w:type="dxa"/>
+              <w:bottom w:w="55" w:type="dxa"/>
+              <w:right w:w="70" w:type="dxa"/>
+            </w:tcMar>
+            <w:vAlign w:val="center"/>
+          </w:tcPr>
+          <w:p>
+            <w:pPr>
+              <w:spacing w:after="0" w:line="240" w:lineRule="auto"/>
+              <w:jc w:val="center"/>
+            </w:pPr>
+            <w:r>
+              <w:rPr>
+                <w:rFonts w:ascii="Carlito" w:eastAsia="Carlito" w:hAnsi="Carlito"/>
+                <w:b/>
+                <w:color w:val="1C1C1C"/>
+                <w:sz w:val="19"/>
+              </w:rPr>
+              <w:t>Source state</w:t>
+            </w:r>
+          </w:p>
+        </w:tc>
+        <w:tc>
+          <w:tcPr>
+            <w:tcW w:w="2088" w:type="dxa"/>
+            <w:tcBorders>
+              <w:top w:val="single" w:sz="5" w:space="0" w:color="D7D9DE"/>
+              <w:left w:val="single" w:sz="5" w:space="0" w:color="D7D9DE"/>
+              <w:bottom w:val="single" w:sz="5" w:space="0" w:color="D7D9DE"/>
+              <w:right w:val="single" w:sz="5" w:space="0" w:color="D7D9DE"/>
+            </w:tcBorders>
+            <w:tcMar>
+              <w:top w:w="55" w:type="dxa"/>
+              <w:left w:w="70" w:type="dxa"/>
+              <w:bottom w:w="55" w:type="dxa"/>
+              <w:right w:w="70" w:type="dxa"/>
+            </w:tcMar>
+            <w:vAlign w:val="center"/>
+          </w:tcPr>
+          <w:p>
+            <w:pPr>
+              <w:spacing w:after="0" w:line="240" w:lineRule="auto"/>
+              <w:jc w:val="center"/>
+            </w:pPr>
+            <w:r>
+              <w:rPr>
+                <w:rFonts w:ascii="Carlito" w:eastAsia="Carlito" w:hAnsi="Carlito"/>
+                <w:b/>
+                <w:color w:val="1C1C1C"/>
+                <w:sz w:val="19"/>
+              </w:rPr>
+              <w:t>UpdatedAt</w:t>
+            </w:r>
+          </w:p>
+        </w:tc>
+        <w:tc>
+          <w:tcPr>
+            <w:tcW w:w="3096" w:type="dxa"/>
+            <w:tcBorders>
+              <w:top w:val="single" w:sz="5" w:space="0" w:color="D7D9DE"/>
+              <w:left w:val="single" w:sz="5" w:space="0" w:color="D7D9DE"/>
+              <w:bottom w:val="single" w:sz="5" w:space="0" w:color="D7D9DE"/>
+              <w:right w:val="single" w:sz="5" w:space="0" w:color="D7D9DE"/>
+            </w:tcBorders>
+            <w:tcMar>
+              <w:top w:w="55" w:type="dxa"/>
+              <w:left w:w="70" w:type="dxa"/>
+              <w:bottom w:w="55" w:type="dxa"/>
+              <w:right w:w="70" w:type="dxa"/>
+            </w:tcMar>
+            <w:vAlign w:val="center"/>
+          </w:tcPr>
+          <w:p>
+            <w:pPr>
+              <w:spacing w:after="0" w:line="240" w:lineRule="auto"/>
+              <w:jc w:val="center"/>
+            </w:pPr>
+            <w:r>
+              <w:rPr>
+                <w:rFonts w:ascii="Carlito" w:eastAsia="Carlito" w:hAnsi="Carlito"/>
+                <w:b/>
+                <w:color w:val="1C1C1C"/>
+                <w:sz w:val="19"/>
+              </w:rPr>
+              <w:t>Target before run</w:t>
+            </w:r>
+          </w:p>
+        </w:tc>
+      </w:tr>
+      <w:tr>
+        <w:trPr>
+          <w:cantSplit/>
+          <w:jc w:val="center"/>
+        </w:trPr>
+        <w:tc>
+          <w:tcPr>
+            <w:tcW w:w="1655" w:type="dxa"/>
+            <w:tcBorders>
+              <w:top w:val="single" w:sz="5" w:space="0" w:color="D7D9DE"/>
+              <w:left w:val="single" w:sz="5" w:space="0" w:color="D7D9DE"/>
+              <w:bottom w:val="single" w:sz="5" w:space="0" w:color="D7D9DE"/>
+              <w:right w:val="single" w:sz="5" w:space="0" w:color="D7D9DE"/>
+            </w:tcBorders>
+            <w:tcMar>
+              <w:top w:w="55" w:type="dxa"/>
+              <w:left w:w="70" w:type="dxa"/>
+              <w:bottom w:w="55" w:type="dxa"/>
+              <w:right w:w="70" w:type="dxa"/>
+            </w:tcMar>
+            <w:vAlign w:val="center"/>
+          </w:tcPr>
+          <w:p>
+            <w:pPr>
+              <w:spacing w:after="0" w:line="240" w:lineRule="auto"/>
+              <w:jc w:val="center"/>
+            </w:pPr>
+            <w:r>
+              <w:rPr>
+                <w:rFonts w:ascii="Carlito" w:eastAsia="Carlito" w:hAnsi="Carlito"/>
+                <w:color w:val="252525"/>
+                <w:sz w:val="18"/>
+              </w:rPr>
+              <w:t>7001</w:t>
+            </w:r>
+          </w:p>
+        </w:tc>
+        <w:tc>
+          <w:tcPr>
+            <w:tcW w:w="3096" w:type="dxa"/>
+            <w:tcBorders>
+              <w:top w:val="single" w:sz="5" w:space="0" w:color="D7D9DE"/>
+              <w:left w:val="single" w:sz="5" w:space="0" w:color="D7D9DE"/>
+              <w:bottom w:val="single" w:sz="5" w:space="0" w:color="D7D9DE"/>
+              <w:right w:val="single" w:sz="5" w:space="0" w:color="D7D9DE"/>
+            </w:tcBorders>
+            <w:tcMar>
+              <w:top w:w="55" w:type="dxa"/>
+              <w:left w:w="70" w:type="dxa"/>
+              <w:bottom w:w="55" w:type="dxa"/>
+              <w:right w:w="70" w:type="dxa"/>
+            </w:tcMar>
+            <w:vAlign w:val="center"/>
+          </w:tcPr>
+          <w:p>
+            <w:pPr>
+              <w:spacing w:after="0" w:line="240" w:lineRule="auto"/>
+            </w:pPr>
+            <w:r>
+              <w:rPr>
+                <w:rFonts w:ascii="Carlito" w:eastAsia="Carlito" w:hAnsi="Carlito"/>
+                <w:color w:val="252525"/>
+                <w:sz w:val="18"/>
+              </w:rPr>
+              <w:t>New, open</w:t>
+            </w:r>
+          </w:p>
+        </w:tc>
+        <w:tc>
+          <w:tcPr>
+            <w:tcW w:w="2088" w:type="dxa"/>
+            <w:tcBorders>
+              <w:top w:val="single" w:sz="5" w:space="0" w:color="D7D9DE"/>
+              <w:left w:val="single" w:sz="5" w:space="0" w:color="D7D9DE"/>
+              <w:bottom w:val="single" w:sz="5" w:space="0" w:color="D7D9DE"/>
+              <w:right w:val="single" w:sz="5" w:space="0" w:color="D7D9DE"/>
+            </w:tcBorders>
+            <w:tcMar>
+              <w:top w:w="55" w:type="dxa"/>
+              <w:left w:w="70" w:type="dxa"/>
+              <w:bottom w:w="55" w:type="dxa"/>
+              <w:right w:w="70" w:type="dxa"/>
+            </w:tcMar>
+            <w:vAlign w:val="center"/>
+          </w:tcPr>
+          <w:p>
+            <w:pPr>
+              <w:spacing w:after="0" w:line="240" w:lineRule="auto"/>
+              <w:jc w:val="center"/>
+            </w:pPr>
+            <w:r>
+              <w:rPr>
+                <w:rFonts w:ascii="Carlito" w:eastAsia="Carlito" w:hAnsi="Carlito"/>
+                <w:color w:val="252525"/>
+                <w:sz w:val="18"/>
+              </w:rPr>
+              <w:t>10:01</w:t>
+            </w:r>
+          </w:p>
+        </w:tc>
+        <w:tc>
+          <w:tcPr>
+            <w:tcW w:w="3096" w:type="dxa"/>
+            <w:tcBorders>
+              <w:top w:val="single" w:sz="5" w:space="0" w:color="D7D9DE"/>
+              <w:left w:val="single" w:sz="5" w:space="0" w:color="D7D9DE"/>
+              <w:bottom w:val="single" w:sz="5" w:space="0" w:color="D7D9DE"/>
+              <w:right w:val="single" w:sz="5" w:space="0" w:color="D7D9DE"/>
+            </w:tcBorders>
+            <w:tcMar>
+              <w:top w:w="55" w:type="dxa"/>
+              <w:left w:w="70" w:type="dxa"/>
+              <w:bottom w:w="55" w:type="dxa"/>
+              <w:right w:w="70" w:type="dxa"/>
+            </w:tcMar>
+            <w:vAlign w:val="center"/>
+          </w:tcPr>
+          <w:p>
+            <w:pPr>
+              <w:spacing w:after="0" w:line="240" w:lineRule="auto"/>
+              <w:jc w:val="center"/>
+            </w:pPr>
+            <w:r>
+              <w:rPr>
+                <w:rFonts w:ascii="Carlito" w:eastAsia="Carlito" w:hAnsi="Carlito"/>
+                <w:color w:val="252525"/>
+                <w:sz w:val="18"/>
+              </w:rPr>
+              <w:t>Absent</w:t>
+            </w:r>
+          </w:p>
+        </w:tc>
+      </w:tr>
+      <w:tr>
+        <w:trPr>
+          <w:cantSplit/>
+          <w:jc w:val="center"/>
+        </w:trPr>
+        <w:tc>
+          <w:tcPr>
+            <w:tcW w:w="1655" w:type="dxa"/>
+            <w:tcBorders>
+              <w:top w:val="single" w:sz="5" w:space="0" w:color="D7D9DE"/>
+              <w:left w:val="single" w:sz="5" w:space="0" w:color="D7D9DE"/>
+              <w:bottom w:val="single" w:sz="5" w:space="0" w:color="D7D9DE"/>
+              <w:right w:val="single" w:sz="5" w:space="0" w:color="D7D9DE"/>
+            </w:tcBorders>
+            <w:tcMar>
+              <w:top w:w="55" w:type="dxa"/>
+              <w:left w:w="70" w:type="dxa"/>
+              <w:bottom w:w="55" w:type="dxa"/>
+              <w:right w:w="70" w:type="dxa"/>
+            </w:tcMar>
+            <w:vAlign w:val="center"/>
+          </w:tcPr>
+          <w:p>
+            <w:pPr>
+              <w:spacing w:after="0" w:line="240" w:lineRule="auto"/>
+              <w:jc w:val="center"/>
+            </w:pPr>
+            <w:r>
+              <w:rPr>
+                <w:rFonts w:ascii="Carlito" w:eastAsia="Carlito" w:hAnsi="Carlito"/>
+                <w:color w:val="252525"/>
+                <w:sz w:val="18"/>
+              </w:rPr>
+              <w:t>7002</w:t>
+            </w:r>
+          </w:p>
+        </w:tc>
+        <w:tc>
+          <w:tcPr>
+            <w:tcW w:w="3096" w:type="dxa"/>
+            <w:tcBorders>
+              <w:top w:val="single" w:sz="5" w:space="0" w:color="D7D9DE"/>
+              <w:left w:val="single" w:sz="5" w:space="0" w:color="D7D9DE"/>
+              <w:bottom w:val="single" w:sz="5" w:space="0" w:color="D7D9DE"/>
+              <w:right w:val="single" w:sz="5" w:space="0" w:color="D7D9DE"/>
+            </w:tcBorders>
+            <w:tcMar>
+              <w:top w:w="55" w:type="dxa"/>
+              <w:left w:w="70" w:type="dxa"/>
+              <w:bottom w:w="55" w:type="dxa"/>
+              <w:right w:w="70" w:type="dxa"/>
+            </w:tcMar>
+            <w:vAlign w:val="center"/>
+          </w:tcPr>
+          <w:p>
+            <w:pPr>
+              <w:spacing w:after="0" w:line="240" w:lineRule="auto"/>
+            </w:pPr>
+            <w:r>
+              <w:rPr>
+                <w:rFonts w:ascii="Carlito" w:eastAsia="Carlito" w:hAnsi="Carlito"/>
+                <w:color w:val="252525"/>
+                <w:sz w:val="18"/>
+              </w:rPr>
+              <w:t>New, returned</w:t>
+            </w:r>
+          </w:p>
+        </w:tc>
+        <w:tc>
+          <w:tcPr>
+            <w:tcW w:w="2088" w:type="dxa"/>
+            <w:tcBorders>
+              <w:top w:val="single" w:sz="5" w:space="0" w:color="D7D9DE"/>
+              <w:left w:val="single" w:sz="5" w:space="0" w:color="D7D9DE"/>
+              <w:bottom w:val="single" w:sz="5" w:space="0" w:color="D7D9DE"/>
+              <w:right w:val="single" w:sz="5" w:space="0" w:color="D7D9DE"/>
+            </w:tcBorders>
+            <w:tcMar>
+              <w:top w:w="55" w:type="dxa"/>
+              <w:left w:w="70" w:type="dxa"/>
+              <w:bottom w:w="55" w:type="dxa"/>
+              <w:right w:w="70" w:type="dxa"/>
+            </w:tcMar>
+            <w:vAlign w:val="center"/>
+          </w:tcPr>
+          <w:p>
+            <w:pPr>
+              <w:spacing w:after="0" w:line="240" w:lineRule="auto"/>
+              <w:jc w:val="center"/>
+            </w:pPr>
+            <w:r>
+              <w:rPr>
+                <w:rFonts w:ascii="Carlito" w:eastAsia="Carlito" w:hAnsi="Carlito"/>
+                <w:color w:val="252525"/>
+                <w:sz w:val="18"/>
+              </w:rPr>
+              <w:t>10:02</w:t>
+            </w:r>
+          </w:p>
+        </w:tc>
+        <w:tc>
+          <w:tcPr>
+            <w:tcW w:w="3096" w:type="dxa"/>
+            <w:tcBorders>
+              <w:top w:val="single" w:sz="5" w:space="0" w:color="D7D9DE"/>
+              <w:left w:val="single" w:sz="5" w:space="0" w:color="D7D9DE"/>
+              <w:bottom w:val="single" w:sz="5" w:space="0" w:color="D7D9DE"/>
+              <w:right w:val="single" w:sz="5" w:space="0" w:color="D7D9DE"/>
+            </w:tcBorders>
+            <w:tcMar>
+              <w:top w:w="55" w:type="dxa"/>
+              <w:left w:w="70" w:type="dxa"/>
+              <w:bottom w:w="55" w:type="dxa"/>
+              <w:right w:w="70" w:type="dxa"/>
+            </w:tcMar>
+            <w:vAlign w:val="center"/>
+          </w:tcPr>
+          <w:p>
+            <w:pPr>
+              <w:spacing w:after="0" w:line="240" w:lineRule="auto"/>
+              <w:jc w:val="center"/>
+            </w:pPr>
+            <w:r>
+              <w:rPr>
+                <w:rFonts w:ascii="Carlito" w:eastAsia="Carlito" w:hAnsi="Carlito"/>
+                <w:color w:val="252525"/>
+                <w:sz w:val="18"/>
+              </w:rPr>
+              <w:t>Absent</w:t>
+            </w:r>
+          </w:p>
+        </w:tc>
+      </w:tr>
+      <w:tr>
+        <w:trPr>
+          <w:cantSplit/>
+          <w:jc w:val="center"/>
+        </w:trPr>
+        <w:tc>
+          <w:tcPr>
+            <w:tcW w:w="1655" w:type="dxa"/>
+            <w:tcBorders>
+              <w:top w:val="single" w:sz="5" w:space="0" w:color="D7D9DE"/>
+              <w:left w:val="single" w:sz="5" w:space="0" w:color="D7D9DE"/>
+              <w:bottom w:val="single" w:sz="5" w:space="0" w:color="D7D9DE"/>
+              <w:right w:val="single" w:sz="5" w:space="0" w:color="D7D9DE"/>
+            </w:tcBorders>
+            <w:tcMar>
+              <w:top w:w="55" w:type="dxa"/>
+              <w:left w:w="70" w:type="dxa"/>
+              <w:bottom w:w="55" w:type="dxa"/>
+              <w:right w:w="70" w:type="dxa"/>
+            </w:tcMar>
+            <w:vAlign w:val="center"/>
+          </w:tcPr>
+          <w:p>
+            <w:pPr>
+              <w:spacing w:after="0" w:line="240" w:lineRule="auto"/>
+              <w:jc w:val="center"/>
+            </w:pPr>
+            <w:r>
+              <w:rPr>
+                <w:rFonts w:ascii="Carlito" w:eastAsia="Carlito" w:hAnsi="Carlito"/>
+                <w:color w:val="252525"/>
+                <w:sz w:val="18"/>
+              </w:rPr>
+              <w:t>7003</w:t>
+            </w:r>
+          </w:p>
+        </w:tc>
+        <w:tc>
+          <w:tcPr>
+            <w:tcW w:w="3096" w:type="dxa"/>
+            <w:tcBorders>
+              <w:top w:val="single" w:sz="5" w:space="0" w:color="D7D9DE"/>
+              <w:left w:val="single" w:sz="5" w:space="0" w:color="D7D9DE"/>
+              <w:bottom w:val="single" w:sz="5" w:space="0" w:color="D7D9DE"/>
+              <w:right w:val="single" w:sz="5" w:space="0" w:color="D7D9DE"/>
+            </w:tcBorders>
+            <w:tcMar>
+              <w:top w:w="55" w:type="dxa"/>
+              <w:left w:w="70" w:type="dxa"/>
+              <w:bottom w:w="55" w:type="dxa"/>
+              <w:right w:w="70" w:type="dxa"/>
+            </w:tcMar>
+            <w:vAlign w:val="center"/>
+          </w:tcPr>
+          <w:p>
+            <w:pPr>
+              <w:spacing w:after="0" w:line="240" w:lineRule="auto"/>
+            </w:pPr>
+            <w:r>
+              <w:rPr>
+                <w:rFonts w:ascii="Carlito" w:eastAsia="Carlito" w:hAnsi="Carlito"/>
+                <w:color w:val="252525"/>
+                <w:sz w:val="18"/>
+              </w:rPr>
+              <w:t>Returned at 10:03</w:t>
+            </w:r>
+          </w:p>
+        </w:tc>
+        <w:tc>
+          <w:tcPr>
+            <w:tcW w:w="2088" w:type="dxa"/>
+            <w:tcBorders>
+              <w:top w:val="single" w:sz="5" w:space="0" w:color="D7D9DE"/>
+              <w:left w:val="single" w:sz="5" w:space="0" w:color="D7D9DE"/>
+              <w:bottom w:val="single" w:sz="5" w:space="0" w:color="D7D9DE"/>
+              <w:right w:val="single" w:sz="5" w:space="0" w:color="D7D9DE"/>
+            </w:tcBorders>
+            <w:tcMar>
+              <w:top w:w="55" w:type="dxa"/>
+              <w:left w:w="70" w:type="dxa"/>
+              <w:bottom w:w="55" w:type="dxa"/>
+              <w:right w:w="70" w:type="dxa"/>
+            </w:tcMar>
+            <w:vAlign w:val="center"/>
+          </w:tcPr>
+          <w:p>
+            <w:pPr>
+              <w:spacing w:after="0" w:line="240" w:lineRule="auto"/>
+              <w:jc w:val="center"/>
+            </w:pPr>
+            <w:r>
+              <w:rPr>
+                <w:rFonts w:ascii="Carlito" w:eastAsia="Carlito" w:hAnsi="Carlito"/>
+                <w:color w:val="252525"/>
+                <w:sz w:val="18"/>
+              </w:rPr>
+              <w:t>10:04</w:t>
+            </w:r>
+          </w:p>
+        </w:tc>
+        <w:tc>
+          <w:tcPr>
+            <w:tcW w:w="3096" w:type="dxa"/>
+            <w:tcBorders>
+              <w:top w:val="single" w:sz="5" w:space="0" w:color="D7D9DE"/>
+              <w:left w:val="single" w:sz="5" w:space="0" w:color="D7D9DE"/>
+              <w:bottom w:val="single" w:sz="5" w:space="0" w:color="D7D9DE"/>
+              <w:right w:val="single" w:sz="5" w:space="0" w:color="D7D9DE"/>
+            </w:tcBorders>
+            <w:tcMar>
+              <w:top w:w="55" w:type="dxa"/>
+              <w:left w:w="70" w:type="dxa"/>
+              <w:bottom w:w="55" w:type="dxa"/>
+              <w:right w:w="70" w:type="dxa"/>
+            </w:tcMar>
+            <w:vAlign w:val="center"/>
+          </w:tcPr>
+          <w:p>
+            <w:pPr>
+              <w:spacing w:after="0" w:line="240" w:lineRule="auto"/>
+              <w:jc w:val="center"/>
+            </w:pPr>
+            <w:r>
+              <w:rPr>
+                <w:rFonts w:ascii="Carlito" w:eastAsia="Carlito" w:hAnsi="Carlito"/>
+                <w:color w:val="252525"/>
+                <w:sz w:val="18"/>
+              </w:rPr>
+              <w:t>Open</w:t>
+            </w:r>
+          </w:p>
+        </w:tc>
+      </w:tr>
+    </w:tbl>
+    <w:p>
+      <w:pPr>
+        <w:pStyle w:val="ReportSubheading"/>
+      </w:pPr>
+      <w:r>
+        <w:t>Observed final state</w:t>
+      </w:r>
+    </w:p>
+    <w:tbl>
+      <w:tblPr>
+        <w:tblW w:w="0" w:type="auto"/>
+        <w:jc w:val="center"/>
+        <w:tblLayout w:type="fixed"/>
+        <w:tblLook w:val="04A0" w:firstRow="1" w:lastRow="0" w:firstColumn="1" w:lastColumn="0" w:noHBand="0" w:noVBand="1"/>
+      </w:tblPr>
+      <w:tblGrid>
+        <w:gridCol w:w="2088"/>
+        <w:gridCol w:w="1728"/>
+        <w:gridCol w:w="1728"/>
+        <w:gridCol w:w="2160"/>
+        <w:gridCol w:w="2232"/>
+      </w:tblGrid>
+      <w:tr>
+        <w:trPr>
+          <w:cantSplit/>
+          <w:tblHeader/>
+          <w:jc w:val="center"/>
+        </w:trPr>
+        <w:tc>
+          <w:tcPr>
+            <w:tcW w:w="2088" w:type="dxa"/>
+            <w:tcBorders>
+              <w:top w:val="single" w:sz="5" w:space="0" w:color="D7D9DE"/>
+              <w:left w:val="single" w:sz="5" w:space="0" w:color="D7D9DE"/>
+              <w:bottom w:val="single" w:sz="5" w:space="0" w:color="D7D9DE"/>
+              <w:right w:val="single" w:sz="5" w:space="0" w:color="D7D9DE"/>
+            </w:tcBorders>
+            <w:tcMar>
+              <w:top w:w="55" w:type="dxa"/>
+              <w:left w:w="70" w:type="dxa"/>
+              <w:bottom w:w="55" w:type="dxa"/>
+              <w:right w:w="70" w:type="dxa"/>
+            </w:tcMar>
+            <w:vAlign w:val="center"/>
+          </w:tcPr>
+          <w:p>
+            <w:pPr>
+              <w:spacing w:after="0" w:line="240" w:lineRule="auto"/>
+              <w:jc w:val="center"/>
+            </w:pPr>
+            <w:r>
+              <w:rPr>
+                <w:rFonts w:ascii="Carlito" w:eastAsia="Carlito" w:hAnsi="Carlito"/>
+                <w:b/>
+                <w:color w:val="1C1C1C"/>
+                <w:sz w:val="19"/>
+              </w:rPr>
+              <w:t>Test</w:t>
+            </w:r>
+          </w:p>
+        </w:tc>
+        <w:tc>
+          <w:tcPr>
+            <w:tcW w:w="1728" w:type="dxa"/>
+            <w:tcBorders>
+              <w:top w:val="single" w:sz="5" w:space="0" w:color="D7D9DE"/>
+              <w:left w:val="single" w:sz="5" w:space="0" w:color="D7D9DE"/>
+              <w:bottom w:val="single" w:sz="5" w:space="0" w:color="D7D9DE"/>
+              <w:right w:val="single" w:sz="5" w:space="0" w:color="D7D9DE"/>
+            </w:tcBorders>
+            <w:tcMar>
+              <w:top w:w="55" w:type="dxa"/>
+              <w:left w:w="70" w:type="dxa"/>
+              <w:bottom w:w="55" w:type="dxa"/>
+              <w:right w:w="70" w:type="dxa"/>
+            </w:tcMar>
+            <w:vAlign w:val="center"/>
+          </w:tcPr>
+          <w:p>
+            <w:pPr>
+              <w:spacing w:after="0" w:line="240" w:lineRule="auto"/>
+              <w:jc w:val="center"/>
+            </w:pPr>
+            <w:r>
+              <w:rPr>
+                <w:rFonts w:ascii="Carlito" w:eastAsia="Carlito" w:hAnsi="Carlito"/>
+                <w:b/>
+                <w:color w:val="1C1C1C"/>
+                <w:sz w:val="19"/>
+              </w:rPr>
+              <w:t>Rows staged</w:t>
+            </w:r>
+          </w:p>
+        </w:tc>
+        <w:tc>
+          <w:tcPr>
+            <w:tcW w:w="1728" w:type="dxa"/>
+            <w:tcBorders>
+              <w:top w:val="single" w:sz="5" w:space="0" w:color="D7D9DE"/>
+              <w:left w:val="single" w:sz="5" w:space="0" w:color="D7D9DE"/>
+              <w:bottom w:val="single" w:sz="5" w:space="0" w:color="D7D9DE"/>
+              <w:right w:val="single" w:sz="5" w:space="0" w:color="D7D9DE"/>
+            </w:tcBorders>
+            <w:tcMar>
+              <w:top w:w="55" w:type="dxa"/>
+              <w:left w:w="70" w:type="dxa"/>
+              <w:bottom w:w="55" w:type="dxa"/>
+              <w:right w:w="70" w:type="dxa"/>
+            </w:tcMar>
+            <w:vAlign w:val="center"/>
+          </w:tcPr>
+          <w:p>
+            <w:pPr>
+              <w:spacing w:after="0" w:line="240" w:lineRule="auto"/>
+              <w:jc w:val="center"/>
+            </w:pPr>
+            <w:r>
+              <w:rPr>
+                <w:rFonts w:ascii="Carlito" w:eastAsia="Carlito" w:hAnsi="Carlito"/>
+                <w:b/>
+                <w:color w:val="1C1C1C"/>
+                <w:sz w:val="19"/>
+              </w:rPr>
+              <w:t>Target rows</w:t>
+            </w:r>
+          </w:p>
+        </w:tc>
+        <w:tc>
+          <w:tcPr>
+            <w:tcW w:w="2160" w:type="dxa"/>
+            <w:tcBorders>
+              <w:top w:val="single" w:sz="5" w:space="0" w:color="D7D9DE"/>
+              <w:left w:val="single" w:sz="5" w:space="0" w:color="D7D9DE"/>
+              <w:bottom w:val="single" w:sz="5" w:space="0" w:color="D7D9DE"/>
+              <w:right w:val="single" w:sz="5" w:space="0" w:color="D7D9DE"/>
+            </w:tcBorders>
+            <w:tcMar>
+              <w:top w:w="55" w:type="dxa"/>
+              <w:left w:w="70" w:type="dxa"/>
+              <w:bottom w:w="55" w:type="dxa"/>
+              <w:right w:w="70" w:type="dxa"/>
+            </w:tcMar>
+            <w:vAlign w:val="center"/>
+          </w:tcPr>
+          <w:p>
+            <w:pPr>
+              <w:spacing w:after="0" w:line="240" w:lineRule="auto"/>
+              <w:jc w:val="center"/>
+            </w:pPr>
+            <w:r>
+              <w:rPr>
+                <w:rFonts w:ascii="Carlito" w:eastAsia="Carlito" w:hAnsi="Carlito"/>
+                <w:b/>
+                <w:color w:val="1C1C1C"/>
+                <w:sz w:val="19"/>
+              </w:rPr>
+              <w:t>Loan 7003</w:t>
+            </w:r>
+          </w:p>
+        </w:tc>
+        <w:tc>
+          <w:tcPr>
+            <w:tcW w:w="2232" w:type="dxa"/>
+            <w:tcBorders>
+              <w:top w:val="single" w:sz="5" w:space="0" w:color="D7D9DE"/>
+              <w:left w:val="single" w:sz="5" w:space="0" w:color="D7D9DE"/>
+              <w:bottom w:val="single" w:sz="5" w:space="0" w:color="D7D9DE"/>
+              <w:right w:val="single" w:sz="5" w:space="0" w:color="D7D9DE"/>
+            </w:tcBorders>
+            <w:tcMar>
+              <w:top w:w="55" w:type="dxa"/>
+              <w:left w:w="70" w:type="dxa"/>
+              <w:bottom w:w="55" w:type="dxa"/>
+              <w:right w:w="70" w:type="dxa"/>
+            </w:tcMar>
+            <w:vAlign w:val="center"/>
+          </w:tcPr>
+          <w:p>
+            <w:pPr>
+              <w:spacing w:after="0" w:line="240" w:lineRule="auto"/>
+              <w:jc w:val="center"/>
+            </w:pPr>
+            <w:r>
+              <w:rPr>
+                <w:rFonts w:ascii="Carlito" w:eastAsia="Carlito" w:hAnsi="Carlito"/>
+                <w:b/>
+                <w:color w:val="1C1C1C"/>
+                <w:sz w:val="19"/>
+              </w:rPr>
+              <w:t>Watermark</w:t>
+            </w:r>
+          </w:p>
+        </w:tc>
+      </w:tr>
+      <w:tr>
+        <w:trPr>
+          <w:cantSplit/>
+          <w:jc w:val="center"/>
+        </w:trPr>
+        <w:tc>
+          <w:tcPr>
+            <w:tcW w:w="2088" w:type="dxa"/>
+            <w:tcBorders>
+              <w:top w:val="single" w:sz="5" w:space="0" w:color="D7D9DE"/>
+              <w:left w:val="single" w:sz="5" w:space="0" w:color="D7D9DE"/>
+              <w:bottom w:val="single" w:sz="5" w:space="0" w:color="D7D9DE"/>
+              <w:right w:val="single" w:sz="5" w:space="0" w:color="D7D9DE"/>
+            </w:tcBorders>
+            <w:tcMar>
+              <w:top w:w="55" w:type="dxa"/>
+              <w:left w:w="70" w:type="dxa"/>
+              <w:bottom w:w="55" w:type="dxa"/>
+              <w:right w:w="70" w:type="dxa"/>
+            </w:tcMar>
+            <w:vAlign w:val="center"/>
+          </w:tcPr>
+          <w:p>
+            <w:pPr>
+              <w:spacing w:after="0" w:line="240" w:lineRule="auto"/>
+              <w:jc w:val="center"/>
+            </w:pPr>
+            <w:r>
+              <w:rPr>
+                <w:rFonts w:ascii="Carlito" w:eastAsia="Carlito" w:hAnsi="Carlito"/>
+                <w:color w:val="252525"/>
+                <w:sz w:val="18"/>
+              </w:rPr>
+              <w:t>First run</w:t>
+            </w:r>
+          </w:p>
+        </w:tc>
+        <w:tc>
+          <w:tcPr>
+            <w:tcW w:w="1728" w:type="dxa"/>
+            <w:tcBorders>
+              <w:top w:val="single" w:sz="5" w:space="0" w:color="D7D9DE"/>
+              <w:left w:val="single" w:sz="5" w:space="0" w:color="D7D9DE"/>
+              <w:bottom w:val="single" w:sz="5" w:space="0" w:color="D7D9DE"/>
+              <w:right w:val="single" w:sz="5" w:space="0" w:color="D7D9DE"/>
+            </w:tcBorders>
+            <w:tcMar>
+              <w:top w:w="55" w:type="dxa"/>
+              <w:left w:w="70" w:type="dxa"/>
+              <w:bottom w:w="55" w:type="dxa"/>
+              <w:right w:w="70" w:type="dxa"/>
+            </w:tcMar>
+            <w:vAlign w:val="center"/>
+          </w:tcPr>
+          <w:p>
+            <w:pPr>
+              <w:spacing w:after="0" w:line="240" w:lineRule="auto"/>
+              <w:jc w:val="center"/>
+            </w:pPr>
+            <w:r>
+              <w:rPr>
+                <w:rFonts w:ascii="Carlito" w:eastAsia="Carlito" w:hAnsi="Carlito"/>
+                <w:color w:val="252525"/>
+                <w:sz w:val="18"/>
+              </w:rPr>
+              <w:t>3</w:t>
+            </w:r>
+          </w:p>
+        </w:tc>
+        <w:tc>
+          <w:tcPr>
+            <w:tcW w:w="1728" w:type="dxa"/>
+            <w:tcBorders>
+              <w:top w:val="single" w:sz="5" w:space="0" w:color="D7D9DE"/>
+              <w:left w:val="single" w:sz="5" w:space="0" w:color="D7D9DE"/>
+              <w:bottom w:val="single" w:sz="5" w:space="0" w:color="D7D9DE"/>
+              <w:right w:val="single" w:sz="5" w:space="0" w:color="D7D9DE"/>
+            </w:tcBorders>
+            <w:tcMar>
+              <w:top w:w="55" w:type="dxa"/>
+              <w:left w:w="70" w:type="dxa"/>
+              <w:bottom w:w="55" w:type="dxa"/>
+              <w:right w:w="70" w:type="dxa"/>
+            </w:tcMar>
+            <w:vAlign w:val="center"/>
+          </w:tcPr>
+          <w:p>
+            <w:pPr>
+              <w:spacing w:after="0" w:line="240" w:lineRule="auto"/>
+              <w:jc w:val="center"/>
+            </w:pPr>
+            <w:r>
+              <w:rPr>
+                <w:rFonts w:ascii="Carlito" w:eastAsia="Carlito" w:hAnsi="Carlito"/>
+                <w:color w:val="252525"/>
+                <w:sz w:val="18"/>
+              </w:rPr>
+              <w:t>3</w:t>
+            </w:r>
+          </w:p>
+        </w:tc>
+        <w:tc>
+          <w:tcPr>
+            <w:tcW w:w="2160" w:type="dxa"/>
+            <w:tcBorders>
+              <w:top w:val="single" w:sz="5" w:space="0" w:color="D7D9DE"/>
+              <w:left w:val="single" w:sz="5" w:space="0" w:color="D7D9DE"/>
+              <w:bottom w:val="single" w:sz="5" w:space="0" w:color="D7D9DE"/>
+              <w:right w:val="single" w:sz="5" w:space="0" w:color="D7D9DE"/>
+            </w:tcBorders>
+            <w:tcMar>
+              <w:top w:w="55" w:type="dxa"/>
+              <w:left w:w="70" w:type="dxa"/>
+              <w:bottom w:w="55" w:type="dxa"/>
+              <w:right w:w="70" w:type="dxa"/>
+            </w:tcMar>
+            <w:vAlign w:val="center"/>
+          </w:tcPr>
+          <w:p>
+            <w:pPr>
+              <w:spacing w:after="0" w:line="240" w:lineRule="auto"/>
+              <w:jc w:val="center"/>
+            </w:pPr>
+            <w:r>
+              <w:rPr>
+                <w:rFonts w:ascii="Carlito" w:eastAsia="Carlito" w:hAnsi="Carlito"/>
+                <w:color w:val="252525"/>
+                <w:sz w:val="18"/>
+              </w:rPr>
+              <w:t>Returned</w:t>
+            </w:r>
+          </w:p>
+        </w:tc>
+        <w:tc>
+          <w:tcPr>
+            <w:tcW w:w="2232" w:type="dxa"/>
+            <w:tcBorders>
+              <w:top w:val="single" w:sz="5" w:space="0" w:color="D7D9DE"/>
+              <w:left w:val="single" w:sz="5" w:space="0" w:color="D7D9DE"/>
+              <w:bottom w:val="single" w:sz="5" w:space="0" w:color="D7D9DE"/>
+              <w:right w:val="single" w:sz="5" w:space="0" w:color="D7D9DE"/>
+            </w:tcBorders>
+            <w:tcMar>
+              <w:top w:w="55" w:type="dxa"/>
+              <w:left w:w="70" w:type="dxa"/>
+              <w:bottom w:w="55" w:type="dxa"/>
+              <w:right w:w="70" w:type="dxa"/>
+            </w:tcMar>
+            <w:vAlign w:val="center"/>
+          </w:tcPr>
+          <w:p>
+            <w:pPr>
+              <w:spacing w:after="0" w:line="240" w:lineRule="auto"/>
+              <w:jc w:val="center"/>
+            </w:pPr>
+            <w:r>
+              <w:rPr>
+                <w:rFonts w:ascii="Carlito" w:eastAsia="Carlito" w:hAnsi="Carlito"/>
+                <w:color w:val="252525"/>
+                <w:sz w:val="18"/>
+              </w:rPr>
+              <w:t>10:05</w:t>
+            </w:r>
+          </w:p>
+        </w:tc>
+      </w:tr>
+      <w:tr>
+        <w:trPr>
+          <w:cantSplit/>
+          <w:jc w:val="center"/>
+        </w:trPr>
+        <w:tc>
+          <w:tcPr>
+            <w:tcW w:w="2088" w:type="dxa"/>
+            <w:tcBorders>
+              <w:top w:val="single" w:sz="5" w:space="0" w:color="D7D9DE"/>
+              <w:left w:val="single" w:sz="5" w:space="0" w:color="D7D9DE"/>
+              <w:bottom w:val="single" w:sz="5" w:space="0" w:color="D7D9DE"/>
+              <w:right w:val="single" w:sz="5" w:space="0" w:color="D7D9DE"/>
+            </w:tcBorders>
+            <w:tcMar>
+              <w:top w:w="55" w:type="dxa"/>
+              <w:left w:w="70" w:type="dxa"/>
+              <w:bottom w:w="55" w:type="dxa"/>
+              <w:right w:w="70" w:type="dxa"/>
+            </w:tcMar>
+            <w:vAlign w:val="center"/>
+          </w:tcPr>
+          <w:p>
+            <w:pPr>
+              <w:spacing w:after="0" w:line="240" w:lineRule="auto"/>
+              <w:jc w:val="center"/>
+            </w:pPr>
+            <w:r>
+              <w:rPr>
+                <w:rFonts w:ascii="Carlito" w:eastAsia="Carlito" w:hAnsi="Carlito"/>
+                <w:color w:val="252525"/>
+                <w:sz w:val="18"/>
+              </w:rPr>
+              <w:t>Same batch rerun</w:t>
+            </w:r>
+          </w:p>
+        </w:tc>
+        <w:tc>
+          <w:tcPr>
+            <w:tcW w:w="1728" w:type="dxa"/>
+            <w:tcBorders>
+              <w:top w:val="single" w:sz="5" w:space="0" w:color="D7D9DE"/>
+              <w:left w:val="single" w:sz="5" w:space="0" w:color="D7D9DE"/>
+              <w:bottom w:val="single" w:sz="5" w:space="0" w:color="D7D9DE"/>
+              <w:right w:val="single" w:sz="5" w:space="0" w:color="D7D9DE"/>
+            </w:tcBorders>
+            <w:tcMar>
+              <w:top w:w="55" w:type="dxa"/>
+              <w:left w:w="70" w:type="dxa"/>
+              <w:bottom w:w="55" w:type="dxa"/>
+              <w:right w:w="70" w:type="dxa"/>
+            </w:tcMar>
+            <w:vAlign w:val="center"/>
+          </w:tcPr>
+          <w:p>
+            <w:pPr>
+              <w:spacing w:after="0" w:line="240" w:lineRule="auto"/>
+              <w:jc w:val="center"/>
+            </w:pPr>
+            <w:r>
+              <w:rPr>
+                <w:rFonts w:ascii="Carlito" w:eastAsia="Carlito" w:hAnsi="Carlito"/>
+                <w:color w:val="252525"/>
+                <w:sz w:val="18"/>
+              </w:rPr>
+              <w:t>3</w:t>
+            </w:r>
+          </w:p>
+        </w:tc>
+        <w:tc>
+          <w:tcPr>
+            <w:tcW w:w="1728" w:type="dxa"/>
+            <w:tcBorders>
+              <w:top w:val="single" w:sz="5" w:space="0" w:color="D7D9DE"/>
+              <w:left w:val="single" w:sz="5" w:space="0" w:color="D7D9DE"/>
+              <w:bottom w:val="single" w:sz="5" w:space="0" w:color="D7D9DE"/>
+              <w:right w:val="single" w:sz="5" w:space="0" w:color="D7D9DE"/>
+            </w:tcBorders>
+            <w:tcMar>
+              <w:top w:w="55" w:type="dxa"/>
+              <w:left w:w="70" w:type="dxa"/>
+              <w:bottom w:w="55" w:type="dxa"/>
+              <w:right w:w="70" w:type="dxa"/>
+            </w:tcMar>
+            <w:vAlign w:val="center"/>
+          </w:tcPr>
+          <w:p>
+            <w:pPr>
+              <w:spacing w:after="0" w:line="240" w:lineRule="auto"/>
+              <w:jc w:val="center"/>
+            </w:pPr>
+            <w:r>
+              <w:rPr>
+                <w:rFonts w:ascii="Carlito" w:eastAsia="Carlito" w:hAnsi="Carlito"/>
+                <w:color w:val="252525"/>
+                <w:sz w:val="18"/>
+              </w:rPr>
+              <w:t>3</w:t>
+            </w:r>
+          </w:p>
+        </w:tc>
+        <w:tc>
+          <w:tcPr>
+            <w:tcW w:w="2160" w:type="dxa"/>
+            <w:tcBorders>
+              <w:top w:val="single" w:sz="5" w:space="0" w:color="D7D9DE"/>
+              <w:left w:val="single" w:sz="5" w:space="0" w:color="D7D9DE"/>
+              <w:bottom w:val="single" w:sz="5" w:space="0" w:color="D7D9DE"/>
+              <w:right w:val="single" w:sz="5" w:space="0" w:color="D7D9DE"/>
+            </w:tcBorders>
+            <w:tcMar>
+              <w:top w:w="55" w:type="dxa"/>
+              <w:left w:w="70" w:type="dxa"/>
+              <w:bottom w:w="55" w:type="dxa"/>
+              <w:right w:w="70" w:type="dxa"/>
+            </w:tcMar>
+            <w:vAlign w:val="center"/>
+          </w:tcPr>
+          <w:p>
+            <w:pPr>
+              <w:spacing w:after="0" w:line="240" w:lineRule="auto"/>
+              <w:jc w:val="center"/>
+            </w:pPr>
+            <w:r>
+              <w:rPr>
+                <w:rFonts w:ascii="Carlito" w:eastAsia="Carlito" w:hAnsi="Carlito"/>
+                <w:color w:val="252525"/>
+                <w:sz w:val="18"/>
+              </w:rPr>
+              <w:t>Returned</w:t>
+            </w:r>
+          </w:p>
+        </w:tc>
+        <w:tc>
+          <w:tcPr>
+            <w:tcW w:w="2232" w:type="dxa"/>
+            <w:tcBorders>
+              <w:top w:val="single" w:sz="5" w:space="0" w:color="D7D9DE"/>
+              <w:left w:val="single" w:sz="5" w:space="0" w:color="D7D9DE"/>
+              <w:bottom w:val="single" w:sz="5" w:space="0" w:color="D7D9DE"/>
+              <w:right w:val="single" w:sz="5" w:space="0" w:color="D7D9DE"/>
+            </w:tcBorders>
+            <w:tcMar>
+              <w:top w:w="55" w:type="dxa"/>
+              <w:left w:w="70" w:type="dxa"/>
+              <w:bottom w:w="55" w:type="dxa"/>
+              <w:right w:w="70" w:type="dxa"/>
+            </w:tcMar>
+            <w:vAlign w:val="center"/>
+          </w:tcPr>
+          <w:p>
+            <w:pPr>
+              <w:spacing w:after="0" w:line="240" w:lineRule="auto"/>
+              <w:jc w:val="center"/>
+            </w:pPr>
+            <w:r>
+              <w:rPr>
+                <w:rFonts w:ascii="Carlito" w:eastAsia="Carlito" w:hAnsi="Carlito"/>
+                <w:color w:val="252525"/>
+                <w:sz w:val="18"/>
+              </w:rPr>
+              <w:t>10:05</w:t>
+            </w:r>
+          </w:p>
+        </w:tc>
+      </w:tr>
+    </w:tbl>
+    <w:p>
+      <w:pPr>
+        <w:pStyle w:val="ReportBody"/>
+      </w:pPr>
+      <w:r>
+        <w:t>The first run inserts 7001 and 7002 and updates 7003. Reprocessing the same window does not add a fourth target row because LoanID is unique. Assigning the same values again leaves the final state unchanged, which is the practical meaning of idempotency for this load.</w:t>
+      </w:r>
+    </w:p>
+    <w:p>
+      <w:pPr>
+        <w:pStyle w:val="ReportSubheading"/>
+      </w:pPr>
+      <w:r>
+        <w:t>Failure test</w:t>
+      </w:r>
+    </w:p>
+    <w:tbl>
+      <w:tblPr>
+        <w:tblW w:w="0" w:type="auto"/>
+        <w:jc w:val="center"/>
+        <w:tblLayout w:type="fixed"/>
+        <w:tblLook w:val="04A0" w:firstRow="1" w:lastRow="0" w:firstColumn="1" w:lastColumn="0" w:noHBand="0" w:noVBand="1"/>
+      </w:tblPr>
+      <w:tblGrid>
+        <w:gridCol w:w="3024"/>
+        <w:gridCol w:w="6912"/>
+      </w:tblGrid>
+      <w:tr>
+        <w:trPr>
+          <w:cantSplit/>
+          <w:tblHeader/>
+          <w:jc w:val="center"/>
+        </w:trPr>
+        <w:tc>
+          <w:tcPr>
+            <w:tcW w:w="3024" w:type="dxa"/>
+            <w:tcBorders>
+              <w:top w:val="single" w:sz="5" w:space="0" w:color="D7D9DE"/>
+              <w:left w:val="single" w:sz="5" w:space="0" w:color="D7D9DE"/>
+              <w:bottom w:val="single" w:sz="5" w:space="0" w:color="D7D9DE"/>
+              <w:right w:val="single" w:sz="5" w:space="0" w:color="D7D9DE"/>
+            </w:tcBorders>
+            <w:tcMar>
+              <w:top w:w="55" w:type="dxa"/>
+              <w:left w:w="70" w:type="dxa"/>
+              <w:bottom w:w="55" w:type="dxa"/>
+              <w:right w:w="70" w:type="dxa"/>
+            </w:tcMar>
+            <w:vAlign w:val="center"/>
+          </w:tcPr>
+          <w:p>
+            <w:pPr>
+              <w:spacing w:after="0" w:line="240" w:lineRule="auto"/>
+              <w:jc w:val="center"/>
+            </w:pPr>
+            <w:r>
+              <w:rPr>
+                <w:rFonts w:ascii="Carlito" w:eastAsia="Carlito" w:hAnsi="Carlito"/>
+                <w:b/>
+                <w:color w:val="1C1C1C"/>
+                <w:sz w:val="19"/>
+              </w:rPr>
+              <w:t>Failure point</w:t>
+            </w:r>
+          </w:p>
+        </w:tc>
+        <w:tc>
+          <w:tcPr>
+            <w:tcW w:w="6912" w:type="dxa"/>
+            <w:tcBorders>
+              <w:top w:val="single" w:sz="5" w:space="0" w:color="D7D9DE"/>
+              <w:left w:val="single" w:sz="5" w:space="0" w:color="D7D9DE"/>
+              <w:bottom w:val="single" w:sz="5" w:space="0" w:color="D7D9DE"/>
+              <w:right w:val="single" w:sz="5" w:space="0" w:color="D7D9DE"/>
+            </w:tcBorders>
+            <w:tcMar>
+              <w:top w:w="55" w:type="dxa"/>
+              <w:left w:w="70" w:type="dxa"/>
+              <w:bottom w:w="55" w:type="dxa"/>
+              <w:right w:w="70" w:type="dxa"/>
+            </w:tcMar>
+            <w:vAlign w:val="center"/>
+          </w:tcPr>
+          <w:p>
+            <w:pPr>
+              <w:spacing w:after="0" w:line="240" w:lineRule="auto"/>
+              <w:jc w:val="center"/>
+            </w:pPr>
+            <w:r>
+              <w:rPr>
+                <w:rFonts w:ascii="Carlito" w:eastAsia="Carlito" w:hAnsi="Carlito"/>
+                <w:b/>
+                <w:color w:val="1C1C1C"/>
+                <w:sz w:val="19"/>
+              </w:rPr>
+              <w:t>Expected recovery</w:t>
+            </w:r>
+          </w:p>
+        </w:tc>
+      </w:tr>
+      <w:tr>
+        <w:trPr>
+          <w:cantSplit/>
+          <w:jc w:val="center"/>
+        </w:trPr>
+        <w:tc>
+          <w:tcPr>
+            <w:tcW w:w="3024" w:type="dxa"/>
+            <w:tcBorders>
+              <w:top w:val="single" w:sz="5" w:space="0" w:color="D7D9DE"/>
+              <w:left w:val="single" w:sz="5" w:space="0" w:color="D7D9DE"/>
+              <w:bottom w:val="single" w:sz="5" w:space="0" w:color="D7D9DE"/>
+              <w:right w:val="single" w:sz="5" w:space="0" w:color="D7D9DE"/>
+            </w:tcBorders>
+            <w:tcMar>
+              <w:top w:w="55" w:type="dxa"/>
+              <w:left w:w="70" w:type="dxa"/>
+              <w:bottom w:w="55" w:type="dxa"/>
+              <w:right w:w="70" w:type="dxa"/>
+            </w:tcMar>
+            <w:vAlign w:val="center"/>
+          </w:tcPr>
+          <w:p>
+            <w:pPr>
+              <w:spacing w:after="0" w:line="240" w:lineRule="auto"/>
+            </w:pPr>
+            <w:r>
+              <w:rPr>
+                <w:rFonts w:ascii="Carlito" w:eastAsia="Carlito" w:hAnsi="Carlito"/>
+                <w:color w:val="252525"/>
+                <w:sz w:val="18"/>
+              </w:rPr>
+              <w:t>Before COMMIT</w:t>
+            </w:r>
+          </w:p>
+        </w:tc>
+        <w:tc>
+          <w:tcPr>
+            <w:tcW w:w="6912" w:type="dxa"/>
+            <w:tcBorders>
+              <w:top w:val="single" w:sz="5" w:space="0" w:color="D7D9DE"/>
+              <w:left w:val="single" w:sz="5" w:space="0" w:color="D7D9DE"/>
+              <w:bottom w:val="single" w:sz="5" w:space="0" w:color="D7D9DE"/>
+              <w:right w:val="single" w:sz="5" w:space="0" w:color="D7D9DE"/>
+            </w:tcBorders>
+            <w:tcMar>
+              <w:top w:w="55" w:type="dxa"/>
+              <w:left w:w="70" w:type="dxa"/>
+              <w:bottom w:w="55" w:type="dxa"/>
+              <w:right w:w="70" w:type="dxa"/>
+            </w:tcMar>
+            <w:vAlign w:val="center"/>
+          </w:tcPr>
+          <w:p>
+            <w:pPr>
+              <w:spacing w:after="0" w:line="240" w:lineRule="auto"/>
+            </w:pPr>
+            <w:r>
+              <w:rPr>
+                <w:rFonts w:ascii="Carlito" w:eastAsia="Carlito" w:hAnsi="Carlito"/>
+                <w:color w:val="252525"/>
+                <w:sz w:val="18"/>
+              </w:rPr>
+              <w:t>ROLLBACK removes both target changes and the watermark update.</w:t>
+            </w:r>
+          </w:p>
+        </w:tc>
+      </w:tr>
+      <w:tr>
+        <w:trPr>
+          <w:cantSplit/>
+          <w:jc w:val="center"/>
+        </w:trPr>
+        <w:tc>
+          <w:tcPr>
+            <w:tcW w:w="3024" w:type="dxa"/>
+            <w:tcBorders>
+              <w:top w:val="single" w:sz="5" w:space="0" w:color="D7D9DE"/>
+              <w:left w:val="single" w:sz="5" w:space="0" w:color="D7D9DE"/>
+              <w:bottom w:val="single" w:sz="5" w:space="0" w:color="D7D9DE"/>
+              <w:right w:val="single" w:sz="5" w:space="0" w:color="D7D9DE"/>
+            </w:tcBorders>
+            <w:tcMar>
+              <w:top w:w="55" w:type="dxa"/>
+              <w:left w:w="70" w:type="dxa"/>
+              <w:bottom w:w="55" w:type="dxa"/>
+              <w:right w:w="70" w:type="dxa"/>
+            </w:tcMar>
+            <w:vAlign w:val="center"/>
+          </w:tcPr>
+          <w:p>
+            <w:pPr>
+              <w:spacing w:after="0" w:line="240" w:lineRule="auto"/>
+            </w:pPr>
+            <w:r>
+              <w:rPr>
+                <w:rFonts w:ascii="Carlito" w:eastAsia="Carlito" w:hAnsi="Carlito"/>
+                <w:color w:val="252525"/>
+                <w:sz w:val="18"/>
+              </w:rPr>
+              <w:t>After COMMIT</w:t>
+            </w:r>
+          </w:p>
+        </w:tc>
+        <w:tc>
+          <w:tcPr>
+            <w:tcW w:w="6912" w:type="dxa"/>
+            <w:tcBorders>
+              <w:top w:val="single" w:sz="5" w:space="0" w:color="D7D9DE"/>
+              <w:left w:val="single" w:sz="5" w:space="0" w:color="D7D9DE"/>
+              <w:bottom w:val="single" w:sz="5" w:space="0" w:color="D7D9DE"/>
+              <w:right w:val="single" w:sz="5" w:space="0" w:color="D7D9DE"/>
+            </w:tcBorders>
+            <w:tcMar>
+              <w:top w:w="55" w:type="dxa"/>
+              <w:left w:w="70" w:type="dxa"/>
+              <w:bottom w:w="55" w:type="dxa"/>
+              <w:right w:w="70" w:type="dxa"/>
+            </w:tcMar>
+            <w:vAlign w:val="center"/>
+          </w:tcPr>
+          <w:p>
+            <w:pPr>
+              <w:spacing w:after="0" w:line="240" w:lineRule="auto"/>
+            </w:pPr>
+            <w:r>
+              <w:rPr>
+                <w:rFonts w:ascii="Carlito" w:eastAsia="Carlito" w:hAnsi="Carlito"/>
+                <w:color w:val="252525"/>
+                <w:sz w:val="18"/>
+              </w:rPr>
+              <w:t>Target and watermark are already consistent; the next overlap is safe.</w:t>
+            </w:r>
+          </w:p>
+        </w:tc>
+      </w:tr>
+      <w:tr>
+        <w:trPr>
+          <w:cantSplit/>
+          <w:jc w:val="center"/>
+        </w:trPr>
+        <w:tc>
+          <w:tcPr>
+            <w:tcW w:w="3024" w:type="dxa"/>
+            <w:tcBorders>
+              <w:top w:val="single" w:sz="5" w:space="0" w:color="D7D9DE"/>
+              <w:left w:val="single" w:sz="5" w:space="0" w:color="D7D9DE"/>
+              <w:bottom w:val="single" w:sz="5" w:space="0" w:color="D7D9DE"/>
+              <w:right w:val="single" w:sz="5" w:space="0" w:color="D7D9DE"/>
+            </w:tcBorders>
+            <w:tcMar>
+              <w:top w:w="55" w:type="dxa"/>
+              <w:left w:w="70" w:type="dxa"/>
+              <w:bottom w:w="55" w:type="dxa"/>
+              <w:right w:w="70" w:type="dxa"/>
+            </w:tcMar>
+            <w:vAlign w:val="center"/>
+          </w:tcPr>
+          <w:p>
+            <w:pPr>
+              <w:spacing w:after="0" w:line="240" w:lineRule="auto"/>
+            </w:pPr>
+            <w:r>
+              <w:rPr>
+                <w:rFonts w:ascii="Carlito" w:eastAsia="Carlito" w:hAnsi="Carlito"/>
+                <w:color w:val="252525"/>
+                <w:sz w:val="18"/>
+              </w:rPr>
+              <w:t>Late row inside overlap</w:t>
+            </w:r>
+          </w:p>
+        </w:tc>
+        <w:tc>
+          <w:tcPr>
+            <w:tcW w:w="6912" w:type="dxa"/>
+            <w:tcBorders>
+              <w:top w:val="single" w:sz="5" w:space="0" w:color="D7D9DE"/>
+              <w:left w:val="single" w:sz="5" w:space="0" w:color="D7D9DE"/>
+              <w:bottom w:val="single" w:sz="5" w:space="0" w:color="D7D9DE"/>
+              <w:right w:val="single" w:sz="5" w:space="0" w:color="D7D9DE"/>
+            </w:tcBorders>
+            <w:tcMar>
+              <w:top w:w="55" w:type="dxa"/>
+              <w:left w:w="70" w:type="dxa"/>
+              <w:bottom w:w="55" w:type="dxa"/>
+              <w:right w:w="70" w:type="dxa"/>
+            </w:tcMar>
+            <w:vAlign w:val="center"/>
+          </w:tcPr>
+          <w:p>
+            <w:pPr>
+              <w:spacing w:after="0" w:line="240" w:lineRule="auto"/>
+            </w:pPr>
+            <w:r>
+              <w:rPr>
+                <w:rFonts w:ascii="Carlito" w:eastAsia="Carlito" w:hAnsi="Carlito"/>
+                <w:color w:val="252525"/>
+                <w:sz w:val="18"/>
+              </w:rPr>
+              <w:t>The next batch reads it and the upsert inserts or updates it.</w:t>
+            </w:r>
+          </w:p>
+        </w:tc>
+      </w:tr>
+    </w:tbl>
+    <w:p>
+      <w:pPr>
+        <w:pStyle w:val="ReportBody"/>
+      </w:pPr>
+      <w:r>
+        <w:t>START TRANSACTION, COMMIT and ROLLBACK provide the atomic boundary when these tables are on the same transactional MySQL system [3]. The error handler in a stored procedure should set the run status to FAILED outside the rolled-back work or in a separate audit mechanism.</w:t>
+      </w:r>
+    </w:p>
+    <w:p>
+      <w:pPr>
+        <w:spacing w:after="0"/>
+      </w:pPr>
+      <w:r>
+        <w:br w:type="page"/>
+      </w:r>
+    </w:p>
+    <w:p>
+      <w:pPr>
+        <w:pStyle w:val="ReportHeading"/>
+        <w:pBdr>
+          <w:bottom w:val="single" w:sz="10" w:space="2" w:color="8ED14B"/>
+        </w:pBdr>
+      </w:pPr>
+      <w:r>
+        <w:t>6. Operational checks and limitations</w:t>
+      </w:r>
+    </w:p>
+    <w:p>
+      <w:pPr>
+        <w:pStyle w:val="ReportBullet"/>
+        <w:ind w:left="360" w:hanging="216"/>
+      </w:pPr>
+      <w:r>
+        <w:rPr>
+          <w:b/>
+          <w:color w:val="5D8F2B"/>
+          <w:sz w:val="22"/>
+        </w:rPr>
+        <w:t xml:space="preserve">• </w:t>
+      </w:r>
+      <w:r>
+        <w:rPr>
+          <w:sz w:val="22"/>
+        </w:rPr>
+        <w:t>Duplicate check: GROUP BY LoanID HAVING COUNT(*) &gt; 1 must return no rows.</w:t>
+      </w:r>
+    </w:p>
+    <w:p>
+      <w:pPr>
+        <w:pStyle w:val="ReportBullet"/>
+        <w:ind w:left="360" w:hanging="216"/>
+      </w:pPr>
+      <w:r>
+        <w:rPr>
+          <w:b/>
+          <w:color w:val="5D8F2B"/>
+          <w:sz w:val="22"/>
+        </w:rPr>
+        <w:t xml:space="preserve">• </w:t>
+      </w:r>
+      <w:r>
+        <w:rPr>
+          <w:sz w:val="22"/>
+        </w:rPr>
+        <w:t>Freshness check: compare the target maximum SourceUpdatedAt with the last successful batch boundary.</w:t>
+      </w:r>
+    </w:p>
+    <w:p>
+      <w:pPr>
+        <w:pStyle w:val="ReportBullet"/>
+        <w:ind w:left="360" w:hanging="216"/>
+      </w:pPr>
+      <w:r>
+        <w:rPr>
+          <w:b/>
+          <w:color w:val="5D8F2B"/>
+          <w:sz w:val="22"/>
+        </w:rPr>
+        <w:t xml:space="preserve">• </w:t>
+      </w:r>
+      <w:r>
+        <w:rPr>
+          <w:sz w:val="22"/>
+        </w:rPr>
+        <w:t>Reconciliation: record staged, inserted and updated counts for every run and investigate unexplained changes.</w:t>
+      </w:r>
+    </w:p>
+    <w:p>
+      <w:pPr>
+        <w:pStyle w:val="ReportBullet"/>
+        <w:ind w:left="360" w:hanging="216"/>
+      </w:pPr>
+      <w:r>
+        <w:rPr>
+          <w:b/>
+          <w:color w:val="5D8F2B"/>
+          <w:sz w:val="22"/>
+        </w:rPr>
+        <w:t xml:space="preserve">• </w:t>
+      </w:r>
+      <w:r>
+        <w:rPr>
+          <w:sz w:val="22"/>
+        </w:rPr>
+        <w:t>Recovery drill: force an error before COMMIT and prove that the next run reaches the same final state.</w:t>
+      </w:r>
+    </w:p>
+    <w:p>
+      <w:pPr>
+        <w:pStyle w:val="ReportBody"/>
+      </w:pPr>
+      <w:r>
+        <w:t>The overlap window is a safety margin, not a complete solution for arbitrarily late data. Rows arriving more than five minutes late need a periodic backfill or a proper change-data-capture stream. Source deletions also require a tombstone or active flag. If source and target are on different systems, one MySQL transaction cannot cover both; idempotent writes, durable batch logs and a replayable extract become even more important.</w:t>
+      </w:r>
+    </w:p>
+    <w:p>
+      <w:pPr>
+        <w:pStyle w:val="ReportHeading"/>
+        <w:pBdr>
+          <w:bottom w:val="single" w:sz="10" w:space="2" w:color="8ED14B"/>
+        </w:pBdr>
+      </w:pPr>
+      <w:r>
+        <w:t>7. Conclusion</w:t>
+      </w:r>
+    </w:p>
+    <w:p>
+      <w:pPr>
+        <w:pStyle w:val="ReportBody"/>
+      </w:pPr>
+      <w:r>
+        <w:t>A reliable incremental load is defined by its restart behaviour, not only by how few rows it reads. The fixed batch boundary makes the extract deterministic, the overlap protects against small visibility delays, deduplication selects one version per loan, the unique key makes the upsert rerunnable, and the transaction prevents the watermark from moving ahead of the data.</w:t>
+      </w:r>
+    </w:p>
+    <w:p>
+      <w:pPr>
+        <w:pStyle w:val="ReportBody"/>
+      </w:pPr>
+      <w:r>
+        <w:t>For Green Grass Library, this pattern would support frequent updates when open loans are later returned or marked lost. The same design can be extended to members and book copies as long as each source record has a stable key and a trustworthy change timestamp.</w:t>
+      </w:r>
+    </w:p>
+    <w:p>
+      <w:pPr>
+        <w:pStyle w:val="ReportSubheading"/>
+      </w:pPr>
+      <w:r>
+        <w:t>What I would demonstrate in the interview</w:t>
+      </w:r>
+    </w:p>
+    <w:p>
+      <w:pPr>
+        <w:pStyle w:val="ReportBullet"/>
+        <w:ind w:left="360" w:hanging="216"/>
+      </w:pPr>
+      <w:r>
+        <w:rPr>
+          <w:b/>
+          <w:color w:val="5D8F2B"/>
+          <w:sz w:val="21"/>
+        </w:rPr>
+        <w:t xml:space="preserve">• </w:t>
+      </w:r>
+      <w:r>
+        <w:rPr>
+          <w:sz w:val="21"/>
+        </w:rPr>
+        <w:t>Run the batch twice and show that the target row count does not increase on the retry.</w:t>
+      </w:r>
+    </w:p>
+    <w:p>
+      <w:pPr>
+        <w:pStyle w:val="ReportBullet"/>
+        <w:ind w:left="360" w:hanging="216"/>
+      </w:pPr>
+      <w:r>
+        <w:rPr>
+          <w:b/>
+          <w:color w:val="5D8F2B"/>
+          <w:sz w:val="21"/>
+        </w:rPr>
+        <w:t xml:space="preserve">• </w:t>
+      </w:r>
+      <w:r>
+        <w:rPr>
+          <w:sz w:val="21"/>
+        </w:rPr>
+        <w:t>Force a rollback before the watermark update and rerun successfully.</w:t>
+      </w:r>
+    </w:p>
+    <w:p>
+      <w:pPr>
+        <w:pStyle w:val="ReportBullet"/>
+        <w:ind w:left="360" w:hanging="216"/>
+      </w:pPr>
+      <w:r>
+        <w:rPr>
+          <w:b/>
+          <w:color w:val="5D8F2B"/>
+          <w:sz w:val="21"/>
+        </w:rPr>
+        <w:t xml:space="preserve">• </w:t>
+      </w:r>
+      <w:r>
+        <w:rPr>
+          <w:sz w:val="21"/>
+        </w:rPr>
+        <w:t>Explain why batch_end</w:t>
+      </w:r>
+      <w:r>
+        <w:rPr>
+          <w:sz w:val="21"/>
+        </w:rPr>
+        <w:t xml:space="preserve"> is fixed before the source query and why the watermark advances last.</w:t>
+      </w:r>
+    </w:p>
+    <w:p>
+      <w:pPr>
+        <w:pStyle w:val="ReportSubheading"/>
+      </w:pPr>
+      <w:r>
+        <w:t>References</w:t>
+      </w:r>
+    </w:p>
+    <w:p>
+      <w:pPr>
+        <w:pStyle w:val="ReportReference"/>
+      </w:pPr>
+      <w:r>
+        <w:rPr>
+          <w:sz w:val="18"/>
+        </w:rPr>
+        <w:t>[1] Oracle. (2026). MySQL 8.4 Reference Manual: Locking Reads. https://dev.mysql.com/doc/refman/8.4/en/innodb-locking-reads.html</w:t>
+      </w:r>
+    </w:p>
+    <w:p>
+      <w:pPr>
+        <w:pStyle w:val="ReportReference"/>
+      </w:pPr>
+      <w:r>
+        <w:rPr>
+          <w:sz w:val="18"/>
+        </w:rPr>
+        <w:t>[2] Oracle. (2026). MySQL 8.4 Reference Manual: INSERT ... ON DUPLICATE KEY UPDATE. https://dev.mysql.com/doc/refman/8.4/en/insert-on-duplicate.html</w:t>
+      </w:r>
+    </w:p>
+    <w:p>
+      <w:pPr>
+        <w:pStyle w:val="ReportReference"/>
+      </w:pPr>
+      <w:r>
+        <w:rPr>
+          <w:sz w:val="18"/>
+        </w:rPr>
+        <w:t>[3] Oracle. (2026). MySQL 8.4 Reference Manual: START TRANSACTION, COMMIT, and ROLLBACK. https://dev.mysql.com/doc/refman/8.4/en/commit.html</w:t>
+      </w:r>
+    </w:p>
+    <w:p>
+      <w:pPr>
+        <w:pStyle w:val="ReportReference"/>
+      </w:pPr>
+      <w:r>
+        <w:rPr>
+          <w:sz w:val="18"/>
+        </w:rPr>
+        <w:t>[4] Singapore Polytechnic. (2026). ST1501 Data Engineering CA2 Specification, 2026/2027 Semester 1.</w:t>
+      </w:r>
+    </w:p>
+    <w:sectPr>
+      <w:headerReference w:type="even" r:id="rId11"/>
+      <w:headerReference w:type="default" r:id="rId12"/>
+      <w:footerReference w:type="default" r:id="rId13"/>
+      <w:headerReference w:type="first" r:id="rId14"/>
+      <w:pgSz w:w="11909" w:h="16834" w:code="9"/>
+      <w:pgMar w:top="1440" w:right="1080" w:bottom="1440" w:left="1080" w:header="720" w:footer="720" w:gutter="0"/>
+      <w:pgNumType w:start="0"/>
+      <w:cols w:space="720"/>
+      <w:titlePg/>
+      <w:docGrid w:linePitch="272"/>
+    </w:sectPr>
+  </w:body>
+</w:document>
 </file>
 
 <file path=word/endnotes.xml><?xml version="1.0" encoding="utf-8"?>
@@ -35,6 +6635,7 @@
         <w:docPartUnique/>
       </w:docPartObj>
     </w:sdtPr>
+    <w:sdtEndPr/>
     <w:sdtContent>
       <w:p>
         <w:pPr>
@@ -7528,19 +14129,19 @@
 </file>
 
 <file path=customXml/item1.xml><?xml version="1.0" encoding="utf-8"?>
-<?mso-contentType ?>
-<FormTemplates xmlns="http://schemas.microsoft.com/sharepoint/v3/contenttype/forms">
-  <Display>DocumentLibraryForm</Display>
-  <Edit>DocumentLibraryForm</Edit>
-  <New>DocumentLibraryForm</New>
-</FormTemplates>
+<p:properties xmlns:p="http://schemas.microsoft.com/office/2006/metadata/properties" xmlns:xsi="http://www.w3.org/2001/XMLSchema-instance" xmlns:pc="http://schemas.microsoft.com/office/infopath/2007/PartnerControls">
+  <documentManagement>
+    <_ip_UnifiedCompliancePolicyUIAction xmlns="http://schemas.microsoft.com/sharepoint/v3" xsi:nil="true"/>
+    <lcf76f155ced4ddcb4097134ff3c332f xmlns="72f5c66d-4f9b-4523-9c59-0147434cba56">
+      <Terms xmlns="http://schemas.microsoft.com/office/infopath/2007/PartnerControls"/>
+    </lcf76f155ced4ddcb4097134ff3c332f>
+    <TaxCatchAll xmlns="d5671106-6e7e-4942-8aee-9bcd5dd7e66b" xsi:nil="true"/>
+    <_ip_UnifiedCompliancePolicyProperties xmlns="http://schemas.microsoft.com/sharepoint/v3" xsi:nil="true"/>
+  </documentManagement>
+</p:properties>
 </file>
 
 <file path=customXml/item2.xml><?xml version="1.0" encoding="utf-8"?>
-<b:Sources xmlns:b="http://schemas.openxmlformats.org/officeDocument/2006/bibliography" xmlns="http://schemas.openxmlformats.org/officeDocument/2006/bibliography" SelectedStyle="\MLA.XSL" StyleName="MLA"/>
-</file>
-
-<file path=customXml/item3.xml><?xml version="1.0" encoding="utf-8"?>
 <ct:contentTypeSchema xmlns:ct="http://schemas.microsoft.com/office/2006/metadata/contentType" xmlns:ma="http://schemas.microsoft.com/office/2006/metadata/properties/metaAttributes" ct:_="" ma:_="" ma:contentTypeName="Document" ma:contentTypeID="0x01010088CE47F754C76E4E816A66E05339225A" ma:contentTypeVersion="13" ma:contentTypeDescription="Create a new document." ma:contentTypeScope="" ma:versionID="076a7d54fdb0b635cd2e2f75f54c1b16">
   <xsd:schema xmlns:xsd="http://www.w3.org/2001/XMLSchema" xmlns:xs="http://www.w3.org/2001/XMLSchema" xmlns:p="http://schemas.microsoft.com/office/2006/metadata/properties" xmlns:ns1="http://schemas.microsoft.com/sharepoint/v3" xmlns:ns2="72f5c66d-4f9b-4523-9c59-0147434cba56" xmlns:ns3="d5671106-6e7e-4942-8aee-9bcd5dd7e66b" targetNamespace="http://schemas.microsoft.com/office/2006/metadata/properties" ma:root="true" ma:fieldsID="733d59cbe7e7cf634dfb746df9f4de01" ns1:_="" ns2:_="" ns3:_="">
     <xsd:import namespace="http://schemas.microsoft.com/sharepoint/v3"/>
@@ -7752,36 +14353,32 @@
 </ct:contentTypeSchema>
 </file>
 
+<file path=customXml/item3.xml><?xml version="1.0" encoding="utf-8"?>
+<b:Sources xmlns:b="http://schemas.openxmlformats.org/officeDocument/2006/bibliography" xmlns="http://schemas.openxmlformats.org/officeDocument/2006/bibliography" SelectedStyle="\MLA.XSL" StyleName="MLA"/>
+</file>
+
 <file path=customXml/item4.xml><?xml version="1.0" encoding="utf-8"?>
-<p:properties xmlns:p="http://schemas.microsoft.com/office/2006/metadata/properties" xmlns:xsi="http://www.w3.org/2001/XMLSchema-instance" xmlns:pc="http://schemas.microsoft.com/office/infopath/2007/PartnerControls">
-  <documentManagement>
-    <_ip_UnifiedCompliancePolicyUIAction xmlns="http://schemas.microsoft.com/sharepoint/v3" xsi:nil="true"/>
-    <lcf76f155ced4ddcb4097134ff3c332f xmlns="72f5c66d-4f9b-4523-9c59-0147434cba56">
-      <Terms xmlns="http://schemas.microsoft.com/office/infopath/2007/PartnerControls"/>
-    </lcf76f155ced4ddcb4097134ff3c332f>
-    <TaxCatchAll xmlns="d5671106-6e7e-4942-8aee-9bcd5dd7e66b" xsi:nil="true"/>
-    <_ip_UnifiedCompliancePolicyProperties xmlns="http://schemas.microsoft.com/sharepoint/v3" xsi:nil="true"/>
-  </documentManagement>
-</p:properties>
+<?mso-contentType ?>
+<FormTemplates xmlns="http://schemas.microsoft.com/sharepoint/v3/contenttype/forms">
+  <Display>DocumentLibraryForm</Display>
+  <Edit>DocumentLibraryForm</Edit>
+  <New>DocumentLibraryForm</New>
+</FormTemplates>
 </file>
 
 <file path=customXml/itemProps1.xml><?xml version="1.0" encoding="utf-8"?>
-<ds:datastoreItem xmlns:ds="http://schemas.openxmlformats.org/officeDocument/2006/customXml" ds:itemID="{C793F174-B33D-4AAE-9E3B-9A362A6F4892}">
+<ds:datastoreItem xmlns:ds="http://schemas.openxmlformats.org/officeDocument/2006/customXml" ds:itemID="{2FE68222-D1D7-4405-9D8B-445901EEA94E}">
   <ds:schemaRefs>
-    <ds:schemaRef ds:uri="http://schemas.microsoft.com/sharepoint/v3/contenttype/forms"/>
+    <ds:schemaRef ds:uri="http://schemas.microsoft.com/office/2006/metadata/properties"/>
+    <ds:schemaRef ds:uri="http://schemas.microsoft.com/office/infopath/2007/PartnerControls"/>
+    <ds:schemaRef ds:uri="http://schemas.microsoft.com/sharepoint/v3"/>
+    <ds:schemaRef ds:uri="72f5c66d-4f9b-4523-9c59-0147434cba56"/>
+    <ds:schemaRef ds:uri="d5671106-6e7e-4942-8aee-9bcd5dd7e66b"/>
   </ds:schemaRefs>
 </ds:datastoreItem>
 </file>
 
 <file path=customXml/itemProps2.xml><?xml version="1.0" encoding="utf-8"?>
-<ds:datastoreItem xmlns:ds="http://schemas.openxmlformats.org/officeDocument/2006/customXml" ds:itemID="{6A404842-743E-4BBC-99A7-70A911F17733}">
-  <ds:schemaRefs>
-    <ds:schemaRef ds:uri="http://schemas.openxmlformats.org/officeDocument/2006/bibliography"/>
-  </ds:schemaRefs>
-</ds:datastoreItem>
-</file>
-
-<file path=customXml/itemProps3.xml><?xml version="1.0" encoding="utf-8"?>
 <ds:datastoreItem xmlns:ds="http://schemas.openxmlformats.org/officeDocument/2006/customXml" ds:itemID="{77819383-3D86-46CF-A5E7-D6F9C756A7E0}">
   <ds:schemaRefs>
     <ds:schemaRef ds:uri="http://schemas.microsoft.com/office/2006/metadata/contentType"/>
@@ -7801,14 +14398,18 @@
 </ds:datastoreItem>
 </file>
 
+<file path=customXml/itemProps3.xml><?xml version="1.0" encoding="utf-8"?>
+<ds:datastoreItem xmlns:ds="http://schemas.openxmlformats.org/officeDocument/2006/customXml" ds:itemID="{6A404842-743E-4BBC-99A7-70A911F17733}">
+  <ds:schemaRefs>
+    <ds:schemaRef ds:uri="http://schemas.openxmlformats.org/officeDocument/2006/bibliography"/>
+  </ds:schemaRefs>
+</ds:datastoreItem>
+</file>
+
 <file path=customXml/itemProps4.xml><?xml version="1.0" encoding="utf-8"?>
-<ds:datastoreItem xmlns:ds="http://schemas.openxmlformats.org/officeDocument/2006/customXml" ds:itemID="{2FE68222-D1D7-4405-9D8B-445901EEA94E}">
+<ds:datastoreItem xmlns:ds="http://schemas.openxmlformats.org/officeDocument/2006/customXml" ds:itemID="{C793F174-B33D-4AAE-9E3B-9A362A6F4892}">
   <ds:schemaRefs>
-    <ds:schemaRef ds:uri="http://schemas.microsoft.com/office/2006/metadata/properties"/>
-    <ds:schemaRef ds:uri="http://schemas.microsoft.com/office/infopath/2007/PartnerControls"/>
-    <ds:schemaRef ds:uri="http://schemas.microsoft.com/sharepoint/v3"/>
-    <ds:schemaRef ds:uri="72f5c66d-4f9b-4523-9c59-0147434cba56"/>
-    <ds:schemaRef ds:uri="d5671106-6e7e-4942-8aee-9bcd5dd7e66b"/>
+    <ds:schemaRef ds:uri="http://schemas.microsoft.com/sharepoint/v3/contenttype/forms"/>
   </ds:schemaRefs>
 </ds:datastoreItem>
 </file>